--- a/public/reports/LR21_template.docx
+++ b/public/reports/LR21_template.docx
@@ -7337,7 +7337,7 @@
           <w:szCs w:val="20"/>
           <w:color w:val="000000"/>
         </w:rPr>
-        <w:t>Удалите серые подсказки, проверьте подписи и читаемость доказательств. Сохраните один файл: Фамилия_Группа_МДК0402_ЛР21.docx. Затем прикрепите его к заданию лабораторной работы № 21 в Moodle и убедитесь, что отправка завершена.</w:t>
+        <w:t>Удалите серые подсказки, проверьте подписи и читаемость доказательств. Сохраните один файл: Фамилия_Группа_МДК0402_ЛР21.docx. Затем перейдите в LMS, прикрепите его к заданию лабораторной работы № 21 и убедитесь, что отправка завершена.</w:t>
       </w:r>
     </w:p>
     <w:sectPr>

--- a/public/reports/LR21_template.docx
+++ b/public/reports/LR21_template.docx
@@ -2145,7 +2145,7 @@
                 <w:szCs w:val="19"/>
                 <w:color w:val="1C1C1C"/>
               </w:rPr>
-              <w:t>Компетенции</w:t>
+              <w:t>Максимальный балл</w:t>
             </w:r>
           </w:p>
         </w:tc>
@@ -2168,7 +2168,7 @@
                 <w:szCs w:val="19"/>
                 <w:color w:val="1C1C1C"/>
               </w:rPr>
-              <w:t>ОК 01, ПК 4.3, ПК 4.4</w:t>
+              <w:t>4</w:t>
             </w:r>
           </w:p>
         </w:tc>
@@ -2184,7 +2184,7 @@
           </w:tcPr>
           <w:p>
             <w:pPr>
-              <w:jc w:val="center"/>
+              <w:jc w:val="left"/>
               <w:spacing w:before="0" w:after="0" w:line="240" w:lineRule="auto"/>
               <w:keepLines/>
             </w:pPr>
@@ -2197,7 +2197,7 @@
                 <w:szCs w:val="19"/>
                 <w:color w:val="1C1C1C"/>
               </w:rPr>
-              <w:t>Максимальный балл</w:t>
+              <w:t>Предметная область</w:t>
             </w:r>
           </w:p>
         </w:tc>
@@ -2217,9 +2217,9 @@
                 <w:rFonts w:ascii="Times New Roman" w:hAnsi="Times New Roman" w:eastAsia="Times New Roman" w:cs="Times New Roman"/>
                 <w:sz w:val="19"/>
                 <w:szCs w:val="19"/>
-                <w:color w:val="1C1C1C"/>
-              </w:rPr>
-              <w:t>4</w:t>
+                <w:color w:val="77777F"/>
+              </w:rPr>
+              <w:t>[Укажите сквозной вариант SA01–SA30 и название]</w:t>
             </w:r>
           </w:p>
         </w:tc>

--- a/public/reports/LR21_template.docx
+++ b/public/reports/LR21_template.docx
@@ -6838,8 +6838,8 @@
                 <w:rFonts w:ascii="Times New Roman" w:hAnsi="Times New Roman" w:eastAsia="Times New Roman" w:cs="Times New Roman"/>
                 <w:b/>
                 <w:bCs/>
-                <w:sz w:val="18"/>
-                <w:szCs w:val="18"/>
+                <w:sz w:val="17"/>
+                <w:szCs w:val="17"/>
                 <w:color w:val="FFFFFF"/>
               </w:rPr>
               <w:t>Отметка</w:t>
@@ -6863,11 +6863,11 @@
                 <w:rFonts w:ascii="Times New Roman" w:hAnsi="Times New Roman" w:eastAsia="Times New Roman" w:cs="Times New Roman"/>
                 <w:b/>
                 <w:bCs/>
-                <w:sz w:val="18"/>
-                <w:szCs w:val="18"/>
+                <w:sz w:val="17"/>
+                <w:szCs w:val="17"/>
                 <w:color w:val="FFFFFF"/>
               </w:rPr>
-              <w:t>Контрольный вопрос</w:t>
+              <w:t>Проверяемое утверждение</w:t>
             </w:r>
           </w:p>
         </w:tc>
@@ -6888,8 +6888,8 @@
                 <w:rFonts w:ascii="Times New Roman" w:hAnsi="Times New Roman" w:eastAsia="Times New Roman" w:cs="Times New Roman"/>
                 <w:b/>
                 <w:bCs/>
-                <w:sz w:val="18"/>
-                <w:szCs w:val="18"/>
+                <w:sz w:val="17"/>
+                <w:szCs w:val="17"/>
                 <w:color w:val="FFFFFF"/>
               </w:rPr>
               <w:t>Комментарий</w:t>
@@ -6915,8 +6915,8 @@
             <w:r>
               <w:rPr>
                 <w:rFonts w:ascii="Times New Roman" w:hAnsi="Times New Roman" w:eastAsia="Times New Roman" w:cs="Times New Roman"/>
-                <w:sz w:val="18"/>
-                <w:szCs w:val="18"/>
+                <w:sz w:val="17"/>
+                <w:szCs w:val="17"/>
                 <w:color w:val="1C1C1C"/>
               </w:rPr>
               <w:t>☐</w:t>
@@ -6937,11 +6937,11 @@
             <w:r>
               <w:rPr>
                 <w:rFonts w:ascii="Times New Roman" w:hAnsi="Times New Roman" w:eastAsia="Times New Roman" w:cs="Times New Roman"/>
-                <w:sz w:val="18"/>
-                <w:szCs w:val="18"/>
+                <w:sz w:val="17"/>
+                <w:szCs w:val="17"/>
                 <w:color w:val="1C1C1C"/>
               </w:rPr>
-              <w:t>Каждый статус подтверждён E-ID?</w:t>
+              <w:t>Каждый статус чек-листа подтверждён конкретным E-ID.</w:t>
             </w:r>
           </w:p>
         </w:tc>
@@ -6959,8 +6959,8 @@
             <w:r>
               <w:rPr>
                 <w:rFonts w:ascii="Times New Roman" w:hAnsi="Times New Roman" w:eastAsia="Times New Roman" w:cs="Times New Roman"/>
-                <w:sz w:val="18"/>
-                <w:szCs w:val="18"/>
+                <w:sz w:val="17"/>
+                <w:szCs w:val="17"/>
                 <w:color w:val="77777F"/>
               </w:rPr>
               <w:t>[Примечание при необходимости]</w:t>
@@ -6987,8 +6987,8 @@
             <w:r>
               <w:rPr>
                 <w:rFonts w:ascii="Times New Roman" w:hAnsi="Times New Roman" w:eastAsia="Times New Roman" w:cs="Times New Roman"/>
-                <w:sz w:val="18"/>
-                <w:szCs w:val="18"/>
+                <w:sz w:val="17"/>
+                <w:szCs w:val="17"/>
                 <w:color w:val="1C1C1C"/>
               </w:rPr>
               <w:t>☐</w:t>
@@ -7010,11 +7010,11 @@
             <w:r>
               <w:rPr>
                 <w:rFonts w:ascii="Times New Roman" w:hAnsi="Times New Roman" w:eastAsia="Times New Roman" w:cs="Times New Roman"/>
-                <w:sz w:val="18"/>
-                <w:szCs w:val="18"/>
+                <w:sz w:val="17"/>
+                <w:szCs w:val="17"/>
                 <w:color w:val="1C1C1C"/>
               </w:rPr>
-              <w:t>Отсутствие доказательства не подменено нарушением?</w:t>
+              <w:t>Отсутствие доказательства не подменено подтверждённым нарушением.</w:t>
             </w:r>
           </w:p>
         </w:tc>
@@ -7033,8 +7033,8 @@
             <w:r>
               <w:rPr>
                 <w:rFonts w:ascii="Times New Roman" w:hAnsi="Times New Roman" w:eastAsia="Times New Roman" w:cs="Times New Roman"/>
-                <w:sz w:val="18"/>
-                <w:szCs w:val="18"/>
+                <w:sz w:val="17"/>
+                <w:szCs w:val="17"/>
                 <w:color w:val="77777F"/>
               </w:rPr>
               <w:t>[Примечание при необходимости]</w:t>
@@ -7060,8 +7060,8 @@
             <w:r>
               <w:rPr>
                 <w:rFonts w:ascii="Times New Roman" w:hAnsi="Times New Roman" w:eastAsia="Times New Roman" w:cs="Times New Roman"/>
-                <w:sz w:val="18"/>
-                <w:szCs w:val="18"/>
+                <w:sz w:val="17"/>
+                <w:szCs w:val="17"/>
                 <w:color w:val="1C1C1C"/>
               </w:rPr>
               <w:t>☐</w:t>
@@ -7082,11 +7082,11 @@
             <w:r>
               <w:rPr>
                 <w:rFonts w:ascii="Times New Roman" w:hAnsi="Times New Roman" w:eastAsia="Times New Roman" w:cs="Times New Roman"/>
-                <w:sz w:val="18"/>
-                <w:szCs w:val="18"/>
+                <w:sz w:val="17"/>
+                <w:szCs w:val="17"/>
                 <w:color w:val="1C1C1C"/>
               </w:rPr>
-              <w:t>Все критические требования перепроверены?</w:t>
+              <w:t>Все критические требования перепроверены.</w:t>
             </w:r>
           </w:p>
         </w:tc>
@@ -7104,8 +7104,8 @@
             <w:r>
               <w:rPr>
                 <w:rFonts w:ascii="Times New Roman" w:hAnsi="Times New Roman" w:eastAsia="Times New Roman" w:cs="Times New Roman"/>
-                <w:sz w:val="18"/>
-                <w:szCs w:val="18"/>
+                <w:sz w:val="17"/>
+                <w:szCs w:val="17"/>
                 <w:color w:val="77777F"/>
               </w:rPr>
               <w:t>[Примечание при необходимости]</w:t>
@@ -7132,8 +7132,8 @@
             <w:r>
               <w:rPr>
                 <w:rFonts w:ascii="Times New Roman" w:hAnsi="Times New Roman" w:eastAsia="Times New Roman" w:cs="Times New Roman"/>
-                <w:sz w:val="18"/>
-                <w:szCs w:val="18"/>
+                <w:sz w:val="17"/>
+                <w:szCs w:val="17"/>
                 <w:color w:val="1C1C1C"/>
               </w:rPr>
               <w:t>☐</w:t>
@@ -7155,11 +7155,11 @@
             <w:r>
               <w:rPr>
                 <w:rFonts w:ascii="Times New Roman" w:hAnsi="Times New Roman" w:eastAsia="Times New Roman" w:cs="Times New Roman"/>
-                <w:sz w:val="18"/>
-                <w:szCs w:val="18"/>
+                <w:sz w:val="17"/>
+                <w:szCs w:val="17"/>
                 <w:color w:val="1C1C1C"/>
               </w:rPr>
-              <w:t>Итог следует из выданного правила?</w:t>
+              <w:t>Итоговый статус следует из выданного правила решения.</w:t>
             </w:r>
           </w:p>
         </w:tc>
@@ -7178,8 +7178,8 @@
             <w:r>
               <w:rPr>
                 <w:rFonts w:ascii="Times New Roman" w:hAnsi="Times New Roman" w:eastAsia="Times New Roman" w:cs="Times New Roman"/>
-                <w:sz w:val="18"/>
-                <w:szCs w:val="18"/>
+                <w:sz w:val="17"/>
+                <w:szCs w:val="17"/>
                 <w:color w:val="77777F"/>
               </w:rPr>
               <w:t>[Примечание при необходимости]</w:t>
@@ -7205,8 +7205,8 @@
             <w:r>
               <w:rPr>
                 <w:rFonts w:ascii="Times New Roman" w:hAnsi="Times New Roman" w:eastAsia="Times New Roman" w:cs="Times New Roman"/>
-                <w:sz w:val="18"/>
-                <w:szCs w:val="18"/>
+                <w:sz w:val="17"/>
+                <w:szCs w:val="17"/>
                 <w:color w:val="1C1C1C"/>
               </w:rPr>
               <w:t>☐</w:t>
@@ -7227,11 +7227,11 @@
             <w:r>
               <w:rPr>
                 <w:rFonts w:ascii="Times New Roman" w:hAnsi="Times New Roman" w:eastAsia="Times New Roman" w:cs="Times New Roman"/>
-                <w:sz w:val="18"/>
-                <w:szCs w:val="18"/>
+                <w:sz w:val="17"/>
+                <w:szCs w:val="17"/>
                 <w:color w:val="1C1C1C"/>
               </w:rPr>
-              <w:t>Заключение ограничено FS2, датой и пакетом E01–E14?</w:t>
+              <w:t>Заключение ограничено выбранной системой, датой и пакетом E01–E14.</w:t>
             </w:r>
           </w:p>
         </w:tc>
@@ -7249,8 +7249,8 @@
             <w:r>
               <w:rPr>
                 <w:rFonts w:ascii="Times New Roman" w:hAnsi="Times New Roman" w:eastAsia="Times New Roman" w:cs="Times New Roman"/>
-                <w:sz w:val="18"/>
-                <w:szCs w:val="18"/>
+                <w:sz w:val="17"/>
+                <w:szCs w:val="17"/>
                 <w:color w:val="77777F"/>
               </w:rPr>
               <w:t>[Примечание при необходимости]</w:t>
@@ -7298,12 +7298,6 @@
           <w:color w:val="77777F"/>
         </w:rPr>
         <w:t>[Сформулируйте профессиональный вывод: что установлено, соответствует ли результат требованию, какое решение принято и на каких доказательствах оно основано. Не пересказывайте теорию.]</w:t>
-      </w:r>
-      <w:r>
-        <w:br/>
-      </w:r>
-      <w:r>
-        <w:br/>
       </w:r>
       <w:r>
         <w:br/>

--- a/public/reports/LR21_template.docx
+++ b/public/reports/LR21_template.docx
@@ -10,14 +10,18 @@
         <w:rPr>
           <w:noProof/>
           <w:lang w:eastAsia="ru-RU"/>
+          <w:rFonts w:ascii="Times New Roman" w:hAnsi="Times New Roman" w:eastAsia="Times New Roman" w:cs="Times New Roman"/>
+          <w:sz w:val="24"/>
+          <w:szCs w:val="24"/>
+          <w:color w:val="000000"/>
         </w:rPr>
         <mc:AlternateContent>
           <mc:Choice Requires="wpg">
             <w:drawing>
-              <wp:inline distT="0" distB="0" distL="0" distR="0" wp14:anchorId="3949C3CE" wp14:editId="5DE9960B">
+              <wp:inline distT="0" distB="0" distL="0" distR="0" wp14:anchorId="6DAEDCFC" wp14:editId="68609C44">
                 <wp:extent cx="7574280" cy="914400"/>
                 <wp:effectExtent l="0" t="0" r="7620" b="0"/>
-                <wp:docPr id="1" name="Рисунок 1" descr="Логотип Университета Синергия" title="Фирменный знак"/>
+                <wp:docPr id="1" name="Рисунок 1"/>
                 <wp:cNvGraphicFramePr>
                   <a:graphicFrameLocks xmlns:a="http://schemas.openxmlformats.org/drawingml/2006/main" noChangeAspect="1"/>
                 </wp:cNvGraphicFramePr>
@@ -25,13 +29,13 @@
                   <a:graphicData uri="http://schemas.openxmlformats.org/drawingml/2006/picture">
                     <pic:pic xmlns:pic="http://schemas.openxmlformats.org/drawingml/2006/picture">
                       <pic:nvPicPr>
-                        <pic:cNvPr id="0" name="Рисунок 1" descr="Фирменный знак учебного практикума" title="Фирменный знак"/>
+                        <pic:cNvPr id="0" name="Рисунок 1"/>
                         <pic:cNvPicPr>
                           <a:picLocks noChangeAspect="1"/>
                         </pic:cNvPicPr>
                       </pic:nvPicPr>
                       <pic:blipFill>
-                        <a:blip r:embed="rId6"/>
+                        <a:blip r:embed="rId7"/>
                         <a:stretch/>
                       </pic:blipFill>
                       <pic:spPr bwMode="auto">
@@ -91,20 +95,20 @@
           <w:b/>
           <w:bCs/>
           <w:color w:val="000000"/>
-          <w:sz w:val="26"/>
-          <w:szCs w:val="26"/>
+          <w:sz w:val="24"/>
+          <w:szCs w:val="24"/>
         </w:rPr>
       </w:pPr>
       <w:r>
         <w:rPr>
-          <w:rFonts w:ascii="TimesNewRomanPS-BoldMT" w:hAnsi="TimesNewRomanPS-BoldMT"/>
           <w:b/>
           <w:bCs/>
+          <w:rFonts w:ascii="Times New Roman" w:hAnsi="Times New Roman" w:eastAsia="Times New Roman" w:cs="Times New Roman"/>
+          <w:sz w:val="24"/>
+          <w:szCs w:val="24"/>
           <w:color w:val="000000"/>
-          <w:sz w:val="26"/>
-          <w:szCs w:val="26"/>
         </w:rPr>
-        <w:t xml:space="preserve">АВТОНОМНАЯ НЕКОММЕРЧЕСКАЯ ОРГАНИЗАЦИЯ</w:t>
+        <w:t>АВТОНОМНАЯ НЕКОММЕРЧЕСКАЯ ОРГАНИЗАЦИЯ</w:t>
       </w:r>
     </w:p>
     <w:p>
@@ -117,18 +121,18 @@
           <w:b/>
           <w:bCs/>
           <w:color w:val="000000"/>
-          <w:sz w:val="26"/>
-          <w:szCs w:val="26"/>
+          <w:sz w:val="24"/>
+          <w:szCs w:val="24"/>
         </w:rPr>
       </w:pPr>
       <w:r>
         <w:rPr>
-          <w:rFonts w:ascii="TimesNewRomanPS-BoldMT" w:hAnsi="TimesNewRomanPS-BoldMT"/>
           <w:b/>
           <w:bCs/>
+          <w:rFonts w:ascii="Times New Roman" w:hAnsi="Times New Roman" w:eastAsia="Times New Roman" w:cs="Times New Roman"/>
+          <w:sz w:val="24"/>
+          <w:szCs w:val="24"/>
           <w:color w:val="000000"/>
-          <w:sz w:val="26"/>
-          <w:szCs w:val="26"/>
         </w:rPr>
         <w:t xml:space="preserve"> ВЫСШЕГО ОБРАЗОВАНИЯ</w:t>
       </w:r>
@@ -143,18 +147,18 @@
           <w:b/>
           <w:bCs/>
           <w:color w:val="000000"/>
-          <w:sz w:val="26"/>
-          <w:szCs w:val="26"/>
+          <w:sz w:val="24"/>
+          <w:szCs w:val="24"/>
         </w:rPr>
       </w:pPr>
       <w:r>
         <w:rPr>
-          <w:rFonts w:ascii="TimesNewRomanPS-BoldMT" w:hAnsi="TimesNewRomanPS-BoldMT"/>
           <w:b/>
           <w:bCs/>
+          <w:rFonts w:ascii="Times New Roman" w:hAnsi="Times New Roman" w:eastAsia="Times New Roman" w:cs="Times New Roman"/>
+          <w:sz w:val="24"/>
+          <w:szCs w:val="24"/>
           <w:color w:val="000000"/>
-          <w:sz w:val="26"/>
-          <w:szCs w:val="26"/>
         </w:rPr>
         <w:t xml:space="preserve">«МОСКОВСКИЙ УНИВЕРСИТЕТ «СИНЕРГИЯ» </w:t>
       </w:r>
@@ -183,18 +187,18 @@
               <w:rPr>
                 <w:rFonts w:ascii="TimesNewRomanPS-BoldMT" w:hAnsi="TimesNewRomanPS-BoldMT"/>
                 <w:color w:val="000000"/>
-                <w:sz w:val="28"/>
-                <w:szCs w:val="28"/>
+                <w:sz w:val="24"/>
+                <w:szCs w:val="24"/>
               </w:rPr>
             </w:pPr>
             <w:r>
               <w:rPr>
-                <w:rFonts w:ascii="TimesNewRomanPS-BoldMT" w:hAnsi="TimesNewRomanPS-BoldMT"/>
                 <w:b/>
                 <w:bCs/>
+                <w:rFonts w:ascii="Times New Roman" w:hAnsi="Times New Roman" w:eastAsia="Times New Roman" w:cs="Times New Roman"/>
+                <w:sz w:val="24"/>
+                <w:szCs w:val="24"/>
                 <w:color w:val="000000"/>
-                <w:sz w:val="28"/>
-                <w:szCs w:val="28"/>
               </w:rPr>
               <w:t>Факультет/Институт</w:t>
             </w:r>
@@ -213,8 +217,8 @@
               <w:rPr>
                 <w:rFonts w:ascii="TimesNewRomanPS-BoldMT" w:hAnsi="TimesNewRomanPS-BoldMT"/>
                 <w:color w:val="000000"/>
-                <w:sz w:val="28"/>
-                <w:szCs w:val="28"/>
+                <w:sz w:val="24"/>
+                <w:szCs w:val="24"/>
               </w:rPr>
             </w:pPr>
           </w:p>
@@ -233,20 +237,19 @@
               <w:ind w:right="-1"/>
               <w:jc w:val="center"/>
               <w:rPr>
-                <w:rFonts w:ascii="Times New Roman" w:hAnsi="Times New Roman"/>
                 <w:color w:val="000000"/>
-                <w:sz w:val="28"/>
-                <w:szCs w:val="28"/>
+                <w:sz w:val="24"/>
+                <w:szCs w:val="24"/>
               </w:rPr>
             </w:pPr>
             <w:r>
               <w:rPr>
-                <w:rFonts w:ascii="Times New Roman" w:hAnsi="Times New Roman"/>
+                <w:rFonts w:ascii="Times New Roman" w:hAnsi="Times New Roman" w:eastAsia="Times New Roman" w:cs="Times New Roman"/>
+                <w:sz w:val="24"/>
+                <w:szCs w:val="24"/>
                 <w:color w:val="000000"/>
-                <w:sz w:val="28"/>
-                <w:szCs w:val="28"/>
               </w:rPr>
-              <w:t>Информационных технологий</w:t>
+              <w:t>[Название факультета]</w:t>
             </w:r>
           </w:p>
         </w:tc>
@@ -267,8 +270,8 @@
                 <w:b/>
                 <w:bCs/>
                 <w:color w:val="000000"/>
-                <w:sz w:val="28"/>
-                <w:szCs w:val="28"/>
+                <w:sz w:val="24"/>
+                <w:szCs w:val="24"/>
               </w:rPr>
             </w:pPr>
           </w:p>
@@ -286,8 +289,8 @@
               <w:rPr>
                 <w:rFonts w:ascii="TimesNewRomanPS-BoldMT" w:hAnsi="TimesNewRomanPS-BoldMT"/>
                 <w:color w:val="000000"/>
-                <w:sz w:val="28"/>
-                <w:szCs w:val="28"/>
+                <w:sz w:val="24"/>
+                <w:szCs w:val="24"/>
               </w:rPr>
             </w:pPr>
           </w:p>
@@ -308,16 +311,16 @@
               <w:rPr>
                 <w:rFonts w:ascii="TimesNewRomanPS-BoldMT" w:hAnsi="TimesNewRomanPS-BoldMT"/>
                 <w:color w:val="000000"/>
-                <w:sz w:val="28"/>
-                <w:szCs w:val="28"/>
+                <w:sz w:val="24"/>
+                <w:szCs w:val="24"/>
               </w:rPr>
             </w:pPr>
             <w:r>
               <w:rPr>
-                <w:rFonts w:ascii="TimesNewRomanPSMT" w:hAnsi="TimesNewRomanPSMT"/>
+                <w:rFonts w:ascii="Times New Roman" w:hAnsi="Times New Roman" w:eastAsia="Times New Roman" w:cs="Times New Roman"/>
+                <w:sz w:val="24"/>
+                <w:szCs w:val="24"/>
                 <w:color w:val="000000"/>
-                <w:sz w:val="18"/>
-                <w:szCs w:val="18"/>
               </w:rPr>
               <w:t>(наименование факультета/ Института)</w:t>
             </w:r>
@@ -339,15 +342,17 @@
                 <w:b/>
                 <w:bCs/>
                 <w:color w:val="000000"/>
-                <w:sz w:val="28"/>
-                <w:szCs w:val="28"/>
+                <w:sz w:val="24"/>
+                <w:szCs w:val="24"/>
               </w:rPr>
             </w:pPr>
             <w:r>
               <w:rPr>
-                <w:rFonts w:ascii="TimesNewRomanPS-BoldMT" w:hAnsi="TimesNewRomanPS-BoldMT"/>
                 <w:b/>
                 <w:bCs/>
+                <w:rFonts w:ascii="Times New Roman" w:hAnsi="Times New Roman" w:eastAsia="Times New Roman" w:cs="Times New Roman"/>
+                <w:sz w:val="24"/>
+                <w:szCs w:val="24"/>
                 <w:color w:val="000000"/>
               </w:rPr>
               <w:t xml:space="preserve">Направление/специальность </w:t>
@@ -366,8 +371,8 @@
               <w:rPr>
                 <w:rFonts w:ascii="TimesNewRomanPS-BoldMT" w:hAnsi="TimesNewRomanPS-BoldMT"/>
                 <w:color w:val="000000"/>
-                <w:sz w:val="28"/>
-                <w:szCs w:val="28"/>
+                <w:sz w:val="24"/>
+                <w:szCs w:val="24"/>
               </w:rPr>
             </w:pPr>
           </w:p>
@@ -387,26 +392,29 @@
               <w:jc w:val="both"/>
               <w:rPr>
                 <w:spacing w:val="-16"/>
-                <w:sz w:val="26"/>
-                <w:szCs w:val="26"/>
+                <w:sz w:val="24"/>
+                <w:szCs w:val="24"/>
               </w:rPr>
             </w:pPr>
             <w:r>
               <w:rPr>
+                <w:spacing w:val="-16"/>
+                <w:rFonts w:ascii="Times New Roman" w:hAnsi="Times New Roman" w:eastAsia="Times New Roman" w:cs="Times New Roman"/>
+                <w:sz w:val="24"/>
+                <w:szCs w:val="24"/>
                 <w:color w:val="000000"/>
-                <w:spacing w:val="-16"/>
-                <w:sz w:val="26"/>
-                <w:szCs w:val="26"/>
               </w:rPr>
-              <w:t xml:space="preserve">09.02.07 </w:t>
+              <w:t xml:space="preserve">09.02.07 Информационные системы и программирование</w:t>
             </w:r>
             <w:r>
               <w:rPr>
                 <w:spacing w:val="-16"/>
-                <w:sz w:val="26"/>
-                <w:szCs w:val="26"/>
+                <w:rFonts w:ascii="Times New Roman" w:hAnsi="Times New Roman" w:eastAsia="Times New Roman" w:cs="Times New Roman"/>
+                <w:sz w:val="24"/>
+                <w:szCs w:val="24"/>
+                <w:color w:val="000000"/>
               </w:rPr>
-              <w:t>Информационные системы и программирование</w:t>
+              <w:t/>
             </w:r>
           </w:p>
         </w:tc>
@@ -427,15 +435,17 @@
                 <w:b/>
                 <w:bCs/>
                 <w:color w:val="000000"/>
-                <w:sz w:val="28"/>
-                <w:szCs w:val="28"/>
+                <w:sz w:val="24"/>
+                <w:szCs w:val="24"/>
               </w:rPr>
             </w:pPr>
             <w:r>
               <w:rPr>
-                <w:rFonts w:ascii="TimesNewRomanPS-BoldMT" w:hAnsi="TimesNewRomanPS-BoldMT"/>
                 <w:b/>
                 <w:bCs/>
+                <w:rFonts w:ascii="Times New Roman" w:hAnsi="Times New Roman" w:eastAsia="Times New Roman" w:cs="Times New Roman"/>
+                <w:sz w:val="24"/>
+                <w:szCs w:val="24"/>
                 <w:color w:val="000000"/>
               </w:rPr>
               <w:t>подготовки:</w:t>
@@ -455,8 +465,8 @@
               <w:rPr>
                 <w:rFonts w:ascii="TimesNewRomanPS-BoldMT" w:hAnsi="TimesNewRomanPS-BoldMT"/>
                 <w:color w:val="000000"/>
-                <w:sz w:val="28"/>
-                <w:szCs w:val="28"/>
+                <w:sz w:val="24"/>
+                <w:szCs w:val="24"/>
               </w:rPr>
             </w:pPr>
           </w:p>
@@ -474,16 +484,16 @@
               <w:rPr>
                 <w:rFonts w:ascii="TimesNewRomanPSMT" w:hAnsi="TimesNewRomanPSMT"/>
                 <w:color w:val="000000"/>
-                <w:sz w:val="18"/>
-                <w:szCs w:val="18"/>
+                <w:sz w:val="24"/>
+                <w:szCs w:val="24"/>
               </w:rPr>
             </w:pPr>
             <w:r>
               <w:rPr>
-                <w:rFonts w:ascii="TimesNewRomanPSMT" w:hAnsi="TimesNewRomanPSMT"/>
+                <w:rFonts w:ascii="Times New Roman" w:hAnsi="Times New Roman" w:eastAsia="Times New Roman" w:cs="Times New Roman"/>
+                <w:sz w:val="24"/>
+                <w:szCs w:val="24"/>
                 <w:color w:val="000000"/>
-                <w:sz w:val="18"/>
-                <w:szCs w:val="18"/>
               </w:rPr>
               <w:t>(код и наименование направления /специальности подготовки)</w:t>
             </w:r>
@@ -505,27 +515,29 @@
                 <w:b/>
                 <w:bCs/>
                 <w:color w:val="000000"/>
-                <w:sz w:val="28"/>
-                <w:szCs w:val="28"/>
+                <w:sz w:val="24"/>
+                <w:szCs w:val="24"/>
               </w:rPr>
             </w:pPr>
             <w:r>
               <w:rPr>
-                <w:rFonts w:ascii="TimesNewRomanPS-BoldMT" w:hAnsi="TimesNewRomanPS-BoldMT"/>
                 <w:b/>
                 <w:bCs/>
+                <w:rFonts w:ascii="Times New Roman" w:hAnsi="Times New Roman" w:eastAsia="Times New Roman" w:cs="Times New Roman"/>
+                <w:sz w:val="24"/>
+                <w:szCs w:val="24"/>
                 <w:color w:val="000000"/>
               </w:rPr>
               <w:t>Форма обучения</w:t>
             </w:r>
             <w:r>
               <w:rPr>
-                <w:rFonts w:ascii="TimesNewRomanPS-BoldMT" w:hAnsi="TimesNewRomanPS-BoldMT"/>
                 <w:b/>
                 <w:bCs/>
+                <w:rFonts w:ascii="Times New Roman" w:hAnsi="Times New Roman" w:eastAsia="Times New Roman" w:cs="Times New Roman"/>
+                <w:sz w:val="24"/>
+                <w:szCs w:val="24"/>
                 <w:color w:val="000000"/>
-                <w:sz w:val="28"/>
-                <w:szCs w:val="28"/>
               </w:rPr>
               <w:t>:</w:t>
             </w:r>
@@ -543,8 +555,8 @@
               <w:rPr>
                 <w:rFonts w:ascii="TimesNewRomanPS-BoldMT" w:hAnsi="TimesNewRomanPS-BoldMT"/>
                 <w:color w:val="000000"/>
-                <w:sz w:val="28"/>
-                <w:szCs w:val="28"/>
+                <w:sz w:val="24"/>
+                <w:szCs w:val="24"/>
               </w:rPr>
             </w:pPr>
           </w:p>
@@ -570,12 +582,12 @@
             </w:pPr>
             <w:r>
               <w:rPr>
-                <w:rFonts w:ascii="TimesNewRomanPSMT" w:hAnsi="TimesNewRomanPSMT"/>
-                <w:color w:val="000000"/>
+                <w:rFonts w:ascii="Times New Roman" w:hAnsi="Times New Roman" w:eastAsia="Times New Roman" w:cs="Times New Roman"/>
                 <w:sz w:val="24"/>
                 <w:szCs w:val="24"/>
+                <w:color w:val="000000"/>
               </w:rPr>
-              <w:t>очная</w:t>
+              <w:t>[Форма обучения]</w:t>
             </w:r>
           </w:p>
         </w:tc>
@@ -596,8 +608,8 @@
                 <w:b/>
                 <w:bCs/>
                 <w:color w:val="000000"/>
-                <w:sz w:val="28"/>
-                <w:szCs w:val="28"/>
+                <w:sz w:val="24"/>
+                <w:szCs w:val="24"/>
               </w:rPr>
             </w:pPr>
           </w:p>
@@ -615,8 +627,8 @@
               <w:rPr>
                 <w:rFonts w:ascii="TimesNewRomanPS-BoldMT" w:hAnsi="TimesNewRomanPS-BoldMT"/>
                 <w:color w:val="000000"/>
-                <w:sz w:val="28"/>
-                <w:szCs w:val="28"/>
+                <w:sz w:val="24"/>
+                <w:szCs w:val="24"/>
               </w:rPr>
             </w:pPr>
           </w:p>
@@ -634,16 +646,16 @@
               <w:rPr>
                 <w:rFonts w:ascii="TimesNewRomanPSMT" w:hAnsi="TimesNewRomanPSMT"/>
                 <w:color w:val="000000"/>
-                <w:sz w:val="18"/>
-                <w:szCs w:val="18"/>
+                <w:sz w:val="24"/>
+                <w:szCs w:val="24"/>
               </w:rPr>
             </w:pPr>
             <w:r>
               <w:rPr>
-                <w:rFonts w:ascii="TimesNewRomanPSMT" w:hAnsi="TimesNewRomanPSMT"/>
+                <w:rFonts w:ascii="Times New Roman" w:hAnsi="Times New Roman" w:eastAsia="Times New Roman" w:cs="Times New Roman"/>
+                <w:sz w:val="24"/>
+                <w:szCs w:val="24"/>
                 <w:color w:val="000000"/>
-                <w:sz w:val="18"/>
-                <w:szCs w:val="18"/>
               </w:rPr>
               <w:t>(очная, очно-заочная, заочная)</w:t>
             </w:r>
@@ -658,18 +670,17 @@
         <w:rPr>
           <w:rFonts w:ascii="TimesNewRomanPS-BoldMT" w:hAnsi="TimesNewRomanPS-BoldMT"/>
           <w:color w:val="FFFFFF"/>
-          <w:sz w:val="28"/>
-          <w:szCs w:val="28"/>
+          <w:sz w:val="24"/>
+          <w:szCs w:val="24"/>
         </w:rPr>
       </w:pPr>
       <w:r>
         <w:rPr>
-          <w:rFonts w:ascii="TimesNewRomanPS-BoldMT" w:hAnsi="TimesNewRomanPS-BoldMT"/>
-          <w:color w:val="FFFFFF"/>
-          <w:sz w:val="28"/>
-          <w:szCs w:val="28"/>
+          <w:rFonts w:ascii="Times New Roman" w:hAnsi="Times New Roman" w:eastAsia="Times New Roman" w:cs="Times New Roman"/>
+          <w:sz w:val="24"/>
+          <w:szCs w:val="24"/>
+          <w:color w:val="000000"/>
         </w:rPr>
-        <w:t>.</w:t>
       </w:r>
     </w:p>
     <w:p>
@@ -681,48 +692,59 @@
           <w:b/>
           <w:bCs/>
           <w:color w:val="000000"/>
-          <w:sz w:val="28"/>
-          <w:szCs w:val="28"/>
+          <w:sz w:val="24"/>
+          <w:szCs w:val="24"/>
         </w:rPr>
       </w:pPr>
       <w:r>
         <w:rPr>
-          <w:rFonts w:ascii="TimesNewRomanPS-BoldMT" w:hAnsi="TimesNewRomanPS-BoldMT"/>
-          <w:color w:val="FFFFFF"/>
-          <w:sz w:val="28"/>
-          <w:szCs w:val="28"/>
+          <w:rFonts w:ascii="Times New Roman" w:hAnsi="Times New Roman" w:eastAsia="Times New Roman" w:cs="Times New Roman"/>
+          <w:sz w:val="24"/>
+          <w:szCs w:val="24"/>
+          <w:color w:val="000000"/>
         </w:rPr>
         <w:br/>
       </w:r>
       <w:r>
         <w:rPr>
-          <w:rFonts w:ascii="TimesNewRomanPSMT" w:hAnsi="TimesNewRomanPSMT"/>
+          <w:rFonts w:ascii="Times New Roman" w:hAnsi="Times New Roman" w:eastAsia="Times New Roman" w:cs="Times New Roman"/>
+          <w:sz w:val="24"/>
+          <w:szCs w:val="24"/>
           <w:color w:val="000000"/>
-          <w:sz w:val="18"/>
-          <w:szCs w:val="18"/>
         </w:rPr>
         <w:br/>
       </w:r>
       <w:r>
         <w:rPr>
-          <w:rFonts w:ascii="TimesNewRomanPS-BoldMT" w:hAnsi="TimesNewRomanPS-BoldMT"/>
           <w:b/>
           <w:bCs/>
+          <w:rFonts w:ascii="Times New Roman" w:hAnsi="Times New Roman" w:eastAsia="Times New Roman" w:cs="Times New Roman"/>
+          <w:sz w:val="24"/>
+          <w:szCs w:val="24"/>
           <w:color w:val="000000"/>
-          <w:sz w:val="28"/>
-          <w:szCs w:val="28"/>
         </w:rPr>
-        <w:t xml:space="preserve">Отчёт по лабораторной работе № 21</w:t>
+        <w:t>Отчёт по лабораторной работе № 21</w:t>
       </w:r>
       <w:r>
         <w:rPr>
-          <w:rFonts w:ascii="TimesNewRomanPS-BoldMT" w:hAnsi="TimesNewRomanPS-BoldMT"/>
           <w:b/>
           <w:bCs/>
-          <w:sz w:val="28"/>
-          <w:szCs w:val="28"/>
+          <w:rFonts w:ascii="Times New Roman" w:hAnsi="Times New Roman" w:eastAsia="Times New Roman" w:cs="Times New Roman"/>
+          <w:sz w:val="24"/>
+          <w:szCs w:val="24"/>
+          <w:color w:val="000000"/>
         </w:rPr>
         <w:t xml:space="preserve"/>
+      </w:r>
+      <w:r>
+        <w:rPr>
+          <w:b/>
+          <w:rFonts w:ascii="Times New Roman" w:hAnsi="Times New Roman" w:eastAsia="Times New Roman" w:cs="Times New Roman"/>
+          <w:sz w:val="24"/>
+          <w:szCs w:val="24"/>
+          <w:color w:val="000000"/>
+        </w:rPr>
+        <w:t/>
       </w:r>
     </w:p>
     <w:tbl>
@@ -755,18 +777,18 @@
                 <w:b/>
                 <w:bCs/>
                 <w:color w:val="000000"/>
-                <w:sz w:val="28"/>
-                <w:szCs w:val="28"/>
+                <w:sz w:val="24"/>
+                <w:szCs w:val="24"/>
               </w:rPr>
             </w:pPr>
             <w:r>
               <w:rPr>
-                <w:rFonts w:ascii="TimesNewRomanPS-BoldMT" w:hAnsi="TimesNewRomanPS-BoldMT"/>
                 <w:b/>
                 <w:bCs/>
+                <w:rFonts w:ascii="Times New Roman" w:hAnsi="Times New Roman" w:eastAsia="Times New Roman" w:cs="Times New Roman"/>
+                <w:sz w:val="24"/>
+                <w:szCs w:val="24"/>
                 <w:color w:val="000000"/>
-                <w:sz w:val="28"/>
-                <w:szCs w:val="28"/>
               </w:rPr>
               <w:t>на тему</w:t>
             </w:r>
@@ -784,8 +806,8 @@
               <w:rPr>
                 <w:rFonts w:ascii="TimesNewRomanPS-BoldMT" w:hAnsi="TimesNewRomanPS-BoldMT"/>
                 <w:color w:val="000000"/>
-                <w:sz w:val="28"/>
-                <w:szCs w:val="28"/>
+                <w:sz w:val="24"/>
+                <w:szCs w:val="24"/>
               </w:rPr>
             </w:pPr>
           </w:p>
@@ -801,15 +823,18 @@
           </w:tcPr>
           <w:p>
             <w:pPr>
+              <w:spacing w:after="0" w:line="240" w:lineRule="auto"/>
               <w:jc w:val="center"/>
-              <w:spacing w:before="0" w:after="0" w:line="240" w:lineRule="auto"/>
-              <w:keepLines/>
+              <w:rPr>
+                <w:sz w:val="24"/>
+                <w:szCs w:val="24"/>
+              </w:rPr>
             </w:pPr>
             <w:r>
               <w:rPr>
                 <w:rFonts w:ascii="Times New Roman" w:hAnsi="Times New Roman" w:eastAsia="Times New Roman" w:cs="Times New Roman"/>
-                <w:sz w:val="22"/>
-                <w:szCs w:val="22"/>
+                <w:sz w:val="24"/>
+                <w:szCs w:val="24"/>
                 <w:color w:val="000000"/>
               </w:rPr>
               <w:t>Проверка защищённости системы по регламенту и оформление заключения</w:t>
@@ -834,8 +859,8 @@
                 <w:b/>
                 <w:bCs/>
                 <w:color w:val="000000"/>
-                <w:sz w:val="28"/>
-                <w:szCs w:val="28"/>
+                <w:sz w:val="24"/>
+                <w:szCs w:val="24"/>
               </w:rPr>
             </w:pPr>
           </w:p>
@@ -853,8 +878,8 @@
               <w:rPr>
                 <w:rFonts w:ascii="TimesNewRomanPS-BoldMT" w:hAnsi="TimesNewRomanPS-BoldMT"/>
                 <w:color w:val="000000"/>
-                <w:sz w:val="28"/>
-                <w:szCs w:val="28"/>
+                <w:sz w:val="24"/>
+                <w:szCs w:val="24"/>
               </w:rPr>
             </w:pPr>
           </w:p>
@@ -872,18 +897,17 @@
               <w:spacing w:after="0" w:line="240" w:lineRule="auto"/>
               <w:ind w:right="-1"/>
               <w:rPr>
-                <w:rFonts w:ascii="Times New Roman" w:hAnsi="Times New Roman"/>
                 <w:color w:val="000000"/>
-                <w:sz w:val="28"/>
-                <w:szCs w:val="28"/>
+                <w:sz w:val="24"/>
+                <w:szCs w:val="24"/>
               </w:rPr>
             </w:pPr>
             <w:r>
               <w:rPr>
-                <w:rFonts w:ascii="Times New Roman" w:hAnsi="Times New Roman"/>
+                <w:rFonts w:ascii="Times New Roman" w:hAnsi="Times New Roman" w:eastAsia="Times New Roman" w:cs="Times New Roman"/>
+                <w:sz w:val="24"/>
+                <w:szCs w:val="24"/>
                 <w:color w:val="000000"/>
-                <w:sz w:val="28"/>
-                <w:szCs w:val="28"/>
               </w:rPr>
               <w:t>(наименование темы)</w:t>
             </w:r>
@@ -909,8 +933,8 @@
                 <w:b/>
                 <w:bCs/>
                 <w:color w:val="000000"/>
-                <w:sz w:val="28"/>
-                <w:szCs w:val="28"/>
+                <w:sz w:val="24"/>
+                <w:szCs w:val="24"/>
               </w:rPr>
             </w:pPr>
           </w:p>
@@ -932,8 +956,8 @@
               <w:rPr>
                 <w:rFonts w:ascii="TimesNewRomanPS-BoldMT" w:hAnsi="TimesNewRomanPS-BoldMT"/>
                 <w:color w:val="000000"/>
-                <w:sz w:val="28"/>
-                <w:szCs w:val="28"/>
+                <w:sz w:val="24"/>
+                <w:szCs w:val="24"/>
               </w:rPr>
             </w:pPr>
           </w:p>
@@ -953,12 +977,21 @@
               <w:ind w:right="-1"/>
               <w:jc w:val="center"/>
               <w:rPr>
-                <w:rFonts w:ascii="Times New Roman" w:hAnsi="Times New Roman"/>
                 <w:color w:val="FF0000"/>
-                <w:sz w:val="28"/>
-                <w:szCs w:val="28"/>
+                <w:sz w:val="24"/>
+                <w:szCs w:val="24"/>
               </w:rPr>
             </w:pPr>
+            <w:r>
+              <w:rPr>
+                <w:b/>
+                <w:rFonts w:ascii="Times New Roman" w:hAnsi="Times New Roman" w:eastAsia="Times New Roman" w:cs="Times New Roman"/>
+                <w:sz w:val="24"/>
+                <w:szCs w:val="24"/>
+                <w:color w:val="000000"/>
+              </w:rPr>
+              <w:t>4 курс · 8 семестр · ЛР21</w:t>
+            </w:r>
           </w:p>
         </w:tc>
       </w:tr>
@@ -994,8 +1027,8 @@
                 <w:b/>
                 <w:bCs/>
                 <w:color w:val="000000"/>
-                <w:sz w:val="28"/>
-                <w:szCs w:val="28"/>
+                <w:sz w:val="24"/>
+                <w:szCs w:val="24"/>
               </w:rPr>
             </w:pPr>
           </w:p>
@@ -1008,18 +1041,18 @@
                 <w:b/>
                 <w:bCs/>
                 <w:color w:val="000000"/>
-                <w:sz w:val="28"/>
-                <w:szCs w:val="28"/>
+                <w:sz w:val="24"/>
+                <w:szCs w:val="24"/>
               </w:rPr>
             </w:pPr>
             <w:r>
               <w:rPr>
-                <w:rFonts w:ascii="TimesNewRomanPS-BoldMT" w:hAnsi="TimesNewRomanPS-BoldMT"/>
                 <w:b/>
                 <w:bCs/>
+                <w:rFonts w:ascii="Times New Roman" w:hAnsi="Times New Roman" w:eastAsia="Times New Roman" w:cs="Times New Roman"/>
+                <w:sz w:val="24"/>
+                <w:szCs w:val="24"/>
                 <w:color w:val="000000"/>
-                <w:sz w:val="28"/>
-                <w:szCs w:val="28"/>
               </w:rPr>
               <w:t>по дисциплине</w:t>
             </w:r>
@@ -1043,8 +1076,8 @@
               <w:rPr>
                 <w:rFonts w:ascii="TimesNewRomanPS-BoldMT" w:hAnsi="TimesNewRomanPS-BoldMT"/>
                 <w:color w:val="000000"/>
-                <w:sz w:val="28"/>
-                <w:szCs w:val="28"/>
+                <w:sz w:val="24"/>
+                <w:szCs w:val="24"/>
               </w:rPr>
             </w:pPr>
           </w:p>
@@ -1063,18 +1096,37 @@
           </w:tcPr>
           <w:p>
             <w:pPr>
+              <w:spacing w:after="0" w:line="240" w:lineRule="auto"/>
+              <w:ind w:right="2719"/>
               <w:jc w:val="center"/>
-              <w:spacing w:before="0" w:after="0" w:line="240" w:lineRule="auto"/>
-              <w:keepLines/>
+              <w:rPr>
+                <w:rFonts w:ascii="TimesNewRomanPSMT" w:hAnsi="TimesNewRomanPSMT"/>
+                <w:color w:val="000000"/>
+                <w:sz w:val="24"/>
+                <w:szCs w:val="24"/>
+              </w:rPr>
+            </w:pPr>
+          </w:p>
+          <w:p>
+            <w:pPr>
+              <w:spacing w:after="0" w:line="240" w:lineRule="auto"/>
+              <w:ind w:right="-117"/>
+              <w:jc w:val="center"/>
+              <w:rPr>
+                <w:rFonts w:ascii="TimesNewRomanPSMT" w:hAnsi="TimesNewRomanPSMT"/>
+                <w:color w:val="000000"/>
+                <w:sz w:val="24"/>
+                <w:szCs w:val="24"/>
+              </w:rPr>
             </w:pPr>
             <w:r>
               <w:rPr>
                 <w:rFonts w:ascii="Times New Roman" w:hAnsi="Times New Roman" w:eastAsia="Times New Roman" w:cs="Times New Roman"/>
-                <w:sz w:val="20"/>
-                <w:szCs w:val="20"/>
+                <w:sz w:val="24"/>
+                <w:szCs w:val="24"/>
                 <w:color w:val="000000"/>
               </w:rPr>
-              <w:t>МДК.04.02 «Обеспечение качества функционирования компьютерных систем»</w:t>
+              <w:t>МДК.04.02 Обеспечение качества функционирования компьютерных систем</w:t>
             </w:r>
           </w:p>
         </w:tc>
@@ -1112,8 +1164,8 @@
                 <w:b/>
                 <w:bCs/>
                 <w:color w:val="000000"/>
-                <w:sz w:val="28"/>
-                <w:szCs w:val="28"/>
+                <w:sz w:val="24"/>
+                <w:szCs w:val="24"/>
               </w:rPr>
             </w:pPr>
           </w:p>
@@ -1137,8 +1189,8 @@
               <w:rPr>
                 <w:rFonts w:ascii="TimesNewRomanPS-BoldMT" w:hAnsi="TimesNewRomanPS-BoldMT"/>
                 <w:color w:val="000000"/>
-                <w:sz w:val="28"/>
-                <w:szCs w:val="28"/>
+                <w:sz w:val="24"/>
+                <w:szCs w:val="24"/>
               </w:rPr>
             </w:pPr>
           </w:p>
@@ -1161,25 +1213,25 @@
               <w:rPr>
                 <w:rFonts w:ascii="TimesNewRomanPSMT" w:hAnsi="TimesNewRomanPSMT"/>
                 <w:color w:val="000000"/>
-                <w:sz w:val="18"/>
-                <w:szCs w:val="18"/>
+                <w:sz w:val="24"/>
+                <w:szCs w:val="24"/>
               </w:rPr>
             </w:pPr>
             <w:r>
               <w:rPr>
-                <w:rFonts w:ascii="TimesNewRomanPS-BoldMT" w:hAnsi="TimesNewRomanPS-BoldMT"/>
+                <w:rFonts w:ascii="Times New Roman" w:hAnsi="Times New Roman" w:eastAsia="Times New Roman" w:cs="Times New Roman"/>
+                <w:sz w:val="24"/>
+                <w:szCs w:val="24"/>
                 <w:color w:val="000000"/>
-                <w:sz w:val="18"/>
-                <w:szCs w:val="18"/>
               </w:rPr>
               <w:t>(</w:t>
             </w:r>
             <w:r>
               <w:rPr>
-                <w:rFonts w:ascii="TimesNewRomanPSMT" w:hAnsi="TimesNewRomanPSMT"/>
+                <w:rFonts w:ascii="Times New Roman" w:hAnsi="Times New Roman" w:eastAsia="Times New Roman" w:cs="Times New Roman"/>
+                <w:sz w:val="24"/>
+                <w:szCs w:val="24"/>
                 <w:color w:val="000000"/>
-                <w:sz w:val="18"/>
-                <w:szCs w:val="18"/>
               </w:rPr>
               <w:t>наименование дисциплины)</w:t>
             </w:r>
@@ -1193,8 +1245,8 @@
         <w:rPr>
           <w:rFonts w:ascii="TimesNewRomanPSMT" w:hAnsi="TimesNewRomanPSMT"/>
           <w:color w:val="000000"/>
-          <w:sz w:val="18"/>
-          <w:szCs w:val="18"/>
+          <w:sz w:val="24"/>
+          <w:szCs w:val="24"/>
         </w:rPr>
       </w:pPr>
     </w:p>
@@ -1204,8 +1256,8 @@
         <w:rPr>
           <w:rFonts w:ascii="TimesNewRomanPSMT" w:hAnsi="TimesNewRomanPSMT"/>
           <w:color w:val="000000"/>
-          <w:sz w:val="18"/>
-          <w:szCs w:val="18"/>
+          <w:sz w:val="24"/>
+          <w:szCs w:val="24"/>
         </w:rPr>
       </w:pPr>
     </w:p>
@@ -1235,19 +1287,19 @@
                 <w:b/>
                 <w:bCs/>
                 <w:color w:val="000000"/>
-                <w:sz w:val="28"/>
-                <w:szCs w:val="28"/>
+                <w:sz w:val="24"/>
+                <w:szCs w:val="24"/>
               </w:rPr>
             </w:pPr>
             <w:bookmarkStart w:id="0" w:name="_Hlk81468603"/>
             <w:r>
               <w:rPr>
-                <w:rFonts w:ascii="TimesNewRomanPS-BoldMT" w:hAnsi="TimesNewRomanPS-BoldMT"/>
                 <w:b/>
                 <w:bCs/>
+                <w:rFonts w:ascii="Times New Roman" w:hAnsi="Times New Roman" w:eastAsia="Times New Roman" w:cs="Times New Roman"/>
+                <w:sz w:val="24"/>
+                <w:szCs w:val="24"/>
                 <w:color w:val="000000"/>
-                <w:sz w:val="28"/>
-                <w:szCs w:val="28"/>
               </w:rPr>
               <w:t>Обучающийся</w:t>
             </w:r>
@@ -1265,8 +1317,8 @@
               <w:rPr>
                 <w:rFonts w:ascii="TimesNewRomanPS-BoldMT" w:hAnsi="TimesNewRomanPS-BoldMT"/>
                 <w:color w:val="000000"/>
-                <w:sz w:val="28"/>
-                <w:szCs w:val="28"/>
+                <w:sz w:val="24"/>
+                <w:szCs w:val="24"/>
               </w:rPr>
             </w:pPr>
           </w:p>
@@ -1287,8 +1339,8 @@
               <w:rPr>
                 <w:rFonts w:ascii="TimesNewRomanPS-BoldMT" w:hAnsi="TimesNewRomanPS-BoldMT"/>
                 <w:color w:val="000000"/>
-                <w:sz w:val="28"/>
-                <w:szCs w:val="28"/>
+                <w:sz w:val="24"/>
+                <w:szCs w:val="24"/>
               </w:rPr>
             </w:pPr>
           </w:p>
@@ -1309,8 +1361,8 @@
                 <w:b/>
                 <w:bCs/>
                 <w:color w:val="000000"/>
-                <w:sz w:val="28"/>
-                <w:szCs w:val="28"/>
+                <w:sz w:val="24"/>
+                <w:szCs w:val="24"/>
               </w:rPr>
             </w:pPr>
           </w:p>
@@ -1327,8 +1379,8 @@
               <w:rPr>
                 <w:rFonts w:ascii="TimesNewRomanPS-BoldMT" w:hAnsi="TimesNewRomanPS-BoldMT"/>
                 <w:color w:val="000000"/>
-                <w:sz w:val="28"/>
-                <w:szCs w:val="28"/>
+                <w:sz w:val="24"/>
+                <w:szCs w:val="24"/>
               </w:rPr>
             </w:pPr>
           </w:p>
@@ -1349,36 +1401,36 @@
               <w:rPr>
                 <w:rFonts w:ascii="TimesNewRomanPS-BoldMT" w:hAnsi="TimesNewRomanPS-BoldMT"/>
                 <w:color w:val="000000"/>
-                <w:sz w:val="28"/>
-                <w:szCs w:val="28"/>
+                <w:sz w:val="24"/>
+                <w:szCs w:val="24"/>
               </w:rPr>
             </w:pPr>
             <w:r>
               <w:rPr>
-                <w:rFonts w:ascii="TimesNewRomanPS-BoldMT" w:hAnsi="TimesNewRomanPS-BoldMT"/>
+                <w:rFonts w:ascii="Times New Roman" w:hAnsi="Times New Roman" w:eastAsia="Times New Roman" w:cs="Times New Roman"/>
+                <w:sz w:val="24"/>
+                <w:szCs w:val="24"/>
                 <w:color w:val="000000"/>
-                <w:sz w:val="16"/>
-                <w:szCs w:val="16"/>
               </w:rPr>
               <w:t>(</w:t>
             </w:r>
             <w:proofErr w:type="gramStart"/>
             <w:r>
               <w:rPr>
-                <w:rFonts w:ascii="TimesNewRomanPSMT" w:hAnsi="TimesNewRomanPSMT"/>
+                <w:rFonts w:ascii="Times New Roman" w:hAnsi="Times New Roman" w:eastAsia="Times New Roman" w:cs="Times New Roman"/>
+                <w:sz w:val="24"/>
+                <w:szCs w:val="24"/>
                 <w:color w:val="000000"/>
-                <w:sz w:val="16"/>
-                <w:szCs w:val="16"/>
               </w:rPr>
               <w:t xml:space="preserve">ФИО)   </w:t>
             </w:r>
             <w:proofErr w:type="gramEnd"/>
             <w:r>
               <w:rPr>
-                <w:rFonts w:ascii="TimesNewRomanPSMT" w:hAnsi="TimesNewRomanPSMT"/>
+                <w:rFonts w:ascii="Times New Roman" w:hAnsi="Times New Roman" w:eastAsia="Times New Roman" w:cs="Times New Roman"/>
+                <w:sz w:val="24"/>
+                <w:szCs w:val="24"/>
                 <w:color w:val="000000"/>
-                <w:sz w:val="16"/>
-                <w:szCs w:val="16"/>
               </w:rPr>
               <w:t xml:space="preserve">                                                                              </w:t>
             </w:r>
@@ -1399,18 +1451,18 @@
                 <w:b/>
                 <w:bCs/>
                 <w:color w:val="000000"/>
-                <w:sz w:val="28"/>
-                <w:szCs w:val="28"/>
+                <w:sz w:val="24"/>
+                <w:szCs w:val="24"/>
               </w:rPr>
             </w:pPr>
             <w:r>
               <w:rPr>
-                <w:rFonts w:ascii="TimesNewRomanPS-BoldMT" w:hAnsi="TimesNewRomanPS-BoldMT"/>
                 <w:b/>
                 <w:bCs/>
+                <w:rFonts w:ascii="Times New Roman" w:hAnsi="Times New Roman" w:eastAsia="Times New Roman" w:cs="Times New Roman"/>
+                <w:sz w:val="24"/>
+                <w:szCs w:val="24"/>
                 <w:color w:val="000000"/>
-                <w:sz w:val="28"/>
-                <w:szCs w:val="28"/>
               </w:rPr>
               <w:t>Группа</w:t>
             </w:r>
@@ -1428,8 +1480,8 @@
               <w:rPr>
                 <w:rFonts w:ascii="TimesNewRomanPS-BoldMT" w:hAnsi="TimesNewRomanPS-BoldMT"/>
                 <w:color w:val="000000"/>
-                <w:sz w:val="28"/>
-                <w:szCs w:val="28"/>
+                <w:sz w:val="24"/>
+                <w:szCs w:val="24"/>
               </w:rPr>
             </w:pPr>
           </w:p>
@@ -1450,16 +1502,16 @@
               <w:rPr>
                 <w:rFonts w:ascii="TimesNewRomanPS-BoldMT" w:hAnsi="TimesNewRomanPS-BoldMT"/>
                 <w:color w:val="000000"/>
-                <w:sz w:val="28"/>
-                <w:szCs w:val="28"/>
+                <w:sz w:val="24"/>
+                <w:szCs w:val="24"/>
               </w:rPr>
             </w:pPr>
             <w:r>
               <w:rPr>
-                <w:rFonts w:ascii="TimesNewRomanPS-BoldMT" w:hAnsi="TimesNewRomanPS-BoldMT"/>
+                <w:rFonts w:ascii="Times New Roman" w:hAnsi="Times New Roman" w:eastAsia="Times New Roman" w:cs="Times New Roman"/>
+                <w:sz w:val="24"/>
+                <w:szCs w:val="24"/>
                 <w:color w:val="000000"/>
-                <w:sz w:val="28"/>
-                <w:szCs w:val="28"/>
               </w:rPr>
               <w:t xml:space="preserve"> </w:t>
             </w:r>
@@ -1480,8 +1532,8 @@
                 <w:b/>
                 <w:bCs/>
                 <w:color w:val="000000"/>
-                <w:sz w:val="28"/>
-                <w:szCs w:val="28"/>
+                <w:sz w:val="24"/>
+                <w:szCs w:val="24"/>
               </w:rPr>
             </w:pPr>
           </w:p>
@@ -1498,8 +1550,8 @@
               <w:rPr>
                 <w:rFonts w:ascii="TimesNewRomanPS-BoldMT" w:hAnsi="TimesNewRomanPS-BoldMT"/>
                 <w:color w:val="000000"/>
-                <w:sz w:val="28"/>
-                <w:szCs w:val="28"/>
+                <w:sz w:val="24"/>
+                <w:szCs w:val="24"/>
               </w:rPr>
             </w:pPr>
           </w:p>
@@ -1519,8 +1571,8 @@
               <w:rPr>
                 <w:rFonts w:ascii="TimesNewRomanPS-BoldMT" w:hAnsi="TimesNewRomanPS-BoldMT"/>
                 <w:color w:val="000000"/>
-                <w:sz w:val="28"/>
-                <w:szCs w:val="28"/>
+                <w:sz w:val="24"/>
+                <w:szCs w:val="24"/>
               </w:rPr>
             </w:pPr>
           </w:p>
@@ -1537,8 +1589,8 @@
               <w:rPr>
                 <w:rFonts w:ascii="TimesNewRomanPS-BoldMT" w:hAnsi="TimesNewRomanPS-BoldMT"/>
                 <w:color w:val="000000"/>
-                <w:sz w:val="28"/>
-                <w:szCs w:val="28"/>
+                <w:sz w:val="24"/>
+                <w:szCs w:val="24"/>
               </w:rPr>
             </w:pPr>
           </w:p>
@@ -1552,8 +1604,8 @@
         <w:rPr>
           <w:rFonts w:ascii="TimesNewRomanPSMT" w:hAnsi="TimesNewRomanPSMT"/>
           <w:color w:val="000000"/>
-          <w:sz w:val="18"/>
-          <w:szCs w:val="18"/>
+          <w:sz w:val="24"/>
+          <w:szCs w:val="24"/>
         </w:rPr>
       </w:pPr>
     </w:p>
@@ -1564,8 +1616,8 @@
         <w:rPr>
           <w:rFonts w:ascii="TimesNewRomanPSMT" w:hAnsi="TimesNewRomanPSMT"/>
           <w:color w:val="000000"/>
-          <w:sz w:val="18"/>
-          <w:szCs w:val="18"/>
+          <w:sz w:val="24"/>
+          <w:szCs w:val="24"/>
         </w:rPr>
       </w:pPr>
     </w:p>
@@ -1594,18 +1646,18 @@
                 <w:b/>
                 <w:bCs/>
                 <w:color w:val="000000"/>
-                <w:sz w:val="28"/>
-                <w:szCs w:val="28"/>
+                <w:sz w:val="24"/>
+                <w:szCs w:val="24"/>
               </w:rPr>
             </w:pPr>
             <w:r>
               <w:rPr>
-                <w:rFonts w:ascii="TimesNewRomanPS-BoldMT" w:hAnsi="TimesNewRomanPS-BoldMT"/>
                 <w:b/>
                 <w:bCs/>
+                <w:rFonts w:ascii="Times New Roman" w:hAnsi="Times New Roman" w:eastAsia="Times New Roman" w:cs="Times New Roman"/>
+                <w:sz w:val="24"/>
+                <w:szCs w:val="24"/>
                 <w:color w:val="000000"/>
-                <w:sz w:val="28"/>
-                <w:szCs w:val="28"/>
               </w:rPr>
               <w:t>Преподаватель</w:t>
             </w:r>
@@ -1623,8 +1675,8 @@
               <w:rPr>
                 <w:rFonts w:ascii="TimesNewRomanPS-BoldMT" w:hAnsi="TimesNewRomanPS-BoldMT"/>
                 <w:color w:val="000000"/>
-                <w:sz w:val="28"/>
-                <w:szCs w:val="28"/>
+                <w:sz w:val="24"/>
+                <w:szCs w:val="24"/>
               </w:rPr>
             </w:pPr>
           </w:p>
@@ -1644,16 +1696,16 @@
               <w:rPr>
                 <w:rFonts w:ascii="TimesNewRomanPS-BoldMT" w:hAnsi="TimesNewRomanPS-BoldMT"/>
                 <w:color w:val="000000"/>
-                <w:sz w:val="28"/>
-                <w:szCs w:val="28"/>
+                <w:sz w:val="24"/>
+                <w:szCs w:val="24"/>
               </w:rPr>
             </w:pPr>
             <w:r>
               <w:rPr>
-                <w:rFonts w:ascii="TimesNewRomanPS-BoldMT" w:hAnsi="TimesNewRomanPS-BoldMT"/>
+                <w:rFonts w:ascii="Times New Roman" w:hAnsi="Times New Roman" w:eastAsia="Times New Roman" w:cs="Times New Roman"/>
+                <w:sz w:val="24"/>
+                <w:szCs w:val="24"/>
                 <w:color w:val="000000"/>
-                <w:sz w:val="28"/>
-                <w:szCs w:val="28"/>
               </w:rPr>
               <w:t xml:space="preserve"> </w:t>
             </w:r>
@@ -1674,8 +1726,8 @@
                 <w:b/>
                 <w:bCs/>
                 <w:color w:val="000000"/>
-                <w:sz w:val="28"/>
-                <w:szCs w:val="28"/>
+                <w:sz w:val="24"/>
+                <w:szCs w:val="24"/>
               </w:rPr>
             </w:pPr>
           </w:p>
@@ -1692,8 +1744,8 @@
               <w:rPr>
                 <w:rFonts w:ascii="TimesNewRomanPS-BoldMT" w:hAnsi="TimesNewRomanPS-BoldMT"/>
                 <w:color w:val="000000"/>
-                <w:sz w:val="28"/>
-                <w:szCs w:val="28"/>
+                <w:sz w:val="24"/>
+                <w:szCs w:val="24"/>
               </w:rPr>
             </w:pPr>
           </w:p>
@@ -1713,36 +1765,36 @@
               <w:rPr>
                 <w:rFonts w:ascii="TimesNewRomanPS-BoldMT" w:hAnsi="TimesNewRomanPS-BoldMT"/>
                 <w:color w:val="000000"/>
-                <w:sz w:val="28"/>
-                <w:szCs w:val="28"/>
+                <w:sz w:val="24"/>
+                <w:szCs w:val="24"/>
               </w:rPr>
             </w:pPr>
             <w:r>
               <w:rPr>
-                <w:rFonts w:ascii="TimesNewRomanPS-BoldMT" w:hAnsi="TimesNewRomanPS-BoldMT"/>
+                <w:rFonts w:ascii="Times New Roman" w:hAnsi="Times New Roman" w:eastAsia="Times New Roman" w:cs="Times New Roman"/>
+                <w:sz w:val="24"/>
+                <w:szCs w:val="24"/>
                 <w:color w:val="000000"/>
-                <w:sz w:val="16"/>
-                <w:szCs w:val="16"/>
               </w:rPr>
               <w:t>(</w:t>
             </w:r>
             <w:proofErr w:type="gramStart"/>
             <w:r>
               <w:rPr>
-                <w:rFonts w:ascii="TimesNewRomanPSMT" w:hAnsi="TimesNewRomanPSMT"/>
+                <w:rFonts w:ascii="Times New Roman" w:hAnsi="Times New Roman" w:eastAsia="Times New Roman" w:cs="Times New Roman"/>
+                <w:sz w:val="24"/>
+                <w:szCs w:val="24"/>
                 <w:color w:val="000000"/>
-                <w:sz w:val="16"/>
-                <w:szCs w:val="16"/>
               </w:rPr>
               <w:t xml:space="preserve">ФИО)   </w:t>
             </w:r>
             <w:proofErr w:type="gramEnd"/>
             <w:r>
               <w:rPr>
-                <w:rFonts w:ascii="TimesNewRomanPSMT" w:hAnsi="TimesNewRomanPSMT"/>
+                <w:rFonts w:ascii="Times New Roman" w:hAnsi="Times New Roman" w:eastAsia="Times New Roman" w:cs="Times New Roman"/>
+                <w:sz w:val="24"/>
+                <w:szCs w:val="24"/>
                 <w:color w:val="000000"/>
-                <w:sz w:val="16"/>
-                <w:szCs w:val="16"/>
               </w:rPr>
               <w:t xml:space="preserve">                                                                              </w:t>
             </w:r>
@@ -1756,8 +1808,8 @@
         <w:rPr>
           <w:rFonts w:ascii="TimesNewRomanPSMT" w:hAnsi="TimesNewRomanPSMT"/>
           <w:color w:val="000000"/>
-          <w:sz w:val="18"/>
-          <w:szCs w:val="18"/>
+          <w:sz w:val="24"/>
+          <w:szCs w:val="24"/>
         </w:rPr>
       </w:pPr>
     </w:p>
@@ -1767,8 +1819,8 @@
         <w:rPr>
           <w:rFonts w:ascii="TimesNewRomanPSMT" w:hAnsi="TimesNewRomanPSMT"/>
           <w:color w:val="000000"/>
-          <w:sz w:val="18"/>
-          <w:szCs w:val="18"/>
+          <w:sz w:val="24"/>
+          <w:szCs w:val="24"/>
         </w:rPr>
       </w:pPr>
     </w:p>
@@ -1780,8 +1832,8 @@
           <w:b/>
           <w:bCs/>
           <w:color w:val="000000"/>
-          <w:sz w:val="28"/>
-          <w:szCs w:val="28"/>
+          <w:sz w:val="24"/>
+          <w:szCs w:val="24"/>
         </w:rPr>
       </w:pPr>
     </w:p>
@@ -1793,8 +1845,8 @@
           <w:b/>
           <w:bCs/>
           <w:color w:val="000000"/>
-          <w:sz w:val="28"/>
-          <w:szCs w:val="28"/>
+          <w:sz w:val="24"/>
+          <w:szCs w:val="24"/>
         </w:rPr>
       </w:pPr>
     </w:p>
@@ -1806,40 +1858,40 @@
           <w:b/>
           <w:bCs/>
           <w:color w:val="000000"/>
-          <w:sz w:val="28"/>
-          <w:szCs w:val="28"/>
+          <w:sz w:val="24"/>
+          <w:szCs w:val="24"/>
         </w:rPr>
       </w:pPr>
       <w:r>
         <w:rPr>
-          <w:rFonts w:ascii="TimesNewRomanPS-BoldMT" w:hAnsi="TimesNewRomanPS-BoldMT"/>
           <w:b/>
           <w:bCs/>
+          <w:rFonts w:ascii="Times New Roman" w:hAnsi="Times New Roman" w:eastAsia="Times New Roman" w:cs="Times New Roman"/>
+          <w:sz w:val="24"/>
+          <w:szCs w:val="24"/>
           <w:color w:val="000000"/>
-          <w:sz w:val="28"/>
-          <w:szCs w:val="28"/>
         </w:rPr>
-        <w:t xml:space="preserve">Москва, 2026</w:t>
+        <w:t>[Город], [Год]</w:t>
       </w:r>
       <w:r>
         <w:rPr>
-          <w:rFonts w:ascii="TimesNewRomanPS-BoldMT" w:hAnsi="TimesNewRomanPS-BoldMT"/>
           <w:b/>
           <w:bCs/>
+          <w:rFonts w:ascii="Times New Roman" w:hAnsi="Times New Roman" w:eastAsia="Times New Roman" w:cs="Times New Roman"/>
+          <w:sz w:val="24"/>
+          <w:szCs w:val="24"/>
           <w:color w:val="000000"/>
-          <w:sz w:val="28"/>
-          <w:szCs w:val="28"/>
         </w:rPr>
         <w:t/>
       </w:r>
       <w:r>
         <w:rPr>
-          <w:rFonts w:ascii="TimesNewRomanPS-BoldMT" w:hAnsi="TimesNewRomanPS-BoldMT"/>
           <w:b/>
           <w:bCs/>
+          <w:rFonts w:ascii="Times New Roman" w:hAnsi="Times New Roman" w:eastAsia="Times New Roman" w:cs="Times New Roman"/>
+          <w:sz w:val="24"/>
+          <w:szCs w:val="24"/>
           <w:color w:val="000000"/>
-          <w:sz w:val="28"/>
-          <w:szCs w:val="28"/>
         </w:rPr>
         <w:br w:type="page"/>
       </w:r>
@@ -1847,67 +1899,41 @@
     <w:p>
       <w:pPr>
         <w:pStyle w:val="1"/>
-        <w:spacing w:before="180" w:after="90" w:line="276" w:lineRule="auto"/>
         <w:keepNext/>
-        <w:keepLines/>
       </w:pPr>
       <w:r>
         <w:rPr>
           <w:rFonts w:ascii="Times New Roman" w:hAnsi="Times New Roman" w:eastAsia="Times New Roman" w:cs="Times New Roman"/>
+          <w:sz w:val="24"/>
+          <w:szCs w:val="24"/>
           <w:b/>
-          <w:bCs/>
-          <w:sz w:val="28"/>
-          <w:szCs w:val="28"/>
-          <w:color w:val="ED131C"/>
+          <w:color w:val="000000"/>
         </w:rPr>
-        <w:t>Шаблон отчёта</w:t>
-      </w:r>
-    </w:p>
-    <w:p>
-      <w:pPr>
-        <w:spacing w:before="50" w:after="100" w:line="250" w:lineRule="auto"/>
-        <w:keepLines/>
-        <w:shd w:val="clear" w:fill="F1F1F4"/>
-        <w:pBdr>
-          <w:top w:val="single" w:sz="5" w:space="5" w:color="D2D3D8"/>
-          <w:left w:val="single" w:sz="5" w:space="5" w:color="D2D3D8"/>
-          <w:bottom w:val="single" w:sz="5" w:space="5" w:color="D2D3D8"/>
-          <w:right w:val="single" w:sz="5" w:space="5" w:color="D2D3D8"/>
-        </w:pBdr>
-      </w:pPr>
-      <w:r>
-        <w:rPr>
-          <w:rFonts w:ascii="Times New Roman" w:hAnsi="Times New Roman" w:eastAsia="Times New Roman" w:cs="Times New Roman"/>
-          <w:sz w:val="20"/>
-          <w:szCs w:val="20"/>
-          <w:color w:val="77777F"/>
-        </w:rPr>
-        <w:t>Серый текст — подсказка для заполнения. Перед сдачей удалите подсказки и оставьте только свои результаты и доказательства.</w:t>
+        <w:t>Паспорт лабораторной работы</w:t>
       </w:r>
     </w:p>
     <w:tbl>
       <w:tblPr>
-        <w:tblW w:w="9000" w:type="dxa"/>
-        <w:tblInd w:w="120" w:type="dxa"/>
+        <w:tblW w:w="9350" w:type="dxa"/>
         <w:tblLayout w:type="fixed"/>
+        <w:tblBorders>
+          <w:top w:val="single" w:sz="4" w:color="D9D9D9"/>
+          <w:left w:val="single" w:sz="4" w:color="D9D9D9"/>
+          <w:bottom w:val="single" w:sz="4" w:color="D9D9D9"/>
+          <w:right w:val="single" w:sz="4" w:color="D9D9D9"/>
+          <w:insideH w:val="single" w:sz="4" w:color="D9D9D9"/>
+          <w:insideV w:val="single" w:sz="4" w:color="D9D9D9"/>
+        </w:tblBorders>
         <w:tblCellMar>
-          <w:top w:w="90" w:type="dxa"/>
-          <w:start w:w="120" w:type="dxa"/>
-          <w:bottom w:w="90" w:type="dxa"/>
-          <w:end w:w="120" w:type="dxa"/>
+          <w:top w:w="85" w:type="dxa"/>
+          <w:left w:w="85" w:type="dxa"/>
+          <w:bottom w:w="85" w:type="dxa"/>
+          <w:right w:w="85" w:type="dxa"/>
         </w:tblCellMar>
-        <w:tblBorders>
-          <w:top w:val="single" w:sz="6" w:space="0" w:color="C7C8CD"/>
-          <w:start w:val="single" w:sz="6" w:space="0" w:color="C7C8CD"/>
-          <w:bottom w:val="single" w:sz="6" w:space="0" w:color="C7C8CD"/>
-          <w:end w:val="single" w:sz="6" w:space="0" w:color="C7C8CD"/>
-          <w:insideH w:val="single" w:sz="6" w:space="0" w:color="C7C8CD"/>
-          <w:insideV w:val="single" w:sz="6" w:space="0" w:color="C7C8CD"/>
-        </w:tblBorders>
       </w:tblPr>
       <w:tblGrid>
-        <w:gridCol w:w="2100"/>
-        <w:gridCol w:w="6900"/>
+        <w:gridCol w:w="2150"/>
+        <w:gridCol w:w="7200"/>
       </w:tblGrid>
       <w:tr>
         <w:trPr>
@@ -1916,24 +1942,20 @@
         </w:trPr>
         <w:tc>
           <w:tcPr>
-            <w:tcW w:w="2100" w:type="dxa"/>
-            <w:vAlign w:val="center"/>
-            <w:shd w:val="clear" w:fill="1C1C1C"/>
+            <w:tcW w:w="2150" w:type="dxa"/>
+            <w:shd w:fill="E7E7E7"/>
           </w:tcPr>
           <w:p>
             <w:pPr>
-              <w:jc w:val="center"/>
-              <w:spacing w:before="0" w:after="0" w:line="240" w:lineRule="auto"/>
-              <w:keepLines/>
+              <w:spacing w:after="100" w:line="240" w:lineRule="auto"/>
+              <w:keepNext/>
             </w:pPr>
             <w:r>
               <w:rPr>
-                <w:rFonts w:ascii="Times New Roman" w:hAnsi="Times New Roman" w:eastAsia="Times New Roman" w:cs="Times New Roman"/>
+                <w:rFonts w:ascii="Times New Roman" w:hAnsi="Times New Roman" w:cs="Times New Roman"/>
+                <w:sz w:val="24"/>
                 <w:b/>
-                <w:bCs/>
-                <w:sz w:val="19"/>
-                <w:szCs w:val="19"/>
-                <w:color w:val="FFFFFF"/>
+                <w:szCs w:val="24"/>
               </w:rPr>
               <w:t>Поле</w:t>
             </w:r>
@@ -1941,26 +1963,22 @@
         </w:tc>
         <w:tc>
           <w:tcPr>
-            <w:tcW w:w="6900" w:type="dxa"/>
-            <w:vAlign w:val="center"/>
-            <w:shd w:val="clear" w:fill="1C1C1C"/>
+            <w:tcW w:w="7200" w:type="dxa"/>
+            <w:shd w:fill="E7E7E7"/>
           </w:tcPr>
           <w:p>
             <w:pPr>
-              <w:jc w:val="center"/>
-              <w:spacing w:before="0" w:after="0" w:line="240" w:lineRule="auto"/>
-              <w:keepLines/>
+              <w:spacing w:after="100" w:line="240" w:lineRule="auto"/>
+              <w:keepNext/>
             </w:pPr>
             <w:r>
               <w:rPr>
-                <w:rFonts w:ascii="Times New Roman" w:hAnsi="Times New Roman" w:eastAsia="Times New Roman" w:cs="Times New Roman"/>
+                <w:rFonts w:ascii="Times New Roman" w:hAnsi="Times New Roman" w:cs="Times New Roman"/>
+                <w:sz w:val="24"/>
                 <w:b/>
-                <w:bCs/>
-                <w:sz w:val="19"/>
-                <w:szCs w:val="19"/>
-                <w:color w:val="FFFFFF"/>
+                <w:szCs w:val="24"/>
               </w:rPr>
-              <w:t>Значение</w:t>
+              <w:t>Содержание</w:t>
             </w:r>
           </w:p>
         </w:tc>
@@ -1971,47 +1989,37 @@
         </w:trPr>
         <w:tc>
           <w:tcPr>
-            <w:tcW w:w="2100" w:type="dxa"/>
-            <w:vAlign w:val="center"/>
+            <w:tcW w:w="2150" w:type="dxa"/>
           </w:tcPr>
           <w:p>
             <w:pPr>
-              <w:jc w:val="left"/>
-              <w:spacing w:before="0" w:after="0" w:line="240" w:lineRule="auto"/>
-              <w:keepLines/>
+              <w:spacing w:after="100" w:line="240" w:lineRule="auto"/>
             </w:pPr>
             <w:r>
               <w:rPr>
-                <w:rFonts w:ascii="Times New Roman" w:hAnsi="Times New Roman" w:eastAsia="Times New Roman" w:cs="Times New Roman"/>
-                <w:b/>
-                <w:bCs/>
-                <w:sz w:val="19"/>
-                <w:szCs w:val="19"/>
-                <w:color w:val="1C1C1C"/>
+                <w:rFonts w:ascii="Times New Roman" w:hAnsi="Times New Roman" w:cs="Times New Roman"/>
+                <w:sz w:val="24"/>
+                <w:szCs w:val="24"/>
               </w:rPr>
-              <w:t>Лабораторная работа</w:t>
+              <w:t>Название</w:t>
             </w:r>
           </w:p>
         </w:tc>
         <w:tc>
           <w:tcPr>
-            <w:tcW w:w="6900" w:type="dxa"/>
-            <w:vAlign w:val="center"/>
+            <w:tcW w:w="7200" w:type="dxa"/>
           </w:tcPr>
           <w:p>
             <w:pPr>
-              <w:jc w:val="left"/>
-              <w:spacing w:before="0" w:after="0" w:line="240" w:lineRule="auto"/>
-              <w:keepLines/>
+              <w:spacing w:after="100" w:line="240" w:lineRule="auto"/>
             </w:pPr>
             <w:r>
               <w:rPr>
-                <w:rFonts w:ascii="Times New Roman" w:hAnsi="Times New Roman" w:eastAsia="Times New Roman" w:cs="Times New Roman"/>
-                <w:sz w:val="19"/>
-                <w:szCs w:val="19"/>
-                <w:color w:val="1C1C1C"/>
+                <w:rFonts w:ascii="Times New Roman" w:hAnsi="Times New Roman" w:cs="Times New Roman"/>
+                <w:sz w:val="24"/>
+                <w:szCs w:val="24"/>
               </w:rPr>
-              <w:t>№ 21. Проверка защищённости системы по регламенту и оформление заключения</w:t>
+              <w:t>Проверка защищённости системы по регламенту и оформление заключения</w:t>
             </w:r>
           </w:p>
         </w:tc>
@@ -2022,49 +2030,37 @@
         </w:trPr>
         <w:tc>
           <w:tcPr>
-            <w:tcW w:w="2100" w:type="dxa"/>
-            <w:vAlign w:val="center"/>
-            <w:shd w:val="clear" w:fill="F7F7F9"/>
+            <w:tcW w:w="2150" w:type="dxa"/>
           </w:tcPr>
           <w:p>
             <w:pPr>
-              <w:jc w:val="center"/>
-              <w:spacing w:before="0" w:after="0" w:line="240" w:lineRule="auto"/>
-              <w:keepLines/>
+              <w:spacing w:after="100" w:line="240" w:lineRule="auto"/>
             </w:pPr>
             <w:r>
               <w:rPr>
-                <w:rFonts w:ascii="Times New Roman" w:hAnsi="Times New Roman" w:eastAsia="Times New Roman" w:cs="Times New Roman"/>
-                <w:b/>
-                <w:bCs/>
-                <w:sz w:val="19"/>
-                <w:szCs w:val="19"/>
-                <w:color w:val="1C1C1C"/>
+                <w:rFonts w:ascii="Times New Roman" w:hAnsi="Times New Roman" w:cs="Times New Roman"/>
+                <w:sz w:val="24"/>
+                <w:szCs w:val="24"/>
               </w:rPr>
-              <w:t>Блок и семестр</w:t>
+              <w:t>Цель</w:t>
             </w:r>
           </w:p>
         </w:tc>
         <w:tc>
           <w:tcPr>
-            <w:tcW w:w="6900" w:type="dxa"/>
-            <w:vAlign w:val="center"/>
-            <w:shd w:val="clear" w:fill="F7F7F9"/>
+            <w:tcW w:w="7200" w:type="dxa"/>
           </w:tcPr>
           <w:p>
             <w:pPr>
-              <w:jc w:val="left"/>
-              <w:spacing w:before="0" w:after="0" w:line="240" w:lineRule="auto"/>
-              <w:keepLines/>
+              <w:spacing w:after="100" w:line="240" w:lineRule="auto"/>
             </w:pPr>
             <w:r>
               <w:rPr>
-                <w:rFonts w:ascii="Times New Roman" w:hAnsi="Times New Roman" w:eastAsia="Times New Roman" w:cs="Times New Roman"/>
-                <w:sz w:val="19"/>
-                <w:szCs w:val="19"/>
-                <w:color w:val="1C1C1C"/>
+                <w:rFonts w:ascii="Times New Roman" w:hAnsi="Times New Roman" w:cs="Times New Roman"/>
+                <w:sz w:val="24"/>
+                <w:szCs w:val="24"/>
               </w:rPr>
-              <w:t>Блок 2. Защита компьютерных систем — 8 семестр</w:t>
+              <w:t>Провести документированную проверку требований, отделить соответствия от несоответствий и сформировать заключение с понятными основаниями.</w:t>
             </w:r>
           </w:p>
         </w:tc>
@@ -2075,47 +2071,37 @@
         </w:trPr>
         <w:tc>
           <w:tcPr>
-            <w:tcW w:w="2100" w:type="dxa"/>
-            <w:vAlign w:val="center"/>
+            <w:tcW w:w="2150" w:type="dxa"/>
           </w:tcPr>
           <w:p>
             <w:pPr>
-              <w:jc w:val="center"/>
-              <w:spacing w:before="0" w:after="0" w:line="240" w:lineRule="auto"/>
-              <w:keepLines/>
+              <w:spacing w:after="100" w:line="240" w:lineRule="auto"/>
             </w:pPr>
             <w:r>
               <w:rPr>
-                <w:rFonts w:ascii="Times New Roman" w:hAnsi="Times New Roman" w:eastAsia="Times New Roman" w:cs="Times New Roman"/>
-                <w:b/>
-                <w:bCs/>
-                <w:sz w:val="19"/>
-                <w:szCs w:val="19"/>
-                <w:color w:val="1C1C1C"/>
+                <w:rFonts w:ascii="Times New Roman" w:hAnsi="Times New Roman" w:cs="Times New Roman"/>
+                <w:sz w:val="24"/>
+                <w:szCs w:val="24"/>
               </w:rPr>
-              <w:t>Тема</w:t>
+              <w:t>Практический навык</w:t>
             </w:r>
           </w:p>
         </w:tc>
         <w:tc>
           <w:tcPr>
-            <w:tcW w:w="6900" w:type="dxa"/>
-            <w:vAlign w:val="center"/>
+            <w:tcW w:w="7200" w:type="dxa"/>
           </w:tcPr>
           <w:p>
             <w:pPr>
-              <w:jc w:val="left"/>
-              <w:spacing w:before="0" w:after="0" w:line="240" w:lineRule="auto"/>
-              <w:keepLines/>
+              <w:spacing w:after="100" w:line="240" w:lineRule="auto"/>
             </w:pPr>
             <w:r>
               <w:rPr>
-                <w:rFonts w:ascii="Times New Roman" w:hAnsi="Times New Roman" w:eastAsia="Times New Roman" w:cs="Times New Roman"/>
-                <w:sz w:val="19"/>
-                <w:szCs w:val="19"/>
-                <w:color w:val="1C1C1C"/>
+                <w:rFonts w:ascii="Times New Roman" w:hAnsi="Times New Roman" w:cs="Times New Roman"/>
+                <w:sz w:val="24"/>
+                <w:szCs w:val="24"/>
               </w:rPr>
-              <w:t>04.02.07. Шифрование и проверка защищённости</w:t>
+              <w:t>Применять чек-лист к пакету доказательств</w:t>
             </w:r>
           </w:p>
         </w:tc>
@@ -2126,49 +2112,37 @@
         </w:trPr>
         <w:tc>
           <w:tcPr>
-            <w:tcW w:w="2100" w:type="dxa"/>
-            <w:vAlign w:val="center"/>
-            <w:shd w:val="clear" w:fill="F7F7F9"/>
+            <w:tcW w:w="2150" w:type="dxa"/>
           </w:tcPr>
           <w:p>
             <w:pPr>
-              <w:jc w:val="center"/>
-              <w:spacing w:before="0" w:after="0" w:line="240" w:lineRule="auto"/>
-              <w:keepLines/>
+              <w:spacing w:after="100" w:line="240" w:lineRule="auto"/>
             </w:pPr>
             <w:r>
               <w:rPr>
-                <w:rFonts w:ascii="Times New Roman" w:hAnsi="Times New Roman" w:eastAsia="Times New Roman" w:cs="Times New Roman"/>
-                <w:b/>
-                <w:bCs/>
-                <w:sz w:val="19"/>
-                <w:szCs w:val="19"/>
-                <w:color w:val="1C1C1C"/>
+                <w:rFonts w:ascii="Times New Roman" w:hAnsi="Times New Roman" w:cs="Times New Roman"/>
+                <w:sz w:val="24"/>
+                <w:szCs w:val="24"/>
               </w:rPr>
-              <w:t>Максимальный балл</w:t>
+              <w:t>Результат</w:t>
             </w:r>
           </w:p>
         </w:tc>
         <w:tc>
           <w:tcPr>
-            <w:tcW w:w="6900" w:type="dxa"/>
-            <w:vAlign w:val="center"/>
-            <w:shd w:val="clear" w:fill="F7F7F9"/>
+            <w:tcW w:w="7200" w:type="dxa"/>
           </w:tcPr>
           <w:p>
             <w:pPr>
-              <w:jc w:val="left"/>
-              <w:spacing w:before="0" w:after="0" w:line="240" w:lineRule="auto"/>
-              <w:keepLines/>
+              <w:spacing w:after="100" w:line="240" w:lineRule="auto"/>
             </w:pPr>
             <w:r>
               <w:rPr>
-                <w:rFonts w:ascii="Times New Roman" w:hAnsi="Times New Roman" w:eastAsia="Times New Roman" w:cs="Times New Roman"/>
-                <w:sz w:val="19"/>
-                <w:szCs w:val="19"/>
-                <w:color w:val="1C1C1C"/>
+                <w:rFonts w:ascii="Times New Roman" w:hAnsi="Times New Roman" w:cs="Times New Roman"/>
+                <w:sz w:val="24"/>
+                <w:szCs w:val="24"/>
               </w:rPr>
-              <w:t>4</w:t>
+              <w:t>заполненный чек-лист R1–R12; перечень соответствий и несоответствий</w:t>
             </w:r>
           </w:p>
         </w:tc>
@@ -2179,47 +2153,37 @@
         </w:trPr>
         <w:tc>
           <w:tcPr>
-            <w:tcW w:w="2100" w:type="dxa"/>
-            <w:vAlign w:val="center"/>
+            <w:tcW w:w="2150" w:type="dxa"/>
           </w:tcPr>
           <w:p>
             <w:pPr>
-              <w:jc w:val="left"/>
-              <w:spacing w:before="0" w:after="0" w:line="240" w:lineRule="auto"/>
-              <w:keepLines/>
+              <w:spacing w:after="100" w:line="240" w:lineRule="auto"/>
             </w:pPr>
             <w:r>
               <w:rPr>
-                <w:rFonts w:ascii="Times New Roman" w:hAnsi="Times New Roman" w:eastAsia="Times New Roman" w:cs="Times New Roman"/>
-                <w:b/>
-                <w:bCs/>
-                <w:sz w:val="19"/>
-                <w:szCs w:val="19"/>
-                <w:color w:val="1C1C1C"/>
+                <w:rFonts w:ascii="Times New Roman" w:hAnsi="Times New Roman" w:cs="Times New Roman"/>
+                <w:sz w:val="24"/>
+                <w:szCs w:val="24"/>
               </w:rPr>
-              <w:t>Предметная область</w:t>
+              <w:t>Семестр и баллы</w:t>
             </w:r>
           </w:p>
         </w:tc>
         <w:tc>
           <w:tcPr>
-            <w:tcW w:w="6900" w:type="dxa"/>
-            <w:vAlign w:val="center"/>
+            <w:tcW w:w="7200" w:type="dxa"/>
           </w:tcPr>
           <w:p>
             <w:pPr>
-              <w:jc w:val="left"/>
-              <w:spacing w:before="0" w:after="0" w:line="240" w:lineRule="auto"/>
-              <w:keepLines/>
+              <w:spacing w:after="100" w:line="240" w:lineRule="auto"/>
             </w:pPr>
             <w:r>
               <w:rPr>
-                <w:rFonts w:ascii="Times New Roman" w:hAnsi="Times New Roman" w:eastAsia="Times New Roman" w:cs="Times New Roman"/>
-                <w:sz w:val="19"/>
-                <w:szCs w:val="19"/>
-                <w:color w:val="77777F"/>
+                <w:rFonts w:ascii="Times New Roman" w:hAnsi="Times New Roman" w:cs="Times New Roman"/>
+                <w:sz w:val="24"/>
+                <w:szCs w:val="24"/>
               </w:rPr>
-              <w:t>[Укажите сквозной вариант SA01–SA30 и название]</w:t>
+              <w:t>8 семестр; максимум 4 баллов</w:t>
             </w:r>
           </w:p>
         </w:tc>
@@ -2230,47 +2194,35 @@
         </w:trPr>
         <w:tc>
           <w:tcPr>
-            <w:tcW w:w="2100" w:type="dxa"/>
-            <w:vAlign w:val="center"/>
-            <w:shd w:val="clear" w:fill="F7F7F9"/>
+            <w:tcW w:w="2150" w:type="dxa"/>
           </w:tcPr>
           <w:p>
             <w:pPr>
-              <w:jc w:val="left"/>
-              <w:spacing w:before="0" w:after="0" w:line="240" w:lineRule="auto"/>
-              <w:keepLines/>
+              <w:spacing w:after="100" w:line="240" w:lineRule="auto"/>
             </w:pPr>
             <w:r>
               <w:rPr>
-                <w:rFonts w:ascii="Times New Roman" w:hAnsi="Times New Roman" w:eastAsia="Times New Roman" w:cs="Times New Roman"/>
-                <w:b/>
-                <w:bCs/>
-                <w:sz w:val="19"/>
-                <w:szCs w:val="19"/>
-                <w:color w:val="1C1C1C"/>
+                <w:rFonts w:ascii="Times New Roman" w:hAnsi="Times New Roman" w:cs="Times New Roman"/>
+                <w:sz w:val="24"/>
+                <w:szCs w:val="24"/>
               </w:rPr>
-              <w:t>Имя итогового файла</w:t>
+              <w:t>Имя файла</w:t>
             </w:r>
           </w:p>
         </w:tc>
         <w:tc>
           <w:tcPr>
-            <w:tcW w:w="6900" w:type="dxa"/>
-            <w:vAlign w:val="center"/>
-            <w:shd w:val="clear" w:fill="F7F7F9"/>
+            <w:tcW w:w="7200" w:type="dxa"/>
           </w:tcPr>
           <w:p>
             <w:pPr>
-              <w:jc w:val="left"/>
-              <w:spacing w:before="0" w:after="0" w:line="240" w:lineRule="auto"/>
-              <w:keepLines/>
+              <w:spacing w:after="100" w:line="240" w:lineRule="auto"/>
             </w:pPr>
             <w:r>
               <w:rPr>
-                <w:rFonts w:ascii="Times New Roman" w:hAnsi="Times New Roman" w:eastAsia="Times New Roman" w:cs="Times New Roman"/>
-                <w:sz w:val="19"/>
-                <w:szCs w:val="19"/>
-                <w:color w:val="1C1C1C"/>
+                <w:rFonts w:ascii="Times New Roman" w:hAnsi="Times New Roman" w:cs="Times New Roman"/>
+                <w:sz w:val="24"/>
+                <w:szCs w:val="24"/>
               </w:rPr>
               <w:t>Фамилия_Группа_МДК0402_ЛР21.docx</w:t>
             </w:r>
@@ -2279,102 +2231,173 @@
       </w:tr>
     </w:tbl>
     <w:p>
+      <w:r>
+        <w:rPr>
+          <w:rFonts w:ascii="Times New Roman" w:hAnsi="Times New Roman" w:eastAsia="Times New Roman" w:cs="Times New Roman"/>
+          <w:sz w:val="24"/>
+          <w:szCs w:val="24"/>
+          <w:color w:val="000000"/>
+        </w:rPr>
+        <w:t>Вариант [код] · Предметная область [название]</w:t>
+      </w:r>
+    </w:p>
+    <w:p>
       <w:pPr>
-        <w:pStyle w:val="1"/>
-        <w:spacing w:before="180" w:after="90" w:line="276" w:lineRule="auto"/>
+        <w:pStyle w:val="2"/>
         <w:keepNext/>
-        <w:keepLines/>
       </w:pPr>
       <w:r>
         <w:rPr>
           <w:rFonts w:ascii="Times New Roman" w:hAnsi="Times New Roman" w:eastAsia="Times New Roman" w:cs="Times New Roman"/>
+          <w:sz w:val="24"/>
+          <w:szCs w:val="24"/>
           <w:b/>
-          <w:bCs/>
-          <w:sz w:val="28"/>
-          <w:szCs w:val="28"/>
-          <w:color w:val="ED131C"/>
+          <w:color w:val="000000"/>
         </w:rPr>
-        <w:t>1. Цель работы</w:t>
+        <w:t>Пояснение к задаче по предметной области</w:t>
+      </w:r>
+    </w:p>
+    <w:p>
+      <w:r>
+        <w:rPr>
+          <w:rFonts w:ascii="Times New Roman" w:hAnsi="Times New Roman" w:eastAsia="Times New Roman" w:cs="Times New Roman"/>
+          <w:sz w:val="24"/>
+          <w:szCs w:val="24"/>
+          <w:color w:val="000000"/>
+        </w:rPr>
+        <w:t>Заключение ограничено областью, датой и доступными доказательствами. Отсутствие подтверждения — отдельный статус, его нельзя автоматически объявить ни соответствием, ни установленной уязвимостью.</w:t>
       </w:r>
     </w:p>
     <w:p>
       <w:pPr>
-        <w:spacing w:before="0" w:after="80" w:line="276" w:lineRule="auto"/>
+        <w:pStyle w:val="2"/>
+        <w:keepNext/>
       </w:pPr>
       <w:r>
         <w:rPr>
           <w:rFonts w:ascii="Times New Roman" w:hAnsi="Times New Roman" w:eastAsia="Times New Roman" w:cs="Times New Roman"/>
-          <w:sz w:val="21"/>
-          <w:szCs w:val="21"/>
+          <w:sz w:val="24"/>
+          <w:szCs w:val="24"/>
+          <w:b/>
           <w:color w:val="000000"/>
         </w:rPr>
-        <w:t>Провести документированную проверку требований, отделить соответствия от несоответствий и сформировать заключение с понятными основаниями.</w:t>
+        <w:t>Материалы для выполнения</w:t>
       </w:r>
     </w:p>
     <w:p>
       <w:pPr>
-        <w:spacing w:before="50" w:after="100" w:line="250" w:lineRule="auto"/>
-        <w:keepLines/>
-        <w:shd w:val="clear" w:fill="F1F1F4"/>
-        <w:pBdr>
-          <w:top w:val="single" w:sz="5" w:space="5" w:color="D2D3D8"/>
-          <w:left w:val="single" w:sz="5" w:space="5" w:color="D2D3D8"/>
-          <w:bottom w:val="single" w:sz="5" w:space="5" w:color="D2D3D8"/>
-          <w:right w:val="single" w:sz="5" w:space="5" w:color="D2D3D8"/>
-        </w:pBdr>
+        <w:pStyle w:val="PIDISBullet"/>
       </w:pPr>
       <w:r>
         <w:rPr>
           <w:rFonts w:ascii="Times New Roman" w:hAnsi="Times New Roman" w:eastAsia="Times New Roman" w:cs="Times New Roman"/>
-          <w:sz w:val="20"/>
-          <w:szCs w:val="20"/>
-          <w:color w:val="77777F"/>
+          <w:sz w:val="24"/>
+          <w:szCs w:val="24"/>
+          <w:color w:val="000000"/>
         </w:rPr>
-        <w:t>[При необходимости уточните формулировку цели своими словами, не добавляя теоретический обзор.]</w:t>
+        <w:t>Лекция: Шифрование и проверка защищённости. Разделы: Проверка по регламенту, Заключение и меры.</w:t>
+      </w:r>
+    </w:p>
+    <w:p>
+      <w:pPr>
+        <w:pStyle w:val="PIDISBullet"/>
+      </w:pPr>
+      <w:r>
+        <w:rPr>
+          <w:rFonts w:ascii="Times New Roman" w:hAnsi="Times New Roman" w:eastAsia="Times New Roman" w:cs="Times New Roman"/>
+          <w:sz w:val="24"/>
+          <w:szCs w:val="24"/>
+          <w:color w:val="000000"/>
+        </w:rPr>
+        <w:t>Возьмите подход к доказательствам ЛР20 и ограничения защиты ЛР14–ЛР19. E01–E14 — отдельный пакет аудита; не подменяйте их собственными прогнозами настроек.</w:t>
+      </w:r>
+    </w:p>
+    <w:p>
+      <w:pPr>
+        <w:pStyle w:val="PIDISBullet"/>
+      </w:pPr>
+      <w:r>
+        <w:rPr>
+          <w:rFonts w:ascii="Times New Roman" w:hAnsi="Times New Roman" w:eastAsia="Times New Roman" w:cs="Times New Roman"/>
+          <w:sz w:val="24"/>
+          <w:szCs w:val="24"/>
+          <w:color w:val="000000"/>
+        </w:rPr>
+        <w:t>Используйте HTML и CSV только текущей работы своего варианта. Учебные эпизоды не объединяются в один журнал; числа разных окон не складываются.</w:t>
+      </w:r>
+    </w:p>
+    <w:p>
+      <w:r>
+        <w:rPr>
+          <w:rFonts w:ascii="Times New Roman" w:hAnsi="Times New Roman" w:eastAsia="Times New Roman" w:cs="Times New Roman"/>
+          <w:sz w:val="24"/>
+          <w:szCs w:val="24"/>
+          <w:color w:val="000000"/>
+        </w:rPr>
+        <w:t>Примените вывод к критичной функции и активу варианта. Профиль C1–C5 не подменяет требования общего эпизода. Все ответы и фактические результаты заполняет студент.</w:t>
+      </w:r>
+    </w:p>
+    <w:p>
+      <w:r>
+        <w:rPr>
+          <w:rFonts w:ascii="Times New Roman" w:hAnsi="Times New Roman" w:eastAsia="Times New Roman" w:cs="Times New Roman"/>
+          <w:sz w:val="24"/>
+          <w:szCs w:val="24"/>
+          <w:color w:val="000000"/>
+        </w:rPr>
+        <w:br w:type="page"/>
       </w:r>
     </w:p>
     <w:p>
       <w:pPr>
         <w:pStyle w:val="1"/>
-        <w:spacing w:before="180" w:after="90" w:line="276" w:lineRule="auto"/>
         <w:keepNext/>
-        <w:keepLines/>
       </w:pPr>
       <w:r>
         <w:rPr>
           <w:rFonts w:ascii="Times New Roman" w:hAnsi="Times New Roman" w:eastAsia="Times New Roman" w:cs="Times New Roman"/>
+          <w:sz w:val="24"/>
+          <w:szCs w:val="24"/>
           <w:b/>
-          <w:bCs/>
-          <w:sz w:val="28"/>
-          <w:szCs w:val="28"/>
-          <w:color w:val="ED131C"/>
+          <w:color w:val="000000"/>
         </w:rPr>
-        <w:t>2. Исходные данные и среда выполнения</w:t>
+        <w:t>Основной результат работы</w:t>
+      </w:r>
+    </w:p>
+    <w:p>
+      <w:r>
+        <w:rPr>
+          <w:rFonts w:ascii="Times New Roman" w:hAnsi="Times New Roman" w:eastAsia="Times New Roman" w:cs="Times New Roman"/>
+          <w:sz w:val="24"/>
+          <w:szCs w:val="24"/>
+          <w:color w:val="000000"/>
+        </w:rPr>
+        <w:t>Заполните таблицу. Добавляйте строки при необходимости; не уменьшайте шрифт для размещения ответа.</w:t>
       </w:r>
     </w:p>
     <w:tbl>
       <w:tblPr>
-        <w:tblW w:w="9000" w:type="dxa"/>
-        <w:tblInd w:w="120" w:type="dxa"/>
+        <w:tblW w:w="9350" w:type="dxa"/>
         <w:tblLayout w:type="fixed"/>
+        <w:tblBorders>
+          <w:top w:val="single" w:sz="4" w:color="D9D9D9"/>
+          <w:left w:val="single" w:sz="4" w:color="D9D9D9"/>
+          <w:bottom w:val="single" w:sz="4" w:color="D9D9D9"/>
+          <w:right w:val="single" w:sz="4" w:color="D9D9D9"/>
+          <w:insideH w:val="single" w:sz="4" w:color="D9D9D9"/>
+          <w:insideV w:val="single" w:sz="4" w:color="D9D9D9"/>
+        </w:tblBorders>
         <w:tblCellMar>
-          <w:top w:w="90" w:type="dxa"/>
-          <w:start w:w="120" w:type="dxa"/>
-          <w:bottom w:w="90" w:type="dxa"/>
-          <w:end w:w="120" w:type="dxa"/>
+          <w:top w:w="85" w:type="dxa"/>
+          <w:left w:w="85" w:type="dxa"/>
+          <w:bottom w:w="85" w:type="dxa"/>
+          <w:right w:w="85" w:type="dxa"/>
         </w:tblCellMar>
-        <w:tblBorders>
-          <w:top w:val="single" w:sz="6" w:space="0" w:color="C7C8CD"/>
-          <w:start w:val="single" w:sz="6" w:space="0" w:color="C7C8CD"/>
-          <w:bottom w:val="single" w:sz="6" w:space="0" w:color="C7C8CD"/>
-          <w:end w:val="single" w:sz="6" w:space="0" w:color="C7C8CD"/>
-          <w:insideH w:val="single" w:sz="6" w:space="0" w:color="C7C8CD"/>
-          <w:insideV w:val="single" w:sz="6" w:space="0" w:color="C7C8CD"/>
-        </w:tblBorders>
       </w:tblPr>
       <w:tblGrid>
-        <w:gridCol w:w="2200"/>
-        <w:gridCol w:w="6800"/>
+        <w:gridCol w:w="3900"/>
+        <w:gridCol w:w="2900"/>
+        <w:gridCol w:w="2550"/>
       </w:tblGrid>
       <w:tr>
         <w:trPr>
@@ -2383,51 +2406,64 @@
         </w:trPr>
         <w:tc>
           <w:tcPr>
-            <w:tcW w:w="2200" w:type="dxa"/>
-            <w:vAlign w:val="center"/>
-            <w:shd w:val="clear" w:fill="1C1C1C"/>
+            <w:tcW w:w="3900" w:type="dxa"/>
+            <w:shd w:fill="E7E7E7"/>
           </w:tcPr>
           <w:p>
             <w:pPr>
-              <w:jc w:val="center"/>
-              <w:spacing w:before="0" w:after="0" w:line="240" w:lineRule="auto"/>
-              <w:keepLines/>
+              <w:spacing w:after="100" w:line="240" w:lineRule="auto"/>
+              <w:keepNext/>
             </w:pPr>
             <w:r>
               <w:rPr>
-                <w:rFonts w:ascii="Times New Roman" w:hAnsi="Times New Roman" w:eastAsia="Times New Roman" w:cs="Times New Roman"/>
+                <w:rFonts w:ascii="Times New Roman" w:hAnsi="Times New Roman" w:cs="Times New Roman"/>
+                <w:sz w:val="24"/>
                 <w:b/>
-                <w:bCs/>
-                <w:sz w:val="19"/>
-                <w:szCs w:val="19"/>
-                <w:color w:val="FFFFFF"/>
+                <w:szCs w:val="24"/>
               </w:rPr>
-              <w:t>Параметр</w:t>
+              <w:t>Что подготовить</w:t>
             </w:r>
           </w:p>
         </w:tc>
         <w:tc>
           <w:tcPr>
-            <w:tcW w:w="6800" w:type="dxa"/>
-            <w:vAlign w:val="center"/>
-            <w:shd w:val="clear" w:fill="1C1C1C"/>
+            <w:tcW w:w="2900" w:type="dxa"/>
+            <w:shd w:fill="E7E7E7"/>
           </w:tcPr>
           <w:p>
             <w:pPr>
-              <w:jc w:val="center"/>
-              <w:spacing w:before="0" w:after="0" w:line="240" w:lineRule="auto"/>
-              <w:keepLines/>
+              <w:spacing w:after="100" w:line="240" w:lineRule="auto"/>
+              <w:keepNext/>
             </w:pPr>
             <w:r>
               <w:rPr>
-                <w:rFonts w:ascii="Times New Roman" w:hAnsi="Times New Roman" w:eastAsia="Times New Roman" w:cs="Times New Roman"/>
+                <w:rFonts w:ascii="Times New Roman" w:hAnsi="Times New Roman" w:cs="Times New Roman"/>
+                <w:sz w:val="24"/>
                 <w:b/>
-                <w:bCs/>
-                <w:sz w:val="19"/>
-                <w:szCs w:val="19"/>
-                <w:color w:val="FFFFFF"/>
+                <w:szCs w:val="24"/>
               </w:rPr>
-              <w:t>Заполнение студента</w:t>
+              <w:t>Результат студента</w:t>
+            </w:r>
+          </w:p>
+        </w:tc>
+        <w:tc>
+          <w:tcPr>
+            <w:tcW w:w="2550" w:type="dxa"/>
+            <w:shd w:fill="E7E7E7"/>
+          </w:tcPr>
+          <w:p>
+            <w:pPr>
+              <w:spacing w:after="100" w:line="240" w:lineRule="auto"/>
+              <w:keepNext/>
+            </w:pPr>
+            <w:r>
+              <w:rPr>
+                <w:rFonts w:ascii="Times New Roman" w:hAnsi="Times New Roman" w:cs="Times New Roman"/>
+                <w:sz w:val="24"/>
+                <w:b/>
+                <w:szCs w:val="24"/>
+              </w:rPr>
+              <w:t>ID и доказательство</w:t>
             </w:r>
           </w:p>
         </w:tc>
@@ -2438,47 +2474,55 @@
         </w:trPr>
         <w:tc>
           <w:tcPr>
-            <w:tcW w:w="2200" w:type="dxa"/>
-            <w:vAlign w:val="center"/>
+            <w:tcW w:w="3900" w:type="dxa"/>
           </w:tcPr>
           <w:p>
             <w:pPr>
-              <w:jc w:val="left"/>
-              <w:spacing w:before="0" w:after="0" w:line="240" w:lineRule="auto"/>
-              <w:keepLines/>
+              <w:spacing w:after="100" w:line="240" w:lineRule="auto"/>
             </w:pPr>
             <w:r>
               <w:rPr>
-                <w:rFonts w:ascii="Times New Roman" w:hAnsi="Times New Roman" w:eastAsia="Times New Roman" w:cs="Times New Roman"/>
-                <w:b/>
-                <w:bCs/>
-                <w:sz w:val="19"/>
-                <w:szCs w:val="19"/>
-                <w:color w:val="1C1C1C"/>
+                <w:rFonts w:ascii="Times New Roman" w:hAnsi="Times New Roman" w:cs="Times New Roman"/>
+                <w:sz w:val="24"/>
+                <w:szCs w:val="24"/>
               </w:rPr>
-              <w:t>Использованный набор</w:t>
+              <w:t>Заполненный чек-лист R1–R12</w:t>
             </w:r>
           </w:p>
         </w:tc>
         <w:tc>
           <w:tcPr>
-            <w:tcW w:w="6800" w:type="dxa"/>
-            <w:vAlign w:val="center"/>
+            <w:tcW w:w="2900" w:type="dxa"/>
           </w:tcPr>
           <w:p>
             <w:pPr>
-              <w:jc w:val="left"/>
-              <w:spacing w:before="0" w:after="0" w:line="240" w:lineRule="auto"/>
-              <w:keepLines/>
+              <w:spacing w:after="100" w:line="240" w:lineRule="auto"/>
             </w:pPr>
             <w:r>
               <w:rPr>
-                <w:rFonts w:ascii="Times New Roman" w:hAnsi="Times New Roman" w:eastAsia="Times New Roman" w:cs="Times New Roman"/>
-                <w:sz w:val="19"/>
-                <w:szCs w:val="19"/>
-                <w:color w:val="77777F"/>
+                <w:rFonts w:ascii="Times New Roman" w:hAnsi="Times New Roman" w:cs="Times New Roman"/>
+                <w:sz w:val="24"/>
+                <w:szCs w:val="24"/>
               </w:rPr>
-              <w:t>[Укажите название системы, варианта, журнала или карточек из задания]</w:t>
+              <w:t/>
+            </w:r>
+          </w:p>
+        </w:tc>
+        <w:tc>
+          <w:tcPr>
+            <w:tcW w:w="2550" w:type="dxa"/>
+          </w:tcPr>
+          <w:p>
+            <w:pPr>
+              <w:spacing w:after="100" w:line="240" w:lineRule="auto"/>
+            </w:pPr>
+            <w:r>
+              <w:rPr>
+                <w:rFonts w:ascii="Times New Roman" w:hAnsi="Times New Roman" w:cs="Times New Roman"/>
+                <w:sz w:val="24"/>
+                <w:szCs w:val="24"/>
+              </w:rPr>
+              <w:t/>
             </w:r>
           </w:p>
         </w:tc>
@@ -2489,49 +2533,55 @@
         </w:trPr>
         <w:tc>
           <w:tcPr>
-            <w:tcW w:w="2200" w:type="dxa"/>
-            <w:vAlign w:val="center"/>
-            <w:shd w:val="clear" w:fill="F7F7F9"/>
+            <w:tcW w:w="3900" w:type="dxa"/>
           </w:tcPr>
           <w:p>
             <w:pPr>
-              <w:jc w:val="center"/>
-              <w:spacing w:before="0" w:after="0" w:line="240" w:lineRule="auto"/>
-              <w:keepLines/>
+              <w:spacing w:after="100" w:line="240" w:lineRule="auto"/>
             </w:pPr>
             <w:r>
               <w:rPr>
-                <w:rFonts w:ascii="Times New Roman" w:hAnsi="Times New Roman" w:eastAsia="Times New Roman" w:cs="Times New Roman"/>
-                <w:b/>
-                <w:bCs/>
-                <w:sz w:val="19"/>
-                <w:szCs w:val="19"/>
-                <w:color w:val="1C1C1C"/>
+                <w:rFonts w:ascii="Times New Roman" w:hAnsi="Times New Roman" w:cs="Times New Roman"/>
+                <w:sz w:val="24"/>
+                <w:szCs w:val="24"/>
               </w:rPr>
-              <w:t>Инструменты</w:t>
+              <w:t>Перечень соответствий и несоответствий</w:t>
             </w:r>
           </w:p>
         </w:tc>
         <w:tc>
           <w:tcPr>
-            <w:tcW w:w="6800" w:type="dxa"/>
-            <w:vAlign w:val="center"/>
-            <w:shd w:val="clear" w:fill="F7F7F9"/>
+            <w:tcW w:w="2900" w:type="dxa"/>
           </w:tcPr>
           <w:p>
             <w:pPr>
-              <w:jc w:val="left"/>
-              <w:spacing w:before="0" w:after="0" w:line="240" w:lineRule="auto"/>
-              <w:keepLines/>
+              <w:spacing w:after="100" w:line="240" w:lineRule="auto"/>
             </w:pPr>
             <w:r>
               <w:rPr>
-                <w:rFonts w:ascii="Times New Roman" w:hAnsi="Times New Roman" w:eastAsia="Times New Roman" w:cs="Times New Roman"/>
-                <w:sz w:val="19"/>
-                <w:szCs w:val="19"/>
-                <w:color w:val="77777F"/>
+                <w:rFonts w:ascii="Times New Roman" w:hAnsi="Times New Roman" w:cs="Times New Roman"/>
+                <w:sz w:val="24"/>
+                <w:szCs w:val="24"/>
               </w:rPr>
-              <w:t>[Укажите редактор, локальную среду или учебную симуляцию и версии, если они существенны]</w:t>
+              <w:t/>
+            </w:r>
+          </w:p>
+        </w:tc>
+        <w:tc>
+          <w:tcPr>
+            <w:tcW w:w="2550" w:type="dxa"/>
+          </w:tcPr>
+          <w:p>
+            <w:pPr>
+              <w:spacing w:after="100" w:line="240" w:lineRule="auto"/>
+            </w:pPr>
+            <w:r>
+              <w:rPr>
+                <w:rFonts w:ascii="Times New Roman" w:hAnsi="Times New Roman" w:cs="Times New Roman"/>
+                <w:sz w:val="24"/>
+                <w:szCs w:val="24"/>
+              </w:rPr>
+              <w:t/>
             </w:r>
           </w:p>
         </w:tc>
@@ -2542,199 +2592,55 @@
         </w:trPr>
         <w:tc>
           <w:tcPr>
-            <w:tcW w:w="2200" w:type="dxa"/>
-            <w:vAlign w:val="center"/>
+            <w:tcW w:w="3900" w:type="dxa"/>
           </w:tcPr>
           <w:p>
             <w:pPr>
-              <w:jc w:val="center"/>
-              <w:spacing w:before="0" w:after="0" w:line="240" w:lineRule="auto"/>
-              <w:keepLines/>
+              <w:spacing w:after="100" w:line="240" w:lineRule="auto"/>
             </w:pPr>
             <w:r>
               <w:rPr>
-                <w:rFonts w:ascii="Times New Roman" w:hAnsi="Times New Roman" w:eastAsia="Times New Roman" w:cs="Times New Roman"/>
-                <w:b/>
-                <w:bCs/>
-                <w:sz w:val="19"/>
-                <w:szCs w:val="19"/>
-                <w:color w:val="1C1C1C"/>
+                <w:rFonts w:ascii="Times New Roman" w:hAnsi="Times New Roman" w:cs="Times New Roman"/>
+                <w:sz w:val="24"/>
+                <w:szCs w:val="24"/>
               </w:rPr>
-              <w:t>Ограничения</w:t>
+              <w:t>Доказательства проверки</w:t>
             </w:r>
           </w:p>
         </w:tc>
         <w:tc>
           <w:tcPr>
-            <w:tcW w:w="6800" w:type="dxa"/>
-            <w:vAlign w:val="center"/>
+            <w:tcW w:w="2900" w:type="dxa"/>
           </w:tcPr>
           <w:p>
             <w:pPr>
-              <w:jc w:val="left"/>
-              <w:spacing w:before="0" w:after="0" w:line="240" w:lineRule="auto"/>
-              <w:keepLines/>
+              <w:spacing w:after="100" w:line="240" w:lineRule="auto"/>
             </w:pPr>
             <w:r>
               <w:rPr>
-                <w:rFonts w:ascii="Times New Roman" w:hAnsi="Times New Roman" w:eastAsia="Times New Roman" w:cs="Times New Roman"/>
-                <w:sz w:val="19"/>
-                <w:szCs w:val="19"/>
-                <w:color w:val="77777F"/>
+                <w:rFonts w:ascii="Times New Roman" w:hAnsi="Times New Roman" w:cs="Times New Roman"/>
+                <w:sz w:val="24"/>
+                <w:szCs w:val="24"/>
               </w:rPr>
-              <w:t>[Укажите безопасные границы работы и принятые допущения]</w:t>
-            </w:r>
-          </w:p>
-        </w:tc>
-      </w:tr>
-    </w:tbl>
-    <w:p>
-      <w:pPr>
-        <w:pStyle w:val="1"/>
-        <w:spacing w:before="180" w:after="90" w:line="276" w:lineRule="auto"/>
-        <w:keepNext/>
-        <w:keepLines/>
-      </w:pPr>
-      <w:r>
-        <w:rPr>
-          <w:rFonts w:ascii="Times New Roman" w:hAnsi="Times New Roman" w:eastAsia="Times New Roman" w:cs="Times New Roman"/>
-          <w:b/>
-          <w:bCs/>
-          <w:sz w:val="28"/>
-          <w:szCs w:val="28"/>
-          <w:color w:val="ED131C"/>
-        </w:rPr>
-        <w:t>3. Выполнение задания</w:t>
-      </w:r>
-    </w:p>
-    <w:tbl>
-      <w:tblPr>
-        <w:tblW w:w="9000" w:type="dxa"/>
-        <w:tblInd w:w="120" w:type="dxa"/>
-        <w:tblLayout w:type="fixed"/>
-        <w:tblCellMar>
-          <w:top w:w="90" w:type="dxa"/>
-          <w:start w:w="120" w:type="dxa"/>
-          <w:bottom w:w="90" w:type="dxa"/>
-          <w:end w:w="120" w:type="dxa"/>
-        </w:tblCellMar>
-        <w:tblBorders>
-          <w:top w:val="single" w:sz="6" w:space="0" w:color="C7C8CD"/>
-          <w:start w:val="single" w:sz="6" w:space="0" w:color="C7C8CD"/>
-          <w:bottom w:val="single" w:sz="6" w:space="0" w:color="C7C8CD"/>
-          <w:end w:val="single" w:sz="6" w:space="0" w:color="C7C8CD"/>
-          <w:insideH w:val="single" w:sz="6" w:space="0" w:color="C7C8CD"/>
-          <w:insideV w:val="single" w:sz="6" w:space="0" w:color="C7C8CD"/>
-        </w:tblBorders>
-      </w:tblPr>
-      <w:tblGrid>
-        <w:gridCol w:w="650"/>
-        <w:gridCol w:w="2750"/>
-        <w:gridCol w:w="3500"/>
-        <w:gridCol w:w="2100"/>
-      </w:tblGrid>
-      <w:tr>
-        <w:trPr>
-          <w:cantSplit/>
-          <w:tblHeader/>
-        </w:trPr>
-        <w:tc>
-          <w:tcPr>
-            <w:tcW w:w="650" w:type="dxa"/>
-            <w:vAlign w:val="center"/>
-            <w:shd w:val="clear" w:fill="1C1C1C"/>
-          </w:tcPr>
-          <w:p>
-            <w:pPr>
-              <w:jc w:val="center"/>
-              <w:spacing w:before="0" w:after="0" w:line="240" w:lineRule="auto"/>
-              <w:keepLines/>
-            </w:pPr>
-            <w:r>
-              <w:rPr>
-                <w:rFonts w:ascii="Times New Roman" w:hAnsi="Times New Roman" w:eastAsia="Times New Roman" w:cs="Times New Roman"/>
-                <w:b/>
-                <w:bCs/>
-                <w:sz w:val="17"/>
-                <w:szCs w:val="17"/>
-                <w:color w:val="FFFFFF"/>
-              </w:rPr>
-              <w:t>Этап</w:t>
+              <w:t/>
             </w:r>
           </w:p>
         </w:tc>
         <w:tc>
           <w:tcPr>
-            <w:tcW w:w="2750" w:type="dxa"/>
-            <w:vAlign w:val="center"/>
-            <w:shd w:val="clear" w:fill="1C1C1C"/>
+            <w:tcW w:w="2550" w:type="dxa"/>
           </w:tcPr>
           <w:p>
             <w:pPr>
-              <w:jc w:val="center"/>
-              <w:spacing w:before="0" w:after="0" w:line="240" w:lineRule="auto"/>
-              <w:keepLines/>
+              <w:spacing w:after="100" w:line="240" w:lineRule="auto"/>
             </w:pPr>
             <w:r>
               <w:rPr>
-                <w:rFonts w:ascii="Times New Roman" w:hAnsi="Times New Roman" w:eastAsia="Times New Roman" w:cs="Times New Roman"/>
-                <w:b/>
-                <w:bCs/>
-                <w:sz w:val="17"/>
-                <w:szCs w:val="17"/>
-                <w:color w:val="FFFFFF"/>
+                <w:rFonts w:ascii="Times New Roman" w:hAnsi="Times New Roman" w:cs="Times New Roman"/>
+                <w:sz w:val="24"/>
+                <w:szCs w:val="24"/>
               </w:rPr>
-              <w:t>Логика этапа</w:t>
-            </w:r>
-          </w:p>
-        </w:tc>
-        <w:tc>
-          <w:tcPr>
-            <w:tcW w:w="3500" w:type="dxa"/>
-            <w:vAlign w:val="center"/>
-            <w:shd w:val="clear" w:fill="1C1C1C"/>
-          </w:tcPr>
-          <w:p>
-            <w:pPr>
-              <w:jc w:val="center"/>
-              <w:spacing w:before="0" w:after="0" w:line="240" w:lineRule="auto"/>
-              <w:keepLines/>
-            </w:pPr>
-            <w:r>
-              <w:rPr>
-                <w:rFonts w:ascii="Times New Roman" w:hAnsi="Times New Roman" w:eastAsia="Times New Roman" w:cs="Times New Roman"/>
-                <w:b/>
-                <w:bCs/>
-                <w:sz w:val="17"/>
-                <w:szCs w:val="17"/>
-                <w:color w:val="FFFFFF"/>
-              </w:rPr>
-              <w:t>Что выполнено</w:t>
-            </w:r>
-          </w:p>
-        </w:tc>
-        <w:tc>
-          <w:tcPr>
-            <w:tcW w:w="2100" w:type="dxa"/>
-            <w:vAlign w:val="center"/>
-            <w:shd w:val="clear" w:fill="1C1C1C"/>
-          </w:tcPr>
-          <w:p>
-            <w:pPr>
-              <w:jc w:val="center"/>
-              <w:spacing w:before="0" w:after="0" w:line="240" w:lineRule="auto"/>
-              <w:keepLines/>
-            </w:pPr>
-            <w:r>
-              <w:rPr>
-                <w:rFonts w:ascii="Times New Roman" w:hAnsi="Times New Roman" w:eastAsia="Times New Roman" w:cs="Times New Roman"/>
-                <w:b/>
-                <w:bCs/>
-                <w:sz w:val="17"/>
-                <w:szCs w:val="17"/>
-                <w:color w:val="FFFFFF"/>
-              </w:rPr>
-              <w:t>Доказательство</w:t>
+              <w:t/>
             </w:r>
           </w:p>
         </w:tc>
@@ -2745,89 +2651,55 @@
         </w:trPr>
         <w:tc>
           <w:tcPr>
-            <w:tcW w:w="650" w:type="dxa"/>
-            <w:vAlign w:val="center"/>
+            <w:tcW w:w="3900" w:type="dxa"/>
           </w:tcPr>
           <w:p>
             <w:pPr>
-              <w:jc w:val="center"/>
-              <w:spacing w:before="0" w:after="0" w:line="240" w:lineRule="auto"/>
-              <w:keepLines/>
+              <w:spacing w:after="100" w:line="240" w:lineRule="auto"/>
             </w:pPr>
             <w:r>
               <w:rPr>
-                <w:rFonts w:ascii="Times New Roman" w:hAnsi="Times New Roman" w:eastAsia="Times New Roman" w:cs="Times New Roman"/>
-                <w:sz w:val="17"/>
-                <w:szCs w:val="17"/>
-                <w:color w:val="1C1C1C"/>
+                <w:rFonts w:ascii="Times New Roman" w:hAnsi="Times New Roman" w:cs="Times New Roman"/>
+                <w:sz w:val="24"/>
+                <w:szCs w:val="24"/>
               </w:rPr>
-              <w:t>1</w:t>
+              <w:t>Реестр рисков</w:t>
             </w:r>
           </w:p>
         </w:tc>
         <w:tc>
           <w:tcPr>
-            <w:tcW w:w="2750" w:type="dxa"/>
-            <w:vAlign w:val="center"/>
+            <w:tcW w:w="2900" w:type="dxa"/>
           </w:tcPr>
           <w:p>
             <w:pPr>
-              <w:jc w:val="left"/>
-              <w:spacing w:before="0" w:after="0" w:line="240" w:lineRule="auto"/>
-              <w:keepLines/>
+              <w:spacing w:after="100" w:line="240" w:lineRule="auto"/>
             </w:pPr>
             <w:r>
               <w:rPr>
-                <w:rFonts w:ascii="Times New Roman" w:hAnsi="Times New Roman" w:eastAsia="Times New Roman" w:cs="Times New Roman"/>
-                <w:sz w:val="17"/>
-                <w:szCs w:val="17"/>
-                <w:color w:val="1C1C1C"/>
+                <w:rFonts w:ascii="Times New Roman" w:hAnsi="Times New Roman" w:cs="Times New Roman"/>
+                <w:sz w:val="24"/>
+                <w:szCs w:val="24"/>
               </w:rPr>
-              <w:t>Изучить ситуацию</w:t>
+              <w:t/>
             </w:r>
           </w:p>
         </w:tc>
         <w:tc>
           <w:tcPr>
-            <w:tcW w:w="3500" w:type="dxa"/>
-            <w:vAlign w:val="center"/>
+            <w:tcW w:w="2550" w:type="dxa"/>
           </w:tcPr>
           <w:p>
             <w:pPr>
-              <w:jc w:val="left"/>
-              <w:spacing w:before="0" w:after="0" w:line="240" w:lineRule="auto"/>
-              <w:keepLines/>
+              <w:spacing w:after="100" w:line="240" w:lineRule="auto"/>
             </w:pPr>
             <w:r>
               <w:rPr>
-                <w:rFonts w:ascii="Times New Roman" w:hAnsi="Times New Roman" w:eastAsia="Times New Roman" w:cs="Times New Roman"/>
-                <w:sz w:val="17"/>
-                <w:szCs w:val="17"/>
-                <w:color w:val="77777F"/>
+                <w:rFonts w:ascii="Times New Roman" w:hAnsi="Times New Roman" w:cs="Times New Roman"/>
+                <w:sz w:val="24"/>
+                <w:szCs w:val="24"/>
               </w:rPr>
-              <w:t>[Действие и полученный промежуточный результат]</w:t>
-            </w:r>
-          </w:p>
-        </w:tc>
-        <w:tc>
-          <w:tcPr>
-            <w:tcW w:w="2100" w:type="dxa"/>
-            <w:vAlign w:val="center"/>
-          </w:tcPr>
-          <w:p>
-            <w:pPr>
-              <w:jc w:val="left"/>
-              <w:spacing w:before="0" w:after="0" w:line="240" w:lineRule="auto"/>
-              <w:keepLines/>
-            </w:pPr>
-            <w:r>
-              <w:rPr>
-                <w:rFonts w:ascii="Times New Roman" w:hAnsi="Times New Roman" w:eastAsia="Times New Roman" w:cs="Times New Roman"/>
-                <w:sz w:val="17"/>
-                <w:szCs w:val="17"/>
-                <w:color w:val="77777F"/>
-              </w:rPr>
-              <w:t>[Таблица, ID, рисунок]</w:t>
+              <w:t/>
             </w:r>
           </w:p>
         </w:tc>
@@ -2838,93 +2710,55 @@
         </w:trPr>
         <w:tc>
           <w:tcPr>
-            <w:tcW w:w="650" w:type="dxa"/>
-            <w:vAlign w:val="center"/>
-            <w:shd w:val="clear" w:fill="F7F7F9"/>
+            <w:tcW w:w="3900" w:type="dxa"/>
           </w:tcPr>
           <w:p>
             <w:pPr>
-              <w:jc w:val="center"/>
-              <w:spacing w:before="0" w:after="0" w:line="240" w:lineRule="auto"/>
-              <w:keepLines/>
+              <w:spacing w:after="100" w:line="240" w:lineRule="auto"/>
             </w:pPr>
             <w:r>
               <w:rPr>
-                <w:rFonts w:ascii="Times New Roman" w:hAnsi="Times New Roman" w:eastAsia="Times New Roman" w:cs="Times New Roman"/>
-                <w:sz w:val="17"/>
-                <w:szCs w:val="17"/>
-                <w:color w:val="1C1C1C"/>
+                <w:rFonts w:ascii="Times New Roman" w:hAnsi="Times New Roman" w:cs="Times New Roman"/>
+                <w:sz w:val="24"/>
+                <w:szCs w:val="24"/>
               </w:rPr>
-              <w:t>2</w:t>
+              <w:t>Заключение о защищённости</w:t>
             </w:r>
           </w:p>
         </w:tc>
         <w:tc>
           <w:tcPr>
-            <w:tcW w:w="2750" w:type="dxa"/>
-            <w:vAlign w:val="center"/>
-            <w:shd w:val="clear" w:fill="F7F7F9"/>
+            <w:tcW w:w="2900" w:type="dxa"/>
           </w:tcPr>
           <w:p>
             <w:pPr>
-              <w:jc w:val="left"/>
-              <w:spacing w:before="0" w:after="0" w:line="240" w:lineRule="auto"/>
-              <w:keepLines/>
+              <w:spacing w:after="100" w:line="240" w:lineRule="auto"/>
             </w:pPr>
             <w:r>
               <w:rPr>
-                <w:rFonts w:ascii="Times New Roman" w:hAnsi="Times New Roman" w:eastAsia="Times New Roman" w:cs="Times New Roman"/>
-                <w:sz w:val="17"/>
-                <w:szCs w:val="17"/>
-                <w:color w:val="1C1C1C"/>
+                <w:rFonts w:ascii="Times New Roman" w:hAnsi="Times New Roman" w:cs="Times New Roman"/>
+                <w:sz w:val="24"/>
+                <w:szCs w:val="24"/>
               </w:rPr>
-              <w:t>Проверить исходные данные</w:t>
+              <w:t/>
             </w:r>
           </w:p>
         </w:tc>
         <w:tc>
           <w:tcPr>
-            <w:tcW w:w="3500" w:type="dxa"/>
-            <w:vAlign w:val="center"/>
-            <w:shd w:val="clear" w:fill="F7F7F9"/>
+            <w:tcW w:w="2550" w:type="dxa"/>
           </w:tcPr>
           <w:p>
             <w:pPr>
-              <w:jc w:val="left"/>
-              <w:spacing w:before="0" w:after="0" w:line="240" w:lineRule="auto"/>
-              <w:keepLines/>
+              <w:spacing w:after="100" w:line="240" w:lineRule="auto"/>
             </w:pPr>
             <w:r>
               <w:rPr>
-                <w:rFonts w:ascii="Times New Roman" w:hAnsi="Times New Roman" w:eastAsia="Times New Roman" w:cs="Times New Roman"/>
-                <w:sz w:val="17"/>
-                <w:szCs w:val="17"/>
-                <w:color w:val="77777F"/>
+                <w:rFonts w:ascii="Times New Roman" w:hAnsi="Times New Roman" w:cs="Times New Roman"/>
+                <w:sz w:val="24"/>
+                <w:szCs w:val="24"/>
               </w:rPr>
-              <w:t>[Действие и полученный промежуточный результат]</w:t>
-            </w:r>
-          </w:p>
-        </w:tc>
-        <w:tc>
-          <w:tcPr>
-            <w:tcW w:w="2100" w:type="dxa"/>
-            <w:vAlign w:val="center"/>
-            <w:shd w:val="clear" w:fill="F7F7F9"/>
-          </w:tcPr>
-          <w:p>
-            <w:pPr>
-              <w:jc w:val="left"/>
-              <w:spacing w:before="0" w:after="0" w:line="240" w:lineRule="auto"/>
-              <w:keepLines/>
-            </w:pPr>
-            <w:r>
-              <w:rPr>
-                <w:rFonts w:ascii="Times New Roman" w:hAnsi="Times New Roman" w:eastAsia="Times New Roman" w:cs="Times New Roman"/>
-                <w:sz w:val="17"/>
-                <w:szCs w:val="17"/>
-                <w:color w:val="77777F"/>
-              </w:rPr>
-              <w:t>[Таблица, ID, рисунок]</w:t>
+              <w:t/>
             </w:r>
           </w:p>
         </w:tc>
@@ -2935,4405 +2769,447 @@
         </w:trPr>
         <w:tc>
           <w:tcPr>
-            <w:tcW w:w="650" w:type="dxa"/>
-            <w:vAlign w:val="center"/>
+            <w:tcW w:w="3900" w:type="dxa"/>
           </w:tcPr>
           <w:p>
             <w:pPr>
-              <w:jc w:val="center"/>
-              <w:spacing w:before="0" w:after="0" w:line="240" w:lineRule="auto"/>
-              <w:keepLines/>
+              <w:spacing w:after="100" w:line="240" w:lineRule="auto"/>
             </w:pPr>
             <w:r>
               <w:rPr>
-                <w:rFonts w:ascii="Times New Roman" w:hAnsi="Times New Roman" w:eastAsia="Times New Roman" w:cs="Times New Roman"/>
-                <w:sz w:val="17"/>
-                <w:szCs w:val="17"/>
-                <w:color w:val="1C1C1C"/>
+                <w:rFonts w:ascii="Times New Roman" w:hAnsi="Times New Roman" w:cs="Times New Roman"/>
+                <w:sz w:val="24"/>
+                <w:szCs w:val="24"/>
               </w:rPr>
-              <w:t>3</w:t>
+              <w:t>Предметное обоснование: функция и актив варианта, применённый результат и передаваемые материалы</w:t>
             </w:r>
           </w:p>
         </w:tc>
         <w:tc>
           <w:tcPr>
-            <w:tcW w:w="2750" w:type="dxa"/>
-            <w:vAlign w:val="center"/>
+            <w:tcW w:w="2900" w:type="dxa"/>
           </w:tcPr>
           <w:p>
             <w:pPr>
-              <w:jc w:val="left"/>
-              <w:spacing w:before="0" w:after="0" w:line="240" w:lineRule="auto"/>
-              <w:keepLines/>
+              <w:spacing w:after="100" w:line="240" w:lineRule="auto"/>
             </w:pPr>
             <w:r>
               <w:rPr>
-                <w:rFonts w:ascii="Times New Roman" w:hAnsi="Times New Roman" w:eastAsia="Times New Roman" w:cs="Times New Roman"/>
-                <w:sz w:val="17"/>
-                <w:szCs w:val="17"/>
-                <w:color w:val="1C1C1C"/>
+                <w:rFonts w:ascii="Times New Roman" w:hAnsi="Times New Roman" w:cs="Times New Roman"/>
+                <w:sz w:val="24"/>
+                <w:szCs w:val="24"/>
               </w:rPr>
-              <w:t>Выполнить практическое действие</w:t>
+              <w:t/>
             </w:r>
           </w:p>
         </w:tc>
         <w:tc>
           <w:tcPr>
-            <w:tcW w:w="3500" w:type="dxa"/>
-            <w:vAlign w:val="center"/>
+            <w:tcW w:w="2550" w:type="dxa"/>
           </w:tcPr>
           <w:p>
             <w:pPr>
-              <w:jc w:val="left"/>
-              <w:spacing w:before="0" w:after="0" w:line="240" w:lineRule="auto"/>
-              <w:keepLines/>
+              <w:spacing w:after="100" w:line="240" w:lineRule="auto"/>
             </w:pPr>
             <w:r>
               <w:rPr>
-                <w:rFonts w:ascii="Times New Roman" w:hAnsi="Times New Roman" w:eastAsia="Times New Roman" w:cs="Times New Roman"/>
-                <w:sz w:val="17"/>
-                <w:szCs w:val="17"/>
-                <w:color w:val="77777F"/>
+                <w:rFonts w:ascii="Times New Roman" w:hAnsi="Times New Roman" w:cs="Times New Roman"/>
+                <w:sz w:val="24"/>
+                <w:szCs w:val="24"/>
               </w:rPr>
-              <w:t>[Действие и полученный промежуточный результат]</w:t>
-            </w:r>
-          </w:p>
-        </w:tc>
-        <w:tc>
-          <w:tcPr>
-            <w:tcW w:w="2100" w:type="dxa"/>
-            <w:vAlign w:val="center"/>
-          </w:tcPr>
-          <w:p>
-            <w:pPr>
-              <w:jc w:val="left"/>
-              <w:spacing w:before="0" w:after="0" w:line="240" w:lineRule="auto"/>
-              <w:keepLines/>
-            </w:pPr>
-            <w:r>
-              <w:rPr>
-                <w:rFonts w:ascii="Times New Roman" w:hAnsi="Times New Roman" w:eastAsia="Times New Roman" w:cs="Times New Roman"/>
-                <w:sz w:val="17"/>
-                <w:szCs w:val="17"/>
-                <w:color w:val="77777F"/>
-              </w:rPr>
-              <w:t>[Таблица, ID, рисунок]</w:t>
-            </w:r>
-          </w:p>
-        </w:tc>
-      </w:tr>
-      <w:tr>
-        <w:trPr>
-          <w:cantSplit/>
-        </w:trPr>
-        <w:tc>
-          <w:tcPr>
-            <w:tcW w:w="650" w:type="dxa"/>
-            <w:vAlign w:val="center"/>
-            <w:shd w:val="clear" w:fill="F7F7F9"/>
-          </w:tcPr>
-          <w:p>
-            <w:pPr>
-              <w:jc w:val="center"/>
-              <w:spacing w:before="0" w:after="0" w:line="240" w:lineRule="auto"/>
-              <w:keepLines/>
-            </w:pPr>
-            <w:r>
-              <w:rPr>
-                <w:rFonts w:ascii="Times New Roman" w:hAnsi="Times New Roman" w:eastAsia="Times New Roman" w:cs="Times New Roman"/>
-                <w:sz w:val="17"/>
-                <w:szCs w:val="17"/>
-                <w:color w:val="1C1C1C"/>
-              </w:rPr>
-              <w:t>4</w:t>
-            </w:r>
-          </w:p>
-        </w:tc>
-        <w:tc>
-          <w:tcPr>
-            <w:tcW w:w="2750" w:type="dxa"/>
-            <w:vAlign w:val="center"/>
-            <w:shd w:val="clear" w:fill="F7F7F9"/>
-          </w:tcPr>
-          <w:p>
-            <w:pPr>
-              <w:jc w:val="left"/>
-              <w:spacing w:before="0" w:after="0" w:line="240" w:lineRule="auto"/>
-              <w:keepLines/>
-            </w:pPr>
-            <w:r>
-              <w:rPr>
-                <w:rFonts w:ascii="Times New Roman" w:hAnsi="Times New Roman" w:eastAsia="Times New Roman" w:cs="Times New Roman"/>
-                <w:sz w:val="17"/>
-                <w:szCs w:val="17"/>
-                <w:color w:val="1C1C1C"/>
-              </w:rPr>
-              <w:t>Провести контроль</w:t>
-            </w:r>
-          </w:p>
-        </w:tc>
-        <w:tc>
-          <w:tcPr>
-            <w:tcW w:w="3500" w:type="dxa"/>
-            <w:vAlign w:val="center"/>
-            <w:shd w:val="clear" w:fill="F7F7F9"/>
-          </w:tcPr>
-          <w:p>
-            <w:pPr>
-              <w:jc w:val="left"/>
-              <w:spacing w:before="0" w:after="0" w:line="240" w:lineRule="auto"/>
-              <w:keepLines/>
-            </w:pPr>
-            <w:r>
-              <w:rPr>
-                <w:rFonts w:ascii="Times New Roman" w:hAnsi="Times New Roman" w:eastAsia="Times New Roman" w:cs="Times New Roman"/>
-                <w:sz w:val="17"/>
-                <w:szCs w:val="17"/>
-                <w:color w:val="77777F"/>
-              </w:rPr>
-              <w:t>[Действие и полученный промежуточный результат]</w:t>
-            </w:r>
-          </w:p>
-        </w:tc>
-        <w:tc>
-          <w:tcPr>
-            <w:tcW w:w="2100" w:type="dxa"/>
-            <w:vAlign w:val="center"/>
-            <w:shd w:val="clear" w:fill="F7F7F9"/>
-          </w:tcPr>
-          <w:p>
-            <w:pPr>
-              <w:jc w:val="left"/>
-              <w:spacing w:before="0" w:after="0" w:line="240" w:lineRule="auto"/>
-              <w:keepLines/>
-            </w:pPr>
-            <w:r>
-              <w:rPr>
-                <w:rFonts w:ascii="Times New Roman" w:hAnsi="Times New Roman" w:eastAsia="Times New Roman" w:cs="Times New Roman"/>
-                <w:sz w:val="17"/>
-                <w:szCs w:val="17"/>
-                <w:color w:val="77777F"/>
-              </w:rPr>
-              <w:t>[Таблица, ID, рисунок]</w:t>
-            </w:r>
-          </w:p>
-        </w:tc>
-      </w:tr>
-      <w:tr>
-        <w:trPr>
-          <w:cantSplit/>
-        </w:trPr>
-        <w:tc>
-          <w:tcPr>
-            <w:tcW w:w="650" w:type="dxa"/>
-            <w:vAlign w:val="center"/>
-          </w:tcPr>
-          <w:p>
-            <w:pPr>
-              <w:jc w:val="center"/>
-              <w:spacing w:before="0" w:after="0" w:line="240" w:lineRule="auto"/>
-              <w:keepLines/>
-            </w:pPr>
-            <w:r>
-              <w:rPr>
-                <w:rFonts w:ascii="Times New Roman" w:hAnsi="Times New Roman" w:eastAsia="Times New Roman" w:cs="Times New Roman"/>
-                <w:sz w:val="17"/>
-                <w:szCs w:val="17"/>
-                <w:color w:val="1C1C1C"/>
-              </w:rPr>
-              <w:t>5</w:t>
-            </w:r>
-          </w:p>
-        </w:tc>
-        <w:tc>
-          <w:tcPr>
-            <w:tcW w:w="2750" w:type="dxa"/>
-            <w:vAlign w:val="center"/>
-          </w:tcPr>
-          <w:p>
-            <w:pPr>
-              <w:jc w:val="left"/>
-              <w:spacing w:before="0" w:after="0" w:line="240" w:lineRule="auto"/>
-              <w:keepLines/>
-            </w:pPr>
-            <w:r>
-              <w:rPr>
-                <w:rFonts w:ascii="Times New Roman" w:hAnsi="Times New Roman" w:eastAsia="Times New Roman" w:cs="Times New Roman"/>
-                <w:sz w:val="17"/>
-                <w:szCs w:val="17"/>
-                <w:color w:val="1C1C1C"/>
-              </w:rPr>
-              <w:t>Оформить результат</w:t>
-            </w:r>
-          </w:p>
-        </w:tc>
-        <w:tc>
-          <w:tcPr>
-            <w:tcW w:w="3500" w:type="dxa"/>
-            <w:vAlign w:val="center"/>
-          </w:tcPr>
-          <w:p>
-            <w:pPr>
-              <w:jc w:val="left"/>
-              <w:spacing w:before="0" w:after="0" w:line="240" w:lineRule="auto"/>
-              <w:keepLines/>
-            </w:pPr>
-            <w:r>
-              <w:rPr>
-                <w:rFonts w:ascii="Times New Roman" w:hAnsi="Times New Roman" w:eastAsia="Times New Roman" w:cs="Times New Roman"/>
-                <w:sz w:val="17"/>
-                <w:szCs w:val="17"/>
-                <w:color w:val="77777F"/>
-              </w:rPr>
-              <w:t>[Действие и полученный промежуточный результат]</w:t>
-            </w:r>
-          </w:p>
-        </w:tc>
-        <w:tc>
-          <w:tcPr>
-            <w:tcW w:w="2100" w:type="dxa"/>
-            <w:vAlign w:val="center"/>
-          </w:tcPr>
-          <w:p>
-            <w:pPr>
-              <w:jc w:val="left"/>
-              <w:spacing w:before="0" w:after="0" w:line="240" w:lineRule="auto"/>
-              <w:keepLines/>
-            </w:pPr>
-            <w:r>
-              <w:rPr>
-                <w:rFonts w:ascii="Times New Roman" w:hAnsi="Times New Roman" w:eastAsia="Times New Roman" w:cs="Times New Roman"/>
-                <w:sz w:val="17"/>
-                <w:szCs w:val="17"/>
-                <w:color w:val="77777F"/>
-              </w:rPr>
-              <w:t>[Таблица, ID, рисунок]</w:t>
-            </w:r>
-          </w:p>
-        </w:tc>
-      </w:tr>
-      <w:tr>
-        <w:trPr>
-          <w:cantSplit/>
-        </w:trPr>
-        <w:tc>
-          <w:tcPr>
-            <w:tcW w:w="650" w:type="dxa"/>
-            <w:vAlign w:val="center"/>
-            <w:shd w:val="clear" w:fill="F7F7F9"/>
-          </w:tcPr>
-          <w:p>
-            <w:pPr>
-              <w:jc w:val="center"/>
-              <w:spacing w:before="0" w:after="0" w:line="240" w:lineRule="auto"/>
-              <w:keepLines/>
-            </w:pPr>
-            <w:r>
-              <w:rPr>
-                <w:rFonts w:ascii="Times New Roman" w:hAnsi="Times New Roman" w:eastAsia="Times New Roman" w:cs="Times New Roman"/>
-                <w:sz w:val="17"/>
-                <w:szCs w:val="17"/>
-                <w:color w:val="1C1C1C"/>
-              </w:rPr>
-              <w:t>6</w:t>
-            </w:r>
-          </w:p>
-        </w:tc>
-        <w:tc>
-          <w:tcPr>
-            <w:tcW w:w="2750" w:type="dxa"/>
-            <w:vAlign w:val="center"/>
-            <w:shd w:val="clear" w:fill="F7F7F9"/>
-          </w:tcPr>
-          <w:p>
-            <w:pPr>
-              <w:jc w:val="left"/>
-              <w:spacing w:before="0" w:after="0" w:line="240" w:lineRule="auto"/>
-              <w:keepLines/>
-            </w:pPr>
-            <w:r>
-              <w:rPr>
-                <w:rFonts w:ascii="Times New Roman" w:hAnsi="Times New Roman" w:eastAsia="Times New Roman" w:cs="Times New Roman"/>
-                <w:sz w:val="17"/>
-                <w:szCs w:val="17"/>
-                <w:color w:val="1C1C1C"/>
-              </w:rPr>
-              <w:t>Подготовить файл к сдаче</w:t>
-            </w:r>
-          </w:p>
-        </w:tc>
-        <w:tc>
-          <w:tcPr>
-            <w:tcW w:w="3500" w:type="dxa"/>
-            <w:vAlign w:val="center"/>
-            <w:shd w:val="clear" w:fill="F7F7F9"/>
-          </w:tcPr>
-          <w:p>
-            <w:pPr>
-              <w:jc w:val="left"/>
-              <w:spacing w:before="0" w:after="0" w:line="240" w:lineRule="auto"/>
-              <w:keepLines/>
-            </w:pPr>
-            <w:r>
-              <w:rPr>
-                <w:rFonts w:ascii="Times New Roman" w:hAnsi="Times New Roman" w:eastAsia="Times New Roman" w:cs="Times New Roman"/>
-                <w:sz w:val="17"/>
-                <w:szCs w:val="17"/>
-                <w:color w:val="77777F"/>
-              </w:rPr>
-              <w:t>[Действие и полученный промежуточный результат]</w:t>
-            </w:r>
-          </w:p>
-        </w:tc>
-        <w:tc>
-          <w:tcPr>
-            <w:tcW w:w="2100" w:type="dxa"/>
-            <w:vAlign w:val="center"/>
-            <w:shd w:val="clear" w:fill="F7F7F9"/>
-          </w:tcPr>
-          <w:p>
-            <w:pPr>
-              <w:jc w:val="left"/>
-              <w:spacing w:before="0" w:after="0" w:line="240" w:lineRule="auto"/>
-              <w:keepLines/>
-            </w:pPr>
-            <w:r>
-              <w:rPr>
-                <w:rFonts w:ascii="Times New Roman" w:hAnsi="Times New Roman" w:eastAsia="Times New Roman" w:cs="Times New Roman"/>
-                <w:sz w:val="17"/>
-                <w:szCs w:val="17"/>
-                <w:color w:val="77777F"/>
-              </w:rPr>
-              <w:t>[Таблица, ID, рисунок]</w:t>
+              <w:t/>
             </w:r>
           </w:p>
         </w:tc>
       </w:tr>
     </w:tbl>
     <w:p>
-      <w:pPr>
-        <w:pStyle w:val="1"/>
-        <w:spacing w:before="180" w:after="90" w:line="276" w:lineRule="auto"/>
-        <w:keepNext/>
-        <w:keepLines/>
-      </w:pPr>
       <w:r>
         <w:rPr>
           <w:rFonts w:ascii="Times New Roman" w:hAnsi="Times New Roman" w:eastAsia="Times New Roman" w:cs="Times New Roman"/>
-          <w:b/>
-          <w:bCs/>
-          <w:sz w:val="28"/>
-          <w:szCs w:val="28"/>
-          <w:color w:val="ED131C"/>
+          <w:sz w:val="24"/>
+          <w:szCs w:val="24"/>
+          <w:color w:val="000000"/>
         </w:rPr>
-        <w:t>4. Основной практический результат</w:t>
+        <w:br w:type="page"/>
       </w:r>
     </w:p>
     <w:p>
       <w:pPr>
-        <w:spacing w:before="0" w:after="90" w:line="276" w:lineRule="auto"/>
-      </w:pPr>
-      <w:r>
-        <w:rPr>
-          <w:rFonts w:ascii="Times New Roman" w:hAnsi="Times New Roman" w:eastAsia="Times New Roman" w:cs="Times New Roman"/>
-          <w:b/>
-          <w:bCs/>
-          <w:sz w:val="21"/>
-          <w:szCs w:val="21"/>
-          <w:color w:val="000000"/>
-        </w:rPr>
-        <w:t>Требуемый результат: заполненный чек-лист R1–R12; перечень соответствий и несоответствий.</w:t>
-      </w:r>
-    </w:p>
-    <w:p>
-      <w:pPr>
-        <w:spacing w:before="0" w:after="70" w:line="276" w:lineRule="auto"/>
+        <w:pStyle w:val="1"/>
         <w:keepNext/>
       </w:pPr>
       <w:r>
         <w:rPr>
           <w:rFonts w:ascii="Times New Roman" w:hAnsi="Times New Roman" w:eastAsia="Times New Roman" w:cs="Times New Roman"/>
-          <w:i/>
-          <w:iCs/>
-          <w:sz w:val="18"/>
-          <w:szCs w:val="18"/>
-          <w:color w:val="55555C"/>
+          <w:sz w:val="24"/>
+          <w:szCs w:val="24"/>
+          <w:b/>
+          <w:color w:val="000000"/>
         </w:rPr>
-        <w:t>Таблица 1 — Рабочий результат лабораторной работы № 21</w:t>
+        <w:t>Решение, обоснование и проверка</w:t>
+      </w:r>
+    </w:p>
+    <w:p>
+      <w:pPr>
+        <w:pStyle w:val="2"/>
+        <w:keepNext/>
+      </w:pPr>
+      <w:r>
+        <w:rPr>
+          <w:rFonts w:ascii="Times New Roman" w:hAnsi="Times New Roman" w:eastAsia="Times New Roman" w:cs="Times New Roman"/>
+          <w:sz w:val="24"/>
+          <w:szCs w:val="24"/>
+          <w:b/>
+          <w:color w:val="000000"/>
+        </w:rPr>
+        <w:t>Принятое решение и связь с предметной областью</w:t>
+      </w:r>
+    </w:p>
+    <w:p>
+      <w:r>
+        <w:rPr>
+          <w:rFonts w:ascii="Times New Roman" w:hAnsi="Times New Roman" w:eastAsia="Times New Roman" w:cs="Times New Roman"/>
+          <w:sz w:val="24"/>
+          <w:szCs w:val="24"/>
+          <w:color w:val="000000"/>
+        </w:rPr>
+        <w:t>[Заполните самостоятельно.]</w:t>
+        <w:br/>
+        <w:t>________________________________________________________</w:t>
+      </w:r>
+    </w:p>
+    <w:p>
+      <w:pPr>
+        <w:pStyle w:val="2"/>
+        <w:keepNext/>
+      </w:pPr>
+      <w:r>
+        <w:rPr>
+          <w:rFonts w:ascii="Times New Roman" w:hAnsi="Times New Roman" w:eastAsia="Times New Roman" w:cs="Times New Roman"/>
+          <w:sz w:val="24"/>
+          <w:szCs w:val="24"/>
+          <w:b/>
+          <w:color w:val="000000"/>
+        </w:rPr>
+        <w:t>Основания решения и ссылки на ID исходных данных</w:t>
+      </w:r>
+    </w:p>
+    <w:p>
+      <w:r>
+        <w:rPr>
+          <w:rFonts w:ascii="Times New Roman" w:hAnsi="Times New Roman" w:eastAsia="Times New Roman" w:cs="Times New Roman"/>
+          <w:sz w:val="24"/>
+          <w:szCs w:val="24"/>
+          <w:color w:val="000000"/>
+        </w:rPr>
+        <w:t>[Заполните самостоятельно.]</w:t>
+        <w:br/>
+        <w:t>________________________________________________________</w:t>
+      </w:r>
+    </w:p>
+    <w:p>
+      <w:pPr>
+        <w:pStyle w:val="2"/>
+        <w:keepNext/>
+      </w:pPr>
+      <w:r>
+        <w:rPr>
+          <w:rFonts w:ascii="Times New Roman" w:hAnsi="Times New Roman" w:eastAsia="Times New Roman" w:cs="Times New Roman"/>
+          <w:sz w:val="24"/>
+          <w:szCs w:val="24"/>
+          <w:b/>
+          <w:color w:val="000000"/>
+        </w:rPr>
+        <w:t>Проверка результата по условиям задания</w:t>
+      </w:r>
+    </w:p>
+    <w:p>
+      <w:r>
+        <w:rPr>
+          <w:rFonts w:ascii="Times New Roman" w:hAnsi="Times New Roman" w:eastAsia="Times New Roman" w:cs="Times New Roman"/>
+          <w:sz w:val="24"/>
+          <w:szCs w:val="24"/>
+          <w:color w:val="000000"/>
+        </w:rPr>
+        <w:t>[Заполните самостоятельно.]</w:t>
+        <w:br/>
+        <w:t>________________________________________________________</w:t>
+      </w:r>
+    </w:p>
+    <w:p>
+      <w:pPr>
+        <w:pStyle w:val="2"/>
+        <w:keepNext/>
+      </w:pPr>
+      <w:r>
+        <w:rPr>
+          <w:rFonts w:ascii="Times New Roman" w:hAnsi="Times New Roman" w:eastAsia="Times New Roman" w:cs="Times New Roman"/>
+          <w:sz w:val="24"/>
+          <w:szCs w:val="24"/>
+          <w:b/>
+          <w:color w:val="000000"/>
+        </w:rPr>
+        <w:t>Материалы для следующей работы</w:t>
+      </w:r>
+    </w:p>
+    <w:p>
+      <w:r>
+        <w:rPr>
+          <w:rFonts w:ascii="Times New Roman" w:hAnsi="Times New Roman" w:eastAsia="Times New Roman" w:cs="Times New Roman"/>
+          <w:sz w:val="24"/>
+          <w:szCs w:val="24"/>
+          <w:color w:val="000000"/>
+        </w:rPr>
+        <w:t>В ЛР22 передайте реестр несоответствий, неопределённостей и риск. F1–F8 там — заданный реестр следующего учебного аудита: составьте смысловое сопоставление, а не выдумывайте равенство ID.
+[Запишите, что вы передаёте и где это находится в вашем отчёте.]</w:t>
+        <w:br/>
+        <w:t/>
+      </w:r>
+    </w:p>
+    <w:p>
+      <w:pPr>
+        <w:pStyle w:val="2"/>
+        <w:keepNext/>
+      </w:pPr>
+      <w:r>
+        <w:rPr>
+          <w:rFonts w:ascii="Times New Roman" w:hAnsi="Times New Roman" w:eastAsia="Times New Roman" w:cs="Times New Roman"/>
+          <w:sz w:val="24"/>
+          <w:szCs w:val="24"/>
+          <w:b/>
+          <w:color w:val="000000"/>
+        </w:rPr>
+        <w:t>Использование инструментов</w:t>
+      </w:r>
+    </w:p>
+    <w:p>
+      <w:r>
+        <w:rPr>
+          <w:rFonts w:ascii="Times New Roman" w:hAnsi="Times New Roman" w:eastAsia="Times New Roman" w:cs="Times New Roman"/>
+          <w:sz w:val="24"/>
+          <w:szCs w:val="24"/>
+          <w:color w:val="000000"/>
+        </w:rPr>
+        <w:t>Заполняется при использовании внешних инструментов. Укажите выполненную операцию и то, что проверили самостоятельно.</w:t>
       </w:r>
     </w:p>
     <w:tbl>
       <w:tblPr>
-        <w:tblW w:w="9000" w:type="dxa"/>
-        <w:tblInd w:w="120" w:type="dxa"/>
+        <w:tblW w:type="auto" w:w="0"/>
         <w:tblLayout w:type="fixed"/>
-        <w:tblCellMar>
-          <w:top w:w="90" w:type="dxa"/>
-          <w:start w:w="120" w:type="dxa"/>
-          <w:bottom w:w="90" w:type="dxa"/>
-          <w:end w:w="120" w:type="dxa"/>
-        </w:tblCellMar>
-        <w:tblBorders>
-          <w:top w:val="single" w:sz="6" w:space="0" w:color="C7C8CD"/>
-          <w:start w:val="single" w:sz="6" w:space="0" w:color="C7C8CD"/>
-          <w:bottom w:val="single" w:sz="6" w:space="0" w:color="C7C8CD"/>
-          <w:end w:val="single" w:sz="6" w:space="0" w:color="C7C8CD"/>
-          <w:insideH w:val="single" w:sz="6" w:space="0" w:color="C7C8CD"/>
-          <w:insideV w:val="single" w:sz="6" w:space="0" w:color="C7C8CD"/>
-        </w:tblBorders>
+        <w:tblLook w:firstColumn="1" w:firstRow="1" w:lastColumn="0" w:lastRow="0" w:noHBand="0" w:noVBand="1" w:val="04A0"/>
       </w:tblPr>
       <w:tblGrid>
-        <w:gridCol w:w="1600"/>
-        <w:gridCol w:w="1300"/>
-        <w:gridCol w:w="1750"/>
-        <w:gridCol w:w="1000"/>
-        <w:gridCol w:w="1800"/>
-        <w:gridCol w:w="1550"/>
+        <w:gridCol w:w="2268"/>
+        <w:gridCol w:w="3402"/>
+        <w:gridCol w:w="3685"/>
       </w:tblGrid>
       <w:tr>
-        <w:trPr>
-          <w:cantSplit/>
-          <w:tblHeader/>
-        </w:trPr>
         <w:tc>
           <w:tcPr>
-            <w:tcW w:w="1600" w:type="dxa"/>
-            <w:vAlign w:val="center"/>
-            <w:shd w:val="clear" w:fill="1C1C1C"/>
+            <w:tcW w:type="dxa" w:w="2268"/>
+            <w:tcBorders>
+              <w:top w:val="single" w:sz="4" w:color="D9D9D9"/>
+              <w:left w:val="single" w:sz="4" w:color="D9D9D9"/>
+              <w:bottom w:val="single" w:sz="4" w:color="D9D9D9"/>
+              <w:right w:val="single" w:sz="4" w:color="D9D9D9"/>
+            </w:tcBorders>
+            <w:shd w:fill="E7E6E6"/>
           </w:tcPr>
           <w:p>
-            <w:pPr>
-              <w:jc w:val="center"/>
-              <w:spacing w:before="0" w:after="0" w:line="240" w:lineRule="auto"/>
-              <w:keepLines/>
-            </w:pPr>
             <w:r>
               <w:rPr>
+                <w:b/>
                 <w:rFonts w:ascii="Times New Roman" w:hAnsi="Times New Roman" w:eastAsia="Times New Roman" w:cs="Times New Roman"/>
-                <w:b/>
-                <w:bCs/>
-                <w:sz w:val="16"/>
-                <w:szCs w:val="16"/>
-                <w:color w:val="FFFFFF"/>
+                <w:sz w:val="24"/>
+                <w:szCs w:val="24"/>
+                <w:color w:val="000000"/>
               </w:rPr>
-              <w:t>Требование</w:t>
+              <w:t>Инструмент</w:t>
             </w:r>
           </w:p>
         </w:tc>
         <w:tc>
           <w:tcPr>
-            <w:tcW w:w="1300" w:type="dxa"/>
-            <w:vAlign w:val="center"/>
-            <w:shd w:val="clear" w:fill="1C1C1C"/>
+            <w:tcW w:type="dxa" w:w="3402"/>
+            <w:tcBorders>
+              <w:top w:val="single" w:sz="4" w:color="D9D9D9"/>
+              <w:left w:val="single" w:sz="4" w:color="D9D9D9"/>
+              <w:bottom w:val="single" w:sz="4" w:color="D9D9D9"/>
+              <w:right w:val="single" w:sz="4" w:color="D9D9D9"/>
+            </w:tcBorders>
+            <w:shd w:fill="E7E6E6"/>
           </w:tcPr>
           <w:p>
-            <w:pPr>
-              <w:jc w:val="center"/>
-              <w:spacing w:before="0" w:after="0" w:line="240" w:lineRule="auto"/>
-              <w:keepLines/>
-            </w:pPr>
             <w:r>
               <w:rPr>
+                <w:b/>
                 <w:rFonts w:ascii="Times New Roman" w:hAnsi="Times New Roman" w:eastAsia="Times New Roman" w:cs="Times New Roman"/>
-                <w:b/>
-                <w:bCs/>
-                <w:sz w:val="16"/>
-                <w:szCs w:val="16"/>
-                <w:color w:val="FFFFFF"/>
+                <w:sz w:val="24"/>
+                <w:szCs w:val="24"/>
+                <w:color w:val="000000"/>
               </w:rPr>
-              <w:t>Метод</w:t>
+              <w:t>Операция</w:t>
             </w:r>
           </w:p>
         </w:tc>
         <w:tc>
           <w:tcPr>
-            <w:tcW w:w="1750" w:type="dxa"/>
-            <w:vAlign w:val="center"/>
-            <w:shd w:val="clear" w:fill="1C1C1C"/>
+            <w:tcW w:type="dxa" w:w="3685"/>
+            <w:tcBorders>
+              <w:top w:val="single" w:sz="4" w:color="D9D9D9"/>
+              <w:left w:val="single" w:sz="4" w:color="D9D9D9"/>
+              <w:bottom w:val="single" w:sz="4" w:color="D9D9D9"/>
+              <w:right w:val="single" w:sz="4" w:color="D9D9D9"/>
+            </w:tcBorders>
+            <w:shd w:fill="E7E6E6"/>
           </w:tcPr>
           <w:p>
-            <w:pPr>
-              <w:jc w:val="center"/>
-              <w:spacing w:before="0" w:after="0" w:line="240" w:lineRule="auto"/>
-              <w:keepLines/>
-            </w:pPr>
+            <w:r>
+              <w:rPr>
+                <w:b/>
+                <w:rFonts w:ascii="Times New Roman" w:hAnsi="Times New Roman" w:eastAsia="Times New Roman" w:cs="Times New Roman"/>
+                <w:sz w:val="24"/>
+                <w:szCs w:val="24"/>
+                <w:color w:val="000000"/>
+              </w:rPr>
+              <w:t>Самостоятельная проверка</w:t>
+            </w:r>
+          </w:p>
+        </w:tc>
+      </w:tr>
+      <w:tr>
+        <w:tc>
+          <w:tcPr>
+            <w:tcW w:type="dxa" w:w="2268"/>
+            <w:tcBorders>
+              <w:top w:val="single" w:sz="4" w:color="D9D9D9"/>
+              <w:left w:val="single" w:sz="4" w:color="D9D9D9"/>
+              <w:bottom w:val="single" w:sz="4" w:color="D9D9D9"/>
+              <w:right w:val="single" w:sz="4" w:color="D9D9D9"/>
+            </w:tcBorders>
+          </w:tcPr>
+          <w:p>
             <w:r>
               <w:rPr>
                 <w:rFonts w:ascii="Times New Roman" w:hAnsi="Times New Roman" w:eastAsia="Times New Roman" w:cs="Times New Roman"/>
-                <w:b/>
-                <w:bCs/>
-                <w:sz w:val="16"/>
-                <w:szCs w:val="16"/>
-                <w:color w:val="FFFFFF"/>
+                <w:sz w:val="24"/>
+                <w:szCs w:val="24"/>
+                <w:color w:val="000000"/>
               </w:rPr>
-              <w:t>Доказательство</w:t>
             </w:r>
           </w:p>
         </w:tc>
         <w:tc>
           <w:tcPr>
-            <w:tcW w:w="1000" w:type="dxa"/>
-            <w:vAlign w:val="center"/>
-            <w:shd w:val="clear" w:fill="1C1C1C"/>
+            <w:tcW w:type="dxa" w:w="3402"/>
+            <w:tcBorders>
+              <w:top w:val="single" w:sz="4" w:color="D9D9D9"/>
+              <w:left w:val="single" w:sz="4" w:color="D9D9D9"/>
+              <w:bottom w:val="single" w:sz="4" w:color="D9D9D9"/>
+              <w:right w:val="single" w:sz="4" w:color="D9D9D9"/>
+            </w:tcBorders>
           </w:tcPr>
           <w:p>
-            <w:pPr>
-              <w:jc w:val="center"/>
-              <w:spacing w:before="0" w:after="0" w:line="240" w:lineRule="auto"/>
-              <w:keepLines/>
-            </w:pPr>
             <w:r>
               <w:rPr>
                 <w:rFonts w:ascii="Times New Roman" w:hAnsi="Times New Roman" w:eastAsia="Times New Roman" w:cs="Times New Roman"/>
-                <w:b/>
-                <w:bCs/>
-                <w:sz w:val="16"/>
-                <w:szCs w:val="16"/>
-                <w:color w:val="FFFFFF"/>
+                <w:sz w:val="24"/>
+                <w:szCs w:val="24"/>
+                <w:color w:val="000000"/>
               </w:rPr>
-              <w:t>Статус</w:t>
             </w:r>
           </w:p>
         </w:tc>
         <w:tc>
           <w:tcPr>
-            <w:tcW w:w="1800" w:type="dxa"/>
-            <w:vAlign w:val="center"/>
-            <w:shd w:val="clear" w:fill="1C1C1C"/>
+            <w:tcW w:type="dxa" w:w="3685"/>
+            <w:tcBorders>
+              <w:top w:val="single" w:sz="4" w:color="D9D9D9"/>
+              <w:left w:val="single" w:sz="4" w:color="D9D9D9"/>
+              <w:bottom w:val="single" w:sz="4" w:color="D9D9D9"/>
+              <w:right w:val="single" w:sz="4" w:color="D9D9D9"/>
+            </w:tcBorders>
           </w:tcPr>
           <w:p>
-            <w:pPr>
-              <w:jc w:val="center"/>
-              <w:spacing w:before="0" w:after="0" w:line="240" w:lineRule="auto"/>
-              <w:keepLines/>
-            </w:pPr>
             <w:r>
               <w:rPr>
                 <w:rFonts w:ascii="Times New Roman" w:hAnsi="Times New Roman" w:eastAsia="Times New Roman" w:cs="Times New Roman"/>
-                <w:b/>
-                <w:bCs/>
-                <w:sz w:val="16"/>
-                <w:szCs w:val="16"/>
-                <w:color w:val="FFFFFF"/>
+                <w:sz w:val="24"/>
+                <w:szCs w:val="24"/>
+                <w:color w:val="000000"/>
               </w:rPr>
-              <w:t>Несоответствие</w:t>
+            </w:r>
+          </w:p>
+        </w:tc>
+      </w:tr>
+      <w:tr>
+        <w:tc>
+          <w:tcPr>
+            <w:tcW w:type="dxa" w:w="2268"/>
+            <w:tcBorders>
+              <w:top w:val="single" w:sz="4" w:color="D9D9D9"/>
+              <w:left w:val="single" w:sz="4" w:color="D9D9D9"/>
+              <w:bottom w:val="single" w:sz="4" w:color="D9D9D9"/>
+              <w:right w:val="single" w:sz="4" w:color="D9D9D9"/>
+            </w:tcBorders>
+          </w:tcPr>
+          <w:p>
+            <w:r>
+              <w:rPr>
+                <w:rFonts w:ascii="Times New Roman" w:hAnsi="Times New Roman" w:eastAsia="Times New Roman" w:cs="Times New Roman"/>
+                <w:sz w:val="24"/>
+                <w:szCs w:val="24"/>
+                <w:color w:val="000000"/>
+              </w:rPr>
             </w:r>
           </w:p>
         </w:tc>
         <w:tc>
           <w:tcPr>
-            <w:tcW w:w="1550" w:type="dxa"/>
-            <w:vAlign w:val="center"/>
-            <w:shd w:val="clear" w:fill="1C1C1C"/>
+            <w:tcW w:type="dxa" w:w="3402"/>
+            <w:tcBorders>
+              <w:top w:val="single" w:sz="4" w:color="D9D9D9"/>
+              <w:left w:val="single" w:sz="4" w:color="D9D9D9"/>
+              <w:bottom w:val="single" w:sz="4" w:color="D9D9D9"/>
+              <w:right w:val="single" w:sz="4" w:color="D9D9D9"/>
+            </w:tcBorders>
           </w:tcPr>
           <w:p>
-            <w:pPr>
-              <w:jc w:val="center"/>
-              <w:spacing w:before="0" w:after="0" w:line="240" w:lineRule="auto"/>
-              <w:keepLines/>
-            </w:pPr>
             <w:r>
               <w:rPr>
                 <w:rFonts w:ascii="Times New Roman" w:hAnsi="Times New Roman" w:eastAsia="Times New Roman" w:cs="Times New Roman"/>
-                <w:b/>
-                <w:bCs/>
-                <w:sz w:val="16"/>
-                <w:szCs w:val="16"/>
-                <w:color w:val="FFFFFF"/>
+                <w:sz w:val="24"/>
+                <w:szCs w:val="24"/>
+                <w:color w:val="000000"/>
               </w:rPr>
-              <w:t>Заключение</w:t>
-            </w:r>
-          </w:p>
-        </w:tc>
-      </w:tr>
-      <w:tr>
-        <w:trPr>
-          <w:cantSplit/>
-        </w:trPr>
-        <w:tc>
-          <w:tcPr>
-            <w:tcW w:w="1600" w:type="dxa"/>
-            <w:vAlign w:val="center"/>
-          </w:tcPr>
-          <w:p>
-            <w:pPr>
-              <w:jc w:val="center"/>
-              <w:spacing w:before="0" w:after="0" w:line="240" w:lineRule="auto"/>
-              <w:keepLines/>
-            </w:pPr>
-            <w:r>
-              <w:rPr>
-                <w:rFonts w:ascii="Times New Roman" w:hAnsi="Times New Roman" w:eastAsia="Times New Roman" w:cs="Times New Roman"/>
-                <w:sz w:val="16"/>
-                <w:szCs w:val="16"/>
-                <w:color w:val="1C1C1C"/>
-              </w:rPr>
-              <w:t>1</w:t>
             </w:r>
           </w:p>
         </w:tc>
         <w:tc>
           <w:tcPr>
-            <w:tcW w:w="1300" w:type="dxa"/>
-            <w:vAlign w:val="center"/>
+            <w:tcW w:type="dxa" w:w="3685"/>
+            <w:tcBorders>
+              <w:top w:val="single" w:sz="4" w:color="D9D9D9"/>
+              <w:left w:val="single" w:sz="4" w:color="D9D9D9"/>
+              <w:bottom w:val="single" w:sz="4" w:color="D9D9D9"/>
+              <w:right w:val="single" w:sz="4" w:color="D9D9D9"/>
+            </w:tcBorders>
           </w:tcPr>
           <w:p>
-            <w:pPr>
-              <w:jc w:val="left"/>
-              <w:spacing w:before="0" w:after="0" w:line="240" w:lineRule="auto"/>
-              <w:keepLines/>
-            </w:pPr>
             <w:r>
               <w:rPr>
                 <w:rFonts w:ascii="Times New Roman" w:hAnsi="Times New Roman" w:eastAsia="Times New Roman" w:cs="Times New Roman"/>
-                <w:sz w:val="16"/>
-                <w:szCs w:val="16"/>
-                <w:color w:val="77777F"/>
+                <w:sz w:val="24"/>
+                <w:szCs w:val="24"/>
+                <w:color w:val="000000"/>
               </w:rPr>
-              <w:t>[Заполните]</w:t>
-            </w:r>
-          </w:p>
-        </w:tc>
-        <w:tc>
-          <w:tcPr>
-            <w:tcW w:w="1750" w:type="dxa"/>
-            <w:vAlign w:val="center"/>
-          </w:tcPr>
-          <w:p>
-            <w:pPr>
-              <w:jc w:val="left"/>
-              <w:spacing w:before="0" w:after="0" w:line="240" w:lineRule="auto"/>
-              <w:keepLines/>
-            </w:pPr>
-            <w:r>
-              <w:rPr>
-                <w:rFonts w:ascii="Times New Roman" w:hAnsi="Times New Roman" w:eastAsia="Times New Roman" w:cs="Times New Roman"/>
-                <w:sz w:val="16"/>
-                <w:szCs w:val="16"/>
-                <w:color w:val="77777F"/>
-              </w:rPr>
-              <w:t>[Заполните]</w:t>
-            </w:r>
-          </w:p>
-        </w:tc>
-        <w:tc>
-          <w:tcPr>
-            <w:tcW w:w="1000" w:type="dxa"/>
-            <w:vAlign w:val="center"/>
-          </w:tcPr>
-          <w:p>
-            <w:pPr>
-              <w:jc w:val="left"/>
-              <w:spacing w:before="0" w:after="0" w:line="240" w:lineRule="auto"/>
-              <w:keepLines/>
-            </w:pPr>
-            <w:r>
-              <w:rPr>
-                <w:rFonts w:ascii="Times New Roman" w:hAnsi="Times New Roman" w:eastAsia="Times New Roman" w:cs="Times New Roman"/>
-                <w:sz w:val="16"/>
-                <w:szCs w:val="16"/>
-                <w:color w:val="77777F"/>
-              </w:rPr>
-              <w:t>[Статус]</w:t>
-            </w:r>
-          </w:p>
-        </w:tc>
-        <w:tc>
-          <w:tcPr>
-            <w:tcW w:w="1800" w:type="dxa"/>
-            <w:vAlign w:val="center"/>
-          </w:tcPr>
-          <w:p>
-            <w:pPr>
-              <w:jc w:val="left"/>
-              <w:spacing w:before="0" w:after="0" w:line="240" w:lineRule="auto"/>
-              <w:keepLines/>
-            </w:pPr>
-            <w:r>
-              <w:rPr>
-                <w:rFonts w:ascii="Times New Roman" w:hAnsi="Times New Roman" w:eastAsia="Times New Roman" w:cs="Times New Roman"/>
-                <w:sz w:val="16"/>
-                <w:szCs w:val="16"/>
-                <w:color w:val="77777F"/>
-              </w:rPr>
-              <w:t>[Заполните]</w:t>
-            </w:r>
-          </w:p>
-        </w:tc>
-        <w:tc>
-          <w:tcPr>
-            <w:tcW w:w="1550" w:type="dxa"/>
-            <w:vAlign w:val="center"/>
-          </w:tcPr>
-          <w:p>
-            <w:pPr>
-              <w:jc w:val="left"/>
-              <w:spacing w:before="0" w:after="0" w:line="240" w:lineRule="auto"/>
-              <w:keepLines/>
-            </w:pPr>
-            <w:r>
-              <w:rPr>
-                <w:rFonts w:ascii="Times New Roman" w:hAnsi="Times New Roman" w:eastAsia="Times New Roman" w:cs="Times New Roman"/>
-                <w:sz w:val="16"/>
-                <w:szCs w:val="16"/>
-                <w:color w:val="77777F"/>
-              </w:rPr>
-              <w:t>[Заполните]</w:t>
-            </w:r>
-          </w:p>
-        </w:tc>
-      </w:tr>
-      <w:tr>
-        <w:trPr>
-          <w:cantSplit/>
-        </w:trPr>
-        <w:tc>
-          <w:tcPr>
-            <w:tcW w:w="1600" w:type="dxa"/>
-            <w:vAlign w:val="center"/>
-            <w:shd w:val="clear" w:fill="F7F7F9"/>
-          </w:tcPr>
-          <w:p>
-            <w:pPr>
-              <w:jc w:val="center"/>
-              <w:spacing w:before="0" w:after="0" w:line="240" w:lineRule="auto"/>
-              <w:keepLines/>
-            </w:pPr>
-            <w:r>
-              <w:rPr>
-                <w:rFonts w:ascii="Times New Roman" w:hAnsi="Times New Roman" w:eastAsia="Times New Roman" w:cs="Times New Roman"/>
-                <w:sz w:val="16"/>
-                <w:szCs w:val="16"/>
-                <w:color w:val="1C1C1C"/>
-              </w:rPr>
-              <w:t>2</w:t>
-            </w:r>
-          </w:p>
-        </w:tc>
-        <w:tc>
-          <w:tcPr>
-            <w:tcW w:w="1300" w:type="dxa"/>
-            <w:vAlign w:val="center"/>
-            <w:shd w:val="clear" w:fill="F7F7F9"/>
-          </w:tcPr>
-          <w:p>
-            <w:pPr>
-              <w:jc w:val="left"/>
-              <w:spacing w:before="0" w:after="0" w:line="240" w:lineRule="auto"/>
-              <w:keepLines/>
-            </w:pPr>
-            <w:r>
-              <w:rPr>
-                <w:rFonts w:ascii="Times New Roman" w:hAnsi="Times New Roman" w:eastAsia="Times New Roman" w:cs="Times New Roman"/>
-                <w:sz w:val="16"/>
-                <w:szCs w:val="16"/>
-                <w:color w:val="77777F"/>
-              </w:rPr>
-              <w:t>[Заполните]</w:t>
-            </w:r>
-          </w:p>
-        </w:tc>
-        <w:tc>
-          <w:tcPr>
-            <w:tcW w:w="1750" w:type="dxa"/>
-            <w:vAlign w:val="center"/>
-            <w:shd w:val="clear" w:fill="F7F7F9"/>
-          </w:tcPr>
-          <w:p>
-            <w:pPr>
-              <w:jc w:val="left"/>
-              <w:spacing w:before="0" w:after="0" w:line="240" w:lineRule="auto"/>
-              <w:keepLines/>
-            </w:pPr>
-            <w:r>
-              <w:rPr>
-                <w:rFonts w:ascii="Times New Roman" w:hAnsi="Times New Roman" w:eastAsia="Times New Roman" w:cs="Times New Roman"/>
-                <w:sz w:val="16"/>
-                <w:szCs w:val="16"/>
-                <w:color w:val="77777F"/>
-              </w:rPr>
-              <w:t>[Заполните]</w:t>
-            </w:r>
-          </w:p>
-        </w:tc>
-        <w:tc>
-          <w:tcPr>
-            <w:tcW w:w="1000" w:type="dxa"/>
-            <w:vAlign w:val="center"/>
-            <w:shd w:val="clear" w:fill="F7F7F9"/>
-          </w:tcPr>
-          <w:p>
-            <w:pPr>
-              <w:jc w:val="left"/>
-              <w:spacing w:before="0" w:after="0" w:line="240" w:lineRule="auto"/>
-              <w:keepLines/>
-            </w:pPr>
-            <w:r>
-              <w:rPr>
-                <w:rFonts w:ascii="Times New Roman" w:hAnsi="Times New Roman" w:eastAsia="Times New Roman" w:cs="Times New Roman"/>
-                <w:sz w:val="16"/>
-                <w:szCs w:val="16"/>
-                <w:color w:val="77777F"/>
-              </w:rPr>
-              <w:t>[Статус]</w:t>
-            </w:r>
-          </w:p>
-        </w:tc>
-        <w:tc>
-          <w:tcPr>
-            <w:tcW w:w="1800" w:type="dxa"/>
-            <w:vAlign w:val="center"/>
-            <w:shd w:val="clear" w:fill="F7F7F9"/>
-          </w:tcPr>
-          <w:p>
-            <w:pPr>
-              <w:jc w:val="left"/>
-              <w:spacing w:before="0" w:after="0" w:line="240" w:lineRule="auto"/>
-              <w:keepLines/>
-            </w:pPr>
-            <w:r>
-              <w:rPr>
-                <w:rFonts w:ascii="Times New Roman" w:hAnsi="Times New Roman" w:eastAsia="Times New Roman" w:cs="Times New Roman"/>
-                <w:sz w:val="16"/>
-                <w:szCs w:val="16"/>
-                <w:color w:val="77777F"/>
-              </w:rPr>
-              <w:t>[Заполните]</w:t>
-            </w:r>
-          </w:p>
-        </w:tc>
-        <w:tc>
-          <w:tcPr>
-            <w:tcW w:w="1550" w:type="dxa"/>
-            <w:vAlign w:val="center"/>
-            <w:shd w:val="clear" w:fill="F7F7F9"/>
-          </w:tcPr>
-          <w:p>
-            <w:pPr>
-              <w:jc w:val="left"/>
-              <w:spacing w:before="0" w:after="0" w:line="240" w:lineRule="auto"/>
-              <w:keepLines/>
-            </w:pPr>
-            <w:r>
-              <w:rPr>
-                <w:rFonts w:ascii="Times New Roman" w:hAnsi="Times New Roman" w:eastAsia="Times New Roman" w:cs="Times New Roman"/>
-                <w:sz w:val="16"/>
-                <w:szCs w:val="16"/>
-                <w:color w:val="77777F"/>
-              </w:rPr>
-              <w:t>[Заполните]</w:t>
-            </w:r>
-          </w:p>
-        </w:tc>
-      </w:tr>
-      <w:tr>
-        <w:trPr>
-          <w:cantSplit/>
-        </w:trPr>
-        <w:tc>
-          <w:tcPr>
-            <w:tcW w:w="1600" w:type="dxa"/>
-            <w:vAlign w:val="center"/>
-          </w:tcPr>
-          <w:p>
-            <w:pPr>
-              <w:jc w:val="center"/>
-              <w:spacing w:before="0" w:after="0" w:line="240" w:lineRule="auto"/>
-              <w:keepLines/>
-            </w:pPr>
-            <w:r>
-              <w:rPr>
-                <w:rFonts w:ascii="Times New Roman" w:hAnsi="Times New Roman" w:eastAsia="Times New Roman" w:cs="Times New Roman"/>
-                <w:sz w:val="16"/>
-                <w:szCs w:val="16"/>
-                <w:color w:val="1C1C1C"/>
-              </w:rPr>
-              <w:t>3</w:t>
-            </w:r>
-          </w:p>
-        </w:tc>
-        <w:tc>
-          <w:tcPr>
-            <w:tcW w:w="1300" w:type="dxa"/>
-            <w:vAlign w:val="center"/>
-          </w:tcPr>
-          <w:p>
-            <w:pPr>
-              <w:jc w:val="left"/>
-              <w:spacing w:before="0" w:after="0" w:line="240" w:lineRule="auto"/>
-              <w:keepLines/>
-            </w:pPr>
-            <w:r>
-              <w:rPr>
-                <w:rFonts w:ascii="Times New Roman" w:hAnsi="Times New Roman" w:eastAsia="Times New Roman" w:cs="Times New Roman"/>
-                <w:sz w:val="16"/>
-                <w:szCs w:val="16"/>
-                <w:color w:val="77777F"/>
-              </w:rPr>
-              <w:t>[Заполните]</w:t>
-            </w:r>
-          </w:p>
-        </w:tc>
-        <w:tc>
-          <w:tcPr>
-            <w:tcW w:w="1750" w:type="dxa"/>
-            <w:vAlign w:val="center"/>
-          </w:tcPr>
-          <w:p>
-            <w:pPr>
-              <w:jc w:val="left"/>
-              <w:spacing w:before="0" w:after="0" w:line="240" w:lineRule="auto"/>
-              <w:keepLines/>
-            </w:pPr>
-            <w:r>
-              <w:rPr>
-                <w:rFonts w:ascii="Times New Roman" w:hAnsi="Times New Roman" w:eastAsia="Times New Roman" w:cs="Times New Roman"/>
-                <w:sz w:val="16"/>
-                <w:szCs w:val="16"/>
-                <w:color w:val="77777F"/>
-              </w:rPr>
-              <w:t>[Заполните]</w:t>
-            </w:r>
-          </w:p>
-        </w:tc>
-        <w:tc>
-          <w:tcPr>
-            <w:tcW w:w="1000" w:type="dxa"/>
-            <w:vAlign w:val="center"/>
-          </w:tcPr>
-          <w:p>
-            <w:pPr>
-              <w:jc w:val="left"/>
-              <w:spacing w:before="0" w:after="0" w:line="240" w:lineRule="auto"/>
-              <w:keepLines/>
-            </w:pPr>
-            <w:r>
-              <w:rPr>
-                <w:rFonts w:ascii="Times New Roman" w:hAnsi="Times New Roman" w:eastAsia="Times New Roman" w:cs="Times New Roman"/>
-                <w:sz w:val="16"/>
-                <w:szCs w:val="16"/>
-                <w:color w:val="77777F"/>
-              </w:rPr>
-              <w:t>[Статус]</w:t>
-            </w:r>
-          </w:p>
-        </w:tc>
-        <w:tc>
-          <w:tcPr>
-            <w:tcW w:w="1800" w:type="dxa"/>
-            <w:vAlign w:val="center"/>
-          </w:tcPr>
-          <w:p>
-            <w:pPr>
-              <w:jc w:val="left"/>
-              <w:spacing w:before="0" w:after="0" w:line="240" w:lineRule="auto"/>
-              <w:keepLines/>
-            </w:pPr>
-            <w:r>
-              <w:rPr>
-                <w:rFonts w:ascii="Times New Roman" w:hAnsi="Times New Roman" w:eastAsia="Times New Roman" w:cs="Times New Roman"/>
-                <w:sz w:val="16"/>
-                <w:szCs w:val="16"/>
-                <w:color w:val="77777F"/>
-              </w:rPr>
-              <w:t>[Заполните]</w:t>
-            </w:r>
-          </w:p>
-        </w:tc>
-        <w:tc>
-          <w:tcPr>
-            <w:tcW w:w="1550" w:type="dxa"/>
-            <w:vAlign w:val="center"/>
-          </w:tcPr>
-          <w:p>
-            <w:pPr>
-              <w:jc w:val="left"/>
-              <w:spacing w:before="0" w:after="0" w:line="240" w:lineRule="auto"/>
-              <w:keepLines/>
-            </w:pPr>
-            <w:r>
-              <w:rPr>
-                <w:rFonts w:ascii="Times New Roman" w:hAnsi="Times New Roman" w:eastAsia="Times New Roman" w:cs="Times New Roman"/>
-                <w:sz w:val="16"/>
-                <w:szCs w:val="16"/>
-                <w:color w:val="77777F"/>
-              </w:rPr>
-              <w:t>[Заполните]</w:t>
-            </w:r>
-          </w:p>
-        </w:tc>
-      </w:tr>
-      <w:tr>
-        <w:trPr>
-          <w:cantSplit/>
-        </w:trPr>
-        <w:tc>
-          <w:tcPr>
-            <w:tcW w:w="1600" w:type="dxa"/>
-            <w:vAlign w:val="center"/>
-            <w:shd w:val="clear" w:fill="F7F7F9"/>
-          </w:tcPr>
-          <w:p>
-            <w:pPr>
-              <w:jc w:val="center"/>
-              <w:spacing w:before="0" w:after="0" w:line="240" w:lineRule="auto"/>
-              <w:keepLines/>
-            </w:pPr>
-            <w:r>
-              <w:rPr>
-                <w:rFonts w:ascii="Times New Roman" w:hAnsi="Times New Roman" w:eastAsia="Times New Roman" w:cs="Times New Roman"/>
-                <w:sz w:val="16"/>
-                <w:szCs w:val="16"/>
-                <w:color w:val="1C1C1C"/>
-              </w:rPr>
-              <w:t>4</w:t>
-            </w:r>
-          </w:p>
-        </w:tc>
-        <w:tc>
-          <w:tcPr>
-            <w:tcW w:w="1300" w:type="dxa"/>
-            <w:vAlign w:val="center"/>
-            <w:shd w:val="clear" w:fill="F7F7F9"/>
-          </w:tcPr>
-          <w:p>
-            <w:pPr>
-              <w:jc w:val="left"/>
-              <w:spacing w:before="0" w:after="0" w:line="240" w:lineRule="auto"/>
-              <w:keepLines/>
-            </w:pPr>
-            <w:r>
-              <w:rPr>
-                <w:rFonts w:ascii="Times New Roman" w:hAnsi="Times New Roman" w:eastAsia="Times New Roman" w:cs="Times New Roman"/>
-                <w:sz w:val="16"/>
-                <w:szCs w:val="16"/>
-                <w:color w:val="77777F"/>
-              </w:rPr>
-              <w:t>[Заполните]</w:t>
-            </w:r>
-          </w:p>
-        </w:tc>
-        <w:tc>
-          <w:tcPr>
-            <w:tcW w:w="1750" w:type="dxa"/>
-            <w:vAlign w:val="center"/>
-            <w:shd w:val="clear" w:fill="F7F7F9"/>
-          </w:tcPr>
-          <w:p>
-            <w:pPr>
-              <w:jc w:val="left"/>
-              <w:spacing w:before="0" w:after="0" w:line="240" w:lineRule="auto"/>
-              <w:keepLines/>
-            </w:pPr>
-            <w:r>
-              <w:rPr>
-                <w:rFonts w:ascii="Times New Roman" w:hAnsi="Times New Roman" w:eastAsia="Times New Roman" w:cs="Times New Roman"/>
-                <w:sz w:val="16"/>
-                <w:szCs w:val="16"/>
-                <w:color w:val="77777F"/>
-              </w:rPr>
-              <w:t>[Заполните]</w:t>
-            </w:r>
-          </w:p>
-        </w:tc>
-        <w:tc>
-          <w:tcPr>
-            <w:tcW w:w="1000" w:type="dxa"/>
-            <w:vAlign w:val="center"/>
-            <w:shd w:val="clear" w:fill="F7F7F9"/>
-          </w:tcPr>
-          <w:p>
-            <w:pPr>
-              <w:jc w:val="left"/>
-              <w:spacing w:before="0" w:after="0" w:line="240" w:lineRule="auto"/>
-              <w:keepLines/>
-            </w:pPr>
-            <w:r>
-              <w:rPr>
-                <w:rFonts w:ascii="Times New Roman" w:hAnsi="Times New Roman" w:eastAsia="Times New Roman" w:cs="Times New Roman"/>
-                <w:sz w:val="16"/>
-                <w:szCs w:val="16"/>
-                <w:color w:val="77777F"/>
-              </w:rPr>
-              <w:t>[Статус]</w:t>
-            </w:r>
-          </w:p>
-        </w:tc>
-        <w:tc>
-          <w:tcPr>
-            <w:tcW w:w="1800" w:type="dxa"/>
-            <w:vAlign w:val="center"/>
-            <w:shd w:val="clear" w:fill="F7F7F9"/>
-          </w:tcPr>
-          <w:p>
-            <w:pPr>
-              <w:jc w:val="left"/>
-              <w:spacing w:before="0" w:after="0" w:line="240" w:lineRule="auto"/>
-              <w:keepLines/>
-            </w:pPr>
-            <w:r>
-              <w:rPr>
-                <w:rFonts w:ascii="Times New Roman" w:hAnsi="Times New Roman" w:eastAsia="Times New Roman" w:cs="Times New Roman"/>
-                <w:sz w:val="16"/>
-                <w:szCs w:val="16"/>
-                <w:color w:val="77777F"/>
-              </w:rPr>
-              <w:t>[Заполните]</w:t>
-            </w:r>
-          </w:p>
-        </w:tc>
-        <w:tc>
-          <w:tcPr>
-            <w:tcW w:w="1550" w:type="dxa"/>
-            <w:vAlign w:val="center"/>
-            <w:shd w:val="clear" w:fill="F7F7F9"/>
-          </w:tcPr>
-          <w:p>
-            <w:pPr>
-              <w:jc w:val="left"/>
-              <w:spacing w:before="0" w:after="0" w:line="240" w:lineRule="auto"/>
-              <w:keepLines/>
-            </w:pPr>
-            <w:r>
-              <w:rPr>
-                <w:rFonts w:ascii="Times New Roman" w:hAnsi="Times New Roman" w:eastAsia="Times New Roman" w:cs="Times New Roman"/>
-                <w:sz w:val="16"/>
-                <w:szCs w:val="16"/>
-                <w:color w:val="77777F"/>
-              </w:rPr>
-              <w:t>[Заполните]</w:t>
-            </w:r>
-          </w:p>
-        </w:tc>
-      </w:tr>
-      <w:tr>
-        <w:trPr>
-          <w:cantSplit/>
-        </w:trPr>
-        <w:tc>
-          <w:tcPr>
-            <w:tcW w:w="1600" w:type="dxa"/>
-            <w:vAlign w:val="center"/>
-          </w:tcPr>
-          <w:p>
-            <w:pPr>
-              <w:jc w:val="center"/>
-              <w:spacing w:before="0" w:after="0" w:line="240" w:lineRule="auto"/>
-              <w:keepLines/>
-            </w:pPr>
-            <w:r>
-              <w:rPr>
-                <w:rFonts w:ascii="Times New Roman" w:hAnsi="Times New Roman" w:eastAsia="Times New Roman" w:cs="Times New Roman"/>
-                <w:sz w:val="16"/>
-                <w:szCs w:val="16"/>
-                <w:color w:val="1C1C1C"/>
-              </w:rPr>
-              <w:t>5</w:t>
-            </w:r>
-          </w:p>
-        </w:tc>
-        <w:tc>
-          <w:tcPr>
-            <w:tcW w:w="1300" w:type="dxa"/>
-            <w:vAlign w:val="center"/>
-          </w:tcPr>
-          <w:p>
-            <w:pPr>
-              <w:jc w:val="left"/>
-              <w:spacing w:before="0" w:after="0" w:line="240" w:lineRule="auto"/>
-              <w:keepLines/>
-            </w:pPr>
-            <w:r>
-              <w:rPr>
-                <w:rFonts w:ascii="Times New Roman" w:hAnsi="Times New Roman" w:eastAsia="Times New Roman" w:cs="Times New Roman"/>
-                <w:sz w:val="16"/>
-                <w:szCs w:val="16"/>
-                <w:color w:val="77777F"/>
-              </w:rPr>
-              <w:t>[Заполните]</w:t>
-            </w:r>
-          </w:p>
-        </w:tc>
-        <w:tc>
-          <w:tcPr>
-            <w:tcW w:w="1750" w:type="dxa"/>
-            <w:vAlign w:val="center"/>
-          </w:tcPr>
-          <w:p>
-            <w:pPr>
-              <w:jc w:val="left"/>
-              <w:spacing w:before="0" w:after="0" w:line="240" w:lineRule="auto"/>
-              <w:keepLines/>
-            </w:pPr>
-            <w:r>
-              <w:rPr>
-                <w:rFonts w:ascii="Times New Roman" w:hAnsi="Times New Roman" w:eastAsia="Times New Roman" w:cs="Times New Roman"/>
-                <w:sz w:val="16"/>
-                <w:szCs w:val="16"/>
-                <w:color w:val="77777F"/>
-              </w:rPr>
-              <w:t>[Заполните]</w:t>
-            </w:r>
-          </w:p>
-        </w:tc>
-        <w:tc>
-          <w:tcPr>
-            <w:tcW w:w="1000" w:type="dxa"/>
-            <w:vAlign w:val="center"/>
-          </w:tcPr>
-          <w:p>
-            <w:pPr>
-              <w:jc w:val="left"/>
-              <w:spacing w:before="0" w:after="0" w:line="240" w:lineRule="auto"/>
-              <w:keepLines/>
-            </w:pPr>
-            <w:r>
-              <w:rPr>
-                <w:rFonts w:ascii="Times New Roman" w:hAnsi="Times New Roman" w:eastAsia="Times New Roman" w:cs="Times New Roman"/>
-                <w:sz w:val="16"/>
-                <w:szCs w:val="16"/>
-                <w:color w:val="77777F"/>
-              </w:rPr>
-              <w:t>[Статус]</w:t>
-            </w:r>
-          </w:p>
-        </w:tc>
-        <w:tc>
-          <w:tcPr>
-            <w:tcW w:w="1800" w:type="dxa"/>
-            <w:vAlign w:val="center"/>
-          </w:tcPr>
-          <w:p>
-            <w:pPr>
-              <w:jc w:val="left"/>
-              <w:spacing w:before="0" w:after="0" w:line="240" w:lineRule="auto"/>
-              <w:keepLines/>
-            </w:pPr>
-            <w:r>
-              <w:rPr>
-                <w:rFonts w:ascii="Times New Roman" w:hAnsi="Times New Roman" w:eastAsia="Times New Roman" w:cs="Times New Roman"/>
-                <w:sz w:val="16"/>
-                <w:szCs w:val="16"/>
-                <w:color w:val="77777F"/>
-              </w:rPr>
-              <w:t>[Заполните]</w:t>
-            </w:r>
-          </w:p>
-        </w:tc>
-        <w:tc>
-          <w:tcPr>
-            <w:tcW w:w="1550" w:type="dxa"/>
-            <w:vAlign w:val="center"/>
-          </w:tcPr>
-          <w:p>
-            <w:pPr>
-              <w:jc w:val="left"/>
-              <w:spacing w:before="0" w:after="0" w:line="240" w:lineRule="auto"/>
-              <w:keepLines/>
-            </w:pPr>
-            <w:r>
-              <w:rPr>
-                <w:rFonts w:ascii="Times New Roman" w:hAnsi="Times New Roman" w:eastAsia="Times New Roman" w:cs="Times New Roman"/>
-                <w:sz w:val="16"/>
-                <w:szCs w:val="16"/>
-                <w:color w:val="77777F"/>
-              </w:rPr>
-              <w:t>[Заполните]</w:t>
-            </w:r>
-          </w:p>
-        </w:tc>
-      </w:tr>
-      <w:tr>
-        <w:trPr>
-          <w:cantSplit/>
-        </w:trPr>
-        <w:tc>
-          <w:tcPr>
-            <w:tcW w:w="1600" w:type="dxa"/>
-            <w:vAlign w:val="center"/>
-            <w:shd w:val="clear" w:fill="F7F7F9"/>
-          </w:tcPr>
-          <w:p>
-            <w:pPr>
-              <w:jc w:val="center"/>
-              <w:spacing w:before="0" w:after="0" w:line="240" w:lineRule="auto"/>
-              <w:keepLines/>
-            </w:pPr>
-            <w:r>
-              <w:rPr>
-                <w:rFonts w:ascii="Times New Roman" w:hAnsi="Times New Roman" w:eastAsia="Times New Roman" w:cs="Times New Roman"/>
-                <w:sz w:val="16"/>
-                <w:szCs w:val="16"/>
-                <w:color w:val="1C1C1C"/>
-              </w:rPr>
-              <w:t>6</w:t>
-            </w:r>
-          </w:p>
-        </w:tc>
-        <w:tc>
-          <w:tcPr>
-            <w:tcW w:w="1300" w:type="dxa"/>
-            <w:vAlign w:val="center"/>
-            <w:shd w:val="clear" w:fill="F7F7F9"/>
-          </w:tcPr>
-          <w:p>
-            <w:pPr>
-              <w:jc w:val="left"/>
-              <w:spacing w:before="0" w:after="0" w:line="240" w:lineRule="auto"/>
-              <w:keepLines/>
-            </w:pPr>
-            <w:r>
-              <w:rPr>
-                <w:rFonts w:ascii="Times New Roman" w:hAnsi="Times New Roman" w:eastAsia="Times New Roman" w:cs="Times New Roman"/>
-                <w:sz w:val="16"/>
-                <w:szCs w:val="16"/>
-                <w:color w:val="77777F"/>
-              </w:rPr>
-              <w:t>[Заполните]</w:t>
-            </w:r>
-          </w:p>
-        </w:tc>
-        <w:tc>
-          <w:tcPr>
-            <w:tcW w:w="1750" w:type="dxa"/>
-            <w:vAlign w:val="center"/>
-            <w:shd w:val="clear" w:fill="F7F7F9"/>
-          </w:tcPr>
-          <w:p>
-            <w:pPr>
-              <w:jc w:val="left"/>
-              <w:spacing w:before="0" w:after="0" w:line="240" w:lineRule="auto"/>
-              <w:keepLines/>
-            </w:pPr>
-            <w:r>
-              <w:rPr>
-                <w:rFonts w:ascii="Times New Roman" w:hAnsi="Times New Roman" w:eastAsia="Times New Roman" w:cs="Times New Roman"/>
-                <w:sz w:val="16"/>
-                <w:szCs w:val="16"/>
-                <w:color w:val="77777F"/>
-              </w:rPr>
-              <w:t>[Заполните]</w:t>
-            </w:r>
-          </w:p>
-        </w:tc>
-        <w:tc>
-          <w:tcPr>
-            <w:tcW w:w="1000" w:type="dxa"/>
-            <w:vAlign w:val="center"/>
-            <w:shd w:val="clear" w:fill="F7F7F9"/>
-          </w:tcPr>
-          <w:p>
-            <w:pPr>
-              <w:jc w:val="left"/>
-              <w:spacing w:before="0" w:after="0" w:line="240" w:lineRule="auto"/>
-              <w:keepLines/>
-            </w:pPr>
-            <w:r>
-              <w:rPr>
-                <w:rFonts w:ascii="Times New Roman" w:hAnsi="Times New Roman" w:eastAsia="Times New Roman" w:cs="Times New Roman"/>
-                <w:sz w:val="16"/>
-                <w:szCs w:val="16"/>
-                <w:color w:val="77777F"/>
-              </w:rPr>
-              <w:t>[Статус]</w:t>
-            </w:r>
-          </w:p>
-        </w:tc>
-        <w:tc>
-          <w:tcPr>
-            <w:tcW w:w="1800" w:type="dxa"/>
-            <w:vAlign w:val="center"/>
-            <w:shd w:val="clear" w:fill="F7F7F9"/>
-          </w:tcPr>
-          <w:p>
-            <w:pPr>
-              <w:jc w:val="left"/>
-              <w:spacing w:before="0" w:after="0" w:line="240" w:lineRule="auto"/>
-              <w:keepLines/>
-            </w:pPr>
-            <w:r>
-              <w:rPr>
-                <w:rFonts w:ascii="Times New Roman" w:hAnsi="Times New Roman" w:eastAsia="Times New Roman" w:cs="Times New Roman"/>
-                <w:sz w:val="16"/>
-                <w:szCs w:val="16"/>
-                <w:color w:val="77777F"/>
-              </w:rPr>
-              <w:t>[Заполните]</w:t>
-            </w:r>
-          </w:p>
-        </w:tc>
-        <w:tc>
-          <w:tcPr>
-            <w:tcW w:w="1550" w:type="dxa"/>
-            <w:vAlign w:val="center"/>
-            <w:shd w:val="clear" w:fill="F7F7F9"/>
-          </w:tcPr>
-          <w:p>
-            <w:pPr>
-              <w:jc w:val="left"/>
-              <w:spacing w:before="0" w:after="0" w:line="240" w:lineRule="auto"/>
-              <w:keepLines/>
-            </w:pPr>
-            <w:r>
-              <w:rPr>
-                <w:rFonts w:ascii="Times New Roman" w:hAnsi="Times New Roman" w:eastAsia="Times New Roman" w:cs="Times New Roman"/>
-                <w:sz w:val="16"/>
-                <w:szCs w:val="16"/>
-                <w:color w:val="77777F"/>
-              </w:rPr>
-              <w:t>[Заполните]</w:t>
-            </w:r>
-          </w:p>
-        </w:tc>
-      </w:tr>
-      <w:tr>
-        <w:trPr>
-          <w:cantSplit/>
-        </w:trPr>
-        <w:tc>
-          <w:tcPr>
-            <w:tcW w:w="1600" w:type="dxa"/>
-            <w:vAlign w:val="center"/>
-          </w:tcPr>
-          <w:p>
-            <w:pPr>
-              <w:jc w:val="center"/>
-              <w:spacing w:before="0" w:after="0" w:line="240" w:lineRule="auto"/>
-              <w:keepLines/>
-            </w:pPr>
-            <w:r>
-              <w:rPr>
-                <w:rFonts w:ascii="Times New Roman" w:hAnsi="Times New Roman" w:eastAsia="Times New Roman" w:cs="Times New Roman"/>
-                <w:sz w:val="16"/>
-                <w:szCs w:val="16"/>
-                <w:color w:val="1C1C1C"/>
-              </w:rPr>
-              <w:t>7</w:t>
-            </w:r>
-          </w:p>
-        </w:tc>
-        <w:tc>
-          <w:tcPr>
-            <w:tcW w:w="1300" w:type="dxa"/>
-            <w:vAlign w:val="center"/>
-          </w:tcPr>
-          <w:p>
-            <w:pPr>
-              <w:jc w:val="left"/>
-              <w:spacing w:before="0" w:after="0" w:line="240" w:lineRule="auto"/>
-              <w:keepLines/>
-            </w:pPr>
-            <w:r>
-              <w:rPr>
-                <w:rFonts w:ascii="Times New Roman" w:hAnsi="Times New Roman" w:eastAsia="Times New Roman" w:cs="Times New Roman"/>
-                <w:sz w:val="16"/>
-                <w:szCs w:val="16"/>
-                <w:color w:val="77777F"/>
-              </w:rPr>
-              <w:t>[Заполните]</w:t>
-            </w:r>
-          </w:p>
-        </w:tc>
-        <w:tc>
-          <w:tcPr>
-            <w:tcW w:w="1750" w:type="dxa"/>
-            <w:vAlign w:val="center"/>
-          </w:tcPr>
-          <w:p>
-            <w:pPr>
-              <w:jc w:val="left"/>
-              <w:spacing w:before="0" w:after="0" w:line="240" w:lineRule="auto"/>
-              <w:keepLines/>
-            </w:pPr>
-            <w:r>
-              <w:rPr>
-                <w:rFonts w:ascii="Times New Roman" w:hAnsi="Times New Roman" w:eastAsia="Times New Roman" w:cs="Times New Roman"/>
-                <w:sz w:val="16"/>
-                <w:szCs w:val="16"/>
-                <w:color w:val="77777F"/>
-              </w:rPr>
-              <w:t>[Заполните]</w:t>
-            </w:r>
-          </w:p>
-        </w:tc>
-        <w:tc>
-          <w:tcPr>
-            <w:tcW w:w="1000" w:type="dxa"/>
-            <w:vAlign w:val="center"/>
-          </w:tcPr>
-          <w:p>
-            <w:pPr>
-              <w:jc w:val="left"/>
-              <w:spacing w:before="0" w:after="0" w:line="240" w:lineRule="auto"/>
-              <w:keepLines/>
-            </w:pPr>
-            <w:r>
-              <w:rPr>
-                <w:rFonts w:ascii="Times New Roman" w:hAnsi="Times New Roman" w:eastAsia="Times New Roman" w:cs="Times New Roman"/>
-                <w:sz w:val="16"/>
-                <w:szCs w:val="16"/>
-                <w:color w:val="77777F"/>
-              </w:rPr>
-              <w:t>[Статус]</w:t>
-            </w:r>
-          </w:p>
-        </w:tc>
-        <w:tc>
-          <w:tcPr>
-            <w:tcW w:w="1800" w:type="dxa"/>
-            <w:vAlign w:val="center"/>
-          </w:tcPr>
-          <w:p>
-            <w:pPr>
-              <w:jc w:val="left"/>
-              <w:spacing w:before="0" w:after="0" w:line="240" w:lineRule="auto"/>
-              <w:keepLines/>
-            </w:pPr>
-            <w:r>
-              <w:rPr>
-                <w:rFonts w:ascii="Times New Roman" w:hAnsi="Times New Roman" w:eastAsia="Times New Roman" w:cs="Times New Roman"/>
-                <w:sz w:val="16"/>
-                <w:szCs w:val="16"/>
-                <w:color w:val="77777F"/>
-              </w:rPr>
-              <w:t>[Заполните]</w:t>
-            </w:r>
-          </w:p>
-        </w:tc>
-        <w:tc>
-          <w:tcPr>
-            <w:tcW w:w="1550" w:type="dxa"/>
-            <w:vAlign w:val="center"/>
-          </w:tcPr>
-          <w:p>
-            <w:pPr>
-              <w:jc w:val="left"/>
-              <w:spacing w:before="0" w:after="0" w:line="240" w:lineRule="auto"/>
-              <w:keepLines/>
-            </w:pPr>
-            <w:r>
-              <w:rPr>
-                <w:rFonts w:ascii="Times New Roman" w:hAnsi="Times New Roman" w:eastAsia="Times New Roman" w:cs="Times New Roman"/>
-                <w:sz w:val="16"/>
-                <w:szCs w:val="16"/>
-                <w:color w:val="77777F"/>
-              </w:rPr>
-              <w:t>[Заполните]</w:t>
-            </w:r>
-          </w:p>
-        </w:tc>
-      </w:tr>
-      <w:tr>
-        <w:trPr>
-          <w:cantSplit/>
-        </w:trPr>
-        <w:tc>
-          <w:tcPr>
-            <w:tcW w:w="1600" w:type="dxa"/>
-            <w:vAlign w:val="center"/>
-            <w:shd w:val="clear" w:fill="F7F7F9"/>
-          </w:tcPr>
-          <w:p>
-            <w:pPr>
-              <w:jc w:val="center"/>
-              <w:spacing w:before="0" w:after="0" w:line="240" w:lineRule="auto"/>
-              <w:keepLines/>
-            </w:pPr>
-            <w:r>
-              <w:rPr>
-                <w:rFonts w:ascii="Times New Roman" w:hAnsi="Times New Roman" w:eastAsia="Times New Roman" w:cs="Times New Roman"/>
-                <w:sz w:val="16"/>
-                <w:szCs w:val="16"/>
-                <w:color w:val="1C1C1C"/>
-              </w:rPr>
-              <w:t>8</w:t>
-            </w:r>
-          </w:p>
-        </w:tc>
-        <w:tc>
-          <w:tcPr>
-            <w:tcW w:w="1300" w:type="dxa"/>
-            <w:vAlign w:val="center"/>
-            <w:shd w:val="clear" w:fill="F7F7F9"/>
-          </w:tcPr>
-          <w:p>
-            <w:pPr>
-              <w:jc w:val="left"/>
-              <w:spacing w:before="0" w:after="0" w:line="240" w:lineRule="auto"/>
-              <w:keepLines/>
-            </w:pPr>
-            <w:r>
-              <w:rPr>
-                <w:rFonts w:ascii="Times New Roman" w:hAnsi="Times New Roman" w:eastAsia="Times New Roman" w:cs="Times New Roman"/>
-                <w:sz w:val="16"/>
-                <w:szCs w:val="16"/>
-                <w:color w:val="77777F"/>
-              </w:rPr>
-              <w:t>[Заполните]</w:t>
-            </w:r>
-          </w:p>
-        </w:tc>
-        <w:tc>
-          <w:tcPr>
-            <w:tcW w:w="1750" w:type="dxa"/>
-            <w:vAlign w:val="center"/>
-            <w:shd w:val="clear" w:fill="F7F7F9"/>
-          </w:tcPr>
-          <w:p>
-            <w:pPr>
-              <w:jc w:val="left"/>
-              <w:spacing w:before="0" w:after="0" w:line="240" w:lineRule="auto"/>
-              <w:keepLines/>
-            </w:pPr>
-            <w:r>
-              <w:rPr>
-                <w:rFonts w:ascii="Times New Roman" w:hAnsi="Times New Roman" w:eastAsia="Times New Roman" w:cs="Times New Roman"/>
-                <w:sz w:val="16"/>
-                <w:szCs w:val="16"/>
-                <w:color w:val="77777F"/>
-              </w:rPr>
-              <w:t>[Заполните]</w:t>
-            </w:r>
-          </w:p>
-        </w:tc>
-        <w:tc>
-          <w:tcPr>
-            <w:tcW w:w="1000" w:type="dxa"/>
-            <w:vAlign w:val="center"/>
-            <w:shd w:val="clear" w:fill="F7F7F9"/>
-          </w:tcPr>
-          <w:p>
-            <w:pPr>
-              <w:jc w:val="left"/>
-              <w:spacing w:before="0" w:after="0" w:line="240" w:lineRule="auto"/>
-              <w:keepLines/>
-            </w:pPr>
-            <w:r>
-              <w:rPr>
-                <w:rFonts w:ascii="Times New Roman" w:hAnsi="Times New Roman" w:eastAsia="Times New Roman" w:cs="Times New Roman"/>
-                <w:sz w:val="16"/>
-                <w:szCs w:val="16"/>
-                <w:color w:val="77777F"/>
-              </w:rPr>
-              <w:t>[Статус]</w:t>
-            </w:r>
-          </w:p>
-        </w:tc>
-        <w:tc>
-          <w:tcPr>
-            <w:tcW w:w="1800" w:type="dxa"/>
-            <w:vAlign w:val="center"/>
-            <w:shd w:val="clear" w:fill="F7F7F9"/>
-          </w:tcPr>
-          <w:p>
-            <w:pPr>
-              <w:jc w:val="left"/>
-              <w:spacing w:before="0" w:after="0" w:line="240" w:lineRule="auto"/>
-              <w:keepLines/>
-            </w:pPr>
-            <w:r>
-              <w:rPr>
-                <w:rFonts w:ascii="Times New Roman" w:hAnsi="Times New Roman" w:eastAsia="Times New Roman" w:cs="Times New Roman"/>
-                <w:sz w:val="16"/>
-                <w:szCs w:val="16"/>
-                <w:color w:val="77777F"/>
-              </w:rPr>
-              <w:t>[Заполните]</w:t>
-            </w:r>
-          </w:p>
-        </w:tc>
-        <w:tc>
-          <w:tcPr>
-            <w:tcW w:w="1550" w:type="dxa"/>
-            <w:vAlign w:val="center"/>
-            <w:shd w:val="clear" w:fill="F7F7F9"/>
-          </w:tcPr>
-          <w:p>
-            <w:pPr>
-              <w:jc w:val="left"/>
-              <w:spacing w:before="0" w:after="0" w:line="240" w:lineRule="auto"/>
-              <w:keepLines/>
-            </w:pPr>
-            <w:r>
-              <w:rPr>
-                <w:rFonts w:ascii="Times New Roman" w:hAnsi="Times New Roman" w:eastAsia="Times New Roman" w:cs="Times New Roman"/>
-                <w:sz w:val="16"/>
-                <w:szCs w:val="16"/>
-                <w:color w:val="77777F"/>
-              </w:rPr>
-              <w:t>[Заполните]</w:t>
-            </w:r>
-          </w:p>
-        </w:tc>
-      </w:tr>
-      <w:tr>
-        <w:trPr>
-          <w:cantSplit/>
-        </w:trPr>
-        <w:tc>
-          <w:tcPr>
-            <w:tcW w:w="1600" w:type="dxa"/>
-            <w:vAlign w:val="center"/>
-          </w:tcPr>
-          <w:p>
-            <w:pPr>
-              <w:jc w:val="center"/>
-              <w:spacing w:before="0" w:after="0" w:line="240" w:lineRule="auto"/>
-              <w:keepLines/>
-            </w:pPr>
-            <w:r>
-              <w:rPr>
-                <w:rFonts w:ascii="Times New Roman" w:hAnsi="Times New Roman" w:eastAsia="Times New Roman" w:cs="Times New Roman"/>
-                <w:sz w:val="16"/>
-                <w:szCs w:val="16"/>
-                <w:color w:val="1C1C1C"/>
-              </w:rPr>
-              <w:t>9</w:t>
-            </w:r>
-          </w:p>
-        </w:tc>
-        <w:tc>
-          <w:tcPr>
-            <w:tcW w:w="1300" w:type="dxa"/>
-            <w:vAlign w:val="center"/>
-          </w:tcPr>
-          <w:p>
-            <w:pPr>
-              <w:jc w:val="left"/>
-              <w:spacing w:before="0" w:after="0" w:line="240" w:lineRule="auto"/>
-              <w:keepLines/>
-            </w:pPr>
-            <w:r>
-              <w:rPr>
-                <w:rFonts w:ascii="Times New Roman" w:hAnsi="Times New Roman" w:eastAsia="Times New Roman" w:cs="Times New Roman"/>
-                <w:sz w:val="16"/>
-                <w:szCs w:val="16"/>
-                <w:color w:val="77777F"/>
-              </w:rPr>
-              <w:t>[Заполните]</w:t>
-            </w:r>
-          </w:p>
-        </w:tc>
-        <w:tc>
-          <w:tcPr>
-            <w:tcW w:w="1750" w:type="dxa"/>
-            <w:vAlign w:val="center"/>
-          </w:tcPr>
-          <w:p>
-            <w:pPr>
-              <w:jc w:val="left"/>
-              <w:spacing w:before="0" w:after="0" w:line="240" w:lineRule="auto"/>
-              <w:keepLines/>
-            </w:pPr>
-            <w:r>
-              <w:rPr>
-                <w:rFonts w:ascii="Times New Roman" w:hAnsi="Times New Roman" w:eastAsia="Times New Roman" w:cs="Times New Roman"/>
-                <w:sz w:val="16"/>
-                <w:szCs w:val="16"/>
-                <w:color w:val="77777F"/>
-              </w:rPr>
-              <w:t>[Заполните]</w:t>
-            </w:r>
-          </w:p>
-        </w:tc>
-        <w:tc>
-          <w:tcPr>
-            <w:tcW w:w="1000" w:type="dxa"/>
-            <w:vAlign w:val="center"/>
-          </w:tcPr>
-          <w:p>
-            <w:pPr>
-              <w:jc w:val="left"/>
-              <w:spacing w:before="0" w:after="0" w:line="240" w:lineRule="auto"/>
-              <w:keepLines/>
-            </w:pPr>
-            <w:r>
-              <w:rPr>
-                <w:rFonts w:ascii="Times New Roman" w:hAnsi="Times New Roman" w:eastAsia="Times New Roman" w:cs="Times New Roman"/>
-                <w:sz w:val="16"/>
-                <w:szCs w:val="16"/>
-                <w:color w:val="77777F"/>
-              </w:rPr>
-              <w:t>[Статус]</w:t>
-            </w:r>
-          </w:p>
-        </w:tc>
-        <w:tc>
-          <w:tcPr>
-            <w:tcW w:w="1800" w:type="dxa"/>
-            <w:vAlign w:val="center"/>
-          </w:tcPr>
-          <w:p>
-            <w:pPr>
-              <w:jc w:val="left"/>
-              <w:spacing w:before="0" w:after="0" w:line="240" w:lineRule="auto"/>
-              <w:keepLines/>
-            </w:pPr>
-            <w:r>
-              <w:rPr>
-                <w:rFonts w:ascii="Times New Roman" w:hAnsi="Times New Roman" w:eastAsia="Times New Roman" w:cs="Times New Roman"/>
-                <w:sz w:val="16"/>
-                <w:szCs w:val="16"/>
-                <w:color w:val="77777F"/>
-              </w:rPr>
-              <w:t>[Заполните]</w:t>
-            </w:r>
-          </w:p>
-        </w:tc>
-        <w:tc>
-          <w:tcPr>
-            <w:tcW w:w="1550" w:type="dxa"/>
-            <w:vAlign w:val="center"/>
-          </w:tcPr>
-          <w:p>
-            <w:pPr>
-              <w:jc w:val="left"/>
-              <w:spacing w:before="0" w:after="0" w:line="240" w:lineRule="auto"/>
-              <w:keepLines/>
-            </w:pPr>
-            <w:r>
-              <w:rPr>
-                <w:rFonts w:ascii="Times New Roman" w:hAnsi="Times New Roman" w:eastAsia="Times New Roman" w:cs="Times New Roman"/>
-                <w:sz w:val="16"/>
-                <w:szCs w:val="16"/>
-                <w:color w:val="77777F"/>
-              </w:rPr>
-              <w:t>[Заполните]</w:t>
-            </w:r>
-          </w:p>
-        </w:tc>
-      </w:tr>
-      <w:tr>
-        <w:trPr>
-          <w:cantSplit/>
-        </w:trPr>
-        <w:tc>
-          <w:tcPr>
-            <w:tcW w:w="1600" w:type="dxa"/>
-            <w:vAlign w:val="center"/>
-            <w:shd w:val="clear" w:fill="F7F7F9"/>
-          </w:tcPr>
-          <w:p>
-            <w:pPr>
-              <w:jc w:val="center"/>
-              <w:spacing w:before="0" w:after="0" w:line="240" w:lineRule="auto"/>
-              <w:keepLines/>
-            </w:pPr>
-            <w:r>
-              <w:rPr>
-                <w:rFonts w:ascii="Times New Roman" w:hAnsi="Times New Roman" w:eastAsia="Times New Roman" w:cs="Times New Roman"/>
-                <w:sz w:val="16"/>
-                <w:szCs w:val="16"/>
-                <w:color w:val="1C1C1C"/>
-              </w:rPr>
-              <w:t>10</w:t>
-            </w:r>
-          </w:p>
-        </w:tc>
-        <w:tc>
-          <w:tcPr>
-            <w:tcW w:w="1300" w:type="dxa"/>
-            <w:vAlign w:val="center"/>
-            <w:shd w:val="clear" w:fill="F7F7F9"/>
-          </w:tcPr>
-          <w:p>
-            <w:pPr>
-              <w:jc w:val="left"/>
-              <w:spacing w:before="0" w:after="0" w:line="240" w:lineRule="auto"/>
-              <w:keepLines/>
-            </w:pPr>
-            <w:r>
-              <w:rPr>
-                <w:rFonts w:ascii="Times New Roman" w:hAnsi="Times New Roman" w:eastAsia="Times New Roman" w:cs="Times New Roman"/>
-                <w:sz w:val="16"/>
-                <w:szCs w:val="16"/>
-                <w:color w:val="77777F"/>
-              </w:rPr>
-              <w:t>[Заполните]</w:t>
-            </w:r>
-          </w:p>
-        </w:tc>
-        <w:tc>
-          <w:tcPr>
-            <w:tcW w:w="1750" w:type="dxa"/>
-            <w:vAlign w:val="center"/>
-            <w:shd w:val="clear" w:fill="F7F7F9"/>
-          </w:tcPr>
-          <w:p>
-            <w:pPr>
-              <w:jc w:val="left"/>
-              <w:spacing w:before="0" w:after="0" w:line="240" w:lineRule="auto"/>
-              <w:keepLines/>
-            </w:pPr>
-            <w:r>
-              <w:rPr>
-                <w:rFonts w:ascii="Times New Roman" w:hAnsi="Times New Roman" w:eastAsia="Times New Roman" w:cs="Times New Roman"/>
-                <w:sz w:val="16"/>
-                <w:szCs w:val="16"/>
-                <w:color w:val="77777F"/>
-              </w:rPr>
-              <w:t>[Заполните]</w:t>
-            </w:r>
-          </w:p>
-        </w:tc>
-        <w:tc>
-          <w:tcPr>
-            <w:tcW w:w="1000" w:type="dxa"/>
-            <w:vAlign w:val="center"/>
-            <w:shd w:val="clear" w:fill="F7F7F9"/>
-          </w:tcPr>
-          <w:p>
-            <w:pPr>
-              <w:jc w:val="left"/>
-              <w:spacing w:before="0" w:after="0" w:line="240" w:lineRule="auto"/>
-              <w:keepLines/>
-            </w:pPr>
-            <w:r>
-              <w:rPr>
-                <w:rFonts w:ascii="Times New Roman" w:hAnsi="Times New Roman" w:eastAsia="Times New Roman" w:cs="Times New Roman"/>
-                <w:sz w:val="16"/>
-                <w:szCs w:val="16"/>
-                <w:color w:val="77777F"/>
-              </w:rPr>
-              <w:t>[Статус]</w:t>
-            </w:r>
-          </w:p>
-        </w:tc>
-        <w:tc>
-          <w:tcPr>
-            <w:tcW w:w="1800" w:type="dxa"/>
-            <w:vAlign w:val="center"/>
-            <w:shd w:val="clear" w:fill="F7F7F9"/>
-          </w:tcPr>
-          <w:p>
-            <w:pPr>
-              <w:jc w:val="left"/>
-              <w:spacing w:before="0" w:after="0" w:line="240" w:lineRule="auto"/>
-              <w:keepLines/>
-            </w:pPr>
-            <w:r>
-              <w:rPr>
-                <w:rFonts w:ascii="Times New Roman" w:hAnsi="Times New Roman" w:eastAsia="Times New Roman" w:cs="Times New Roman"/>
-                <w:sz w:val="16"/>
-                <w:szCs w:val="16"/>
-                <w:color w:val="77777F"/>
-              </w:rPr>
-              <w:t>[Заполните]</w:t>
-            </w:r>
-          </w:p>
-        </w:tc>
-        <w:tc>
-          <w:tcPr>
-            <w:tcW w:w="1550" w:type="dxa"/>
-            <w:vAlign w:val="center"/>
-            <w:shd w:val="clear" w:fill="F7F7F9"/>
-          </w:tcPr>
-          <w:p>
-            <w:pPr>
-              <w:jc w:val="left"/>
-              <w:spacing w:before="0" w:after="0" w:line="240" w:lineRule="auto"/>
-              <w:keepLines/>
-            </w:pPr>
-            <w:r>
-              <w:rPr>
-                <w:rFonts w:ascii="Times New Roman" w:hAnsi="Times New Roman" w:eastAsia="Times New Roman" w:cs="Times New Roman"/>
-                <w:sz w:val="16"/>
-                <w:szCs w:val="16"/>
-                <w:color w:val="77777F"/>
-              </w:rPr>
-              <w:t>[Заполните]</w:t>
             </w:r>
           </w:p>
         </w:tc>
       </w:tr>
     </w:tbl>
-    <w:p>
-      <w:pPr>
-        <w:pStyle w:val="1"/>
-        <w:spacing w:before="180" w:after="90" w:line="276" w:lineRule="auto"/>
-        <w:keepNext/>
-        <w:keepLines/>
-      </w:pPr>
-      <w:r>
-        <w:rPr>
-          <w:rFonts w:ascii="Times New Roman" w:hAnsi="Times New Roman" w:eastAsia="Times New Roman" w:cs="Times New Roman"/>
-          <w:b/>
-          <w:bCs/>
-          <w:sz w:val="28"/>
-          <w:szCs w:val="28"/>
-          <w:color w:val="ED131C"/>
-        </w:rPr>
-        <w:t>5. Расчёты, схема или обоснование решения</w:t>
-      </w:r>
-    </w:p>
-    <w:tbl>
-      <w:tblPr>
-        <w:tblW w:w="9000" w:type="dxa"/>
-        <w:tblInd w:w="120" w:type="dxa"/>
-        <w:tblLayout w:type="fixed"/>
-        <w:tblCellMar>
-          <w:top w:w="90" w:type="dxa"/>
-          <w:start w:w="120" w:type="dxa"/>
-          <w:bottom w:w="90" w:type="dxa"/>
-          <w:end w:w="120" w:type="dxa"/>
-        </w:tblCellMar>
-        <w:tblBorders>
-          <w:top w:val="single" w:sz="6" w:space="0" w:color="C7C8CD"/>
-          <w:start w:val="single" w:sz="6" w:space="0" w:color="C7C8CD"/>
-          <w:bottom w:val="single" w:sz="6" w:space="0" w:color="C7C8CD"/>
-          <w:end w:val="single" w:sz="6" w:space="0" w:color="C7C8CD"/>
-          <w:insideH w:val="single" w:sz="6" w:space="0" w:color="C7C8CD"/>
-          <w:insideV w:val="single" w:sz="6" w:space="0" w:color="C7C8CD"/>
-        </w:tblBorders>
-      </w:tblPr>
-      <w:tblGrid>
-        <w:gridCol w:w="2100"/>
-        <w:gridCol w:w="6900"/>
-      </w:tblGrid>
-      <w:tr>
-        <w:trPr>
-          <w:cantSplit/>
-          <w:tblHeader/>
-        </w:trPr>
-        <w:tc>
-          <w:tcPr>
-            <w:tcW w:w="2100" w:type="dxa"/>
-            <w:vAlign w:val="center"/>
-            <w:shd w:val="clear" w:fill="1C1C1C"/>
-          </w:tcPr>
-          <w:p>
-            <w:pPr>
-              <w:jc w:val="center"/>
-              <w:spacing w:before="0" w:after="0" w:line="240" w:lineRule="auto"/>
-              <w:keepLines/>
-            </w:pPr>
-            <w:r>
-              <w:rPr>
-                <w:rFonts w:ascii="Times New Roman" w:hAnsi="Times New Roman" w:eastAsia="Times New Roman" w:cs="Times New Roman"/>
-                <w:b/>
-                <w:bCs/>
-                <w:sz w:val="18"/>
-                <w:szCs w:val="18"/>
-                <w:color w:val="FFFFFF"/>
-              </w:rPr>
-              <w:t>Элемент</w:t>
-            </w:r>
-          </w:p>
-        </w:tc>
-        <w:tc>
-          <w:tcPr>
-            <w:tcW w:w="6900" w:type="dxa"/>
-            <w:vAlign w:val="center"/>
-            <w:shd w:val="clear" w:fill="1C1C1C"/>
-          </w:tcPr>
-          <w:p>
-            <w:pPr>
-              <w:jc w:val="center"/>
-              <w:spacing w:before="0" w:after="0" w:line="240" w:lineRule="auto"/>
-              <w:keepLines/>
-            </w:pPr>
-            <w:r>
-              <w:rPr>
-                <w:rFonts w:ascii="Times New Roman" w:hAnsi="Times New Roman" w:eastAsia="Times New Roman" w:cs="Times New Roman"/>
-                <w:b/>
-                <w:bCs/>
-                <w:sz w:val="18"/>
-                <w:szCs w:val="18"/>
-                <w:color w:val="FFFFFF"/>
-              </w:rPr>
-              <w:t>Заполнение студента</w:t>
-            </w:r>
-          </w:p>
-        </w:tc>
-      </w:tr>
-      <w:tr>
-        <w:trPr>
-          <w:cantSplit/>
-        </w:trPr>
-        <w:tc>
-          <w:tcPr>
-            <w:tcW w:w="2100" w:type="dxa"/>
-            <w:vAlign w:val="center"/>
-          </w:tcPr>
-          <w:p>
-            <w:pPr>
-              <w:jc w:val="center"/>
-              <w:spacing w:before="0" w:after="0" w:line="240" w:lineRule="auto"/>
-              <w:keepLines/>
-            </w:pPr>
-            <w:r>
-              <w:rPr>
-                <w:rFonts w:ascii="Times New Roman" w:hAnsi="Times New Roman" w:eastAsia="Times New Roman" w:cs="Times New Roman"/>
-                <w:b/>
-                <w:bCs/>
-                <w:sz w:val="18"/>
-                <w:szCs w:val="18"/>
-                <w:color w:val="1C1C1C"/>
-              </w:rPr>
-              <w:t>Основание</w:t>
-            </w:r>
-          </w:p>
-        </w:tc>
-        <w:tc>
-          <w:tcPr>
-            <w:tcW w:w="6900" w:type="dxa"/>
-            <w:vAlign w:val="center"/>
-          </w:tcPr>
-          <w:p>
-            <w:pPr>
-              <w:jc w:val="left"/>
-              <w:spacing w:before="0" w:after="0" w:line="240" w:lineRule="auto"/>
-              <w:keepLines/>
-            </w:pPr>
-            <w:r>
-              <w:rPr>
-                <w:rFonts w:ascii="Times New Roman" w:hAnsi="Times New Roman" w:eastAsia="Times New Roman" w:cs="Times New Roman"/>
-                <w:sz w:val="18"/>
-                <w:szCs w:val="18"/>
-                <w:color w:val="77777F"/>
-              </w:rPr>
-              <w:t>[Сошлитесь на конкретные ID, значения, правила или требования из исходных данных]</w:t>
-            </w:r>
-          </w:p>
-        </w:tc>
-      </w:tr>
-      <w:tr>
-        <w:trPr>
-          <w:cantSplit/>
-        </w:trPr>
-        <w:tc>
-          <w:tcPr>
-            <w:tcW w:w="2100" w:type="dxa"/>
-            <w:vAlign w:val="center"/>
-            <w:shd w:val="clear" w:fill="F7F7F9"/>
-          </w:tcPr>
-          <w:p>
-            <w:pPr>
-              <w:jc w:val="center"/>
-              <w:spacing w:before="0" w:after="0" w:line="240" w:lineRule="auto"/>
-              <w:keepLines/>
-            </w:pPr>
-            <w:r>
-              <w:rPr>
-                <w:rFonts w:ascii="Times New Roman" w:hAnsi="Times New Roman" w:eastAsia="Times New Roman" w:cs="Times New Roman"/>
-                <w:b/>
-                <w:bCs/>
-                <w:sz w:val="18"/>
-                <w:szCs w:val="18"/>
-                <w:color w:val="1C1C1C"/>
-              </w:rPr>
-              <w:t>Ход решения</w:t>
-            </w:r>
-          </w:p>
-        </w:tc>
-        <w:tc>
-          <w:tcPr>
-            <w:tcW w:w="6900" w:type="dxa"/>
-            <w:vAlign w:val="center"/>
-            <w:shd w:val="clear" w:fill="F7F7F9"/>
-          </w:tcPr>
-          <w:p>
-            <w:pPr>
-              <w:jc w:val="left"/>
-              <w:spacing w:before="0" w:after="0" w:line="240" w:lineRule="auto"/>
-              <w:keepLines/>
-            </w:pPr>
-            <w:r>
-              <w:rPr>
-                <w:rFonts w:ascii="Times New Roman" w:hAnsi="Times New Roman" w:eastAsia="Times New Roman" w:cs="Times New Roman"/>
-                <w:sz w:val="18"/>
-                <w:szCs w:val="18"/>
-                <w:color w:val="77777F"/>
-              </w:rPr>
-              <w:t>[Покажите формулу, подстановку, схему, сравнение вариантов или логику выбора]</w:t>
-            </w:r>
-          </w:p>
-        </w:tc>
-      </w:tr>
-      <w:tr>
-        <w:trPr>
-          <w:cantSplit/>
-        </w:trPr>
-        <w:tc>
-          <w:tcPr>
-            <w:tcW w:w="2100" w:type="dxa"/>
-            <w:vAlign w:val="center"/>
-          </w:tcPr>
-          <w:p>
-            <w:pPr>
-              <w:jc w:val="left"/>
-              <w:spacing w:before="0" w:after="0" w:line="240" w:lineRule="auto"/>
-              <w:keepLines/>
-            </w:pPr>
-            <w:r>
-              <w:rPr>
-                <w:rFonts w:ascii="Times New Roman" w:hAnsi="Times New Roman" w:eastAsia="Times New Roman" w:cs="Times New Roman"/>
-                <w:b/>
-                <w:bCs/>
-                <w:sz w:val="18"/>
-                <w:szCs w:val="18"/>
-                <w:color w:val="1C1C1C"/>
-              </w:rPr>
-              <w:t>Независимый контроль</w:t>
-            </w:r>
-          </w:p>
-        </w:tc>
-        <w:tc>
-          <w:tcPr>
-            <w:tcW w:w="6900" w:type="dxa"/>
-            <w:vAlign w:val="center"/>
-          </w:tcPr>
-          <w:p>
-            <w:pPr>
-              <w:jc w:val="left"/>
-              <w:spacing w:before="0" w:after="0" w:line="240" w:lineRule="auto"/>
-              <w:keepLines/>
-            </w:pPr>
-            <w:r>
-              <w:rPr>
-                <w:rFonts w:ascii="Times New Roman" w:hAnsi="Times New Roman" w:eastAsia="Times New Roman" w:cs="Times New Roman"/>
-                <w:sz w:val="18"/>
-                <w:szCs w:val="18"/>
-                <w:color w:val="77777F"/>
-              </w:rPr>
-              <w:t>[Опишите повторный расчёт, граничный тест, сопоставление с требованием или другую проверку]</w:t>
-            </w:r>
-          </w:p>
-        </w:tc>
-      </w:tr>
-      <w:tr>
-        <w:trPr>
-          <w:cantSplit/>
-        </w:trPr>
-        <w:tc>
-          <w:tcPr>
-            <w:tcW w:w="2100" w:type="dxa"/>
-            <w:vAlign w:val="center"/>
-            <w:shd w:val="clear" w:fill="F7F7F9"/>
-          </w:tcPr>
-          <w:p>
-            <w:pPr>
-              <w:jc w:val="left"/>
-              <w:spacing w:before="0" w:after="0" w:line="240" w:lineRule="auto"/>
-              <w:keepLines/>
-            </w:pPr>
-            <w:r>
-              <w:rPr>
-                <w:rFonts w:ascii="Times New Roman" w:hAnsi="Times New Roman" w:eastAsia="Times New Roman" w:cs="Times New Roman"/>
-                <w:b/>
-                <w:bCs/>
-                <w:sz w:val="18"/>
-                <w:szCs w:val="18"/>
-                <w:color w:val="1C1C1C"/>
-              </w:rPr>
-              <w:t>Профессиональный выбор</w:t>
-            </w:r>
-          </w:p>
-        </w:tc>
-        <w:tc>
-          <w:tcPr>
-            <w:tcW w:w="6900" w:type="dxa"/>
-            <w:vAlign w:val="center"/>
-            <w:shd w:val="clear" w:fill="F7F7F9"/>
-          </w:tcPr>
-          <w:p>
-            <w:pPr>
-              <w:jc w:val="left"/>
-              <w:spacing w:before="0" w:after="0" w:line="240" w:lineRule="auto"/>
-              <w:keepLines/>
-            </w:pPr>
-            <w:r>
-              <w:rPr>
-                <w:rFonts w:ascii="Times New Roman" w:hAnsi="Times New Roman" w:eastAsia="Times New Roman" w:cs="Times New Roman"/>
-                <w:sz w:val="18"/>
-                <w:szCs w:val="18"/>
-                <w:color w:val="77777F"/>
-              </w:rPr>
-              <w:t>[Ответьте на вопрос: Определите итоговый статус FS2 и одно отклонение, которое следует устранить первым. Основания выбора: критичность R1–R12; достаточность E01–E14; решающее правило; влияние на активы.]</w:t>
-            </w:r>
-          </w:p>
-        </w:tc>
-      </w:tr>
-    </w:tbl>
-    <w:p>
-      <w:pPr>
-        <w:pStyle w:val="1"/>
-        <w:spacing w:before="180" w:after="90" w:line="276" w:lineRule="auto"/>
-        <w:keepNext/>
-        <w:keepLines/>
-      </w:pPr>
-      <w:r>
-        <w:rPr>
-          <w:rFonts w:ascii="Times New Roman" w:hAnsi="Times New Roman" w:eastAsia="Times New Roman" w:cs="Times New Roman"/>
-          <w:b/>
-          <w:bCs/>
-          <w:sz w:val="28"/>
-          <w:szCs w:val="28"/>
-          <w:color w:val="ED131C"/>
-        </w:rPr>
-        <w:t>6. Результаты проверки</w:t>
-      </w:r>
-    </w:p>
-    <w:tbl>
-      <w:tblPr>
-        <w:tblW w:w="9000" w:type="dxa"/>
-        <w:tblInd w:w="120" w:type="dxa"/>
-        <w:tblLayout w:type="fixed"/>
-        <w:tblCellMar>
-          <w:top w:w="90" w:type="dxa"/>
-          <w:start w:w="120" w:type="dxa"/>
-          <w:bottom w:w="90" w:type="dxa"/>
-          <w:end w:w="120" w:type="dxa"/>
-        </w:tblCellMar>
-        <w:tblBorders>
-          <w:top w:val="single" w:sz="6" w:space="0" w:color="C7C8CD"/>
-          <w:start w:val="single" w:sz="6" w:space="0" w:color="C7C8CD"/>
-          <w:bottom w:val="single" w:sz="6" w:space="0" w:color="C7C8CD"/>
-          <w:end w:val="single" w:sz="6" w:space="0" w:color="C7C8CD"/>
-          <w:insideH w:val="single" w:sz="6" w:space="0" w:color="C7C8CD"/>
-          <w:insideV w:val="single" w:sz="6" w:space="0" w:color="C7C8CD"/>
-        </w:tblBorders>
-      </w:tblPr>
-      <w:tblGrid>
-        <w:gridCol w:w="550"/>
-        <w:gridCol w:w="2000"/>
-        <w:gridCol w:w="2050"/>
-        <w:gridCol w:w="2050"/>
-        <w:gridCol w:w="2350"/>
-      </w:tblGrid>
-      <w:tr>
-        <w:trPr>
-          <w:cantSplit/>
-          <w:tblHeader/>
-        </w:trPr>
-        <w:tc>
-          <w:tcPr>
-            <w:tcW w:w="550" w:type="dxa"/>
-            <w:vAlign w:val="center"/>
-            <w:shd w:val="clear" w:fill="1C1C1C"/>
-          </w:tcPr>
-          <w:p>
-            <w:pPr>
-              <w:jc w:val="center"/>
-              <w:spacing w:before="0" w:after="0" w:line="240" w:lineRule="auto"/>
-              <w:keepLines/>
-            </w:pPr>
-            <w:r>
-              <w:rPr>
-                <w:rFonts w:ascii="Times New Roman" w:hAnsi="Times New Roman" w:eastAsia="Times New Roman" w:cs="Times New Roman"/>
-                <w:b/>
-                <w:bCs/>
-                <w:sz w:val="17"/>
-                <w:szCs w:val="17"/>
-                <w:color w:val="FFFFFF"/>
-              </w:rPr>
-              <w:t>№</w:t>
-            </w:r>
-          </w:p>
-        </w:tc>
-        <w:tc>
-          <w:tcPr>
-            <w:tcW w:w="2000" w:type="dxa"/>
-            <w:vAlign w:val="center"/>
-            <w:shd w:val="clear" w:fill="1C1C1C"/>
-          </w:tcPr>
-          <w:p>
-            <w:pPr>
-              <w:jc w:val="center"/>
-              <w:spacing w:before="0" w:after="0" w:line="240" w:lineRule="auto"/>
-              <w:keepLines/>
-            </w:pPr>
-            <w:r>
-              <w:rPr>
-                <w:rFonts w:ascii="Times New Roman" w:hAnsi="Times New Roman" w:eastAsia="Times New Roman" w:cs="Times New Roman"/>
-                <w:b/>
-                <w:bCs/>
-                <w:sz w:val="17"/>
-                <w:szCs w:val="17"/>
-                <w:color w:val="FFFFFF"/>
-              </w:rPr>
-              <w:t>Проверка</w:t>
-            </w:r>
-          </w:p>
-        </w:tc>
-        <w:tc>
-          <w:tcPr>
-            <w:tcW w:w="2050" w:type="dxa"/>
-            <w:vAlign w:val="center"/>
-            <w:shd w:val="clear" w:fill="1C1C1C"/>
-          </w:tcPr>
-          <w:p>
-            <w:pPr>
-              <w:jc w:val="center"/>
-              <w:spacing w:before="0" w:after="0" w:line="240" w:lineRule="auto"/>
-              <w:keepLines/>
-            </w:pPr>
-            <w:r>
-              <w:rPr>
-                <w:rFonts w:ascii="Times New Roman" w:hAnsi="Times New Roman" w:eastAsia="Times New Roman" w:cs="Times New Roman"/>
-                <w:b/>
-                <w:bCs/>
-                <w:sz w:val="17"/>
-                <w:szCs w:val="17"/>
-                <w:color w:val="FFFFFF"/>
-              </w:rPr>
-              <w:t>Ожидается</w:t>
-            </w:r>
-          </w:p>
-        </w:tc>
-        <w:tc>
-          <w:tcPr>
-            <w:tcW w:w="2050" w:type="dxa"/>
-            <w:vAlign w:val="center"/>
-            <w:shd w:val="clear" w:fill="1C1C1C"/>
-          </w:tcPr>
-          <w:p>
-            <w:pPr>
-              <w:jc w:val="center"/>
-              <w:spacing w:before="0" w:after="0" w:line="240" w:lineRule="auto"/>
-              <w:keepLines/>
-            </w:pPr>
-            <w:r>
-              <w:rPr>
-                <w:rFonts w:ascii="Times New Roman" w:hAnsi="Times New Roman" w:eastAsia="Times New Roman" w:cs="Times New Roman"/>
-                <w:b/>
-                <w:bCs/>
-                <w:sz w:val="17"/>
-                <w:szCs w:val="17"/>
-                <w:color w:val="FFFFFF"/>
-              </w:rPr>
-              <w:t>Фактически</w:t>
-            </w:r>
-          </w:p>
-        </w:tc>
-        <w:tc>
-          <w:tcPr>
-            <w:tcW w:w="2350" w:type="dxa"/>
-            <w:vAlign w:val="center"/>
-            <w:shd w:val="clear" w:fill="1C1C1C"/>
-          </w:tcPr>
-          <w:p>
-            <w:pPr>
-              <w:jc w:val="center"/>
-              <w:spacing w:before="0" w:after="0" w:line="240" w:lineRule="auto"/>
-              <w:keepLines/>
-            </w:pPr>
-            <w:r>
-              <w:rPr>
-                <w:rFonts w:ascii="Times New Roman" w:hAnsi="Times New Roman" w:eastAsia="Times New Roman" w:cs="Times New Roman"/>
-                <w:b/>
-                <w:bCs/>
-                <w:sz w:val="17"/>
-                <w:szCs w:val="17"/>
-                <w:color w:val="FFFFFF"/>
-              </w:rPr>
-              <w:t>Доказательство</w:t>
-            </w:r>
-          </w:p>
-        </w:tc>
-      </w:tr>
-      <w:tr>
-        <w:trPr>
-          <w:cantSplit/>
-        </w:trPr>
-        <w:tc>
-          <w:tcPr>
-            <w:tcW w:w="550" w:type="dxa"/>
-            <w:vAlign w:val="center"/>
-          </w:tcPr>
-          <w:p>
-            <w:pPr>
-              <w:jc w:val="center"/>
-              <w:spacing w:before="0" w:after="0" w:line="240" w:lineRule="auto"/>
-              <w:keepLines/>
-            </w:pPr>
-            <w:r>
-              <w:rPr>
-                <w:rFonts w:ascii="Times New Roman" w:hAnsi="Times New Roman" w:eastAsia="Times New Roman" w:cs="Times New Roman"/>
-                <w:sz w:val="17"/>
-                <w:szCs w:val="17"/>
-                <w:color w:val="1C1C1C"/>
-              </w:rPr>
-              <w:t>1</w:t>
-            </w:r>
-          </w:p>
-        </w:tc>
-        <w:tc>
-          <w:tcPr>
-            <w:tcW w:w="2000" w:type="dxa"/>
-            <w:vAlign w:val="center"/>
-          </w:tcPr>
-          <w:p>
-            <w:pPr>
-              <w:jc w:val="left"/>
-              <w:spacing w:before="0" w:after="0" w:line="240" w:lineRule="auto"/>
-              <w:keepLines/>
-            </w:pPr>
-            <w:r>
-              <w:rPr>
-                <w:rFonts w:ascii="Times New Roman" w:hAnsi="Times New Roman" w:eastAsia="Times New Roman" w:cs="Times New Roman"/>
-                <w:sz w:val="17"/>
-                <w:szCs w:val="17"/>
-                <w:color w:val="77777F"/>
-              </w:rPr>
-              <w:t>[Что проверялось]</w:t>
-            </w:r>
-          </w:p>
-        </w:tc>
-        <w:tc>
-          <w:tcPr>
-            <w:tcW w:w="2050" w:type="dxa"/>
-            <w:vAlign w:val="center"/>
-          </w:tcPr>
-          <w:p>
-            <w:pPr>
-              <w:jc w:val="left"/>
-              <w:spacing w:before="0" w:after="0" w:line="240" w:lineRule="auto"/>
-              <w:keepLines/>
-            </w:pPr>
-            <w:r>
-              <w:rPr>
-                <w:rFonts w:ascii="Times New Roman" w:hAnsi="Times New Roman" w:eastAsia="Times New Roman" w:cs="Times New Roman"/>
-                <w:sz w:val="17"/>
-                <w:szCs w:val="17"/>
-                <w:color w:val="77777F"/>
-              </w:rPr>
-              <w:t>[Ожидаемый признак]</w:t>
-            </w:r>
-          </w:p>
-        </w:tc>
-        <w:tc>
-          <w:tcPr>
-            <w:tcW w:w="2050" w:type="dxa"/>
-            <w:vAlign w:val="center"/>
-          </w:tcPr>
-          <w:p>
-            <w:pPr>
-              <w:jc w:val="left"/>
-              <w:spacing w:before="0" w:after="0" w:line="240" w:lineRule="auto"/>
-              <w:keepLines/>
-            </w:pPr>
-            <w:r>
-              <w:rPr>
-                <w:rFonts w:ascii="Times New Roman" w:hAnsi="Times New Roman" w:eastAsia="Times New Roman" w:cs="Times New Roman"/>
-                <w:sz w:val="17"/>
-                <w:szCs w:val="17"/>
-                <w:color w:val="77777F"/>
-              </w:rPr>
-              <w:t>[Фактический результат]</w:t>
-            </w:r>
-          </w:p>
-        </w:tc>
-        <w:tc>
-          <w:tcPr>
-            <w:tcW w:w="2350" w:type="dxa"/>
-            <w:vAlign w:val="center"/>
-          </w:tcPr>
-          <w:p>
-            <w:pPr>
-              <w:jc w:val="left"/>
-              <w:spacing w:before="0" w:after="0" w:line="240" w:lineRule="auto"/>
-              <w:keepLines/>
-            </w:pPr>
-            <w:r>
-              <w:rPr>
-                <w:rFonts w:ascii="Times New Roman" w:hAnsi="Times New Roman" w:eastAsia="Times New Roman" w:cs="Times New Roman"/>
-                <w:sz w:val="17"/>
-                <w:szCs w:val="17"/>
-                <w:color w:val="77777F"/>
-              </w:rPr>
-              <w:t>[Доказательство / статус]</w:t>
-            </w:r>
-          </w:p>
-        </w:tc>
-      </w:tr>
-      <w:tr>
-        <w:trPr>
-          <w:cantSplit/>
-        </w:trPr>
-        <w:tc>
-          <w:tcPr>
-            <w:tcW w:w="550" w:type="dxa"/>
-            <w:vAlign w:val="center"/>
-            <w:shd w:val="clear" w:fill="F7F7F9"/>
-          </w:tcPr>
-          <w:p>
-            <w:pPr>
-              <w:jc w:val="center"/>
-              <w:spacing w:before="0" w:after="0" w:line="240" w:lineRule="auto"/>
-              <w:keepLines/>
-            </w:pPr>
-            <w:r>
-              <w:rPr>
-                <w:rFonts w:ascii="Times New Roman" w:hAnsi="Times New Roman" w:eastAsia="Times New Roman" w:cs="Times New Roman"/>
-                <w:sz w:val="17"/>
-                <w:szCs w:val="17"/>
-                <w:color w:val="1C1C1C"/>
-              </w:rPr>
-              <w:t>2</w:t>
-            </w:r>
-          </w:p>
-        </w:tc>
-        <w:tc>
-          <w:tcPr>
-            <w:tcW w:w="2000" w:type="dxa"/>
-            <w:vAlign w:val="center"/>
-            <w:shd w:val="clear" w:fill="F7F7F9"/>
-          </w:tcPr>
-          <w:p>
-            <w:pPr>
-              <w:jc w:val="left"/>
-              <w:spacing w:before="0" w:after="0" w:line="240" w:lineRule="auto"/>
-              <w:keepLines/>
-            </w:pPr>
-            <w:r>
-              <w:rPr>
-                <w:rFonts w:ascii="Times New Roman" w:hAnsi="Times New Roman" w:eastAsia="Times New Roman" w:cs="Times New Roman"/>
-                <w:sz w:val="17"/>
-                <w:szCs w:val="17"/>
-                <w:color w:val="77777F"/>
-              </w:rPr>
-              <w:t>[Что проверялось]</w:t>
-            </w:r>
-          </w:p>
-        </w:tc>
-        <w:tc>
-          <w:tcPr>
-            <w:tcW w:w="2050" w:type="dxa"/>
-            <w:vAlign w:val="center"/>
-            <w:shd w:val="clear" w:fill="F7F7F9"/>
-          </w:tcPr>
-          <w:p>
-            <w:pPr>
-              <w:jc w:val="left"/>
-              <w:spacing w:before="0" w:after="0" w:line="240" w:lineRule="auto"/>
-              <w:keepLines/>
-            </w:pPr>
-            <w:r>
-              <w:rPr>
-                <w:rFonts w:ascii="Times New Roman" w:hAnsi="Times New Roman" w:eastAsia="Times New Roman" w:cs="Times New Roman"/>
-                <w:sz w:val="17"/>
-                <w:szCs w:val="17"/>
-                <w:color w:val="77777F"/>
-              </w:rPr>
-              <w:t>[Ожидаемый признак]</w:t>
-            </w:r>
-          </w:p>
-        </w:tc>
-        <w:tc>
-          <w:tcPr>
-            <w:tcW w:w="2050" w:type="dxa"/>
-            <w:vAlign w:val="center"/>
-            <w:shd w:val="clear" w:fill="F7F7F9"/>
-          </w:tcPr>
-          <w:p>
-            <w:pPr>
-              <w:jc w:val="left"/>
-              <w:spacing w:before="0" w:after="0" w:line="240" w:lineRule="auto"/>
-              <w:keepLines/>
-            </w:pPr>
-            <w:r>
-              <w:rPr>
-                <w:rFonts w:ascii="Times New Roman" w:hAnsi="Times New Roman" w:eastAsia="Times New Roman" w:cs="Times New Roman"/>
-                <w:sz w:val="17"/>
-                <w:szCs w:val="17"/>
-                <w:color w:val="77777F"/>
-              </w:rPr>
-              <w:t>[Фактический результат]</w:t>
-            </w:r>
-          </w:p>
-        </w:tc>
-        <w:tc>
-          <w:tcPr>
-            <w:tcW w:w="2350" w:type="dxa"/>
-            <w:vAlign w:val="center"/>
-            <w:shd w:val="clear" w:fill="F7F7F9"/>
-          </w:tcPr>
-          <w:p>
-            <w:pPr>
-              <w:jc w:val="left"/>
-              <w:spacing w:before="0" w:after="0" w:line="240" w:lineRule="auto"/>
-              <w:keepLines/>
-            </w:pPr>
-            <w:r>
-              <w:rPr>
-                <w:rFonts w:ascii="Times New Roman" w:hAnsi="Times New Roman" w:eastAsia="Times New Roman" w:cs="Times New Roman"/>
-                <w:sz w:val="17"/>
-                <w:szCs w:val="17"/>
-                <w:color w:val="77777F"/>
-              </w:rPr>
-              <w:t>[Доказательство / статус]</w:t>
-            </w:r>
-          </w:p>
-        </w:tc>
-      </w:tr>
-      <w:tr>
-        <w:trPr>
-          <w:cantSplit/>
-        </w:trPr>
-        <w:tc>
-          <w:tcPr>
-            <w:tcW w:w="550" w:type="dxa"/>
-            <w:vAlign w:val="center"/>
-          </w:tcPr>
-          <w:p>
-            <w:pPr>
-              <w:jc w:val="center"/>
-              <w:spacing w:before="0" w:after="0" w:line="240" w:lineRule="auto"/>
-              <w:keepLines/>
-            </w:pPr>
-            <w:r>
-              <w:rPr>
-                <w:rFonts w:ascii="Times New Roman" w:hAnsi="Times New Roman" w:eastAsia="Times New Roman" w:cs="Times New Roman"/>
-                <w:sz w:val="17"/>
-                <w:szCs w:val="17"/>
-                <w:color w:val="1C1C1C"/>
-              </w:rPr>
-              <w:t>3</w:t>
-            </w:r>
-          </w:p>
-        </w:tc>
-        <w:tc>
-          <w:tcPr>
-            <w:tcW w:w="2000" w:type="dxa"/>
-            <w:vAlign w:val="center"/>
-          </w:tcPr>
-          <w:p>
-            <w:pPr>
-              <w:jc w:val="left"/>
-              <w:spacing w:before="0" w:after="0" w:line="240" w:lineRule="auto"/>
-              <w:keepLines/>
-            </w:pPr>
-            <w:r>
-              <w:rPr>
-                <w:rFonts w:ascii="Times New Roman" w:hAnsi="Times New Roman" w:eastAsia="Times New Roman" w:cs="Times New Roman"/>
-                <w:sz w:val="17"/>
-                <w:szCs w:val="17"/>
-                <w:color w:val="77777F"/>
-              </w:rPr>
-              <w:t>[Что проверялось]</w:t>
-            </w:r>
-          </w:p>
-        </w:tc>
-        <w:tc>
-          <w:tcPr>
-            <w:tcW w:w="2050" w:type="dxa"/>
-            <w:vAlign w:val="center"/>
-          </w:tcPr>
-          <w:p>
-            <w:pPr>
-              <w:jc w:val="left"/>
-              <w:spacing w:before="0" w:after="0" w:line="240" w:lineRule="auto"/>
-              <w:keepLines/>
-            </w:pPr>
-            <w:r>
-              <w:rPr>
-                <w:rFonts w:ascii="Times New Roman" w:hAnsi="Times New Roman" w:eastAsia="Times New Roman" w:cs="Times New Roman"/>
-                <w:sz w:val="17"/>
-                <w:szCs w:val="17"/>
-                <w:color w:val="77777F"/>
-              </w:rPr>
-              <w:t>[Ожидаемый признак]</w:t>
-            </w:r>
-          </w:p>
-        </w:tc>
-        <w:tc>
-          <w:tcPr>
-            <w:tcW w:w="2050" w:type="dxa"/>
-            <w:vAlign w:val="center"/>
-          </w:tcPr>
-          <w:p>
-            <w:pPr>
-              <w:jc w:val="left"/>
-              <w:spacing w:before="0" w:after="0" w:line="240" w:lineRule="auto"/>
-              <w:keepLines/>
-            </w:pPr>
-            <w:r>
-              <w:rPr>
-                <w:rFonts w:ascii="Times New Roman" w:hAnsi="Times New Roman" w:eastAsia="Times New Roman" w:cs="Times New Roman"/>
-                <w:sz w:val="17"/>
-                <w:szCs w:val="17"/>
-                <w:color w:val="77777F"/>
-              </w:rPr>
-              <w:t>[Фактический результат]</w:t>
-            </w:r>
-          </w:p>
-        </w:tc>
-        <w:tc>
-          <w:tcPr>
-            <w:tcW w:w="2350" w:type="dxa"/>
-            <w:vAlign w:val="center"/>
-          </w:tcPr>
-          <w:p>
-            <w:pPr>
-              <w:jc w:val="left"/>
-              <w:spacing w:before="0" w:after="0" w:line="240" w:lineRule="auto"/>
-              <w:keepLines/>
-            </w:pPr>
-            <w:r>
-              <w:rPr>
-                <w:rFonts w:ascii="Times New Roman" w:hAnsi="Times New Roman" w:eastAsia="Times New Roman" w:cs="Times New Roman"/>
-                <w:sz w:val="17"/>
-                <w:szCs w:val="17"/>
-                <w:color w:val="77777F"/>
-              </w:rPr>
-              <w:t>[Доказательство / статус]</w:t>
-            </w:r>
-          </w:p>
-        </w:tc>
-      </w:tr>
-      <w:tr>
-        <w:trPr>
-          <w:cantSplit/>
-        </w:trPr>
-        <w:tc>
-          <w:tcPr>
-            <w:tcW w:w="550" w:type="dxa"/>
-            <w:vAlign w:val="center"/>
-            <w:shd w:val="clear" w:fill="F7F7F9"/>
-          </w:tcPr>
-          <w:p>
-            <w:pPr>
-              <w:jc w:val="center"/>
-              <w:spacing w:before="0" w:after="0" w:line="240" w:lineRule="auto"/>
-              <w:keepLines/>
-            </w:pPr>
-            <w:r>
-              <w:rPr>
-                <w:rFonts w:ascii="Times New Roman" w:hAnsi="Times New Roman" w:eastAsia="Times New Roman" w:cs="Times New Roman"/>
-                <w:sz w:val="17"/>
-                <w:szCs w:val="17"/>
-                <w:color w:val="1C1C1C"/>
-              </w:rPr>
-              <w:t>4</w:t>
-            </w:r>
-          </w:p>
-        </w:tc>
-        <w:tc>
-          <w:tcPr>
-            <w:tcW w:w="2000" w:type="dxa"/>
-            <w:vAlign w:val="center"/>
-            <w:shd w:val="clear" w:fill="F7F7F9"/>
-          </w:tcPr>
-          <w:p>
-            <w:pPr>
-              <w:jc w:val="left"/>
-              <w:spacing w:before="0" w:after="0" w:line="240" w:lineRule="auto"/>
-              <w:keepLines/>
-            </w:pPr>
-            <w:r>
-              <w:rPr>
-                <w:rFonts w:ascii="Times New Roman" w:hAnsi="Times New Roman" w:eastAsia="Times New Roman" w:cs="Times New Roman"/>
-                <w:sz w:val="17"/>
-                <w:szCs w:val="17"/>
-                <w:color w:val="77777F"/>
-              </w:rPr>
-              <w:t>[Что проверялось]</w:t>
-            </w:r>
-          </w:p>
-        </w:tc>
-        <w:tc>
-          <w:tcPr>
-            <w:tcW w:w="2050" w:type="dxa"/>
-            <w:vAlign w:val="center"/>
-            <w:shd w:val="clear" w:fill="F7F7F9"/>
-          </w:tcPr>
-          <w:p>
-            <w:pPr>
-              <w:jc w:val="left"/>
-              <w:spacing w:before="0" w:after="0" w:line="240" w:lineRule="auto"/>
-              <w:keepLines/>
-            </w:pPr>
-            <w:r>
-              <w:rPr>
-                <w:rFonts w:ascii="Times New Roman" w:hAnsi="Times New Roman" w:eastAsia="Times New Roman" w:cs="Times New Roman"/>
-                <w:sz w:val="17"/>
-                <w:szCs w:val="17"/>
-                <w:color w:val="77777F"/>
-              </w:rPr>
-              <w:t>[Ожидаемый признак]</w:t>
-            </w:r>
-          </w:p>
-        </w:tc>
-        <w:tc>
-          <w:tcPr>
-            <w:tcW w:w="2050" w:type="dxa"/>
-            <w:vAlign w:val="center"/>
-            <w:shd w:val="clear" w:fill="F7F7F9"/>
-          </w:tcPr>
-          <w:p>
-            <w:pPr>
-              <w:jc w:val="left"/>
-              <w:spacing w:before="0" w:after="0" w:line="240" w:lineRule="auto"/>
-              <w:keepLines/>
-            </w:pPr>
-            <w:r>
-              <w:rPr>
-                <w:rFonts w:ascii="Times New Roman" w:hAnsi="Times New Roman" w:eastAsia="Times New Roman" w:cs="Times New Roman"/>
-                <w:sz w:val="17"/>
-                <w:szCs w:val="17"/>
-                <w:color w:val="77777F"/>
-              </w:rPr>
-              <w:t>[Фактический результат]</w:t>
-            </w:r>
-          </w:p>
-        </w:tc>
-        <w:tc>
-          <w:tcPr>
-            <w:tcW w:w="2350" w:type="dxa"/>
-            <w:vAlign w:val="center"/>
-            <w:shd w:val="clear" w:fill="F7F7F9"/>
-          </w:tcPr>
-          <w:p>
-            <w:pPr>
-              <w:jc w:val="left"/>
-              <w:spacing w:before="0" w:after="0" w:line="240" w:lineRule="auto"/>
-              <w:keepLines/>
-            </w:pPr>
-            <w:r>
-              <w:rPr>
-                <w:rFonts w:ascii="Times New Roman" w:hAnsi="Times New Roman" w:eastAsia="Times New Roman" w:cs="Times New Roman"/>
-                <w:sz w:val="17"/>
-                <w:szCs w:val="17"/>
-                <w:color w:val="77777F"/>
-              </w:rPr>
-              <w:t>[Доказательство / статус]</w:t>
-            </w:r>
-          </w:p>
-        </w:tc>
-      </w:tr>
-      <w:tr>
-        <w:trPr>
-          <w:cantSplit/>
-        </w:trPr>
-        <w:tc>
-          <w:tcPr>
-            <w:tcW w:w="550" w:type="dxa"/>
-            <w:vAlign w:val="center"/>
-          </w:tcPr>
-          <w:p>
-            <w:pPr>
-              <w:jc w:val="center"/>
-              <w:spacing w:before="0" w:after="0" w:line="240" w:lineRule="auto"/>
-              <w:keepLines/>
-            </w:pPr>
-            <w:r>
-              <w:rPr>
-                <w:rFonts w:ascii="Times New Roman" w:hAnsi="Times New Roman" w:eastAsia="Times New Roman" w:cs="Times New Roman"/>
-                <w:sz w:val="17"/>
-                <w:szCs w:val="17"/>
-                <w:color w:val="1C1C1C"/>
-              </w:rPr>
-              <w:t>5</w:t>
-            </w:r>
-          </w:p>
-        </w:tc>
-        <w:tc>
-          <w:tcPr>
-            <w:tcW w:w="2000" w:type="dxa"/>
-            <w:vAlign w:val="center"/>
-          </w:tcPr>
-          <w:p>
-            <w:pPr>
-              <w:jc w:val="left"/>
-              <w:spacing w:before="0" w:after="0" w:line="240" w:lineRule="auto"/>
-              <w:keepLines/>
-            </w:pPr>
-            <w:r>
-              <w:rPr>
-                <w:rFonts w:ascii="Times New Roman" w:hAnsi="Times New Roman" w:eastAsia="Times New Roman" w:cs="Times New Roman"/>
-                <w:sz w:val="17"/>
-                <w:szCs w:val="17"/>
-                <w:color w:val="77777F"/>
-              </w:rPr>
-              <w:t>[Что проверялось]</w:t>
-            </w:r>
-          </w:p>
-        </w:tc>
-        <w:tc>
-          <w:tcPr>
-            <w:tcW w:w="2050" w:type="dxa"/>
-            <w:vAlign w:val="center"/>
-          </w:tcPr>
-          <w:p>
-            <w:pPr>
-              <w:jc w:val="left"/>
-              <w:spacing w:before="0" w:after="0" w:line="240" w:lineRule="auto"/>
-              <w:keepLines/>
-            </w:pPr>
-            <w:r>
-              <w:rPr>
-                <w:rFonts w:ascii="Times New Roman" w:hAnsi="Times New Roman" w:eastAsia="Times New Roman" w:cs="Times New Roman"/>
-                <w:sz w:val="17"/>
-                <w:szCs w:val="17"/>
-                <w:color w:val="77777F"/>
-              </w:rPr>
-              <w:t>[Ожидаемый признак]</w:t>
-            </w:r>
-          </w:p>
-        </w:tc>
-        <w:tc>
-          <w:tcPr>
-            <w:tcW w:w="2050" w:type="dxa"/>
-            <w:vAlign w:val="center"/>
-          </w:tcPr>
-          <w:p>
-            <w:pPr>
-              <w:jc w:val="left"/>
-              <w:spacing w:before="0" w:after="0" w:line="240" w:lineRule="auto"/>
-              <w:keepLines/>
-            </w:pPr>
-            <w:r>
-              <w:rPr>
-                <w:rFonts w:ascii="Times New Roman" w:hAnsi="Times New Roman" w:eastAsia="Times New Roman" w:cs="Times New Roman"/>
-                <w:sz w:val="17"/>
-                <w:szCs w:val="17"/>
-                <w:color w:val="77777F"/>
-              </w:rPr>
-              <w:t>[Фактический результат]</w:t>
-            </w:r>
-          </w:p>
-        </w:tc>
-        <w:tc>
-          <w:tcPr>
-            <w:tcW w:w="2350" w:type="dxa"/>
-            <w:vAlign w:val="center"/>
-          </w:tcPr>
-          <w:p>
-            <w:pPr>
-              <w:jc w:val="left"/>
-              <w:spacing w:before="0" w:after="0" w:line="240" w:lineRule="auto"/>
-              <w:keepLines/>
-            </w:pPr>
-            <w:r>
-              <w:rPr>
-                <w:rFonts w:ascii="Times New Roman" w:hAnsi="Times New Roman" w:eastAsia="Times New Roman" w:cs="Times New Roman"/>
-                <w:sz w:val="17"/>
-                <w:szCs w:val="17"/>
-                <w:color w:val="77777F"/>
-              </w:rPr>
-              <w:t>[Доказательство / статус]</w:t>
-            </w:r>
-          </w:p>
-        </w:tc>
-      </w:tr>
-    </w:tbl>
-    <w:p>
-      <w:pPr>
-        <w:pStyle w:val="1"/>
-        <w:spacing w:before="180" w:after="90" w:line="276" w:lineRule="auto"/>
-        <w:keepNext/>
-        <w:keepLines/>
-      </w:pPr>
-      <w:r>
-        <w:rPr>
-          <w:rFonts w:ascii="Times New Roman" w:hAnsi="Times New Roman" w:eastAsia="Times New Roman" w:cs="Times New Roman"/>
-          <w:b/>
-          <w:bCs/>
-          <w:sz w:val="28"/>
-          <w:szCs w:val="28"/>
-          <w:color w:val="ED131C"/>
-        </w:rPr>
-        <w:t>7. Доказательства</w:t>
-      </w:r>
-    </w:p>
-    <w:p>
-      <w:pPr>
-        <w:spacing w:before="50" w:after="100" w:line="250" w:lineRule="auto"/>
-        <w:keepLines/>
-        <w:shd w:val="clear" w:fill="F1F1F4"/>
-        <w:pBdr>
-          <w:top w:val="single" w:sz="5" w:space="5" w:color="D2D3D8"/>
-          <w:left w:val="single" w:sz="5" w:space="5" w:color="D2D3D8"/>
-          <w:bottom w:val="single" w:sz="5" w:space="5" w:color="D2D3D8"/>
-          <w:right w:val="single" w:sz="5" w:space="5" w:color="D2D3D8"/>
-        </w:pBdr>
-      </w:pPr>
-      <w:r>
-        <w:rPr>
-          <w:rFonts w:ascii="Times New Roman" w:hAnsi="Times New Roman" w:eastAsia="Times New Roman" w:cs="Times New Roman"/>
-          <w:sz w:val="20"/>
-          <w:szCs w:val="20"/>
-          <w:color w:val="77777F"/>
-        </w:rPr>
-        <w:t>[Вставьте рисунок или скриншот 1. Должны быть читаемы ключевые значения, ID события, состояние или настройка. Не включайте лишние окна и персональные данные.]</w:t>
-      </w:r>
-      <w:r>
-        <w:br/>
-      </w:r>
-      <w:r>
-        <w:br/>
-      </w:r>
-    </w:p>
-    <w:p>
-      <w:pPr>
-        <w:spacing w:before="0" w:after="70" w:line="276" w:lineRule="auto"/>
-        <w:keepNext/>
-      </w:pPr>
-      <w:r>
-        <w:rPr>
-          <w:rFonts w:ascii="Times New Roman" w:hAnsi="Times New Roman" w:eastAsia="Times New Roman" w:cs="Times New Roman"/>
-          <w:i/>
-          <w:iCs/>
-          <w:sz w:val="18"/>
-          <w:szCs w:val="18"/>
-          <w:color w:val="55555C"/>
-        </w:rPr>
-        <w:t>Рисунок 1 — [Краткое название доказательства]</w:t>
-      </w:r>
-    </w:p>
-    <w:p>
-      <w:pPr>
-        <w:spacing w:before="50" w:after="100" w:line="250" w:lineRule="auto"/>
-        <w:keepLines/>
-        <w:shd w:val="clear" w:fill="F1F1F4"/>
-        <w:pBdr>
-          <w:top w:val="single" w:sz="5" w:space="5" w:color="D2D3D8"/>
-          <w:left w:val="single" w:sz="5" w:space="5" w:color="D2D3D8"/>
-          <w:bottom w:val="single" w:sz="5" w:space="5" w:color="D2D3D8"/>
-          <w:right w:val="single" w:sz="5" w:space="5" w:color="D2D3D8"/>
-        </w:pBdr>
-      </w:pPr>
-      <w:r>
-        <w:rPr>
-          <w:rFonts w:ascii="Times New Roman" w:hAnsi="Times New Roman" w:eastAsia="Times New Roman" w:cs="Times New Roman"/>
-          <w:sz w:val="20"/>
-          <w:szCs w:val="20"/>
-          <w:color w:val="77777F"/>
-        </w:rPr>
-        <w:t>[Вставьте рисунок, схему или скриншот 2, если он нужен для подтверждения результата. Если доказательство полностью табличное, удалите этот блок.]</w:t>
-      </w:r>
-      <w:r>
-        <w:br/>
-      </w:r>
-    </w:p>
-    <w:p>
-      <w:pPr>
-        <w:spacing w:before="0" w:after="70" w:line="276" w:lineRule="auto"/>
-        <w:keepNext/>
-      </w:pPr>
-      <w:r>
-        <w:rPr>
-          <w:rFonts w:ascii="Times New Roman" w:hAnsi="Times New Roman" w:eastAsia="Times New Roman" w:cs="Times New Roman"/>
-          <w:i/>
-          <w:iCs/>
-          <w:sz w:val="18"/>
-          <w:szCs w:val="18"/>
-          <w:color w:val="55555C"/>
-        </w:rPr>
-        <w:t>Рисунок 2 — [Краткое название доказательства]</w:t>
-      </w:r>
-    </w:p>
-    <w:p>
-      <w:pPr>
-        <w:pStyle w:val="1"/>
-        <w:spacing w:before="180" w:after="90" w:line="276" w:lineRule="auto"/>
-        <w:keepNext/>
-        <w:keepLines/>
-      </w:pPr>
-      <w:r>
-        <w:rPr>
-          <w:rFonts w:ascii="Times New Roman" w:hAnsi="Times New Roman" w:eastAsia="Times New Roman" w:cs="Times New Roman"/>
-          <w:b/>
-          <w:bCs/>
-          <w:sz w:val="28"/>
-          <w:szCs w:val="28"/>
-          <w:color w:val="ED131C"/>
-        </w:rPr>
-        <w:t>8. Обнаруженные ошибки или ограничения</w:t>
-      </w:r>
-    </w:p>
-    <w:tbl>
-      <w:tblPr>
-        <w:tblW w:w="9000" w:type="dxa"/>
-        <w:tblInd w:w="120" w:type="dxa"/>
-        <w:tblLayout w:type="fixed"/>
-        <w:tblCellMar>
-          <w:top w:w="90" w:type="dxa"/>
-          <w:start w:w="120" w:type="dxa"/>
-          <w:bottom w:w="90" w:type="dxa"/>
-          <w:end w:w="120" w:type="dxa"/>
-        </w:tblCellMar>
-        <w:tblBorders>
-          <w:top w:val="single" w:sz="6" w:space="0" w:color="C7C8CD"/>
-          <w:start w:val="single" w:sz="6" w:space="0" w:color="C7C8CD"/>
-          <w:bottom w:val="single" w:sz="6" w:space="0" w:color="C7C8CD"/>
-          <w:end w:val="single" w:sz="6" w:space="0" w:color="C7C8CD"/>
-          <w:insideH w:val="single" w:sz="6" w:space="0" w:color="C7C8CD"/>
-          <w:insideV w:val="single" w:sz="6" w:space="0" w:color="C7C8CD"/>
-        </w:tblBorders>
-      </w:tblPr>
-      <w:tblGrid>
-        <w:gridCol w:w="550"/>
-        <w:gridCol w:w="2300"/>
-        <w:gridCol w:w="2000"/>
-        <w:gridCol w:w="1700"/>
-        <w:gridCol w:w="2450"/>
-      </w:tblGrid>
-      <w:tr>
-        <w:trPr>
-          <w:cantSplit/>
-          <w:tblHeader/>
-        </w:trPr>
-        <w:tc>
-          <w:tcPr>
-            <w:tcW w:w="550" w:type="dxa"/>
-            <w:vAlign w:val="center"/>
-            <w:shd w:val="clear" w:fill="1C1C1C"/>
-          </w:tcPr>
-          <w:p>
-            <w:pPr>
-              <w:jc w:val="center"/>
-              <w:spacing w:before="0" w:after="0" w:line="240" w:lineRule="auto"/>
-              <w:keepLines/>
-            </w:pPr>
-            <w:r>
-              <w:rPr>
-                <w:rFonts w:ascii="Times New Roman" w:hAnsi="Times New Roman" w:eastAsia="Times New Roman" w:cs="Times New Roman"/>
-                <w:b/>
-                <w:bCs/>
-                <w:sz w:val="17"/>
-                <w:szCs w:val="17"/>
-                <w:color w:val="FFFFFF"/>
-              </w:rPr>
-              <w:t>№</w:t>
-            </w:r>
-          </w:p>
-        </w:tc>
-        <w:tc>
-          <w:tcPr>
-            <w:tcW w:w="2300" w:type="dxa"/>
-            <w:vAlign w:val="center"/>
-            <w:shd w:val="clear" w:fill="1C1C1C"/>
-          </w:tcPr>
-          <w:p>
-            <w:pPr>
-              <w:jc w:val="center"/>
-              <w:spacing w:before="0" w:after="0" w:line="240" w:lineRule="auto"/>
-              <w:keepLines/>
-            </w:pPr>
-            <w:r>
-              <w:rPr>
-                <w:rFonts w:ascii="Times New Roman" w:hAnsi="Times New Roman" w:eastAsia="Times New Roman" w:cs="Times New Roman"/>
-                <w:b/>
-                <w:bCs/>
-                <w:sz w:val="17"/>
-                <w:szCs w:val="17"/>
-                <w:color w:val="FFFFFF"/>
-              </w:rPr>
-              <w:t>Факт</w:t>
-            </w:r>
-          </w:p>
-        </w:tc>
-        <w:tc>
-          <w:tcPr>
-            <w:tcW w:w="2000" w:type="dxa"/>
-            <w:vAlign w:val="center"/>
-            <w:shd w:val="clear" w:fill="1C1C1C"/>
-          </w:tcPr>
-          <w:p>
-            <w:pPr>
-              <w:jc w:val="center"/>
-              <w:spacing w:before="0" w:after="0" w:line="240" w:lineRule="auto"/>
-              <w:keepLines/>
-            </w:pPr>
-            <w:r>
-              <w:rPr>
-                <w:rFonts w:ascii="Times New Roman" w:hAnsi="Times New Roman" w:eastAsia="Times New Roman" w:cs="Times New Roman"/>
-                <w:b/>
-                <w:bCs/>
-                <w:sz w:val="17"/>
-                <w:szCs w:val="17"/>
-                <w:color w:val="FFFFFF"/>
-              </w:rPr>
-              <w:t>Обнаружение</w:t>
-            </w:r>
-          </w:p>
-        </w:tc>
-        <w:tc>
-          <w:tcPr>
-            <w:tcW w:w="1700" w:type="dxa"/>
-            <w:vAlign w:val="center"/>
-            <w:shd w:val="clear" w:fill="1C1C1C"/>
-          </w:tcPr>
-          <w:p>
-            <w:pPr>
-              <w:jc w:val="center"/>
-              <w:spacing w:before="0" w:after="0" w:line="240" w:lineRule="auto"/>
-              <w:keepLines/>
-            </w:pPr>
-            <w:r>
-              <w:rPr>
-                <w:rFonts w:ascii="Times New Roman" w:hAnsi="Times New Roman" w:eastAsia="Times New Roman" w:cs="Times New Roman"/>
-                <w:b/>
-                <w:bCs/>
-                <w:sz w:val="17"/>
-                <w:szCs w:val="17"/>
-                <w:color w:val="FFFFFF"/>
-              </w:rPr>
-              <w:t>Влияние</w:t>
-            </w:r>
-          </w:p>
-        </w:tc>
-        <w:tc>
-          <w:tcPr>
-            <w:tcW w:w="2450" w:type="dxa"/>
-            <w:vAlign w:val="center"/>
-            <w:shd w:val="clear" w:fill="1C1C1C"/>
-          </w:tcPr>
-          <w:p>
-            <w:pPr>
-              <w:jc w:val="center"/>
-              <w:spacing w:before="0" w:after="0" w:line="240" w:lineRule="auto"/>
-              <w:keepLines/>
-            </w:pPr>
-            <w:r>
-              <w:rPr>
-                <w:rFonts w:ascii="Times New Roman" w:hAnsi="Times New Roman" w:eastAsia="Times New Roman" w:cs="Times New Roman"/>
-                <w:b/>
-                <w:bCs/>
-                <w:sz w:val="17"/>
-                <w:szCs w:val="17"/>
-                <w:color w:val="FFFFFF"/>
-              </w:rPr>
-              <w:t>Действие</w:t>
-            </w:r>
-          </w:p>
-        </w:tc>
-      </w:tr>
-      <w:tr>
-        <w:trPr>
-          <w:cantSplit/>
-        </w:trPr>
-        <w:tc>
-          <w:tcPr>
-            <w:tcW w:w="550" w:type="dxa"/>
-            <w:vAlign w:val="center"/>
-          </w:tcPr>
-          <w:p>
-            <w:pPr>
-              <w:jc w:val="center"/>
-              <w:spacing w:before="0" w:after="0" w:line="240" w:lineRule="auto"/>
-              <w:keepLines/>
-            </w:pPr>
-            <w:r>
-              <w:rPr>
-                <w:rFonts w:ascii="Times New Roman" w:hAnsi="Times New Roman" w:eastAsia="Times New Roman" w:cs="Times New Roman"/>
-                <w:sz w:val="17"/>
-                <w:szCs w:val="17"/>
-                <w:color w:val="1C1C1C"/>
-              </w:rPr>
-              <w:t>1</w:t>
-            </w:r>
-          </w:p>
-        </w:tc>
-        <w:tc>
-          <w:tcPr>
-            <w:tcW w:w="2300" w:type="dxa"/>
-            <w:vAlign w:val="center"/>
-          </w:tcPr>
-          <w:p>
-            <w:pPr>
-              <w:jc w:val="left"/>
-              <w:spacing w:before="0" w:after="0" w:line="240" w:lineRule="auto"/>
-              <w:keepLines/>
-            </w:pPr>
-            <w:r>
-              <w:rPr>
-                <w:rFonts w:ascii="Times New Roman" w:hAnsi="Times New Roman" w:eastAsia="Times New Roman" w:cs="Times New Roman"/>
-                <w:sz w:val="17"/>
-                <w:szCs w:val="17"/>
-                <w:color w:val="77777F"/>
-              </w:rPr>
-              <w:t>[Ошибка / ограничение]</w:t>
-            </w:r>
-          </w:p>
-        </w:tc>
-        <w:tc>
-          <w:tcPr>
-            <w:tcW w:w="2000" w:type="dxa"/>
-            <w:vAlign w:val="center"/>
-          </w:tcPr>
-          <w:p>
-            <w:pPr>
-              <w:jc w:val="left"/>
-              <w:spacing w:before="0" w:after="0" w:line="240" w:lineRule="auto"/>
-              <w:keepLines/>
-            </w:pPr>
-            <w:r>
-              <w:rPr>
-                <w:rFonts w:ascii="Times New Roman" w:hAnsi="Times New Roman" w:eastAsia="Times New Roman" w:cs="Times New Roman"/>
-                <w:sz w:val="17"/>
-                <w:szCs w:val="17"/>
-                <w:color w:val="77777F"/>
-              </w:rPr>
-              <w:t>[Как обнаружено]</w:t>
-            </w:r>
-          </w:p>
-        </w:tc>
-        <w:tc>
-          <w:tcPr>
-            <w:tcW w:w="1700" w:type="dxa"/>
-            <w:vAlign w:val="center"/>
-          </w:tcPr>
-          <w:p>
-            <w:pPr>
-              <w:jc w:val="left"/>
-              <w:spacing w:before="0" w:after="0" w:line="240" w:lineRule="auto"/>
-              <w:keepLines/>
-            </w:pPr>
-            <w:r>
-              <w:rPr>
-                <w:rFonts w:ascii="Times New Roman" w:hAnsi="Times New Roman" w:eastAsia="Times New Roman" w:cs="Times New Roman"/>
-                <w:sz w:val="17"/>
-                <w:szCs w:val="17"/>
-                <w:color w:val="77777F"/>
-              </w:rPr>
-              <w:t>[Влияние]</w:t>
-            </w:r>
-          </w:p>
-        </w:tc>
-        <w:tc>
-          <w:tcPr>
-            <w:tcW w:w="2450" w:type="dxa"/>
-            <w:vAlign w:val="center"/>
-          </w:tcPr>
-          <w:p>
-            <w:pPr>
-              <w:jc w:val="left"/>
-              <w:spacing w:before="0" w:after="0" w:line="240" w:lineRule="auto"/>
-              <w:keepLines/>
-            </w:pPr>
-            <w:r>
-              <w:rPr>
-                <w:rFonts w:ascii="Times New Roman" w:hAnsi="Times New Roman" w:eastAsia="Times New Roman" w:cs="Times New Roman"/>
-                <w:sz w:val="17"/>
-                <w:szCs w:val="17"/>
-                <w:color w:val="77777F"/>
-              </w:rPr>
-              <w:t>[Корректирующее действие / статус]</w:t>
-            </w:r>
-          </w:p>
-        </w:tc>
-      </w:tr>
-      <w:tr>
-        <w:trPr>
-          <w:cantSplit/>
-        </w:trPr>
-        <w:tc>
-          <w:tcPr>
-            <w:tcW w:w="550" w:type="dxa"/>
-            <w:vAlign w:val="center"/>
-            <w:shd w:val="clear" w:fill="F7F7F9"/>
-          </w:tcPr>
-          <w:p>
-            <w:pPr>
-              <w:jc w:val="center"/>
-              <w:spacing w:before="0" w:after="0" w:line="240" w:lineRule="auto"/>
-              <w:keepLines/>
-            </w:pPr>
-            <w:r>
-              <w:rPr>
-                <w:rFonts w:ascii="Times New Roman" w:hAnsi="Times New Roman" w:eastAsia="Times New Roman" w:cs="Times New Roman"/>
-                <w:sz w:val="17"/>
-                <w:szCs w:val="17"/>
-                <w:color w:val="1C1C1C"/>
-              </w:rPr>
-              <w:t>2</w:t>
-            </w:r>
-          </w:p>
-        </w:tc>
-        <w:tc>
-          <w:tcPr>
-            <w:tcW w:w="2300" w:type="dxa"/>
-            <w:vAlign w:val="center"/>
-            <w:shd w:val="clear" w:fill="F7F7F9"/>
-          </w:tcPr>
-          <w:p>
-            <w:pPr>
-              <w:jc w:val="left"/>
-              <w:spacing w:before="0" w:after="0" w:line="240" w:lineRule="auto"/>
-              <w:keepLines/>
-            </w:pPr>
-            <w:r>
-              <w:rPr>
-                <w:rFonts w:ascii="Times New Roman" w:hAnsi="Times New Roman" w:eastAsia="Times New Roman" w:cs="Times New Roman"/>
-                <w:sz w:val="17"/>
-                <w:szCs w:val="17"/>
-                <w:color w:val="77777F"/>
-              </w:rPr>
-              <w:t>[Ошибка / ограничение]</w:t>
-            </w:r>
-          </w:p>
-        </w:tc>
-        <w:tc>
-          <w:tcPr>
-            <w:tcW w:w="2000" w:type="dxa"/>
-            <w:vAlign w:val="center"/>
-            <w:shd w:val="clear" w:fill="F7F7F9"/>
-          </w:tcPr>
-          <w:p>
-            <w:pPr>
-              <w:jc w:val="left"/>
-              <w:spacing w:before="0" w:after="0" w:line="240" w:lineRule="auto"/>
-              <w:keepLines/>
-            </w:pPr>
-            <w:r>
-              <w:rPr>
-                <w:rFonts w:ascii="Times New Roman" w:hAnsi="Times New Roman" w:eastAsia="Times New Roman" w:cs="Times New Roman"/>
-                <w:sz w:val="17"/>
-                <w:szCs w:val="17"/>
-                <w:color w:val="77777F"/>
-              </w:rPr>
-              <w:t>[Как обнаружено]</w:t>
-            </w:r>
-          </w:p>
-        </w:tc>
-        <w:tc>
-          <w:tcPr>
-            <w:tcW w:w="1700" w:type="dxa"/>
-            <w:vAlign w:val="center"/>
-            <w:shd w:val="clear" w:fill="F7F7F9"/>
-          </w:tcPr>
-          <w:p>
-            <w:pPr>
-              <w:jc w:val="left"/>
-              <w:spacing w:before="0" w:after="0" w:line="240" w:lineRule="auto"/>
-              <w:keepLines/>
-            </w:pPr>
-            <w:r>
-              <w:rPr>
-                <w:rFonts w:ascii="Times New Roman" w:hAnsi="Times New Roman" w:eastAsia="Times New Roman" w:cs="Times New Roman"/>
-                <w:sz w:val="17"/>
-                <w:szCs w:val="17"/>
-                <w:color w:val="77777F"/>
-              </w:rPr>
-              <w:t>[Влияние]</w:t>
-            </w:r>
-          </w:p>
-        </w:tc>
-        <w:tc>
-          <w:tcPr>
-            <w:tcW w:w="2450" w:type="dxa"/>
-            <w:vAlign w:val="center"/>
-            <w:shd w:val="clear" w:fill="F7F7F9"/>
-          </w:tcPr>
-          <w:p>
-            <w:pPr>
-              <w:jc w:val="left"/>
-              <w:spacing w:before="0" w:after="0" w:line="240" w:lineRule="auto"/>
-              <w:keepLines/>
-            </w:pPr>
-            <w:r>
-              <w:rPr>
-                <w:rFonts w:ascii="Times New Roman" w:hAnsi="Times New Roman" w:eastAsia="Times New Roman" w:cs="Times New Roman"/>
-                <w:sz w:val="17"/>
-                <w:szCs w:val="17"/>
-                <w:color w:val="77777F"/>
-              </w:rPr>
-              <w:t>[Корректирующее действие / статус]</w:t>
-            </w:r>
-          </w:p>
-        </w:tc>
-      </w:tr>
-      <w:tr>
-        <w:trPr>
-          <w:cantSplit/>
-        </w:trPr>
-        <w:tc>
-          <w:tcPr>
-            <w:tcW w:w="550" w:type="dxa"/>
-            <w:vAlign w:val="center"/>
-          </w:tcPr>
-          <w:p>
-            <w:pPr>
-              <w:jc w:val="center"/>
-              <w:spacing w:before="0" w:after="0" w:line="240" w:lineRule="auto"/>
-              <w:keepLines/>
-            </w:pPr>
-            <w:r>
-              <w:rPr>
-                <w:rFonts w:ascii="Times New Roman" w:hAnsi="Times New Roman" w:eastAsia="Times New Roman" w:cs="Times New Roman"/>
-                <w:sz w:val="17"/>
-                <w:szCs w:val="17"/>
-                <w:color w:val="1C1C1C"/>
-              </w:rPr>
-              <w:t>3</w:t>
-            </w:r>
-          </w:p>
-        </w:tc>
-        <w:tc>
-          <w:tcPr>
-            <w:tcW w:w="2300" w:type="dxa"/>
-            <w:vAlign w:val="center"/>
-          </w:tcPr>
-          <w:p>
-            <w:pPr>
-              <w:jc w:val="left"/>
-              <w:spacing w:before="0" w:after="0" w:line="240" w:lineRule="auto"/>
-              <w:keepLines/>
-            </w:pPr>
-            <w:r>
-              <w:rPr>
-                <w:rFonts w:ascii="Times New Roman" w:hAnsi="Times New Roman" w:eastAsia="Times New Roman" w:cs="Times New Roman"/>
-                <w:sz w:val="17"/>
-                <w:szCs w:val="17"/>
-                <w:color w:val="77777F"/>
-              </w:rPr>
-              <w:t>[Ошибка / ограничение]</w:t>
-            </w:r>
-          </w:p>
-        </w:tc>
-        <w:tc>
-          <w:tcPr>
-            <w:tcW w:w="2000" w:type="dxa"/>
-            <w:vAlign w:val="center"/>
-          </w:tcPr>
-          <w:p>
-            <w:pPr>
-              <w:jc w:val="left"/>
-              <w:spacing w:before="0" w:after="0" w:line="240" w:lineRule="auto"/>
-              <w:keepLines/>
-            </w:pPr>
-            <w:r>
-              <w:rPr>
-                <w:rFonts w:ascii="Times New Roman" w:hAnsi="Times New Roman" w:eastAsia="Times New Roman" w:cs="Times New Roman"/>
-                <w:sz w:val="17"/>
-                <w:szCs w:val="17"/>
-                <w:color w:val="77777F"/>
-              </w:rPr>
-              <w:t>[Как обнаружено]</w:t>
-            </w:r>
-          </w:p>
-        </w:tc>
-        <w:tc>
-          <w:tcPr>
-            <w:tcW w:w="1700" w:type="dxa"/>
-            <w:vAlign w:val="center"/>
-          </w:tcPr>
-          <w:p>
-            <w:pPr>
-              <w:jc w:val="left"/>
-              <w:spacing w:before="0" w:after="0" w:line="240" w:lineRule="auto"/>
-              <w:keepLines/>
-            </w:pPr>
-            <w:r>
-              <w:rPr>
-                <w:rFonts w:ascii="Times New Roman" w:hAnsi="Times New Roman" w:eastAsia="Times New Roman" w:cs="Times New Roman"/>
-                <w:sz w:val="17"/>
-                <w:szCs w:val="17"/>
-                <w:color w:val="77777F"/>
-              </w:rPr>
-              <w:t>[Влияние]</w:t>
-            </w:r>
-          </w:p>
-        </w:tc>
-        <w:tc>
-          <w:tcPr>
-            <w:tcW w:w="2450" w:type="dxa"/>
-            <w:vAlign w:val="center"/>
-          </w:tcPr>
-          <w:p>
-            <w:pPr>
-              <w:jc w:val="left"/>
-              <w:spacing w:before="0" w:after="0" w:line="240" w:lineRule="auto"/>
-              <w:keepLines/>
-            </w:pPr>
-            <w:r>
-              <w:rPr>
-                <w:rFonts w:ascii="Times New Roman" w:hAnsi="Times New Roman" w:eastAsia="Times New Roman" w:cs="Times New Roman"/>
-                <w:sz w:val="17"/>
-                <w:szCs w:val="17"/>
-                <w:color w:val="77777F"/>
-              </w:rPr>
-              <w:t>[Корректирующее действие / статус]</w:t>
-            </w:r>
-          </w:p>
-        </w:tc>
-      </w:tr>
-      <w:tr>
-        <w:trPr>
-          <w:cantSplit/>
-        </w:trPr>
-        <w:tc>
-          <w:tcPr>
-            <w:tcW w:w="550" w:type="dxa"/>
-            <w:vAlign w:val="center"/>
-            <w:shd w:val="clear" w:fill="F7F7F9"/>
-          </w:tcPr>
-          <w:p>
-            <w:pPr>
-              <w:jc w:val="center"/>
-              <w:spacing w:before="0" w:after="0" w:line="240" w:lineRule="auto"/>
-              <w:keepLines/>
-            </w:pPr>
-            <w:r>
-              <w:rPr>
-                <w:rFonts w:ascii="Times New Roman" w:hAnsi="Times New Roman" w:eastAsia="Times New Roman" w:cs="Times New Roman"/>
-                <w:sz w:val="17"/>
-                <w:szCs w:val="17"/>
-                <w:color w:val="1C1C1C"/>
-              </w:rPr>
-              <w:t>4</w:t>
-            </w:r>
-          </w:p>
-        </w:tc>
-        <w:tc>
-          <w:tcPr>
-            <w:tcW w:w="2300" w:type="dxa"/>
-            <w:vAlign w:val="center"/>
-            <w:shd w:val="clear" w:fill="F7F7F9"/>
-          </w:tcPr>
-          <w:p>
-            <w:pPr>
-              <w:jc w:val="left"/>
-              <w:spacing w:before="0" w:after="0" w:line="240" w:lineRule="auto"/>
-              <w:keepLines/>
-            </w:pPr>
-            <w:r>
-              <w:rPr>
-                <w:rFonts w:ascii="Times New Roman" w:hAnsi="Times New Roman" w:eastAsia="Times New Roman" w:cs="Times New Roman"/>
-                <w:sz w:val="17"/>
-                <w:szCs w:val="17"/>
-                <w:color w:val="77777F"/>
-              </w:rPr>
-              <w:t>[Ошибка / ограничение]</w:t>
-            </w:r>
-          </w:p>
-        </w:tc>
-        <w:tc>
-          <w:tcPr>
-            <w:tcW w:w="2000" w:type="dxa"/>
-            <w:vAlign w:val="center"/>
-            <w:shd w:val="clear" w:fill="F7F7F9"/>
-          </w:tcPr>
-          <w:p>
-            <w:pPr>
-              <w:jc w:val="left"/>
-              <w:spacing w:before="0" w:after="0" w:line="240" w:lineRule="auto"/>
-              <w:keepLines/>
-            </w:pPr>
-            <w:r>
-              <w:rPr>
-                <w:rFonts w:ascii="Times New Roman" w:hAnsi="Times New Roman" w:eastAsia="Times New Roman" w:cs="Times New Roman"/>
-                <w:sz w:val="17"/>
-                <w:szCs w:val="17"/>
-                <w:color w:val="77777F"/>
-              </w:rPr>
-              <w:t>[Как обнаружено]</w:t>
-            </w:r>
-          </w:p>
-        </w:tc>
-        <w:tc>
-          <w:tcPr>
-            <w:tcW w:w="1700" w:type="dxa"/>
-            <w:vAlign w:val="center"/>
-            <w:shd w:val="clear" w:fill="F7F7F9"/>
-          </w:tcPr>
-          <w:p>
-            <w:pPr>
-              <w:jc w:val="left"/>
-              <w:spacing w:before="0" w:after="0" w:line="240" w:lineRule="auto"/>
-              <w:keepLines/>
-            </w:pPr>
-            <w:r>
-              <w:rPr>
-                <w:rFonts w:ascii="Times New Roman" w:hAnsi="Times New Roman" w:eastAsia="Times New Roman" w:cs="Times New Roman"/>
-                <w:sz w:val="17"/>
-                <w:szCs w:val="17"/>
-                <w:color w:val="77777F"/>
-              </w:rPr>
-              <w:t>[Влияние]</w:t>
-            </w:r>
-          </w:p>
-        </w:tc>
-        <w:tc>
-          <w:tcPr>
-            <w:tcW w:w="2450" w:type="dxa"/>
-            <w:vAlign w:val="center"/>
-            <w:shd w:val="clear" w:fill="F7F7F9"/>
-          </w:tcPr>
-          <w:p>
-            <w:pPr>
-              <w:jc w:val="left"/>
-              <w:spacing w:before="0" w:after="0" w:line="240" w:lineRule="auto"/>
-              <w:keepLines/>
-            </w:pPr>
-            <w:r>
-              <w:rPr>
-                <w:rFonts w:ascii="Times New Roman" w:hAnsi="Times New Roman" w:eastAsia="Times New Roman" w:cs="Times New Roman"/>
-                <w:sz w:val="17"/>
-                <w:szCs w:val="17"/>
-                <w:color w:val="77777F"/>
-              </w:rPr>
-              <w:t>[Корректирующее действие / статус]</w:t>
-            </w:r>
-          </w:p>
-        </w:tc>
-      </w:tr>
-    </w:tbl>
-    <w:p>
-      <w:pPr>
-        <w:pStyle w:val="1"/>
-        <w:spacing w:before="180" w:after="90" w:line="276" w:lineRule="auto"/>
-        <w:keepNext/>
-        <w:keepLines/>
-      </w:pPr>
-      <w:r>
-        <w:rPr>
-          <w:rFonts w:ascii="Times New Roman" w:hAnsi="Times New Roman" w:eastAsia="Times New Roman" w:cs="Times New Roman"/>
-          <w:b/>
-          <w:bCs/>
-          <w:sz w:val="28"/>
-          <w:szCs w:val="28"/>
-          <w:color w:val="ED131C"/>
-        </w:rPr>
-        <w:t>9. Самопроверка</w:t>
-      </w:r>
-    </w:p>
-    <w:tbl>
-      <w:tblPr>
-        <w:tblW w:w="9000" w:type="dxa"/>
-        <w:tblInd w:w="120" w:type="dxa"/>
-        <w:tblLayout w:type="fixed"/>
-        <w:tblCellMar>
-          <w:top w:w="90" w:type="dxa"/>
-          <w:start w:w="120" w:type="dxa"/>
-          <w:bottom w:w="90" w:type="dxa"/>
-          <w:end w:w="120" w:type="dxa"/>
-        </w:tblCellMar>
-        <w:tblBorders>
-          <w:top w:val="single" w:sz="6" w:space="0" w:color="C7C8CD"/>
-          <w:start w:val="single" w:sz="6" w:space="0" w:color="C7C8CD"/>
-          <w:bottom w:val="single" w:sz="6" w:space="0" w:color="C7C8CD"/>
-          <w:end w:val="single" w:sz="6" w:space="0" w:color="C7C8CD"/>
-          <w:insideH w:val="single" w:sz="6" w:space="0" w:color="C7C8CD"/>
-          <w:insideV w:val="single" w:sz="6" w:space="0" w:color="C7C8CD"/>
-        </w:tblBorders>
-      </w:tblPr>
-      <w:tblGrid>
-        <w:gridCol w:w="1000"/>
-        <w:gridCol w:w="5000"/>
-        <w:gridCol w:w="3000"/>
-      </w:tblGrid>
-      <w:tr>
-        <w:trPr>
-          <w:cantSplit/>
-          <w:tblHeader/>
-        </w:trPr>
-        <w:tc>
-          <w:tcPr>
-            <w:tcW w:w="1000" w:type="dxa"/>
-            <w:vAlign w:val="center"/>
-            <w:shd w:val="clear" w:fill="1C1C1C"/>
-          </w:tcPr>
-          <w:p>
-            <w:pPr>
-              <w:jc w:val="center"/>
-              <w:spacing w:before="0" w:after="0" w:line="240" w:lineRule="auto"/>
-              <w:keepLines/>
-            </w:pPr>
-            <w:r>
-              <w:rPr>
-                <w:rFonts w:ascii="Times New Roman" w:hAnsi="Times New Roman" w:eastAsia="Times New Roman" w:cs="Times New Roman"/>
-                <w:b/>
-                <w:bCs/>
-                <w:sz w:val="17"/>
-                <w:szCs w:val="17"/>
-                <w:color w:val="FFFFFF"/>
-              </w:rPr>
-              <w:t>Отметка</w:t>
-            </w:r>
-          </w:p>
-        </w:tc>
-        <w:tc>
-          <w:tcPr>
-            <w:tcW w:w="5000" w:type="dxa"/>
-            <w:vAlign w:val="center"/>
-            <w:shd w:val="clear" w:fill="1C1C1C"/>
-          </w:tcPr>
-          <w:p>
-            <w:pPr>
-              <w:jc w:val="center"/>
-              <w:spacing w:before="0" w:after="0" w:line="240" w:lineRule="auto"/>
-              <w:keepLines/>
-            </w:pPr>
-            <w:r>
-              <w:rPr>
-                <w:rFonts w:ascii="Times New Roman" w:hAnsi="Times New Roman" w:eastAsia="Times New Roman" w:cs="Times New Roman"/>
-                <w:b/>
-                <w:bCs/>
-                <w:sz w:val="17"/>
-                <w:szCs w:val="17"/>
-                <w:color w:val="FFFFFF"/>
-              </w:rPr>
-              <w:t>Проверяемое утверждение</w:t>
-            </w:r>
-          </w:p>
-        </w:tc>
-        <w:tc>
-          <w:tcPr>
-            <w:tcW w:w="3000" w:type="dxa"/>
-            <w:vAlign w:val="center"/>
-            <w:shd w:val="clear" w:fill="1C1C1C"/>
-          </w:tcPr>
-          <w:p>
-            <w:pPr>
-              <w:jc w:val="center"/>
-              <w:spacing w:before="0" w:after="0" w:line="240" w:lineRule="auto"/>
-              <w:keepLines/>
-            </w:pPr>
-            <w:r>
-              <w:rPr>
-                <w:rFonts w:ascii="Times New Roman" w:hAnsi="Times New Roman" w:eastAsia="Times New Roman" w:cs="Times New Roman"/>
-                <w:b/>
-                <w:bCs/>
-                <w:sz w:val="17"/>
-                <w:szCs w:val="17"/>
-                <w:color w:val="FFFFFF"/>
-              </w:rPr>
-              <w:t>Комментарий</w:t>
-            </w:r>
-          </w:p>
-        </w:tc>
-      </w:tr>
-      <w:tr>
-        <w:trPr>
-          <w:cantSplit/>
-        </w:trPr>
-        <w:tc>
-          <w:tcPr>
-            <w:tcW w:w="1000" w:type="dxa"/>
-            <w:vAlign w:val="center"/>
-          </w:tcPr>
-          <w:p>
-            <w:pPr>
-              <w:jc w:val="center"/>
-              <w:spacing w:before="0" w:after="0" w:line="240" w:lineRule="auto"/>
-              <w:keepLines/>
-            </w:pPr>
-            <w:r>
-              <w:rPr>
-                <w:rFonts w:ascii="Times New Roman" w:hAnsi="Times New Roman" w:eastAsia="Times New Roman" w:cs="Times New Roman"/>
-                <w:sz w:val="17"/>
-                <w:szCs w:val="17"/>
-                <w:color w:val="1C1C1C"/>
-              </w:rPr>
-              <w:t>☐</w:t>
-            </w:r>
-          </w:p>
-        </w:tc>
-        <w:tc>
-          <w:tcPr>
-            <w:tcW w:w="5000" w:type="dxa"/>
-            <w:vAlign w:val="center"/>
-          </w:tcPr>
-          <w:p>
-            <w:pPr>
-              <w:jc w:val="left"/>
-              <w:spacing w:before="0" w:after="0" w:line="240" w:lineRule="auto"/>
-              <w:keepLines/>
-            </w:pPr>
-            <w:r>
-              <w:rPr>
-                <w:rFonts w:ascii="Times New Roman" w:hAnsi="Times New Roman" w:eastAsia="Times New Roman" w:cs="Times New Roman"/>
-                <w:sz w:val="17"/>
-                <w:szCs w:val="17"/>
-                <w:color w:val="1C1C1C"/>
-              </w:rPr>
-              <w:t>Каждый статус чек-листа подтверждён конкретным E-ID.</w:t>
-            </w:r>
-          </w:p>
-        </w:tc>
-        <w:tc>
-          <w:tcPr>
-            <w:tcW w:w="3000" w:type="dxa"/>
-            <w:vAlign w:val="center"/>
-          </w:tcPr>
-          <w:p>
-            <w:pPr>
-              <w:jc w:val="left"/>
-              <w:spacing w:before="0" w:after="0" w:line="240" w:lineRule="auto"/>
-              <w:keepLines/>
-            </w:pPr>
-            <w:r>
-              <w:rPr>
-                <w:rFonts w:ascii="Times New Roman" w:hAnsi="Times New Roman" w:eastAsia="Times New Roman" w:cs="Times New Roman"/>
-                <w:sz w:val="17"/>
-                <w:szCs w:val="17"/>
-                <w:color w:val="77777F"/>
-              </w:rPr>
-              <w:t>[Примечание при необходимости]</w:t>
-            </w:r>
-          </w:p>
-        </w:tc>
-      </w:tr>
-      <w:tr>
-        <w:trPr>
-          <w:cantSplit/>
-        </w:trPr>
-        <w:tc>
-          <w:tcPr>
-            <w:tcW w:w="1000" w:type="dxa"/>
-            <w:vAlign w:val="center"/>
-            <w:shd w:val="clear" w:fill="F7F7F9"/>
-          </w:tcPr>
-          <w:p>
-            <w:pPr>
-              <w:jc w:val="center"/>
-              <w:spacing w:before="0" w:after="0" w:line="240" w:lineRule="auto"/>
-              <w:keepLines/>
-            </w:pPr>
-            <w:r>
-              <w:rPr>
-                <w:rFonts w:ascii="Times New Roman" w:hAnsi="Times New Roman" w:eastAsia="Times New Roman" w:cs="Times New Roman"/>
-                <w:sz w:val="17"/>
-                <w:szCs w:val="17"/>
-                <w:color w:val="1C1C1C"/>
-              </w:rPr>
-              <w:t>☐</w:t>
-            </w:r>
-          </w:p>
-        </w:tc>
-        <w:tc>
-          <w:tcPr>
-            <w:tcW w:w="5000" w:type="dxa"/>
-            <w:vAlign w:val="center"/>
-            <w:shd w:val="clear" w:fill="F7F7F9"/>
-          </w:tcPr>
-          <w:p>
-            <w:pPr>
-              <w:jc w:val="left"/>
-              <w:spacing w:before="0" w:after="0" w:line="240" w:lineRule="auto"/>
-              <w:keepLines/>
-            </w:pPr>
-            <w:r>
-              <w:rPr>
-                <w:rFonts w:ascii="Times New Roman" w:hAnsi="Times New Roman" w:eastAsia="Times New Roman" w:cs="Times New Roman"/>
-                <w:sz w:val="17"/>
-                <w:szCs w:val="17"/>
-                <w:color w:val="1C1C1C"/>
-              </w:rPr>
-              <w:t>Отсутствие доказательства не подменено подтверждённым нарушением.</w:t>
-            </w:r>
-          </w:p>
-        </w:tc>
-        <w:tc>
-          <w:tcPr>
-            <w:tcW w:w="3000" w:type="dxa"/>
-            <w:vAlign w:val="center"/>
-            <w:shd w:val="clear" w:fill="F7F7F9"/>
-          </w:tcPr>
-          <w:p>
-            <w:pPr>
-              <w:jc w:val="left"/>
-              <w:spacing w:before="0" w:after="0" w:line="240" w:lineRule="auto"/>
-              <w:keepLines/>
-            </w:pPr>
-            <w:r>
-              <w:rPr>
-                <w:rFonts w:ascii="Times New Roman" w:hAnsi="Times New Roman" w:eastAsia="Times New Roman" w:cs="Times New Roman"/>
-                <w:sz w:val="17"/>
-                <w:szCs w:val="17"/>
-                <w:color w:val="77777F"/>
-              </w:rPr>
-              <w:t>[Примечание при необходимости]</w:t>
-            </w:r>
-          </w:p>
-        </w:tc>
-      </w:tr>
-      <w:tr>
-        <w:trPr>
-          <w:cantSplit/>
-        </w:trPr>
-        <w:tc>
-          <w:tcPr>
-            <w:tcW w:w="1000" w:type="dxa"/>
-            <w:vAlign w:val="center"/>
-          </w:tcPr>
-          <w:p>
-            <w:pPr>
-              <w:jc w:val="center"/>
-              <w:spacing w:before="0" w:after="0" w:line="240" w:lineRule="auto"/>
-              <w:keepLines/>
-            </w:pPr>
-            <w:r>
-              <w:rPr>
-                <w:rFonts w:ascii="Times New Roman" w:hAnsi="Times New Roman" w:eastAsia="Times New Roman" w:cs="Times New Roman"/>
-                <w:sz w:val="17"/>
-                <w:szCs w:val="17"/>
-                <w:color w:val="1C1C1C"/>
-              </w:rPr>
-              <w:t>☐</w:t>
-            </w:r>
-          </w:p>
-        </w:tc>
-        <w:tc>
-          <w:tcPr>
-            <w:tcW w:w="5000" w:type="dxa"/>
-            <w:vAlign w:val="center"/>
-          </w:tcPr>
-          <w:p>
-            <w:pPr>
-              <w:jc w:val="left"/>
-              <w:spacing w:before="0" w:after="0" w:line="240" w:lineRule="auto"/>
-              <w:keepLines/>
-            </w:pPr>
-            <w:r>
-              <w:rPr>
-                <w:rFonts w:ascii="Times New Roman" w:hAnsi="Times New Roman" w:eastAsia="Times New Roman" w:cs="Times New Roman"/>
-                <w:sz w:val="17"/>
-                <w:szCs w:val="17"/>
-                <w:color w:val="1C1C1C"/>
-              </w:rPr>
-              <w:t>Все критические требования перепроверены.</w:t>
-            </w:r>
-          </w:p>
-        </w:tc>
-        <w:tc>
-          <w:tcPr>
-            <w:tcW w:w="3000" w:type="dxa"/>
-            <w:vAlign w:val="center"/>
-          </w:tcPr>
-          <w:p>
-            <w:pPr>
-              <w:jc w:val="left"/>
-              <w:spacing w:before="0" w:after="0" w:line="240" w:lineRule="auto"/>
-              <w:keepLines/>
-            </w:pPr>
-            <w:r>
-              <w:rPr>
-                <w:rFonts w:ascii="Times New Roman" w:hAnsi="Times New Roman" w:eastAsia="Times New Roman" w:cs="Times New Roman"/>
-                <w:sz w:val="17"/>
-                <w:szCs w:val="17"/>
-                <w:color w:val="77777F"/>
-              </w:rPr>
-              <w:t>[Примечание при необходимости]</w:t>
-            </w:r>
-          </w:p>
-        </w:tc>
-      </w:tr>
-      <w:tr>
-        <w:trPr>
-          <w:cantSplit/>
-        </w:trPr>
-        <w:tc>
-          <w:tcPr>
-            <w:tcW w:w="1000" w:type="dxa"/>
-            <w:vAlign w:val="center"/>
-            <w:shd w:val="clear" w:fill="F7F7F9"/>
-          </w:tcPr>
-          <w:p>
-            <w:pPr>
-              <w:jc w:val="center"/>
-              <w:spacing w:before="0" w:after="0" w:line="240" w:lineRule="auto"/>
-              <w:keepLines/>
-            </w:pPr>
-            <w:r>
-              <w:rPr>
-                <w:rFonts w:ascii="Times New Roman" w:hAnsi="Times New Roman" w:eastAsia="Times New Roman" w:cs="Times New Roman"/>
-                <w:sz w:val="17"/>
-                <w:szCs w:val="17"/>
-                <w:color w:val="1C1C1C"/>
-              </w:rPr>
-              <w:t>☐</w:t>
-            </w:r>
-          </w:p>
-        </w:tc>
-        <w:tc>
-          <w:tcPr>
-            <w:tcW w:w="5000" w:type="dxa"/>
-            <w:vAlign w:val="center"/>
-            <w:shd w:val="clear" w:fill="F7F7F9"/>
-          </w:tcPr>
-          <w:p>
-            <w:pPr>
-              <w:jc w:val="left"/>
-              <w:spacing w:before="0" w:after="0" w:line="240" w:lineRule="auto"/>
-              <w:keepLines/>
-            </w:pPr>
-            <w:r>
-              <w:rPr>
-                <w:rFonts w:ascii="Times New Roman" w:hAnsi="Times New Roman" w:eastAsia="Times New Roman" w:cs="Times New Roman"/>
-                <w:sz w:val="17"/>
-                <w:szCs w:val="17"/>
-                <w:color w:val="1C1C1C"/>
-              </w:rPr>
-              <w:t>Итоговый статус следует из выданного правила решения.</w:t>
-            </w:r>
-          </w:p>
-        </w:tc>
-        <w:tc>
-          <w:tcPr>
-            <w:tcW w:w="3000" w:type="dxa"/>
-            <w:vAlign w:val="center"/>
-            <w:shd w:val="clear" w:fill="F7F7F9"/>
-          </w:tcPr>
-          <w:p>
-            <w:pPr>
-              <w:jc w:val="left"/>
-              <w:spacing w:before="0" w:after="0" w:line="240" w:lineRule="auto"/>
-              <w:keepLines/>
-            </w:pPr>
-            <w:r>
-              <w:rPr>
-                <w:rFonts w:ascii="Times New Roman" w:hAnsi="Times New Roman" w:eastAsia="Times New Roman" w:cs="Times New Roman"/>
-                <w:sz w:val="17"/>
-                <w:szCs w:val="17"/>
-                <w:color w:val="77777F"/>
-              </w:rPr>
-              <w:t>[Примечание при необходимости]</w:t>
-            </w:r>
-          </w:p>
-        </w:tc>
-      </w:tr>
-      <w:tr>
-        <w:trPr>
-          <w:cantSplit/>
-        </w:trPr>
-        <w:tc>
-          <w:tcPr>
-            <w:tcW w:w="1000" w:type="dxa"/>
-            <w:vAlign w:val="center"/>
-          </w:tcPr>
-          <w:p>
-            <w:pPr>
-              <w:jc w:val="center"/>
-              <w:spacing w:before="0" w:after="0" w:line="240" w:lineRule="auto"/>
-              <w:keepLines/>
-            </w:pPr>
-            <w:r>
-              <w:rPr>
-                <w:rFonts w:ascii="Times New Roman" w:hAnsi="Times New Roman" w:eastAsia="Times New Roman" w:cs="Times New Roman"/>
-                <w:sz w:val="17"/>
-                <w:szCs w:val="17"/>
-                <w:color w:val="1C1C1C"/>
-              </w:rPr>
-              <w:t>☐</w:t>
-            </w:r>
-          </w:p>
-        </w:tc>
-        <w:tc>
-          <w:tcPr>
-            <w:tcW w:w="5000" w:type="dxa"/>
-            <w:vAlign w:val="center"/>
-          </w:tcPr>
-          <w:p>
-            <w:pPr>
-              <w:jc w:val="left"/>
-              <w:spacing w:before="0" w:after="0" w:line="240" w:lineRule="auto"/>
-              <w:keepLines/>
-            </w:pPr>
-            <w:r>
-              <w:rPr>
-                <w:rFonts w:ascii="Times New Roman" w:hAnsi="Times New Roman" w:eastAsia="Times New Roman" w:cs="Times New Roman"/>
-                <w:sz w:val="17"/>
-                <w:szCs w:val="17"/>
-                <w:color w:val="1C1C1C"/>
-              </w:rPr>
-              <w:t>Заключение ограничено выбранной системой, датой и пакетом E01–E14.</w:t>
-            </w:r>
-          </w:p>
-        </w:tc>
-        <w:tc>
-          <w:tcPr>
-            <w:tcW w:w="3000" w:type="dxa"/>
-            <w:vAlign w:val="center"/>
-          </w:tcPr>
-          <w:p>
-            <w:pPr>
-              <w:jc w:val="left"/>
-              <w:spacing w:before="0" w:after="0" w:line="240" w:lineRule="auto"/>
-              <w:keepLines/>
-            </w:pPr>
-            <w:r>
-              <w:rPr>
-                <w:rFonts w:ascii="Times New Roman" w:hAnsi="Times New Roman" w:eastAsia="Times New Roman" w:cs="Times New Roman"/>
-                <w:sz w:val="17"/>
-                <w:szCs w:val="17"/>
-                <w:color w:val="77777F"/>
-              </w:rPr>
-              <w:t>[Примечание при необходимости]</w:t>
-            </w:r>
-          </w:p>
-        </w:tc>
-      </w:tr>
-    </w:tbl>
-    <w:p>
-      <w:pPr>
-        <w:pStyle w:val="1"/>
-        <w:spacing w:before="180" w:after="90" w:line="276" w:lineRule="auto"/>
-        <w:keepNext/>
-        <w:keepLines/>
-      </w:pPr>
-      <w:r>
-        <w:rPr>
-          <w:rFonts w:ascii="Times New Roman" w:hAnsi="Times New Roman" w:eastAsia="Times New Roman" w:cs="Times New Roman"/>
-          <w:b/>
-          <w:bCs/>
-          <w:sz w:val="28"/>
-          <w:szCs w:val="28"/>
-          <w:color w:val="ED131C"/>
-        </w:rPr>
-        <w:t>10. Краткий вывод</w:t>
-      </w:r>
-    </w:p>
-    <w:p>
-      <w:pPr>
-        <w:spacing w:before="50" w:after="100" w:line="250" w:lineRule="auto"/>
-        <w:keepLines/>
-        <w:shd w:val="clear" w:fill="F1F1F4"/>
-        <w:pBdr>
-          <w:top w:val="single" w:sz="5" w:space="5" w:color="D2D3D8"/>
-          <w:left w:val="single" w:sz="5" w:space="5" w:color="D2D3D8"/>
-          <w:bottom w:val="single" w:sz="5" w:space="5" w:color="D2D3D8"/>
-          <w:right w:val="single" w:sz="5" w:space="5" w:color="D2D3D8"/>
-        </w:pBdr>
-      </w:pPr>
-      <w:r>
-        <w:rPr>
-          <w:rFonts w:ascii="Times New Roman" w:hAnsi="Times New Roman" w:eastAsia="Times New Roman" w:cs="Times New Roman"/>
-          <w:sz w:val="20"/>
-          <w:szCs w:val="20"/>
-          <w:color w:val="77777F"/>
-        </w:rPr>
-        <w:t>[Сформулируйте профессиональный вывод: что установлено, соответствует ли результат требованию, какое решение принято и на каких доказательствах оно основано. Не пересказывайте теорию.]</w:t>
-      </w:r>
-      <w:r>
-        <w:br/>
-      </w:r>
-    </w:p>
-    <w:p>
-      <w:pPr>
-        <w:spacing w:before="120" w:after="60" w:line="276" w:lineRule="auto"/>
-        <w:keepNext/>
-      </w:pPr>
-      <w:r>
-        <w:rPr>
-          <w:rFonts w:ascii="Times New Roman" w:hAnsi="Times New Roman" w:eastAsia="Times New Roman" w:cs="Times New Roman"/>
-          <w:b/>
-          <w:bCs/>
-          <w:sz w:val="22"/>
-          <w:szCs w:val="22"/>
-          <w:color w:val="ED131C"/>
-        </w:rPr>
-        <w:t>Перед сдачей</w:t>
-      </w:r>
-    </w:p>
-    <w:p>
-      <w:pPr>
-        <w:spacing w:before="0" w:after="80" w:line="276" w:lineRule="auto"/>
-      </w:pPr>
-      <w:r>
-        <w:rPr>
-          <w:rFonts w:ascii="Times New Roman" w:hAnsi="Times New Roman" w:eastAsia="Times New Roman" w:cs="Times New Roman"/>
-          <w:sz w:val="20"/>
-          <w:szCs w:val="20"/>
-          <w:color w:val="000000"/>
-        </w:rPr>
-        <w:t>Удалите серые подсказки, проверьте подписи и читаемость доказательств. Сохраните один файл: Фамилия_Группа_МДК0402_ЛР21.docx. Затем перейдите в LMS, прикрепите его к заданию лабораторной работы № 21 и убедитесь, что отправка завершена.</w:t>
-      </w:r>
-    </w:p>
     <w:sectPr>
       <w:pgSz w:w="11906" w:h="16838"/>
       <w:pgMar w:top="1134" w:right="850" w:bottom="1134" w:left="1701" w:header="708" w:footer="708" w:gutter="0"/>
@@ -7392,6 +3268,32 @@
     </w:p>
   </w:footnote>
 </w:footnotes>
+</file>
+
+<file path=word/numbering.xml><?xml version="1.0" encoding="utf-8"?>
+<w:numbering xmlns:wpc="http://schemas.microsoft.com/office/word/2010/wordprocessingCanvas" xmlns:cx="http://schemas.microsoft.com/office/drawing/2014/chartex" xmlns:cx1="http://schemas.microsoft.com/office/drawing/2015/9/8/chartex" xmlns:cx2="http://schemas.microsoft.com/office/drawing/2015/10/21/chartex" xmlns:cx3="http://schemas.microsoft.com/office/drawing/2016/5/9/chartex" xmlns:cx4="http://schemas.microsoft.com/office/drawing/2016/5/10/chartex" xmlns:cx5="http://schemas.microsoft.com/office/drawing/2016/5/11/chartex" xmlns:cx6="http://schemas.microsoft.com/office/drawing/2016/5/12/chartex" xmlns:cx7="http://schemas.microsoft.com/office/drawing/2016/5/13/chartex" xmlns:cx8="http://schemas.microsoft.com/office/drawing/2016/5/14/chartex" xmlns:mc="http://schemas.openxmlformats.org/markup-compatibility/2006" xmlns:aink="http://schemas.microsoft.com/office/drawing/2016/ink" xmlns:am3d="http://schemas.microsoft.com/office/drawing/2017/model3d" xmlns:o="urn:schemas-microsoft-com:office:office" xmlns:r="http://schemas.openxmlformats.org/officeDocument/2006/relationships" xmlns:m="http://schemas.openxmlformats.org/officeDocument/2006/math" xmlns:v="urn:schemas-microsoft-com:vml" xmlns:wp14="http://schemas.microsoft.com/office/word/2010/wordprocessingDrawing" xmlns:wp="http://schemas.openxmlformats.org/drawingml/2006/wordprocessingDrawing" xmlns:w10="urn:schemas-microsoft-com:office:word" xmlns:w="http://schemas.openxmlformats.org/wordprocessingml/2006/main" xmlns:w14="http://schemas.microsoft.com/office/word/2010/wordml" xmlns:w15="http://schemas.microsoft.com/office/word/2012/wordml" xmlns:w16cex="http://schemas.microsoft.com/office/word/2018/wordml/cex" xmlns:w16cid="http://schemas.microsoft.com/office/word/2016/wordml/cid" xmlns:w16="http://schemas.microsoft.com/office/word/2018/wordml" xmlns:w16sdtdh="http://schemas.microsoft.com/office/word/2020/wordml/sdtdatahash" xmlns:w16se="http://schemas.microsoft.com/office/word/2015/wordml/symex" xmlns:wpg="http://schemas.microsoft.com/office/word/2010/wordprocessingGroup" xmlns:wpi="http://schemas.microsoft.com/office/word/2010/wordprocessingInk" xmlns:wne="http://schemas.microsoft.com/office/word/2006/wordml" xmlns:wps="http://schemas.microsoft.com/office/word/2010/wordprocessingShape" mc:Ignorable="w14 w15 w16se w16cid w16 w16cex w16sdtdh wp14">
+  <w:abstractNum w:abstractNumId="0" w15:restartNumberingAfterBreak="0">
+    <w:nsid w:val="11297B65"/>
+    <w:multiLevelType w:val="singleLevel"/>
+    <w:tmpl w:val="2D9ADDA4"/>
+    <w:lvl w:ilvl="0">
+      <w:start w:val="1"/>
+      <w:numFmt w:val="bullet"/>
+      <w:pStyle w:val="PIDISBullet"/>
+      <w:lvlText w:val="•"/>
+      <w:lvlJc w:val="left"/>
+      <w:pPr>
+        <w:tabs>
+          <w:tab w:val="num" w:pos="720"/>
+        </w:tabs>
+        <w:ind w:left="720" w:hanging="360"/>
+      </w:pPr>
+    </w:lvl>
+  </w:abstractNum>
+  <w:num w:numId="1">
+    <w:abstractNumId w:val="0"/>
+  </w:num>
+</w:numbering>
 </file>
 
 <file path=word/styles.xml><?xml version="1.0" encoding="utf-8"?>
@@ -7792,8 +3694,13 @@
   <w:style w:type="paragraph" w:default="1" w:styleId="a">
     <w:name w:val="Normal"/>
     <w:qFormat/>
-    <w:rPr>
-      <w:rFonts w:ascii="Calibri" w:eastAsia="Calibri" w:hAnsi="Calibri" w:cs="Times New Roman"/>
+    <w:pPr>
+      <w:spacing w:after="100"/>
+    </w:pPr>
+    <w:rPr>
+      <w:rFonts w:ascii="Times New Roman" w:eastAsia="Calibri" w:hAnsi="Times New Roman" w:cs="Times New Roman"/>
+      <w:color w:val="000000"/>
+      <w:sz w:val="24"/>
     </w:rPr>
   </w:style>
   <w:style w:type="paragraph" w:styleId="1">
@@ -7806,12 +3713,14 @@
     <w:pPr>
       <w:keepNext/>
       <w:keepLines/>
-      <w:spacing w:before="480" w:after="200"/>
+      <w:spacing w:before="240"/>
       <w:outlineLvl w:val="0"/>
     </w:pPr>
     <w:rPr>
-      <w:rFonts w:ascii="Arial" w:eastAsia="Arial" w:hAnsi="Arial" w:cs="Arial"/>
-      <w:sz w:val="40"/>
+      <w:rFonts w:eastAsia="Arial" w:cs="Arial" w:ascii="Times New Roman" w:hAnsi="Times New Roman"/>
+      <w:b/>
+      <w:color w:val="000000"/>
+      <w:sz w:val="24"/>
       <w:szCs w:val="40"/>
     </w:rPr>
   </w:style>
@@ -7826,12 +3735,14 @@
     <w:pPr>
       <w:keepNext/>
       <w:keepLines/>
-      <w:spacing w:before="360" w:after="200"/>
+      <w:spacing w:before="160" w:after="60"/>
       <w:outlineLvl w:val="1"/>
     </w:pPr>
     <w:rPr>
-      <w:rFonts w:ascii="Arial" w:eastAsia="Arial" w:hAnsi="Arial" w:cs="Arial"/>
-      <w:sz w:val="34"/>
+      <w:rFonts w:eastAsia="Arial" w:cs="Arial" w:ascii="Times New Roman" w:hAnsi="Times New Roman"/>
+      <w:b/>
+      <w:color w:val="000000"/>
+      <w:sz w:val="24"/>
     </w:rPr>
   </w:style>
   <w:style w:type="paragraph" w:styleId="3">
@@ -7845,12 +3756,14 @@
     <w:pPr>
       <w:keepNext/>
       <w:keepLines/>
-      <w:spacing w:before="320" w:after="200"/>
+      <w:spacing w:before="120" w:after="40"/>
       <w:outlineLvl w:val="2"/>
     </w:pPr>
     <w:rPr>
-      <w:rFonts w:ascii="Arial" w:eastAsia="Arial" w:hAnsi="Arial" w:cs="Arial"/>
-      <w:sz w:val="30"/>
+      <w:rFonts w:eastAsia="Arial" w:cs="Arial" w:ascii="Times New Roman" w:hAnsi="Times New Roman"/>
+      <w:b/>
+      <w:color w:val="000000"/>
+      <w:sz w:val="24"/>
       <w:szCs w:val="30"/>
     </w:rPr>
   </w:style>
@@ -7869,10 +3782,11 @@
       <w:outlineLvl w:val="3"/>
     </w:pPr>
     <w:rPr>
-      <w:rFonts w:ascii="Arial" w:eastAsia="Arial" w:hAnsi="Arial" w:cs="Arial"/>
+      <w:rFonts w:ascii="Times New Roman" w:eastAsia="Arial" w:hAnsi="Times New Roman" w:cs="Arial"/>
       <w:b/>
       <w:bCs/>
-      <w:sz w:val="26"/>
+      <w:color w:val="000000"/>
+      <w:sz w:val="24"/>
       <w:szCs w:val="26"/>
     </w:rPr>
   </w:style>
@@ -7891,9 +3805,10 @@
       <w:outlineLvl w:val="4"/>
     </w:pPr>
     <w:rPr>
-      <w:rFonts w:ascii="Arial" w:eastAsia="Arial" w:hAnsi="Arial" w:cs="Arial"/>
+      <w:rFonts w:ascii="Times New Roman" w:eastAsia="Arial" w:hAnsi="Times New Roman" w:cs="Arial"/>
       <w:b/>
       <w:bCs/>
+      <w:color w:val="000000"/>
       <w:sz w:val="24"/>
       <w:szCs w:val="24"/>
     </w:rPr>
@@ -7913,9 +3828,11 @@
       <w:outlineLvl w:val="5"/>
     </w:pPr>
     <w:rPr>
-      <w:rFonts w:ascii="Arial" w:eastAsia="Arial" w:hAnsi="Arial" w:cs="Arial"/>
+      <w:rFonts w:ascii="Times New Roman" w:eastAsia="Arial" w:hAnsi="Times New Roman" w:cs="Arial"/>
       <w:b/>
       <w:bCs/>
+      <w:color w:val="000000"/>
+      <w:sz w:val="24"/>
     </w:rPr>
   </w:style>
   <w:style w:type="paragraph" w:styleId="7">
@@ -7933,11 +3850,13 @@
       <w:outlineLvl w:val="6"/>
     </w:pPr>
     <w:rPr>
-      <w:rFonts w:ascii="Arial" w:eastAsia="Arial" w:hAnsi="Arial" w:cs="Arial"/>
+      <w:rFonts w:ascii="Times New Roman" w:eastAsia="Arial" w:hAnsi="Times New Roman" w:cs="Arial"/>
       <w:b/>
       <w:bCs/>
       <w:i/>
       <w:iCs/>
+      <w:color w:val="000000"/>
+      <w:sz w:val="24"/>
     </w:rPr>
   </w:style>
   <w:style w:type="paragraph" w:styleId="8">
@@ -7955,9 +3874,11 @@
       <w:outlineLvl w:val="7"/>
     </w:pPr>
     <w:rPr>
-      <w:rFonts w:ascii="Arial" w:eastAsia="Arial" w:hAnsi="Arial" w:cs="Arial"/>
+      <w:rFonts w:ascii="Times New Roman" w:eastAsia="Arial" w:hAnsi="Times New Roman" w:cs="Arial"/>
       <w:i/>
       <w:iCs/>
+      <w:color w:val="000000"/>
+      <w:sz w:val="24"/>
     </w:rPr>
   </w:style>
   <w:style w:type="paragraph" w:styleId="9">
@@ -7975,10 +3896,11 @@
       <w:outlineLvl w:val="8"/>
     </w:pPr>
     <w:rPr>
-      <w:rFonts w:ascii="Arial" w:eastAsia="Arial" w:hAnsi="Arial" w:cs="Arial"/>
+      <w:rFonts w:ascii="Times New Roman" w:eastAsia="Arial" w:hAnsi="Times New Roman" w:cs="Arial"/>
       <w:i/>
       <w:iCs/>
-      <w:sz w:val="21"/>
+      <w:color w:val="000000"/>
+      <w:sz w:val="24"/>
       <w:szCs w:val="21"/>
     </w:rPr>
   </w:style>
@@ -7987,12 +3909,22 @@
     <w:uiPriority w:val="1"/>
     <w:semiHidden/>
     <w:unhideWhenUsed/>
+    <w:rPr>
+      <w:rFonts w:ascii="Times New Roman" w:hAnsi="Times New Roman"/>
+      <w:color w:val="000000"/>
+      <w:sz w:val="24"/>
+    </w:rPr>
   </w:style>
   <w:style w:type="table" w:default="1" w:styleId="a1">
     <w:name w:val="Normal Table"/>
     <w:uiPriority w:val="99"/>
     <w:semiHidden/>
     <w:unhideWhenUsed/>
+    <w:rPr>
+      <w:rFonts w:ascii="Times New Roman" w:hAnsi="Times New Roman"/>
+      <w:color w:val="000000"/>
+      <w:sz w:val="24"/>
+    </w:rPr>
     <w:tblPr>
       <w:tblInd w:w="0" w:type="dxa"/>
       <w:tblCellMar>
@@ -8015,8 +3947,9 @@
     <w:link w:val="1"/>
     <w:uiPriority w:val="9"/>
     <w:rPr>
-      <w:rFonts w:ascii="Arial" w:eastAsia="Arial" w:hAnsi="Arial" w:cs="Arial"/>
-      <w:sz w:val="40"/>
+      <w:rFonts w:ascii="Times New Roman" w:eastAsia="Arial" w:hAnsi="Times New Roman" w:cs="Arial"/>
+      <w:color w:val="000000"/>
+      <w:sz w:val="24"/>
       <w:szCs w:val="40"/>
     </w:rPr>
   </w:style>
@@ -8026,8 +3959,9 @@
     <w:link w:val="2"/>
     <w:uiPriority w:val="9"/>
     <w:rPr>
-      <w:rFonts w:ascii="Arial" w:eastAsia="Arial" w:hAnsi="Arial" w:cs="Arial"/>
-      <w:sz w:val="34"/>
+      <w:rFonts w:ascii="Times New Roman" w:eastAsia="Arial" w:hAnsi="Times New Roman" w:cs="Arial"/>
+      <w:color w:val="000000"/>
+      <w:sz w:val="24"/>
     </w:rPr>
   </w:style>
   <w:style w:type="character" w:customStyle="1" w:styleId="30">
@@ -8036,8 +3970,9 @@
     <w:link w:val="3"/>
     <w:uiPriority w:val="9"/>
     <w:rPr>
-      <w:rFonts w:ascii="Arial" w:eastAsia="Arial" w:hAnsi="Arial" w:cs="Arial"/>
-      <w:sz w:val="30"/>
+      <w:rFonts w:ascii="Times New Roman" w:eastAsia="Arial" w:hAnsi="Times New Roman" w:cs="Arial"/>
+      <w:color w:val="000000"/>
+      <w:sz w:val="24"/>
       <w:szCs w:val="30"/>
     </w:rPr>
   </w:style>
@@ -8047,10 +3982,11 @@
     <w:link w:val="4"/>
     <w:uiPriority w:val="9"/>
     <w:rPr>
-      <w:rFonts w:ascii="Arial" w:eastAsia="Arial" w:hAnsi="Arial" w:cs="Arial"/>
+      <w:rFonts w:ascii="Times New Roman" w:eastAsia="Arial" w:hAnsi="Times New Roman" w:cs="Arial"/>
       <w:b/>
       <w:bCs/>
-      <w:sz w:val="26"/>
+      <w:color w:val="000000"/>
+      <w:sz w:val="24"/>
       <w:szCs w:val="26"/>
     </w:rPr>
   </w:style>
@@ -8060,9 +3996,10 @@
     <w:link w:val="5"/>
     <w:uiPriority w:val="9"/>
     <w:rPr>
-      <w:rFonts w:ascii="Arial" w:eastAsia="Arial" w:hAnsi="Arial" w:cs="Arial"/>
+      <w:rFonts w:ascii="Times New Roman" w:eastAsia="Arial" w:hAnsi="Times New Roman" w:cs="Arial"/>
       <w:b/>
       <w:bCs/>
+      <w:color w:val="000000"/>
       <w:sz w:val="24"/>
       <w:szCs w:val="24"/>
     </w:rPr>
@@ -8073,10 +4010,11 @@
     <w:link w:val="6"/>
     <w:uiPriority w:val="9"/>
     <w:rPr>
-      <w:rFonts w:ascii="Arial" w:eastAsia="Arial" w:hAnsi="Arial" w:cs="Arial"/>
+      <w:rFonts w:ascii="Times New Roman" w:eastAsia="Arial" w:hAnsi="Times New Roman" w:cs="Arial"/>
       <w:b/>
       <w:bCs/>
-      <w:sz w:val="22"/>
+      <w:color w:val="000000"/>
+      <w:sz w:val="24"/>
       <w:szCs w:val="22"/>
     </w:rPr>
   </w:style>
@@ -8086,12 +4024,13 @@
     <w:link w:val="7"/>
     <w:uiPriority w:val="9"/>
     <w:rPr>
-      <w:rFonts w:ascii="Arial" w:eastAsia="Arial" w:hAnsi="Arial" w:cs="Arial"/>
+      <w:rFonts w:ascii="Times New Roman" w:eastAsia="Arial" w:hAnsi="Times New Roman" w:cs="Arial"/>
       <w:b/>
       <w:bCs/>
       <w:i/>
       <w:iCs/>
-      <w:sz w:val="22"/>
+      <w:color w:val="000000"/>
+      <w:sz w:val="24"/>
       <w:szCs w:val="22"/>
     </w:rPr>
   </w:style>
@@ -8101,10 +4040,11 @@
     <w:link w:val="8"/>
     <w:uiPriority w:val="9"/>
     <w:rPr>
-      <w:rFonts w:ascii="Arial" w:eastAsia="Arial" w:hAnsi="Arial" w:cs="Arial"/>
+      <w:rFonts w:ascii="Times New Roman" w:eastAsia="Arial" w:hAnsi="Times New Roman" w:cs="Arial"/>
       <w:i/>
       <w:iCs/>
-      <w:sz w:val="22"/>
+      <w:color w:val="000000"/>
+      <w:sz w:val="24"/>
       <w:szCs w:val="22"/>
     </w:rPr>
   </w:style>
@@ -8114,10 +4054,11 @@
     <w:link w:val="9"/>
     <w:uiPriority w:val="9"/>
     <w:rPr>
-      <w:rFonts w:ascii="Arial" w:eastAsia="Arial" w:hAnsi="Arial" w:cs="Arial"/>
+      <w:rFonts w:ascii="Times New Roman" w:eastAsia="Arial" w:hAnsi="Times New Roman" w:cs="Arial"/>
       <w:i/>
       <w:iCs/>
-      <w:sz w:val="21"/>
+      <w:color w:val="000000"/>
+      <w:sz w:val="24"/>
       <w:szCs w:val="21"/>
     </w:rPr>
   </w:style>
@@ -8130,6 +4071,11 @@
       <w:ind w:left="720"/>
       <w:contextualSpacing/>
     </w:pPr>
+    <w:rPr>
+      <w:rFonts w:ascii="Times New Roman" w:hAnsi="Times New Roman"/>
+      <w:color w:val="000000"/>
+      <w:sz w:val="24"/>
+    </w:rPr>
   </w:style>
   <w:style w:type="paragraph" w:styleId="a4">
     <w:name w:val="No Spacing"/>
@@ -8138,6 +4084,11 @@
     <w:pPr>
       <w:spacing w:after="0" w:line="240" w:lineRule="auto"/>
     </w:pPr>
+    <w:rPr>
+      <w:rFonts w:ascii="Times New Roman" w:hAnsi="Times New Roman"/>
+      <w:color w:val="000000"/>
+      <w:sz w:val="24"/>
+    </w:rPr>
   </w:style>
   <w:style w:type="paragraph" w:styleId="a5">
     <w:name w:val="Title"/>
@@ -8147,11 +4098,15 @@
     <w:uiPriority w:val="10"/>
     <w:qFormat/>
     <w:pPr>
-      <w:spacing w:before="300" w:after="200"/>
+      <w:keepNext/>
+      <w:spacing w:after="160"/>
       <w:contextualSpacing/>
     </w:pPr>
     <w:rPr>
-      <w:sz w:val="48"/>
+      <w:rFonts w:ascii="Times New Roman" w:hAnsi="Times New Roman"/>
+      <w:b/>
+      <w:color w:val="000000"/>
+      <w:sz w:val="24"/>
       <w:szCs w:val="48"/>
     </w:rPr>
   </w:style>
@@ -8161,7 +4116,9 @@
     <w:link w:val="a5"/>
     <w:uiPriority w:val="10"/>
     <w:rPr>
-      <w:sz w:val="48"/>
+      <w:rFonts w:ascii="Times New Roman" w:hAnsi="Times New Roman"/>
+      <w:color w:val="000000"/>
+      <w:sz w:val="24"/>
       <w:szCs w:val="48"/>
     </w:rPr>
   </w:style>
@@ -8176,6 +4133,8 @@
       <w:spacing w:before="200" w:after="200"/>
     </w:pPr>
     <w:rPr>
+      <w:rFonts w:ascii="Times New Roman" w:hAnsi="Times New Roman"/>
+      <w:color w:val="000000"/>
       <w:sz w:val="24"/>
       <w:szCs w:val="24"/>
     </w:rPr>
@@ -8186,6 +4145,8 @@
     <w:link w:val="a7"/>
     <w:uiPriority w:val="11"/>
     <w:rPr>
+      <w:rFonts w:ascii="Times New Roman" w:hAnsi="Times New Roman"/>
+      <w:color w:val="000000"/>
       <w:sz w:val="24"/>
       <w:szCs w:val="24"/>
     </w:rPr>
@@ -8201,7 +4162,10 @@
       <w:ind w:left="720" w:right="720"/>
     </w:pPr>
     <w:rPr>
+      <w:rFonts w:ascii="Times New Roman" w:hAnsi="Times New Roman"/>
       <w:i/>
+      <w:color w:val="000000"/>
+      <w:sz w:val="24"/>
     </w:rPr>
   </w:style>
   <w:style w:type="character" w:customStyle="1" w:styleId="22">
@@ -8209,7 +4173,10 @@
     <w:link w:val="21"/>
     <w:uiPriority w:val="29"/>
     <w:rPr>
+      <w:rFonts w:ascii="Times New Roman" w:hAnsi="Times New Roman"/>
       <w:i/>
+      <w:color w:val="000000"/>
+      <w:sz w:val="24"/>
     </w:rPr>
   </w:style>
   <w:style w:type="paragraph" w:styleId="a9">
@@ -8230,7 +4197,10 @@
       <w:ind w:left="720" w:right="720"/>
     </w:pPr>
     <w:rPr>
+      <w:rFonts w:ascii="Times New Roman" w:hAnsi="Times New Roman"/>
       <w:i/>
+      <w:color w:val="000000"/>
+      <w:sz w:val="24"/>
     </w:rPr>
   </w:style>
   <w:style w:type="character" w:customStyle="1" w:styleId="aa">
@@ -8238,7 +4208,10 @@
     <w:link w:val="a9"/>
     <w:uiPriority w:val="30"/>
     <w:rPr>
+      <w:rFonts w:ascii="Times New Roman" w:hAnsi="Times New Roman"/>
       <w:i/>
+      <w:color w:val="000000"/>
+      <w:sz w:val="24"/>
     </w:rPr>
   </w:style>
   <w:style w:type="paragraph" w:styleId="ab">
@@ -8254,12 +4227,22 @@
       </w:tabs>
       <w:spacing w:after="0" w:line="240" w:lineRule="auto"/>
     </w:pPr>
+    <w:rPr>
+      <w:rFonts w:ascii="Times New Roman" w:hAnsi="Times New Roman"/>
+      <w:color w:val="000000"/>
+      <w:sz w:val="24"/>
+    </w:rPr>
   </w:style>
   <w:style w:type="character" w:customStyle="1" w:styleId="ac">
     <w:name w:val="Верхний колонтитул Знак"/>
     <w:basedOn w:val="a0"/>
     <w:link w:val="ab"/>
     <w:uiPriority w:val="99"/>
+    <w:rPr>
+      <w:rFonts w:ascii="Times New Roman" w:hAnsi="Times New Roman"/>
+      <w:color w:val="000000"/>
+      <w:sz w:val="24"/>
+    </w:rPr>
   </w:style>
   <w:style w:type="paragraph" w:styleId="ad">
     <w:name w:val="footer"/>
@@ -8274,11 +4257,21 @@
       </w:tabs>
       <w:spacing w:after="0" w:line="240" w:lineRule="auto"/>
     </w:pPr>
+    <w:rPr>
+      <w:rFonts w:ascii="Times New Roman" w:hAnsi="Times New Roman"/>
+      <w:color w:val="000000"/>
+      <w:sz w:val="24"/>
+    </w:rPr>
   </w:style>
   <w:style w:type="character" w:customStyle="1" w:styleId="FooterChar">
     <w:name w:val="Footer Char"/>
     <w:basedOn w:val="a0"/>
     <w:uiPriority w:val="99"/>
+    <w:rPr>
+      <w:rFonts w:ascii="Times New Roman" w:hAnsi="Times New Roman"/>
+      <w:color w:val="000000"/>
+      <w:sz w:val="24"/>
+    </w:rPr>
   </w:style>
   <w:style w:type="paragraph" w:styleId="af">
     <w:name w:val="caption"/>
@@ -8292,10 +4285,11 @@
       <w:spacing w:line="276" w:lineRule="auto"/>
     </w:pPr>
     <w:rPr>
+      <w:rFonts w:ascii="Times New Roman" w:hAnsi="Times New Roman"/>
       <w:b/>
       <w:bCs/>
-      <w:color w:val="5B9BD5" w:themeColor="accent1"/>
-      <w:sz w:val="18"/>
+      <w:color w:val="000000"/>
+      <w:sz w:val="24"/>
       <w:szCs w:val="18"/>
     </w:rPr>
   </w:style>
@@ -8303,6 +4297,11 @@
     <w:name w:val="Нижний колонтитул Знак"/>
     <w:link w:val="ad"/>
     <w:uiPriority w:val="99"/>
+    <w:rPr>
+      <w:rFonts w:ascii="Times New Roman" w:hAnsi="Times New Roman"/>
+      <w:color w:val="000000"/>
+      <w:sz w:val="24"/>
+    </w:rPr>
   </w:style>
   <w:style w:type="table" w:styleId="af0">
     <w:name w:val="Table Grid"/>
@@ -8311,6 +4310,11 @@
     <w:pPr>
       <w:spacing w:after="0" w:line="240" w:lineRule="auto"/>
     </w:pPr>
+    <w:rPr>
+      <w:rFonts w:ascii="Times New Roman" w:hAnsi="Times New Roman"/>
+      <w:color w:val="000000"/>
+      <w:sz w:val="24"/>
+    </w:rPr>
     <w:tblPr>
       <w:tblBorders>
         <w:top w:val="single" w:sz="4" w:space="0" w:color="000000"/>
@@ -8329,6 +4333,11 @@
     <w:pPr>
       <w:spacing w:after="0" w:line="240" w:lineRule="auto"/>
     </w:pPr>
+    <w:rPr>
+      <w:rFonts w:ascii="Times New Roman" w:hAnsi="Times New Roman"/>
+      <w:color w:val="000000"/>
+      <w:sz w:val="24"/>
+    </w:rPr>
     <w:tblPr>
       <w:tblBorders>
         <w:top w:val="single" w:sz="4" w:space="0" w:color="AFAFAF" w:themeColor="text1" w:themeTint="50"/>
@@ -8347,6 +4356,11 @@
     <w:pPr>
       <w:spacing w:after="0" w:line="240" w:lineRule="auto"/>
     </w:pPr>
+    <w:rPr>
+      <w:rFonts w:ascii="Times New Roman" w:hAnsi="Times New Roman"/>
+      <w:color w:val="000000"/>
+      <w:sz w:val="24"/>
+    </w:rPr>
     <w:tblPr>
       <w:tblBorders>
         <w:top w:val="single" w:sz="4" w:space="0" w:color="AFAFAF" w:themeColor="text1" w:themeTint="50"/>
@@ -8409,6 +4423,11 @@
     <w:pPr>
       <w:spacing w:after="0" w:line="240" w:lineRule="auto"/>
     </w:pPr>
+    <w:rPr>
+      <w:rFonts w:ascii="Times New Roman" w:hAnsi="Times New Roman"/>
+      <w:color w:val="000000"/>
+      <w:sz w:val="24"/>
+    </w:rPr>
     <w:tblPr>
       <w:tblBorders>
         <w:top w:val="single" w:sz="4" w:space="0" w:color="000000" w:themeColor="text1"/>
@@ -8491,6 +4510,11 @@
     <w:pPr>
       <w:spacing w:after="0" w:line="240" w:lineRule="auto"/>
     </w:pPr>
+    <w:rPr>
+      <w:rFonts w:ascii="Times New Roman" w:hAnsi="Times New Roman"/>
+      <w:color w:val="000000"/>
+      <w:sz w:val="24"/>
+    </w:rPr>
     <w:tblPr>
       <w:tblStyleRowBandSize w:val="1"/>
       <w:tblStyleColBandSize w:val="1"/>
@@ -8571,6 +4595,11 @@
     <w:pPr>
       <w:spacing w:after="0" w:line="240" w:lineRule="auto"/>
     </w:pPr>
+    <w:rPr>
+      <w:rFonts w:ascii="Times New Roman" w:hAnsi="Times New Roman"/>
+      <w:color w:val="000000"/>
+      <w:sz w:val="24"/>
+    </w:rPr>
     <w:tblPr>
       <w:tblStyleRowBandSize w:val="1"/>
       <w:tblStyleColBandSize w:val="1"/>
@@ -8629,6 +4658,11 @@
     <w:pPr>
       <w:spacing w:after="0" w:line="240" w:lineRule="auto"/>
     </w:pPr>
+    <w:rPr>
+      <w:rFonts w:ascii="Times New Roman" w:hAnsi="Times New Roman"/>
+      <w:color w:val="000000"/>
+      <w:sz w:val="24"/>
+    </w:rPr>
     <w:tblPr>
       <w:tblStyleRowBandSize w:val="1"/>
       <w:tblStyleColBandSize w:val="1"/>
@@ -8722,6 +4756,11 @@
     <w:pPr>
       <w:spacing w:after="0" w:line="240" w:lineRule="auto"/>
     </w:pPr>
+    <w:rPr>
+      <w:rFonts w:ascii="Times New Roman" w:hAnsi="Times New Roman"/>
+      <w:color w:val="000000"/>
+      <w:sz w:val="24"/>
+    </w:rPr>
     <w:tblPr>
       <w:tblStyleRowBandSize w:val="1"/>
       <w:tblStyleColBandSize w:val="1"/>
@@ -8788,6 +4827,11 @@
     <w:pPr>
       <w:spacing w:after="0" w:line="240" w:lineRule="auto"/>
     </w:pPr>
+    <w:rPr>
+      <w:rFonts w:ascii="Times New Roman" w:hAnsi="Times New Roman"/>
+      <w:color w:val="000000"/>
+      <w:sz w:val="24"/>
+    </w:rPr>
     <w:tblPr>
       <w:tblStyleRowBandSize w:val="1"/>
       <w:tblStyleColBandSize w:val="1"/>
@@ -8854,6 +4898,11 @@
     <w:pPr>
       <w:spacing w:after="0" w:line="240" w:lineRule="auto"/>
     </w:pPr>
+    <w:rPr>
+      <w:rFonts w:ascii="Times New Roman" w:hAnsi="Times New Roman"/>
+      <w:color w:val="000000"/>
+      <w:sz w:val="24"/>
+    </w:rPr>
     <w:tblPr>
       <w:tblStyleRowBandSize w:val="1"/>
       <w:tblStyleColBandSize w:val="1"/>
@@ -8920,6 +4969,11 @@
     <w:pPr>
       <w:spacing w:after="0" w:line="240" w:lineRule="auto"/>
     </w:pPr>
+    <w:rPr>
+      <w:rFonts w:ascii="Times New Roman" w:hAnsi="Times New Roman"/>
+      <w:color w:val="000000"/>
+      <w:sz w:val="24"/>
+    </w:rPr>
     <w:tblPr>
       <w:tblStyleRowBandSize w:val="1"/>
       <w:tblStyleColBandSize w:val="1"/>
@@ -8986,6 +5040,11 @@
     <w:pPr>
       <w:spacing w:after="0" w:line="240" w:lineRule="auto"/>
     </w:pPr>
+    <w:rPr>
+      <w:rFonts w:ascii="Times New Roman" w:hAnsi="Times New Roman"/>
+      <w:color w:val="000000"/>
+      <w:sz w:val="24"/>
+    </w:rPr>
     <w:tblPr>
       <w:tblStyleRowBandSize w:val="1"/>
       <w:tblStyleColBandSize w:val="1"/>
@@ -9052,6 +5111,11 @@
     <w:pPr>
       <w:spacing w:after="0" w:line="240" w:lineRule="auto"/>
     </w:pPr>
+    <w:rPr>
+      <w:rFonts w:ascii="Times New Roman" w:hAnsi="Times New Roman"/>
+      <w:color w:val="000000"/>
+      <w:sz w:val="24"/>
+    </w:rPr>
     <w:tblPr>
       <w:tblStyleRowBandSize w:val="1"/>
       <w:tblStyleColBandSize w:val="1"/>
@@ -9118,6 +5182,11 @@
     <w:pPr>
       <w:spacing w:after="0" w:line="240" w:lineRule="auto"/>
     </w:pPr>
+    <w:rPr>
+      <w:rFonts w:ascii="Times New Roman" w:hAnsi="Times New Roman"/>
+      <w:color w:val="000000"/>
+      <w:sz w:val="24"/>
+    </w:rPr>
     <w:tblPr>
       <w:tblStyleRowBandSize w:val="1"/>
       <w:tblStyleColBandSize w:val="1"/>
@@ -9184,6 +5253,11 @@
     <w:pPr>
       <w:spacing w:after="0" w:line="240" w:lineRule="auto"/>
     </w:pPr>
+    <w:rPr>
+      <w:rFonts w:ascii="Times New Roman" w:hAnsi="Times New Roman"/>
+      <w:color w:val="000000"/>
+      <w:sz w:val="24"/>
+    </w:rPr>
     <w:tblPr>
       <w:tblStyleRowBandSize w:val="1"/>
       <w:tblStyleColBandSize w:val="1"/>
@@ -9267,6 +5341,11 @@
     <w:pPr>
       <w:spacing w:after="0" w:line="240" w:lineRule="auto"/>
     </w:pPr>
+    <w:rPr>
+      <w:rFonts w:ascii="Times New Roman" w:hAnsi="Times New Roman"/>
+      <w:color w:val="000000"/>
+      <w:sz w:val="24"/>
+    </w:rPr>
     <w:tblPr>
       <w:tblStyleRowBandSize w:val="1"/>
       <w:tblStyleColBandSize w:val="1"/>
@@ -9350,6 +5429,11 @@
     <w:pPr>
       <w:spacing w:after="0" w:line="240" w:lineRule="auto"/>
     </w:pPr>
+    <w:rPr>
+      <w:rFonts w:ascii="Times New Roman" w:hAnsi="Times New Roman"/>
+      <w:color w:val="000000"/>
+      <w:sz w:val="24"/>
+    </w:rPr>
     <w:tblPr>
       <w:tblStyleRowBandSize w:val="1"/>
       <w:tblStyleColBandSize w:val="1"/>
@@ -9433,6 +5517,11 @@
     <w:pPr>
       <w:spacing w:after="0" w:line="240" w:lineRule="auto"/>
     </w:pPr>
+    <w:rPr>
+      <w:rFonts w:ascii="Times New Roman" w:hAnsi="Times New Roman"/>
+      <w:color w:val="000000"/>
+      <w:sz w:val="24"/>
+    </w:rPr>
     <w:tblPr>
       <w:tblStyleRowBandSize w:val="1"/>
       <w:tblStyleColBandSize w:val="1"/>
@@ -9516,6 +5605,11 @@
     <w:pPr>
       <w:spacing w:after="0" w:line="240" w:lineRule="auto"/>
     </w:pPr>
+    <w:rPr>
+      <w:rFonts w:ascii="Times New Roman" w:hAnsi="Times New Roman"/>
+      <w:color w:val="000000"/>
+      <w:sz w:val="24"/>
+    </w:rPr>
     <w:tblPr>
       <w:tblStyleRowBandSize w:val="1"/>
       <w:tblStyleColBandSize w:val="1"/>
@@ -9599,6 +5693,11 @@
     <w:pPr>
       <w:spacing w:after="0" w:line="240" w:lineRule="auto"/>
     </w:pPr>
+    <w:rPr>
+      <w:rFonts w:ascii="Times New Roman" w:hAnsi="Times New Roman"/>
+      <w:color w:val="000000"/>
+      <w:sz w:val="24"/>
+    </w:rPr>
     <w:tblPr>
       <w:tblStyleRowBandSize w:val="1"/>
       <w:tblStyleColBandSize w:val="1"/>
@@ -9682,6 +5781,11 @@
     <w:pPr>
       <w:spacing w:after="0" w:line="240" w:lineRule="auto"/>
     </w:pPr>
+    <w:rPr>
+      <w:rFonts w:ascii="Times New Roman" w:hAnsi="Times New Roman"/>
+      <w:color w:val="000000"/>
+      <w:sz w:val="24"/>
+    </w:rPr>
     <w:tblPr>
       <w:tblStyleRowBandSize w:val="1"/>
       <w:tblStyleColBandSize w:val="1"/>
@@ -9765,6 +5869,11 @@
     <w:pPr>
       <w:spacing w:after="0" w:line="240" w:lineRule="auto"/>
     </w:pPr>
+    <w:rPr>
+      <w:rFonts w:ascii="Times New Roman" w:hAnsi="Times New Roman"/>
+      <w:color w:val="000000"/>
+      <w:sz w:val="24"/>
+    </w:rPr>
     <w:tblPr>
       <w:tblStyleRowBandSize w:val="1"/>
       <w:tblStyleColBandSize w:val="1"/>
@@ -9871,6 +5980,11 @@
     <w:pPr>
       <w:spacing w:after="0" w:line="240" w:lineRule="auto"/>
     </w:pPr>
+    <w:rPr>
+      <w:rFonts w:ascii="Times New Roman" w:hAnsi="Times New Roman"/>
+      <w:color w:val="000000"/>
+      <w:sz w:val="24"/>
+    </w:rPr>
     <w:tblPr>
       <w:tblStyleRowBandSize w:val="1"/>
       <w:tblStyleColBandSize w:val="1"/>
@@ -9977,6 +6091,11 @@
     <w:pPr>
       <w:spacing w:after="0" w:line="240" w:lineRule="auto"/>
     </w:pPr>
+    <w:rPr>
+      <w:rFonts w:ascii="Times New Roman" w:hAnsi="Times New Roman"/>
+      <w:color w:val="000000"/>
+      <w:sz w:val="24"/>
+    </w:rPr>
     <w:tblPr>
       <w:tblStyleRowBandSize w:val="1"/>
       <w:tblStyleColBandSize w:val="1"/>
@@ -10083,6 +6202,11 @@
     <w:pPr>
       <w:spacing w:after="0" w:line="240" w:lineRule="auto"/>
     </w:pPr>
+    <w:rPr>
+      <w:rFonts w:ascii="Times New Roman" w:hAnsi="Times New Roman"/>
+      <w:color w:val="000000"/>
+      <w:sz w:val="24"/>
+    </w:rPr>
     <w:tblPr>
       <w:tblStyleRowBandSize w:val="1"/>
       <w:tblStyleColBandSize w:val="1"/>
@@ -10189,6 +6313,11 @@
     <w:pPr>
       <w:spacing w:after="0" w:line="240" w:lineRule="auto"/>
     </w:pPr>
+    <w:rPr>
+      <w:rFonts w:ascii="Times New Roman" w:hAnsi="Times New Roman"/>
+      <w:color w:val="000000"/>
+      <w:sz w:val="24"/>
+    </w:rPr>
     <w:tblPr>
       <w:tblStyleRowBandSize w:val="1"/>
       <w:tblStyleColBandSize w:val="1"/>
@@ -10295,6 +6424,11 @@
     <w:pPr>
       <w:spacing w:after="0" w:line="240" w:lineRule="auto"/>
     </w:pPr>
+    <w:rPr>
+      <w:rFonts w:ascii="Times New Roman" w:hAnsi="Times New Roman"/>
+      <w:color w:val="000000"/>
+      <w:sz w:val="24"/>
+    </w:rPr>
     <w:tblPr>
       <w:tblStyleRowBandSize w:val="1"/>
       <w:tblStyleColBandSize w:val="1"/>
@@ -10401,6 +6535,11 @@
     <w:pPr>
       <w:spacing w:after="0" w:line="240" w:lineRule="auto"/>
     </w:pPr>
+    <w:rPr>
+      <w:rFonts w:ascii="Times New Roman" w:hAnsi="Times New Roman"/>
+      <w:color w:val="000000"/>
+      <w:sz w:val="24"/>
+    </w:rPr>
     <w:tblPr>
       <w:tblStyleRowBandSize w:val="1"/>
       <w:tblStyleColBandSize w:val="1"/>
@@ -10507,6 +6646,11 @@
     <w:pPr>
       <w:spacing w:after="0" w:line="240" w:lineRule="auto"/>
     </w:pPr>
+    <w:rPr>
+      <w:rFonts w:ascii="Times New Roman" w:hAnsi="Times New Roman"/>
+      <w:color w:val="000000"/>
+      <w:sz w:val="24"/>
+    </w:rPr>
     <w:tblPr>
       <w:tblStyleRowBandSize w:val="1"/>
       <w:tblStyleColBandSize w:val="1"/>
@@ -10591,6 +6735,11 @@
     <w:pPr>
       <w:spacing w:after="0" w:line="240" w:lineRule="auto"/>
     </w:pPr>
+    <w:rPr>
+      <w:rFonts w:ascii="Times New Roman" w:hAnsi="Times New Roman"/>
+      <w:color w:val="000000"/>
+      <w:sz w:val="24"/>
+    </w:rPr>
     <w:tblPr>
       <w:tblStyleRowBandSize w:val="1"/>
       <w:tblStyleColBandSize w:val="1"/>
@@ -10675,6 +6824,11 @@
     <w:pPr>
       <w:spacing w:after="0" w:line="240" w:lineRule="auto"/>
     </w:pPr>
+    <w:rPr>
+      <w:rFonts w:ascii="Times New Roman" w:hAnsi="Times New Roman"/>
+      <w:color w:val="000000"/>
+      <w:sz w:val="24"/>
+    </w:rPr>
     <w:tblPr>
       <w:tblStyleRowBandSize w:val="1"/>
       <w:tblStyleColBandSize w:val="1"/>
@@ -10759,6 +6913,11 @@
     <w:pPr>
       <w:spacing w:after="0" w:line="240" w:lineRule="auto"/>
     </w:pPr>
+    <w:rPr>
+      <w:rFonts w:ascii="Times New Roman" w:hAnsi="Times New Roman"/>
+      <w:color w:val="000000"/>
+      <w:sz w:val="24"/>
+    </w:rPr>
     <w:tblPr>
       <w:tblStyleRowBandSize w:val="1"/>
       <w:tblStyleColBandSize w:val="1"/>
@@ -10843,6 +7002,11 @@
     <w:pPr>
       <w:spacing w:after="0" w:line="240" w:lineRule="auto"/>
     </w:pPr>
+    <w:rPr>
+      <w:rFonts w:ascii="Times New Roman" w:hAnsi="Times New Roman"/>
+      <w:color w:val="000000"/>
+      <w:sz w:val="24"/>
+    </w:rPr>
     <w:tblPr>
       <w:tblStyleRowBandSize w:val="1"/>
       <w:tblStyleColBandSize w:val="1"/>
@@ -10927,6 +7091,11 @@
     <w:pPr>
       <w:spacing w:after="0" w:line="240" w:lineRule="auto"/>
     </w:pPr>
+    <w:rPr>
+      <w:rFonts w:ascii="Times New Roman" w:hAnsi="Times New Roman"/>
+      <w:color w:val="000000"/>
+      <w:sz w:val="24"/>
+    </w:rPr>
     <w:tblPr>
       <w:tblStyleRowBandSize w:val="1"/>
       <w:tblStyleColBandSize w:val="1"/>
@@ -11011,6 +7180,11 @@
     <w:pPr>
       <w:spacing w:after="0" w:line="240" w:lineRule="auto"/>
     </w:pPr>
+    <w:rPr>
+      <w:rFonts w:ascii="Times New Roman" w:hAnsi="Times New Roman"/>
+      <w:color w:val="000000"/>
+      <w:sz w:val="24"/>
+    </w:rPr>
     <w:tblPr>
       <w:tblStyleRowBandSize w:val="1"/>
       <w:tblStyleColBandSize w:val="1"/>
@@ -11095,6 +7269,11 @@
     <w:pPr>
       <w:spacing w:after="0" w:line="240" w:lineRule="auto"/>
     </w:pPr>
+    <w:rPr>
+      <w:rFonts w:ascii="Times New Roman" w:hAnsi="Times New Roman"/>
+      <w:color w:val="000000"/>
+      <w:sz w:val="24"/>
+    </w:rPr>
     <w:tblPr>
       <w:tblStyleRowBandSize w:val="1"/>
       <w:tblStyleColBandSize w:val="1"/>
@@ -11179,6 +7358,11 @@
     <w:pPr>
       <w:spacing w:after="0" w:line="240" w:lineRule="auto"/>
     </w:pPr>
+    <w:rPr>
+      <w:rFonts w:ascii="Times New Roman" w:hAnsi="Times New Roman"/>
+      <w:color w:val="000000"/>
+      <w:sz w:val="24"/>
+    </w:rPr>
     <w:tblPr>
       <w:tblStyleRowBandSize w:val="1"/>
       <w:tblStyleColBandSize w:val="1"/>
@@ -11263,6 +7447,11 @@
     <w:pPr>
       <w:spacing w:after="0" w:line="240" w:lineRule="auto"/>
     </w:pPr>
+    <w:rPr>
+      <w:rFonts w:ascii="Times New Roman" w:hAnsi="Times New Roman"/>
+      <w:color w:val="000000"/>
+      <w:sz w:val="24"/>
+    </w:rPr>
     <w:tblPr>
       <w:tblStyleRowBandSize w:val="1"/>
       <w:tblStyleColBandSize w:val="1"/>
@@ -11347,6 +7536,11 @@
     <w:pPr>
       <w:spacing w:after="0" w:line="240" w:lineRule="auto"/>
     </w:pPr>
+    <w:rPr>
+      <w:rFonts w:ascii="Times New Roman" w:hAnsi="Times New Roman"/>
+      <w:color w:val="000000"/>
+      <w:sz w:val="24"/>
+    </w:rPr>
     <w:tblPr>
       <w:tblStyleRowBandSize w:val="1"/>
       <w:tblStyleColBandSize w:val="1"/>
@@ -11431,6 +7625,11 @@
     <w:pPr>
       <w:spacing w:after="0" w:line="240" w:lineRule="auto"/>
     </w:pPr>
+    <w:rPr>
+      <w:rFonts w:ascii="Times New Roman" w:hAnsi="Times New Roman"/>
+      <w:color w:val="000000"/>
+      <w:sz w:val="24"/>
+    </w:rPr>
     <w:tblPr>
       <w:tblStyleRowBandSize w:val="1"/>
       <w:tblStyleColBandSize w:val="1"/>
@@ -11515,6 +7714,11 @@
     <w:pPr>
       <w:spacing w:after="0" w:line="240" w:lineRule="auto"/>
     </w:pPr>
+    <w:rPr>
+      <w:rFonts w:ascii="Times New Roman" w:hAnsi="Times New Roman"/>
+      <w:color w:val="000000"/>
+      <w:sz w:val="24"/>
+    </w:rPr>
     <w:tblPr>
       <w:tblStyleRowBandSize w:val="1"/>
       <w:tblStyleColBandSize w:val="1"/>
@@ -11599,6 +7803,11 @@
     <w:pPr>
       <w:spacing w:after="0" w:line="240" w:lineRule="auto"/>
     </w:pPr>
+    <w:rPr>
+      <w:rFonts w:ascii="Times New Roman" w:hAnsi="Times New Roman"/>
+      <w:color w:val="000000"/>
+      <w:sz w:val="24"/>
+    </w:rPr>
     <w:tblPr>
       <w:tblStyleRowBandSize w:val="1"/>
       <w:tblStyleColBandSize w:val="1"/>
@@ -11683,6 +7892,11 @@
     <w:pPr>
       <w:spacing w:after="0" w:line="240" w:lineRule="auto"/>
     </w:pPr>
+    <w:rPr>
+      <w:rFonts w:ascii="Times New Roman" w:hAnsi="Times New Roman"/>
+      <w:color w:val="000000"/>
+      <w:sz w:val="24"/>
+    </w:rPr>
     <w:tblPr>
       <w:tblStyleRowBandSize w:val="1"/>
       <w:tblStyleColBandSize w:val="1"/>
@@ -11757,6 +7971,11 @@
     <w:pPr>
       <w:spacing w:after="0" w:line="240" w:lineRule="auto"/>
     </w:pPr>
+    <w:rPr>
+      <w:rFonts w:ascii="Times New Roman" w:hAnsi="Times New Roman"/>
+      <w:color w:val="000000"/>
+      <w:sz w:val="24"/>
+    </w:rPr>
     <w:tblPr>
       <w:tblStyleRowBandSize w:val="1"/>
       <w:tblStyleColBandSize w:val="1"/>
@@ -11831,6 +8050,11 @@
     <w:pPr>
       <w:spacing w:after="0" w:line="240" w:lineRule="auto"/>
     </w:pPr>
+    <w:rPr>
+      <w:rFonts w:ascii="Times New Roman" w:hAnsi="Times New Roman"/>
+      <w:color w:val="000000"/>
+      <w:sz w:val="24"/>
+    </w:rPr>
     <w:tblPr>
       <w:tblStyleRowBandSize w:val="1"/>
       <w:tblStyleColBandSize w:val="1"/>
@@ -11905,6 +8129,11 @@
     <w:pPr>
       <w:spacing w:after="0" w:line="240" w:lineRule="auto"/>
     </w:pPr>
+    <w:rPr>
+      <w:rFonts w:ascii="Times New Roman" w:hAnsi="Times New Roman"/>
+      <w:color w:val="000000"/>
+      <w:sz w:val="24"/>
+    </w:rPr>
     <w:tblPr>
       <w:tblStyleRowBandSize w:val="1"/>
       <w:tblStyleColBandSize w:val="1"/>
@@ -11979,6 +8208,11 @@
     <w:pPr>
       <w:spacing w:after="0" w:line="240" w:lineRule="auto"/>
     </w:pPr>
+    <w:rPr>
+      <w:rFonts w:ascii="Times New Roman" w:hAnsi="Times New Roman"/>
+      <w:color w:val="000000"/>
+      <w:sz w:val="24"/>
+    </w:rPr>
     <w:tblPr>
       <w:tblStyleRowBandSize w:val="1"/>
       <w:tblStyleColBandSize w:val="1"/>
@@ -12053,6 +8287,11 @@
     <w:pPr>
       <w:spacing w:after="0" w:line="240" w:lineRule="auto"/>
     </w:pPr>
+    <w:rPr>
+      <w:rFonts w:ascii="Times New Roman" w:hAnsi="Times New Roman"/>
+      <w:color w:val="000000"/>
+      <w:sz w:val="24"/>
+    </w:rPr>
     <w:tblPr>
       <w:tblStyleRowBandSize w:val="1"/>
       <w:tblStyleColBandSize w:val="1"/>
@@ -12127,6 +8366,11 @@
     <w:pPr>
       <w:spacing w:after="0" w:line="240" w:lineRule="auto"/>
     </w:pPr>
+    <w:rPr>
+      <w:rFonts w:ascii="Times New Roman" w:hAnsi="Times New Roman"/>
+      <w:color w:val="000000"/>
+      <w:sz w:val="24"/>
+    </w:rPr>
     <w:tblPr>
       <w:tblStyleRowBandSize w:val="1"/>
       <w:tblStyleColBandSize w:val="1"/>
@@ -12201,6 +8445,11 @@
     <w:pPr>
       <w:spacing w:after="0" w:line="240" w:lineRule="auto"/>
     </w:pPr>
+    <w:rPr>
+      <w:rFonts w:ascii="Times New Roman" w:hAnsi="Times New Roman"/>
+      <w:color w:val="000000"/>
+      <w:sz w:val="24"/>
+    </w:rPr>
     <w:tblPr>
       <w:tblStyleRowBandSize w:val="1"/>
       <w:tblStyleColBandSize w:val="1"/>
@@ -12318,6 +8567,11 @@
     <w:pPr>
       <w:spacing w:after="0" w:line="240" w:lineRule="auto"/>
     </w:pPr>
+    <w:rPr>
+      <w:rFonts w:ascii="Times New Roman" w:hAnsi="Times New Roman"/>
+      <w:color w:val="000000"/>
+      <w:sz w:val="24"/>
+    </w:rPr>
     <w:tblPr>
       <w:tblStyleRowBandSize w:val="1"/>
       <w:tblStyleColBandSize w:val="1"/>
@@ -12435,6 +8689,11 @@
     <w:pPr>
       <w:spacing w:after="0" w:line="240" w:lineRule="auto"/>
     </w:pPr>
+    <w:rPr>
+      <w:rFonts w:ascii="Times New Roman" w:hAnsi="Times New Roman"/>
+      <w:color w:val="000000"/>
+      <w:sz w:val="24"/>
+    </w:rPr>
     <w:tblPr>
       <w:tblStyleRowBandSize w:val="1"/>
       <w:tblStyleColBandSize w:val="1"/>
@@ -12552,6 +8811,11 @@
     <w:pPr>
       <w:spacing w:after="0" w:line="240" w:lineRule="auto"/>
     </w:pPr>
+    <w:rPr>
+      <w:rFonts w:ascii="Times New Roman" w:hAnsi="Times New Roman"/>
+      <w:color w:val="000000"/>
+      <w:sz w:val="24"/>
+    </w:rPr>
     <w:tblPr>
       <w:tblStyleRowBandSize w:val="1"/>
       <w:tblStyleColBandSize w:val="1"/>
@@ -12669,6 +8933,11 @@
     <w:pPr>
       <w:spacing w:after="0" w:line="240" w:lineRule="auto"/>
     </w:pPr>
+    <w:rPr>
+      <w:rFonts w:ascii="Times New Roman" w:hAnsi="Times New Roman"/>
+      <w:color w:val="000000"/>
+      <w:sz w:val="24"/>
+    </w:rPr>
     <w:tblPr>
       <w:tblStyleRowBandSize w:val="1"/>
       <w:tblStyleColBandSize w:val="1"/>
@@ -12786,6 +9055,11 @@
     <w:pPr>
       <w:spacing w:after="0" w:line="240" w:lineRule="auto"/>
     </w:pPr>
+    <w:rPr>
+      <w:rFonts w:ascii="Times New Roman" w:hAnsi="Times New Roman"/>
+      <w:color w:val="000000"/>
+      <w:sz w:val="24"/>
+    </w:rPr>
     <w:tblPr>
       <w:tblStyleRowBandSize w:val="1"/>
       <w:tblStyleColBandSize w:val="1"/>
@@ -12903,6 +9177,11 @@
     <w:pPr>
       <w:spacing w:after="0" w:line="240" w:lineRule="auto"/>
     </w:pPr>
+    <w:rPr>
+      <w:rFonts w:ascii="Times New Roman" w:hAnsi="Times New Roman"/>
+      <w:color w:val="000000"/>
+      <w:sz w:val="24"/>
+    </w:rPr>
     <w:tblPr>
       <w:tblStyleRowBandSize w:val="1"/>
       <w:tblStyleColBandSize w:val="1"/>
@@ -13020,6 +9299,11 @@
     <w:pPr>
       <w:spacing w:after="0" w:line="240" w:lineRule="auto"/>
     </w:pPr>
+    <w:rPr>
+      <w:rFonts w:ascii="Times New Roman" w:hAnsi="Times New Roman"/>
+      <w:color w:val="000000"/>
+      <w:sz w:val="24"/>
+    </w:rPr>
     <w:tblPr>
       <w:tblStyleRowBandSize w:val="1"/>
       <w:tblStyleColBandSize w:val="1"/>
@@ -13086,6 +9370,11 @@
     <w:pPr>
       <w:spacing w:after="0" w:line="240" w:lineRule="auto"/>
     </w:pPr>
+    <w:rPr>
+      <w:rFonts w:ascii="Times New Roman" w:hAnsi="Times New Roman"/>
+      <w:color w:val="000000"/>
+      <w:sz w:val="24"/>
+    </w:rPr>
     <w:tblPr>
       <w:tblStyleRowBandSize w:val="1"/>
       <w:tblStyleColBandSize w:val="1"/>
@@ -13152,6 +9441,11 @@
     <w:pPr>
       <w:spacing w:after="0" w:line="240" w:lineRule="auto"/>
     </w:pPr>
+    <w:rPr>
+      <w:rFonts w:ascii="Times New Roman" w:hAnsi="Times New Roman"/>
+      <w:color w:val="000000"/>
+      <w:sz w:val="24"/>
+    </w:rPr>
     <w:tblPr>
       <w:tblStyleRowBandSize w:val="1"/>
       <w:tblStyleColBandSize w:val="1"/>
@@ -13218,6 +9512,11 @@
     <w:pPr>
       <w:spacing w:after="0" w:line="240" w:lineRule="auto"/>
     </w:pPr>
+    <w:rPr>
+      <w:rFonts w:ascii="Times New Roman" w:hAnsi="Times New Roman"/>
+      <w:color w:val="000000"/>
+      <w:sz w:val="24"/>
+    </w:rPr>
     <w:tblPr>
       <w:tblStyleRowBandSize w:val="1"/>
       <w:tblStyleColBandSize w:val="1"/>
@@ -13284,6 +9583,11 @@
     <w:pPr>
       <w:spacing w:after="0" w:line="240" w:lineRule="auto"/>
     </w:pPr>
+    <w:rPr>
+      <w:rFonts w:ascii="Times New Roman" w:hAnsi="Times New Roman"/>
+      <w:color w:val="000000"/>
+      <w:sz w:val="24"/>
+    </w:rPr>
     <w:tblPr>
       <w:tblStyleRowBandSize w:val="1"/>
       <w:tblStyleColBandSize w:val="1"/>
@@ -13350,6 +9654,11 @@
     <w:pPr>
       <w:spacing w:after="0" w:line="240" w:lineRule="auto"/>
     </w:pPr>
+    <w:rPr>
+      <w:rFonts w:ascii="Times New Roman" w:hAnsi="Times New Roman"/>
+      <w:color w:val="000000"/>
+      <w:sz w:val="24"/>
+    </w:rPr>
     <w:tblPr>
       <w:tblStyleRowBandSize w:val="1"/>
       <w:tblStyleColBandSize w:val="1"/>
@@ -13416,6 +9725,11 @@
     <w:pPr>
       <w:spacing w:after="0" w:line="240" w:lineRule="auto"/>
     </w:pPr>
+    <w:rPr>
+      <w:rFonts w:ascii="Times New Roman" w:hAnsi="Times New Roman"/>
+      <w:color w:val="000000"/>
+      <w:sz w:val="24"/>
+    </w:rPr>
     <w:tblPr>
       <w:tblStyleRowBandSize w:val="1"/>
       <w:tblStyleColBandSize w:val="1"/>
@@ -13482,6 +9796,11 @@
     <w:pPr>
       <w:spacing w:after="0" w:line="240" w:lineRule="auto"/>
     </w:pPr>
+    <w:rPr>
+      <w:rFonts w:ascii="Times New Roman" w:hAnsi="Times New Roman"/>
+      <w:color w:val="000000"/>
+      <w:sz w:val="24"/>
+    </w:rPr>
     <w:tblPr>
       <w:tblStyleRowBandSize w:val="1"/>
       <w:tblStyleColBandSize w:val="1"/>
@@ -13571,6 +9890,11 @@
     <w:pPr>
       <w:spacing w:after="0" w:line="240" w:lineRule="auto"/>
     </w:pPr>
+    <w:rPr>
+      <w:rFonts w:ascii="Times New Roman" w:hAnsi="Times New Roman"/>
+      <w:color w:val="000000"/>
+      <w:sz w:val="24"/>
+    </w:rPr>
     <w:tblPr>
       <w:tblStyleRowBandSize w:val="1"/>
       <w:tblStyleColBandSize w:val="1"/>
@@ -13660,6 +9984,11 @@
     <w:pPr>
       <w:spacing w:after="0" w:line="240" w:lineRule="auto"/>
     </w:pPr>
+    <w:rPr>
+      <w:rFonts w:ascii="Times New Roman" w:hAnsi="Times New Roman"/>
+      <w:color w:val="000000"/>
+      <w:sz w:val="24"/>
+    </w:rPr>
     <w:tblPr>
       <w:tblStyleRowBandSize w:val="1"/>
       <w:tblStyleColBandSize w:val="1"/>
@@ -13749,6 +10078,11 @@
     <w:pPr>
       <w:spacing w:after="0" w:line="240" w:lineRule="auto"/>
     </w:pPr>
+    <w:rPr>
+      <w:rFonts w:ascii="Times New Roman" w:hAnsi="Times New Roman"/>
+      <w:color w:val="000000"/>
+      <w:sz w:val="24"/>
+    </w:rPr>
     <w:tblPr>
       <w:tblStyleRowBandSize w:val="1"/>
       <w:tblStyleColBandSize w:val="1"/>
@@ -13838,6 +10172,11 @@
     <w:pPr>
       <w:spacing w:after="0" w:line="240" w:lineRule="auto"/>
     </w:pPr>
+    <w:rPr>
+      <w:rFonts w:ascii="Times New Roman" w:hAnsi="Times New Roman"/>
+      <w:color w:val="000000"/>
+      <w:sz w:val="24"/>
+    </w:rPr>
     <w:tblPr>
       <w:tblStyleRowBandSize w:val="1"/>
       <w:tblStyleColBandSize w:val="1"/>
@@ -13927,6 +10266,11 @@
     <w:pPr>
       <w:spacing w:after="0" w:line="240" w:lineRule="auto"/>
     </w:pPr>
+    <w:rPr>
+      <w:rFonts w:ascii="Times New Roman" w:hAnsi="Times New Roman"/>
+      <w:color w:val="000000"/>
+      <w:sz w:val="24"/>
+    </w:rPr>
     <w:tblPr>
       <w:tblStyleRowBandSize w:val="1"/>
       <w:tblStyleColBandSize w:val="1"/>
@@ -14016,6 +10360,11 @@
     <w:pPr>
       <w:spacing w:after="0" w:line="240" w:lineRule="auto"/>
     </w:pPr>
+    <w:rPr>
+      <w:rFonts w:ascii="Times New Roman" w:hAnsi="Times New Roman"/>
+      <w:color w:val="000000"/>
+      <w:sz w:val="24"/>
+    </w:rPr>
     <w:tblPr>
       <w:tblStyleRowBandSize w:val="1"/>
       <w:tblStyleColBandSize w:val="1"/>
@@ -14105,6 +10454,11 @@
     <w:pPr>
       <w:spacing w:after="0" w:line="240" w:lineRule="auto"/>
     </w:pPr>
+    <w:rPr>
+      <w:rFonts w:ascii="Times New Roman" w:hAnsi="Times New Roman"/>
+      <w:color w:val="000000"/>
+      <w:sz w:val="24"/>
+    </w:rPr>
     <w:tblPr>
       <w:tblStyleRowBandSize w:val="1"/>
       <w:tblStyleColBandSize w:val="1"/>
@@ -14181,6 +10535,11 @@
     <w:pPr>
       <w:spacing w:after="0" w:line="240" w:lineRule="auto"/>
     </w:pPr>
+    <w:rPr>
+      <w:rFonts w:ascii="Times New Roman" w:hAnsi="Times New Roman"/>
+      <w:color w:val="000000"/>
+      <w:sz w:val="24"/>
+    </w:rPr>
     <w:tblPr>
       <w:tblStyleRowBandSize w:val="1"/>
       <w:tblStyleColBandSize w:val="1"/>
@@ -14257,6 +10616,11 @@
     <w:pPr>
       <w:spacing w:after="0" w:line="240" w:lineRule="auto"/>
     </w:pPr>
+    <w:rPr>
+      <w:rFonts w:ascii="Times New Roman" w:hAnsi="Times New Roman"/>
+      <w:color w:val="000000"/>
+      <w:sz w:val="24"/>
+    </w:rPr>
     <w:tblPr>
       <w:tblStyleRowBandSize w:val="1"/>
       <w:tblStyleColBandSize w:val="1"/>
@@ -14333,6 +10697,11 @@
     <w:pPr>
       <w:spacing w:after="0" w:line="240" w:lineRule="auto"/>
     </w:pPr>
+    <w:rPr>
+      <w:rFonts w:ascii="Times New Roman" w:hAnsi="Times New Roman"/>
+      <w:color w:val="000000"/>
+      <w:sz w:val="24"/>
+    </w:rPr>
     <w:tblPr>
       <w:tblStyleRowBandSize w:val="1"/>
       <w:tblStyleColBandSize w:val="1"/>
@@ -14409,6 +10778,11 @@
     <w:pPr>
       <w:spacing w:after="0" w:line="240" w:lineRule="auto"/>
     </w:pPr>
+    <w:rPr>
+      <w:rFonts w:ascii="Times New Roman" w:hAnsi="Times New Roman"/>
+      <w:color w:val="000000"/>
+      <w:sz w:val="24"/>
+    </w:rPr>
     <w:tblPr>
       <w:tblStyleRowBandSize w:val="1"/>
       <w:tblStyleColBandSize w:val="1"/>
@@ -14485,6 +10859,11 @@
     <w:pPr>
       <w:spacing w:after="0" w:line="240" w:lineRule="auto"/>
     </w:pPr>
+    <w:rPr>
+      <w:rFonts w:ascii="Times New Roman" w:hAnsi="Times New Roman"/>
+      <w:color w:val="000000"/>
+      <w:sz w:val="24"/>
+    </w:rPr>
     <w:tblPr>
       <w:tblStyleRowBandSize w:val="1"/>
       <w:tblStyleColBandSize w:val="1"/>
@@ -14561,6 +10940,11 @@
     <w:pPr>
       <w:spacing w:after="0" w:line="240" w:lineRule="auto"/>
     </w:pPr>
+    <w:rPr>
+      <w:rFonts w:ascii="Times New Roman" w:hAnsi="Times New Roman"/>
+      <w:color w:val="000000"/>
+      <w:sz w:val="24"/>
+    </w:rPr>
     <w:tblPr>
       <w:tblStyleRowBandSize w:val="1"/>
       <w:tblStyleColBandSize w:val="1"/>
@@ -14637,6 +11021,11 @@
     <w:pPr>
       <w:spacing w:after="0" w:line="240" w:lineRule="auto"/>
     </w:pPr>
+    <w:rPr>
+      <w:rFonts w:ascii="Times New Roman" w:hAnsi="Times New Roman"/>
+      <w:color w:val="000000"/>
+      <w:sz w:val="24"/>
+    </w:rPr>
     <w:tblPr>
       <w:tblStyleRowBandSize w:val="1"/>
       <w:tblStyleColBandSize w:val="1"/>
@@ -14708,6 +11097,11 @@
     <w:pPr>
       <w:spacing w:after="0" w:line="240" w:lineRule="auto"/>
     </w:pPr>
+    <w:rPr>
+      <w:rFonts w:ascii="Times New Roman" w:hAnsi="Times New Roman"/>
+      <w:color w:val="000000"/>
+      <w:sz w:val="24"/>
+    </w:rPr>
     <w:tblPr>
       <w:tblStyleRowBandSize w:val="1"/>
       <w:tblStyleColBandSize w:val="1"/>
@@ -14779,6 +11173,11 @@
     <w:pPr>
       <w:spacing w:after="0" w:line="240" w:lineRule="auto"/>
     </w:pPr>
+    <w:rPr>
+      <w:rFonts w:ascii="Times New Roman" w:hAnsi="Times New Roman"/>
+      <w:color w:val="000000"/>
+      <w:sz w:val="24"/>
+    </w:rPr>
     <w:tblPr>
       <w:tblStyleRowBandSize w:val="1"/>
       <w:tblStyleColBandSize w:val="1"/>
@@ -14850,6 +11249,11 @@
     <w:pPr>
       <w:spacing w:after="0" w:line="240" w:lineRule="auto"/>
     </w:pPr>
+    <w:rPr>
+      <w:rFonts w:ascii="Times New Roman" w:hAnsi="Times New Roman"/>
+      <w:color w:val="000000"/>
+      <w:sz w:val="24"/>
+    </w:rPr>
     <w:tblPr>
       <w:tblStyleRowBandSize w:val="1"/>
       <w:tblStyleColBandSize w:val="1"/>
@@ -14921,6 +11325,11 @@
     <w:pPr>
       <w:spacing w:after="0" w:line="240" w:lineRule="auto"/>
     </w:pPr>
+    <w:rPr>
+      <w:rFonts w:ascii="Times New Roman" w:hAnsi="Times New Roman"/>
+      <w:color w:val="000000"/>
+      <w:sz w:val="24"/>
+    </w:rPr>
     <w:tblPr>
       <w:tblStyleRowBandSize w:val="1"/>
       <w:tblStyleColBandSize w:val="1"/>
@@ -14992,6 +11401,11 @@
     <w:pPr>
       <w:spacing w:after="0" w:line="240" w:lineRule="auto"/>
     </w:pPr>
+    <w:rPr>
+      <w:rFonts w:ascii="Times New Roman" w:hAnsi="Times New Roman"/>
+      <w:color w:val="000000"/>
+      <w:sz w:val="24"/>
+    </w:rPr>
     <w:tblPr>
       <w:tblStyleRowBandSize w:val="1"/>
       <w:tblStyleColBandSize w:val="1"/>
@@ -15063,6 +11477,11 @@
     <w:pPr>
       <w:spacing w:after="0" w:line="240" w:lineRule="auto"/>
     </w:pPr>
+    <w:rPr>
+      <w:rFonts w:ascii="Times New Roman" w:hAnsi="Times New Roman"/>
+      <w:color w:val="000000"/>
+      <w:sz w:val="24"/>
+    </w:rPr>
     <w:tblPr>
       <w:tblStyleRowBandSize w:val="1"/>
       <w:tblStyleColBandSize w:val="1"/>
@@ -15134,6 +11553,11 @@
     <w:pPr>
       <w:spacing w:after="0" w:line="240" w:lineRule="auto"/>
     </w:pPr>
+    <w:rPr>
+      <w:rFonts w:ascii="Times New Roman" w:hAnsi="Times New Roman"/>
+      <w:color w:val="000000"/>
+      <w:sz w:val="24"/>
+    </w:rPr>
     <w:tblPr>
       <w:tblStyleRowBandSize w:val="1"/>
       <w:tblStyleColBandSize w:val="1"/>
@@ -15240,6 +11664,11 @@
     <w:pPr>
       <w:spacing w:after="0" w:line="240" w:lineRule="auto"/>
     </w:pPr>
+    <w:rPr>
+      <w:rFonts w:ascii="Times New Roman" w:hAnsi="Times New Roman"/>
+      <w:color w:val="000000"/>
+      <w:sz w:val="24"/>
+    </w:rPr>
     <w:tblPr>
       <w:tblStyleRowBandSize w:val="1"/>
       <w:tblStyleColBandSize w:val="1"/>
@@ -15346,6 +11775,11 @@
     <w:pPr>
       <w:spacing w:after="0" w:line="240" w:lineRule="auto"/>
     </w:pPr>
+    <w:rPr>
+      <w:rFonts w:ascii="Times New Roman" w:hAnsi="Times New Roman"/>
+      <w:color w:val="000000"/>
+      <w:sz w:val="24"/>
+    </w:rPr>
     <w:tblPr>
       <w:tblStyleRowBandSize w:val="1"/>
       <w:tblStyleColBandSize w:val="1"/>
@@ -15452,6 +11886,11 @@
     <w:pPr>
       <w:spacing w:after="0" w:line="240" w:lineRule="auto"/>
     </w:pPr>
+    <w:rPr>
+      <w:rFonts w:ascii="Times New Roman" w:hAnsi="Times New Roman"/>
+      <w:color w:val="000000"/>
+      <w:sz w:val="24"/>
+    </w:rPr>
     <w:tblPr>
       <w:tblStyleRowBandSize w:val="1"/>
       <w:tblStyleColBandSize w:val="1"/>
@@ -15558,6 +11997,11 @@
     <w:pPr>
       <w:spacing w:after="0" w:line="240" w:lineRule="auto"/>
     </w:pPr>
+    <w:rPr>
+      <w:rFonts w:ascii="Times New Roman" w:hAnsi="Times New Roman"/>
+      <w:color w:val="000000"/>
+      <w:sz w:val="24"/>
+    </w:rPr>
     <w:tblPr>
       <w:tblStyleRowBandSize w:val="1"/>
       <w:tblStyleColBandSize w:val="1"/>
@@ -15664,6 +12108,11 @@
     <w:pPr>
       <w:spacing w:after="0" w:line="240" w:lineRule="auto"/>
     </w:pPr>
+    <w:rPr>
+      <w:rFonts w:ascii="Times New Roman" w:hAnsi="Times New Roman"/>
+      <w:color w:val="000000"/>
+      <w:sz w:val="24"/>
+    </w:rPr>
     <w:tblPr>
       <w:tblStyleRowBandSize w:val="1"/>
       <w:tblStyleColBandSize w:val="1"/>
@@ -15770,6 +12219,11 @@
     <w:pPr>
       <w:spacing w:after="0" w:line="240" w:lineRule="auto"/>
     </w:pPr>
+    <w:rPr>
+      <w:rFonts w:ascii="Times New Roman" w:hAnsi="Times New Roman"/>
+      <w:color w:val="000000"/>
+      <w:sz w:val="24"/>
+    </w:rPr>
     <w:tblPr>
       <w:tblStyleRowBandSize w:val="1"/>
       <w:tblStyleColBandSize w:val="1"/>
@@ -15876,6 +12330,11 @@
     <w:pPr>
       <w:spacing w:after="0" w:line="240" w:lineRule="auto"/>
     </w:pPr>
+    <w:rPr>
+      <w:rFonts w:ascii="Times New Roman" w:hAnsi="Times New Roman"/>
+      <w:color w:val="000000"/>
+      <w:sz w:val="24"/>
+    </w:rPr>
     <w:tblPr>
       <w:tblStyleRowBandSize w:val="1"/>
       <w:tblStyleColBandSize w:val="1"/>
@@ -15952,6 +12411,11 @@
     <w:pPr>
       <w:spacing w:after="0" w:line="240" w:lineRule="auto"/>
     </w:pPr>
+    <w:rPr>
+      <w:rFonts w:ascii="Times New Roman" w:hAnsi="Times New Roman"/>
+      <w:color w:val="000000"/>
+      <w:sz w:val="24"/>
+    </w:rPr>
     <w:tblPr>
       <w:tblStyleRowBandSize w:val="1"/>
       <w:tblStyleColBandSize w:val="1"/>
@@ -16028,6 +12492,11 @@
     <w:pPr>
       <w:spacing w:after="0" w:line="240" w:lineRule="auto"/>
     </w:pPr>
+    <w:rPr>
+      <w:rFonts w:ascii="Times New Roman" w:hAnsi="Times New Roman"/>
+      <w:color w:val="000000"/>
+      <w:sz w:val="24"/>
+    </w:rPr>
     <w:tblPr>
       <w:tblStyleRowBandSize w:val="1"/>
       <w:tblStyleColBandSize w:val="1"/>
@@ -16104,6 +12573,11 @@
     <w:pPr>
       <w:spacing w:after="0" w:line="240" w:lineRule="auto"/>
     </w:pPr>
+    <w:rPr>
+      <w:rFonts w:ascii="Times New Roman" w:hAnsi="Times New Roman"/>
+      <w:color w:val="000000"/>
+      <w:sz w:val="24"/>
+    </w:rPr>
     <w:tblPr>
       <w:tblStyleRowBandSize w:val="1"/>
       <w:tblStyleColBandSize w:val="1"/>
@@ -16180,6 +12654,11 @@
     <w:pPr>
       <w:spacing w:after="0" w:line="240" w:lineRule="auto"/>
     </w:pPr>
+    <w:rPr>
+      <w:rFonts w:ascii="Times New Roman" w:hAnsi="Times New Roman"/>
+      <w:color w:val="000000"/>
+      <w:sz w:val="24"/>
+    </w:rPr>
     <w:tblPr>
       <w:tblStyleRowBandSize w:val="1"/>
       <w:tblStyleColBandSize w:val="1"/>
@@ -16256,6 +12735,11 @@
     <w:pPr>
       <w:spacing w:after="0" w:line="240" w:lineRule="auto"/>
     </w:pPr>
+    <w:rPr>
+      <w:rFonts w:ascii="Times New Roman" w:hAnsi="Times New Roman"/>
+      <w:color w:val="000000"/>
+      <w:sz w:val="24"/>
+    </w:rPr>
     <w:tblPr>
       <w:tblStyleRowBandSize w:val="1"/>
       <w:tblStyleColBandSize w:val="1"/>
@@ -16332,6 +12816,11 @@
     <w:pPr>
       <w:spacing w:after="0" w:line="240" w:lineRule="auto"/>
     </w:pPr>
+    <w:rPr>
+      <w:rFonts w:ascii="Times New Roman" w:hAnsi="Times New Roman"/>
+      <w:color w:val="000000"/>
+      <w:sz w:val="24"/>
+    </w:rPr>
     <w:tblPr>
       <w:tblStyleRowBandSize w:val="1"/>
       <w:tblStyleColBandSize w:val="1"/>
@@ -16408,6 +12897,11 @@
     <w:pPr>
       <w:spacing w:after="0" w:line="240" w:lineRule="auto"/>
     </w:pPr>
+    <w:rPr>
+      <w:rFonts w:ascii="Times New Roman" w:hAnsi="Times New Roman"/>
+      <w:color w:val="000000"/>
+      <w:sz w:val="24"/>
+    </w:rPr>
     <w:tblPr>
       <w:tblStyleRowBandSize w:val="1"/>
       <w:tblStyleColBandSize w:val="1"/>
@@ -16522,6 +13016,11 @@
     <w:pPr>
       <w:spacing w:after="0" w:line="240" w:lineRule="auto"/>
     </w:pPr>
+    <w:rPr>
+      <w:rFonts w:ascii="Times New Roman" w:hAnsi="Times New Roman"/>
+      <w:color w:val="000000"/>
+      <w:sz w:val="24"/>
+    </w:rPr>
     <w:tblPr>
       <w:tblStyleRowBandSize w:val="1"/>
       <w:tblStyleColBandSize w:val="1"/>
@@ -16636,6 +13135,11 @@
     <w:pPr>
       <w:spacing w:after="0" w:line="240" w:lineRule="auto"/>
     </w:pPr>
+    <w:rPr>
+      <w:rFonts w:ascii="Times New Roman" w:hAnsi="Times New Roman"/>
+      <w:color w:val="000000"/>
+      <w:sz w:val="24"/>
+    </w:rPr>
     <w:tblPr>
       <w:tblStyleRowBandSize w:val="1"/>
       <w:tblStyleColBandSize w:val="1"/>
@@ -16750,6 +13254,11 @@
     <w:pPr>
       <w:spacing w:after="0" w:line="240" w:lineRule="auto"/>
     </w:pPr>
+    <w:rPr>
+      <w:rFonts w:ascii="Times New Roman" w:hAnsi="Times New Roman"/>
+      <w:color w:val="000000"/>
+      <w:sz w:val="24"/>
+    </w:rPr>
     <w:tblPr>
       <w:tblStyleRowBandSize w:val="1"/>
       <w:tblStyleColBandSize w:val="1"/>
@@ -16864,6 +13373,11 @@
     <w:pPr>
       <w:spacing w:after="0" w:line="240" w:lineRule="auto"/>
     </w:pPr>
+    <w:rPr>
+      <w:rFonts w:ascii="Times New Roman" w:hAnsi="Times New Roman"/>
+      <w:color w:val="000000"/>
+      <w:sz w:val="24"/>
+    </w:rPr>
     <w:tblPr>
       <w:tblStyleRowBandSize w:val="1"/>
       <w:tblStyleColBandSize w:val="1"/>
@@ -16978,6 +13492,11 @@
     <w:pPr>
       <w:spacing w:after="0" w:line="240" w:lineRule="auto"/>
     </w:pPr>
+    <w:rPr>
+      <w:rFonts w:ascii="Times New Roman" w:hAnsi="Times New Roman"/>
+      <w:color w:val="000000"/>
+      <w:sz w:val="24"/>
+    </w:rPr>
     <w:tblPr>
       <w:tblStyleRowBandSize w:val="1"/>
       <w:tblStyleColBandSize w:val="1"/>
@@ -17092,6 +13611,11 @@
     <w:pPr>
       <w:spacing w:after="0" w:line="240" w:lineRule="auto"/>
     </w:pPr>
+    <w:rPr>
+      <w:rFonts w:ascii="Times New Roman" w:hAnsi="Times New Roman"/>
+      <w:color w:val="000000"/>
+      <w:sz w:val="24"/>
+    </w:rPr>
     <w:tblPr>
       <w:tblStyleRowBandSize w:val="1"/>
       <w:tblStyleColBandSize w:val="1"/>
@@ -17207,8 +13731,9 @@
       <w:spacing w:after="0" w:line="240" w:lineRule="auto"/>
     </w:pPr>
     <w:rPr>
-      <w:color w:val="404040"/>
-      <w:sz w:val="20"/>
+      <w:rFonts w:ascii="Times New Roman" w:hAnsi="Times New Roman"/>
+      <w:color w:val="000000"/>
+      <w:sz w:val="24"/>
       <w:szCs w:val="20"/>
       <w:lang w:eastAsia="ru-RU"/>
     </w:rPr>
@@ -17305,8 +13830,9 @@
       <w:spacing w:after="0" w:line="240" w:lineRule="auto"/>
     </w:pPr>
     <w:rPr>
-      <w:color w:val="404040"/>
-      <w:sz w:val="20"/>
+      <w:rFonts w:ascii="Times New Roman" w:hAnsi="Times New Roman"/>
+      <w:color w:val="000000"/>
+      <w:sz w:val="24"/>
       <w:szCs w:val="20"/>
       <w:lang w:eastAsia="ru-RU"/>
     </w:rPr>
@@ -17403,8 +13929,9 @@
       <w:spacing w:after="0" w:line="240" w:lineRule="auto"/>
     </w:pPr>
     <w:rPr>
-      <w:color w:val="404040"/>
-      <w:sz w:val="20"/>
+      <w:rFonts w:ascii="Times New Roman" w:hAnsi="Times New Roman"/>
+      <w:color w:val="000000"/>
+      <w:sz w:val="24"/>
       <w:szCs w:val="20"/>
       <w:lang w:eastAsia="ru-RU"/>
     </w:rPr>
@@ -17501,8 +14028,9 @@
       <w:spacing w:after="0" w:line="240" w:lineRule="auto"/>
     </w:pPr>
     <w:rPr>
-      <w:color w:val="404040"/>
-      <w:sz w:val="20"/>
+      <w:rFonts w:ascii="Times New Roman" w:hAnsi="Times New Roman"/>
+      <w:color w:val="000000"/>
+      <w:sz w:val="24"/>
       <w:szCs w:val="20"/>
       <w:lang w:eastAsia="ru-RU"/>
     </w:rPr>
@@ -17599,8 +14127,9 @@
       <w:spacing w:after="0" w:line="240" w:lineRule="auto"/>
     </w:pPr>
     <w:rPr>
-      <w:color w:val="404040"/>
-      <w:sz w:val="20"/>
+      <w:rFonts w:ascii="Times New Roman" w:hAnsi="Times New Roman"/>
+      <w:color w:val="000000"/>
+      <w:sz w:val="24"/>
       <w:szCs w:val="20"/>
       <w:lang w:eastAsia="ru-RU"/>
     </w:rPr>
@@ -17697,8 +14226,9 @@
       <w:spacing w:after="0" w:line="240" w:lineRule="auto"/>
     </w:pPr>
     <w:rPr>
-      <w:color w:val="404040"/>
-      <w:sz w:val="20"/>
+      <w:rFonts w:ascii="Times New Roman" w:hAnsi="Times New Roman"/>
+      <w:color w:val="000000"/>
+      <w:sz w:val="24"/>
       <w:szCs w:val="20"/>
       <w:lang w:eastAsia="ru-RU"/>
     </w:rPr>
@@ -17795,8 +14325,9 @@
       <w:spacing w:after="0" w:line="240" w:lineRule="auto"/>
     </w:pPr>
     <w:rPr>
-      <w:color w:val="404040"/>
-      <w:sz w:val="20"/>
+      <w:rFonts w:ascii="Times New Roman" w:hAnsi="Times New Roman"/>
+      <w:color w:val="000000"/>
+      <w:sz w:val="24"/>
       <w:szCs w:val="20"/>
       <w:lang w:eastAsia="ru-RU"/>
     </w:rPr>
@@ -17893,8 +14424,9 @@
       <w:spacing w:after="0" w:line="240" w:lineRule="auto"/>
     </w:pPr>
     <w:rPr>
-      <w:color w:val="404040"/>
-      <w:sz w:val="20"/>
+      <w:rFonts w:ascii="Times New Roman" w:hAnsi="Times New Roman"/>
+      <w:color w:val="000000"/>
+      <w:sz w:val="24"/>
       <w:szCs w:val="20"/>
       <w:lang w:eastAsia="ru-RU"/>
     </w:rPr>
@@ -17999,8 +14531,9 @@
       <w:spacing w:after="0" w:line="240" w:lineRule="auto"/>
     </w:pPr>
     <w:rPr>
-      <w:color w:val="404040"/>
-      <w:sz w:val="20"/>
+      <w:rFonts w:ascii="Times New Roman" w:hAnsi="Times New Roman"/>
+      <w:color w:val="000000"/>
+      <w:sz w:val="24"/>
       <w:szCs w:val="20"/>
       <w:lang w:eastAsia="ru-RU"/>
     </w:rPr>
@@ -18105,8 +14638,9 @@
       <w:spacing w:after="0" w:line="240" w:lineRule="auto"/>
     </w:pPr>
     <w:rPr>
-      <w:color w:val="404040"/>
-      <w:sz w:val="20"/>
+      <w:rFonts w:ascii="Times New Roman" w:hAnsi="Times New Roman"/>
+      <w:color w:val="000000"/>
+      <w:sz w:val="24"/>
       <w:szCs w:val="20"/>
       <w:lang w:eastAsia="ru-RU"/>
     </w:rPr>
@@ -18211,8 +14745,9 @@
       <w:spacing w:after="0" w:line="240" w:lineRule="auto"/>
     </w:pPr>
     <w:rPr>
-      <w:color w:val="404040"/>
-      <w:sz w:val="20"/>
+      <w:rFonts w:ascii="Times New Roman" w:hAnsi="Times New Roman"/>
+      <w:color w:val="000000"/>
+      <w:sz w:val="24"/>
       <w:szCs w:val="20"/>
       <w:lang w:eastAsia="ru-RU"/>
     </w:rPr>
@@ -18317,8 +14852,9 @@
       <w:spacing w:after="0" w:line="240" w:lineRule="auto"/>
     </w:pPr>
     <w:rPr>
-      <w:color w:val="404040"/>
-      <w:sz w:val="20"/>
+      <w:rFonts w:ascii="Times New Roman" w:hAnsi="Times New Roman"/>
+      <w:color w:val="000000"/>
+      <w:sz w:val="24"/>
       <w:szCs w:val="20"/>
       <w:lang w:eastAsia="ru-RU"/>
     </w:rPr>
@@ -18423,8 +14959,9 @@
       <w:spacing w:after="0" w:line="240" w:lineRule="auto"/>
     </w:pPr>
     <w:rPr>
-      <w:color w:val="404040"/>
-      <w:sz w:val="20"/>
+      <w:rFonts w:ascii="Times New Roman" w:hAnsi="Times New Roman"/>
+      <w:color w:val="000000"/>
+      <w:sz w:val="24"/>
       <w:szCs w:val="20"/>
       <w:lang w:eastAsia="ru-RU"/>
     </w:rPr>
@@ -18529,8 +15066,9 @@
       <w:spacing w:after="0" w:line="240" w:lineRule="auto"/>
     </w:pPr>
     <w:rPr>
-      <w:color w:val="404040"/>
-      <w:sz w:val="20"/>
+      <w:rFonts w:ascii="Times New Roman" w:hAnsi="Times New Roman"/>
+      <w:color w:val="000000"/>
+      <w:sz w:val="24"/>
       <w:szCs w:val="20"/>
       <w:lang w:eastAsia="ru-RU"/>
     </w:rPr>
@@ -18634,6 +15172,11 @@
     <w:pPr>
       <w:spacing w:after="0" w:line="240" w:lineRule="auto"/>
     </w:pPr>
+    <w:rPr>
+      <w:rFonts w:ascii="Times New Roman" w:hAnsi="Times New Roman"/>
+      <w:color w:val="000000"/>
+      <w:sz w:val="24"/>
+    </w:rPr>
     <w:tblPr>
       <w:tblStyleRowBandSize w:val="1"/>
       <w:tblStyleColBandSize w:val="1"/>
@@ -18716,6 +15259,11 @@
     <w:pPr>
       <w:spacing w:after="0" w:line="240" w:lineRule="auto"/>
     </w:pPr>
+    <w:rPr>
+      <w:rFonts w:ascii="Times New Roman" w:hAnsi="Times New Roman"/>
+      <w:color w:val="000000"/>
+      <w:sz w:val="24"/>
+    </w:rPr>
     <w:tblPr>
       <w:tblStyleRowBandSize w:val="1"/>
       <w:tblStyleColBandSize w:val="1"/>
@@ -18798,6 +15346,11 @@
     <w:pPr>
       <w:spacing w:after="0" w:line="240" w:lineRule="auto"/>
     </w:pPr>
+    <w:rPr>
+      <w:rFonts w:ascii="Times New Roman" w:hAnsi="Times New Roman"/>
+      <w:color w:val="000000"/>
+      <w:sz w:val="24"/>
+    </w:rPr>
     <w:tblPr>
       <w:tblStyleRowBandSize w:val="1"/>
       <w:tblStyleColBandSize w:val="1"/>
@@ -18880,6 +15433,11 @@
     <w:pPr>
       <w:spacing w:after="0" w:line="240" w:lineRule="auto"/>
     </w:pPr>
+    <w:rPr>
+      <w:rFonts w:ascii="Times New Roman" w:hAnsi="Times New Roman"/>
+      <w:color w:val="000000"/>
+      <w:sz w:val="24"/>
+    </w:rPr>
     <w:tblPr>
       <w:tblStyleRowBandSize w:val="1"/>
       <w:tblStyleColBandSize w:val="1"/>
@@ -18962,6 +15520,11 @@
     <w:pPr>
       <w:spacing w:after="0" w:line="240" w:lineRule="auto"/>
     </w:pPr>
+    <w:rPr>
+      <w:rFonts w:ascii="Times New Roman" w:hAnsi="Times New Roman"/>
+      <w:color w:val="000000"/>
+      <w:sz w:val="24"/>
+    </w:rPr>
     <w:tblPr>
       <w:tblStyleRowBandSize w:val="1"/>
       <w:tblStyleColBandSize w:val="1"/>
@@ -19044,6 +15607,11 @@
     <w:pPr>
       <w:spacing w:after="0" w:line="240" w:lineRule="auto"/>
     </w:pPr>
+    <w:rPr>
+      <w:rFonts w:ascii="Times New Roman" w:hAnsi="Times New Roman"/>
+      <w:color w:val="000000"/>
+      <w:sz w:val="24"/>
+    </w:rPr>
     <w:tblPr>
       <w:tblStyleRowBandSize w:val="1"/>
       <w:tblStyleColBandSize w:val="1"/>
@@ -19126,6 +15694,11 @@
     <w:pPr>
       <w:spacing w:after="0" w:line="240" w:lineRule="auto"/>
     </w:pPr>
+    <w:rPr>
+      <w:rFonts w:ascii="Times New Roman" w:hAnsi="Times New Roman"/>
+      <w:color w:val="000000"/>
+      <w:sz w:val="24"/>
+    </w:rPr>
     <w:tblPr>
       <w:tblStyleRowBandSize w:val="1"/>
       <w:tblStyleColBandSize w:val="1"/>
@@ -19206,7 +15779,9 @@
     <w:uiPriority w:val="99"/>
     <w:unhideWhenUsed/>
     <w:rPr>
-      <w:color w:val="0563C1" w:themeColor="hyperlink"/>
+      <w:rFonts w:ascii="Times New Roman" w:hAnsi="Times New Roman"/>
+      <w:color w:val="000000"/>
+      <w:sz w:val="24"/>
       <w:u w:val="single"/>
     </w:rPr>
   </w:style>
@@ -19221,7 +15796,9 @@
       <w:spacing w:after="40" w:line="240" w:lineRule="auto"/>
     </w:pPr>
     <w:rPr>
-      <w:sz w:val="18"/>
+      <w:rFonts w:ascii="Times New Roman" w:hAnsi="Times New Roman"/>
+      <w:color w:val="000000"/>
+      <w:sz w:val="24"/>
     </w:rPr>
   </w:style>
   <w:style w:type="character" w:customStyle="1" w:styleId="af3">
@@ -19229,7 +15806,9 @@
     <w:link w:val="af2"/>
     <w:uiPriority w:val="99"/>
     <w:rPr>
-      <w:sz w:val="18"/>
+      <w:rFonts w:ascii="Times New Roman" w:hAnsi="Times New Roman"/>
+      <w:color w:val="000000"/>
+      <w:sz w:val="24"/>
     </w:rPr>
   </w:style>
   <w:style w:type="character" w:styleId="af4">
@@ -19238,6 +15817,9 @@
     <w:uiPriority w:val="99"/>
     <w:unhideWhenUsed/>
     <w:rPr>
+      <w:rFonts w:ascii="Times New Roman" w:hAnsi="Times New Roman"/>
+      <w:color w:val="000000"/>
+      <w:sz w:val="24"/>
       <w:vertAlign w:val="superscript"/>
     </w:rPr>
   </w:style>
@@ -19252,7 +15834,9 @@
       <w:spacing w:after="0" w:line="240" w:lineRule="auto"/>
     </w:pPr>
     <w:rPr>
-      <w:sz w:val="20"/>
+      <w:rFonts w:ascii="Times New Roman" w:hAnsi="Times New Roman"/>
+      <w:color w:val="000000"/>
+      <w:sz w:val="24"/>
     </w:rPr>
   </w:style>
   <w:style w:type="character" w:customStyle="1" w:styleId="af6">
@@ -19260,7 +15844,9 @@
     <w:link w:val="af5"/>
     <w:uiPriority w:val="99"/>
     <w:rPr>
-      <w:sz w:val="20"/>
+      <w:rFonts w:ascii="Times New Roman" w:hAnsi="Times New Roman"/>
+      <w:color w:val="000000"/>
+      <w:sz w:val="24"/>
     </w:rPr>
   </w:style>
   <w:style w:type="character" w:styleId="af7">
@@ -19270,6 +15856,9 @@
     <w:semiHidden/>
     <w:unhideWhenUsed/>
     <w:rPr>
+      <w:rFonts w:ascii="Times New Roman" w:hAnsi="Times New Roman"/>
+      <w:color w:val="000000"/>
+      <w:sz w:val="24"/>
       <w:vertAlign w:val="superscript"/>
     </w:rPr>
   </w:style>
@@ -19282,6 +15871,11 @@
     <w:pPr>
       <w:spacing w:after="57"/>
     </w:pPr>
+    <w:rPr>
+      <w:rFonts w:ascii="Times New Roman" w:hAnsi="Times New Roman"/>
+      <w:color w:val="000000"/>
+      <w:sz w:val="24"/>
+    </w:rPr>
   </w:style>
   <w:style w:type="paragraph" w:styleId="24">
     <w:name w:val="toc 2"/>
@@ -19293,6 +15887,11 @@
       <w:spacing w:after="57"/>
       <w:ind w:left="283"/>
     </w:pPr>
+    <w:rPr>
+      <w:rFonts w:ascii="Times New Roman" w:hAnsi="Times New Roman"/>
+      <w:color w:val="000000"/>
+      <w:sz w:val="24"/>
+    </w:rPr>
   </w:style>
   <w:style w:type="paragraph" w:styleId="32">
     <w:name w:val="toc 3"/>
@@ -19304,6 +15903,11 @@
       <w:spacing w:after="57"/>
       <w:ind w:left="567"/>
     </w:pPr>
+    <w:rPr>
+      <w:rFonts w:ascii="Times New Roman" w:hAnsi="Times New Roman"/>
+      <w:color w:val="000000"/>
+      <w:sz w:val="24"/>
+    </w:rPr>
   </w:style>
   <w:style w:type="paragraph" w:styleId="42">
     <w:name w:val="toc 4"/>
@@ -19315,6 +15919,11 @@
       <w:spacing w:after="57"/>
       <w:ind w:left="850"/>
     </w:pPr>
+    <w:rPr>
+      <w:rFonts w:ascii="Times New Roman" w:hAnsi="Times New Roman"/>
+      <w:color w:val="000000"/>
+      <w:sz w:val="24"/>
+    </w:rPr>
   </w:style>
   <w:style w:type="paragraph" w:styleId="52">
     <w:name w:val="toc 5"/>
@@ -19326,6 +15935,11 @@
       <w:spacing w:after="57"/>
       <w:ind w:left="1134"/>
     </w:pPr>
+    <w:rPr>
+      <w:rFonts w:ascii="Times New Roman" w:hAnsi="Times New Roman"/>
+      <w:color w:val="000000"/>
+      <w:sz w:val="24"/>
+    </w:rPr>
   </w:style>
   <w:style w:type="paragraph" w:styleId="61">
     <w:name w:val="toc 6"/>
@@ -19337,6 +15951,11 @@
       <w:spacing w:after="57"/>
       <w:ind w:left="1417"/>
     </w:pPr>
+    <w:rPr>
+      <w:rFonts w:ascii="Times New Roman" w:hAnsi="Times New Roman"/>
+      <w:color w:val="000000"/>
+      <w:sz w:val="24"/>
+    </w:rPr>
   </w:style>
   <w:style w:type="paragraph" w:styleId="71">
     <w:name w:val="toc 7"/>
@@ -19348,6 +15967,11 @@
       <w:spacing w:after="57"/>
       <w:ind w:left="1701"/>
     </w:pPr>
+    <w:rPr>
+      <w:rFonts w:ascii="Times New Roman" w:hAnsi="Times New Roman"/>
+      <w:color w:val="000000"/>
+      <w:sz w:val="24"/>
+    </w:rPr>
   </w:style>
   <w:style w:type="paragraph" w:styleId="81">
     <w:name w:val="toc 8"/>
@@ -19359,6 +15983,11 @@
       <w:spacing w:after="57"/>
       <w:ind w:left="1984"/>
     </w:pPr>
+    <w:rPr>
+      <w:rFonts w:ascii="Times New Roman" w:hAnsi="Times New Roman"/>
+      <w:color w:val="000000"/>
+      <w:sz w:val="24"/>
+    </w:rPr>
   </w:style>
   <w:style w:type="paragraph" w:styleId="91">
     <w:name w:val="toc 9"/>
@@ -19370,11 +15999,21 @@
       <w:spacing w:after="57"/>
       <w:ind w:left="2268"/>
     </w:pPr>
+    <w:rPr>
+      <w:rFonts w:ascii="Times New Roman" w:hAnsi="Times New Roman"/>
+      <w:color w:val="000000"/>
+      <w:sz w:val="24"/>
+    </w:rPr>
   </w:style>
   <w:style w:type="paragraph" w:styleId="af8">
     <w:name w:val="TOC Heading"/>
     <w:uiPriority w:val="39"/>
     <w:unhideWhenUsed/>
+    <w:rPr>
+      <w:rFonts w:ascii="Times New Roman" w:hAnsi="Times New Roman"/>
+      <w:color w:val="000000"/>
+      <w:sz w:val="24"/>
+    </w:rPr>
   </w:style>
   <w:style w:type="paragraph" w:styleId="af9">
     <w:name w:val="table of figures"/>
@@ -19385,6 +16024,11 @@
     <w:pPr>
       <w:spacing w:after="0"/>
     </w:pPr>
+    <w:rPr>
+      <w:rFonts w:ascii="Times New Roman" w:hAnsi="Times New Roman"/>
+      <w:color w:val="000000"/>
+      <w:sz w:val="24"/>
+    </w:rPr>
   </w:style>
   <w:style w:type="paragraph" w:styleId="afa">
     <w:name w:val="Body Text"/>
@@ -19396,7 +16040,8 @@
       <w:spacing w:after="120" w:line="240" w:lineRule="auto"/>
     </w:pPr>
     <w:rPr>
-      <w:rFonts w:ascii="Times New Roman" w:eastAsia="Times New Roman" w:hAnsi="Times New Roman"/>
+      <w:rFonts w:eastAsia="Times New Roman" w:ascii="Times New Roman" w:hAnsi="Times New Roman"/>
+      <w:color w:val="000000"/>
       <w:sz w:val="24"/>
       <w:szCs w:val="24"/>
       <w:lang w:eastAsia="ru-RU"/>
@@ -19409,6 +16054,7 @@
     <w:uiPriority w:val="99"/>
     <w:rPr>
       <w:rFonts w:ascii="Times New Roman" w:eastAsia="Times New Roman" w:hAnsi="Times New Roman" w:cs="Times New Roman"/>
+      <w:color w:val="000000"/>
       <w:sz w:val="24"/>
       <w:szCs w:val="24"/>
       <w:lang w:eastAsia="ru-RU"/>
@@ -19426,7 +16072,8 @@
     </w:pPr>
     <w:rPr>
       <w:rFonts w:ascii="Times New Roman" w:hAnsi="Times New Roman"/>
-      <w:sz w:val="28"/>
+      <w:color w:val="000000"/>
+      <w:sz w:val="24"/>
       <w:szCs w:val="28"/>
     </w:rPr>
   </w:style>
@@ -19437,7 +16084,8 @@
     <w:rsid w:val="00FF22EB"/>
     <w:rPr>
       <w:rFonts w:ascii="Times New Roman" w:eastAsia="Calibri" w:hAnsi="Times New Roman" w:cs="Times New Roman"/>
-      <w:sz w:val="28"/>
+      <w:color w:val="000000"/>
+      <w:sz w:val="24"/>
       <w:szCs w:val="28"/>
     </w:rPr>
   </w:style>
@@ -19451,7 +16099,9 @@
       <w:spacing w:before="180" w:after="180"/>
     </w:pPr>
     <w:rPr>
-      <w:rFonts w:asciiTheme="minorHAnsi" w:eastAsiaTheme="minorHAnsi" w:hAnsiTheme="minorHAnsi" w:cstheme="minorBidi"/>
+      <w:rFonts w:asciiTheme="minorHAnsi" w:eastAsiaTheme="minorHAnsi" w:hAnsiTheme="minorHAnsi" w:cstheme="minorBidi" w:ascii="Times New Roman" w:hAnsi="Times New Roman"/>
+      <w:color w:val="000000"/>
+      <w:sz w:val="24"/>
       <w:lang w:val="en-US" w:eastAsia="en-US"/>
     </w:rPr>
   </w:style>
@@ -19464,7 +16114,9 @@
       <w:spacing w:before="36" w:after="36"/>
     </w:pPr>
     <w:rPr>
-      <w:rFonts w:asciiTheme="minorHAnsi" w:eastAsiaTheme="minorHAnsi" w:hAnsiTheme="minorHAnsi" w:cstheme="minorBidi"/>
+      <w:rFonts w:asciiTheme="minorHAnsi" w:eastAsiaTheme="minorHAnsi" w:hAnsiTheme="minorHAnsi" w:cstheme="minorBidi" w:ascii="Times New Roman" w:hAnsi="Times New Roman"/>
+      <w:color w:val="000000"/>
+      <w:sz w:val="24"/>
       <w:lang w:val="en-US" w:eastAsia="en-US"/>
     </w:rPr>
   </w:style>
@@ -19478,6 +16130,8 @@
       <w:spacing w:after="200" w:line="240" w:lineRule="auto"/>
     </w:pPr>
     <w:rPr>
+      <w:rFonts w:ascii="Times New Roman" w:hAnsi="Times New Roman"/>
+      <w:color w:val="000000"/>
       <w:sz w:val="24"/>
       <w:szCs w:val="24"/>
       <w:lang w:val="en-US" w:eastAsia="ru-RU"/>
@@ -19505,6 +16159,20 @@
         <w:vAlign w:val="bottom"/>
       </w:tcPr>
     </w:tblStylePr>
+  </w:style>
+  <w:style w:type="paragraph" w:customStyle="1" w:styleId="PIDISBullet">
+    <w:name w:val="PIDIS Bullet"/>
+    <w:pPr>
+      <w:numPr>
+        <w:numId w:val="1"/>
+      </w:numPr>
+      <w:spacing w:after="60"/>
+    </w:pPr>
+    <w:rPr>
+      <w:rFonts w:ascii="Times New Roman" w:hAnsi="Times New Roman"/>
+      <w:color w:val="000000"/>
+      <w:sz w:val="24"/>
+    </w:rPr>
   </w:style>
 </w:styles>
 </file>
